--- a/output/15_北塩原村第10期_交付金の獲得状況と優先順位.docx
+++ b/output/15_北塩原村第10期_交付金の獲得状況と優先順位.docx
@@ -416,7 +416,7 @@
                 <w:sz w:val="17"/>
                 <w:szCs w:val="17"/>
               </w:rPr>
-              <w:t xml:space="preserve">10項目 56点</w:t>
+              <w:t xml:space="preserve">11項目 62点</w:t>
             </w:r>
           </w:p>
         </w:tc>
@@ -444,7 +444,7 @@
                 <w:sz w:val="17"/>
                 <w:szCs w:val="17"/>
               </w:rPr>
-              <w:t xml:space="preserve">取得すると 503点。県平均・全国平均を上回る</w:t>
+              <w:t xml:space="preserve">取得すると 509点。県平均・全国平均を上回る</w:t>
             </w:r>
           </w:p>
         </w:tc>
@@ -530,7 +530,7 @@
                 <w:sz w:val="17"/>
                 <w:szCs w:val="17"/>
               </w:rPr>
-              <w:t xml:space="preserve">あわせて 512点</w:t>
+              <w:t xml:space="preserve">あわせて 518点</w:t>
             </w:r>
           </w:p>
         </w:tc>
@@ -588,7 +588,7 @@
                 <w:sz w:val="17"/>
                 <w:szCs w:val="17"/>
               </w:rPr>
-              <w:t xml:space="preserve">16項目 45点</w:t>
+              <w:t xml:space="preserve">15項目 39点</w:t>
             </w:r>
           </w:p>
         </w:tc>
@@ -5918,7 +5918,7 @@
                 <w:sz w:val="17"/>
                 <w:szCs w:val="17"/>
               </w:rPr>
-              <w:t xml:space="preserve">10項目</w:t>
+              <w:t xml:space="preserve">11項目</w:t>
             </w:r>
           </w:p>
         </w:tc>
@@ -5947,7 +5947,7 @@
                 <w:sz w:val="17"/>
                 <w:szCs w:val="17"/>
               </w:rPr>
-              <w:t xml:space="preserve">56点</w:t>
+              <w:t xml:space="preserve">62点</w:t>
             </w:r>
           </w:p>
         </w:tc>
@@ -6206,7 +6206,7 @@
                 <w:sz w:val="17"/>
                 <w:szCs w:val="17"/>
               </w:rPr>
-              <w:t xml:space="preserve">16項目</w:t>
+              <w:t xml:space="preserve">15項目</w:t>
             </w:r>
           </w:p>
         </w:tc>
@@ -6235,7 +6235,7 @@
                 <w:sz w:val="17"/>
                 <w:szCs w:val="17"/>
               </w:rPr>
-              <w:t xml:space="preserve">45点</w:t>
+              <w:t xml:space="preserve">39点</w:t>
             </w:r>
           </w:p>
         </w:tc>
@@ -7706,7 +7706,7 @@
                 <w:sz w:val="16"/>
                 <w:szCs w:val="16"/>
               </w:rPr>
-              <w:t xml:space="preserve">支援Ⅱ</w:t>
+              <w:t xml:space="preserve">推進Ⅲ</w:t>
             </w:r>
           </w:p>
         </w:tc>
@@ -7734,7 +7734,7 @@
                 <w:sz w:val="16"/>
                 <w:szCs w:val="16"/>
               </w:rPr>
-              <w:t xml:space="preserve">3 / 難聴高齢者の早期発見・早期介入 / ア</w:t>
+              <w:t xml:space="preserve">1 / 介護人材の確保・定着の取組状況 / エ</w:t>
             </w:r>
           </w:p>
         </w:tc>
@@ -7763,7 +7763,7 @@
                 <w:sz w:val="16"/>
                 <w:szCs w:val="16"/>
               </w:rPr>
-              <w:t xml:space="preserve">5点</w:t>
+              <w:t xml:space="preserve">6点</w:t>
             </w:r>
           </w:p>
         </w:tc>
@@ -7792,7 +7792,7 @@
                 <w:sz w:val="16"/>
                 <w:szCs w:val="16"/>
               </w:rPr>
-              <w:t xml:space="preserve">5</w:t>
+              <w:t xml:space="preserve">6</w:t>
             </w:r>
           </w:p>
         </w:tc>
@@ -7821,7 +7821,7 @@
                 <w:sz w:val="16"/>
                 <w:szCs w:val="16"/>
               </w:rPr>
-              <w:t xml:space="preserve">47／59</w:t>
+              <w:t xml:space="preserve">27／59</w:t>
             </w:r>
           </w:p>
         </w:tc>
@@ -7935,7 +7935,7 @@
                 <w:sz w:val="16"/>
                 <w:szCs w:val="16"/>
               </w:rPr>
-              <w:t xml:space="preserve">3 / 難聴高齢者の早期発見・早期介入 / イ</w:t>
+              <w:t xml:space="preserve">3 / 難聴高齢者の早期発見・早期介入 / ア</w:t>
             </w:r>
           </w:p>
         </w:tc>
@@ -8022,7 +8022,7 @@
                 <w:sz w:val="16"/>
                 <w:szCs w:val="16"/>
               </w:rPr>
-              <w:t xml:space="preserve">45／59</w:t>
+              <w:t xml:space="preserve">47／59</w:t>
             </w:r>
           </w:p>
         </w:tc>
@@ -8108,7 +8108,7 @@
                 <w:sz w:val="16"/>
                 <w:szCs w:val="16"/>
               </w:rPr>
-              <w:t xml:space="preserve">支援Ⅲ</w:t>
+              <w:t xml:space="preserve">支援Ⅱ</w:t>
             </w:r>
           </w:p>
         </w:tc>
@@ -8136,7 +8136,7 @@
                 <w:sz w:val="16"/>
                 <w:szCs w:val="16"/>
               </w:rPr>
-              <w:t xml:space="preserve">1 / 在宅医療・介護連携に関する課題・対応策の検討 / ア</w:t>
+              <w:t xml:space="preserve">3 / 難聴高齢者の早期発見・早期介入 / イ</w:t>
             </w:r>
           </w:p>
         </w:tc>
@@ -8223,7 +8223,7 @@
                 <w:sz w:val="16"/>
                 <w:szCs w:val="16"/>
               </w:rPr>
-              <w:t xml:space="preserve">29／59</w:t>
+              <w:t xml:space="preserve">45／59</w:t>
             </w:r>
           </w:p>
         </w:tc>
@@ -8337,7 +8337,7 @@
                 <w:sz w:val="16"/>
                 <w:szCs w:val="16"/>
               </w:rPr>
-              <w:t xml:space="preserve">1 / 在宅医療・介護連携に関する課題・対応策の検討 / エ</w:t>
+              <w:t xml:space="preserve">1 / 在宅医療・介護連携に関する課題・対応策の検討 / ア</w:t>
             </w:r>
           </w:p>
         </w:tc>
@@ -8424,7 +8424,7 @@
                 <w:sz w:val="16"/>
                 <w:szCs w:val="16"/>
               </w:rPr>
-              <w:t xml:space="preserve">24／59</w:t>
+              <w:t xml:space="preserve">29／59</w:t>
             </w:r>
           </w:p>
         </w:tc>
@@ -8433,7 +8433,7 @@
         <w:tc>
           <w:tcPr>
             <w:tcW w:type="dxa" w:w="468"/>
-            <w:shd w:fill="E8F2E8" w:val="clear"/>
+            <w:shd w:fill="FFF2CC" w:val="clear"/>
             <w:tcMar>
               <w:top w:type="dxa" w:w="60"/>
               <w:left w:type="dxa" w:w="80"/>
@@ -8458,6 +8458,179 @@
             </w:r>
           </w:p>
         </w:tc>
+        <w:tc>
+          <w:tcPr>
+            <w:tcW w:type="dxa" w:w="468"/>
+            <w:shd w:fill="FFF2CC" w:val="clear"/>
+            <w:tcMar>
+              <w:top w:type="dxa" w:w="60"/>
+              <w:left w:type="dxa" w:w="80"/>
+              <w:bottom w:type="dxa" w:w="60"/>
+              <w:right w:type="dxa" w:w="80"/>
+            </w:tcMar>
+          </w:tcPr>
+          <w:p>
+            <w:pPr>
+              <w:spacing w:after="0" w:line="240" w:lineRule="exact"/>
+            </w:pPr>
+            <w:r>
+              <w:rPr>
+                <w:rFonts w:ascii="游ゴシック" w:cs="游ゴシック" w:eastAsia="游ゴシック" w:hAnsi="游ゴシック"/>
+                <w:b w:val="false"/>
+                <w:bCs w:val="false"/>
+                <w:color w:val="000000"/>
+                <w:sz w:val="16"/>
+                <w:szCs w:val="16"/>
+              </w:rPr>
+              <w:t xml:space="preserve">Ａ</w:t>
+            </w:r>
+          </w:p>
+        </w:tc>
+        <w:tc>
+          <w:tcPr>
+            <w:tcW w:type="dxa" w:w="936"/>
+            <w:shd w:fill="FFF2CC" w:val="clear"/>
+            <w:tcMar>
+              <w:top w:type="dxa" w:w="60"/>
+              <w:left w:type="dxa" w:w="80"/>
+              <w:bottom w:type="dxa" w:w="60"/>
+              <w:right w:type="dxa" w:w="80"/>
+            </w:tcMar>
+          </w:tcPr>
+          <w:p>
+            <w:pPr>
+              <w:spacing w:after="0" w:line="240" w:lineRule="exact"/>
+            </w:pPr>
+            <w:r>
+              <w:rPr>
+                <w:rFonts w:ascii="游ゴシック" w:cs="游ゴシック" w:eastAsia="游ゴシック" w:hAnsi="游ゴシック"/>
+                <w:b w:val="false"/>
+                <w:bCs w:val="false"/>
+                <w:color w:val="000000"/>
+                <w:sz w:val="16"/>
+                <w:szCs w:val="16"/>
+              </w:rPr>
+              <w:t xml:space="preserve">支援Ⅲ</w:t>
+            </w:r>
+          </w:p>
+        </w:tc>
+        <w:tc>
+          <w:tcPr>
+            <w:tcW w:type="dxa" w:w="4680"/>
+            <w:shd w:fill="FFF2CC" w:val="clear"/>
+            <w:tcMar>
+              <w:top w:type="dxa" w:w="60"/>
+              <w:left w:type="dxa" w:w="80"/>
+              <w:bottom w:type="dxa" w:w="60"/>
+              <w:right w:type="dxa" w:w="80"/>
+            </w:tcMar>
+          </w:tcPr>
+          <w:p>
+            <w:pPr>
+              <w:spacing w:after="0" w:line="240" w:lineRule="exact"/>
+            </w:pPr>
+            <w:r>
+              <w:rPr>
+                <w:rFonts w:ascii="游ゴシック" w:cs="游ゴシック" w:eastAsia="游ゴシック" w:hAnsi="游ゴシック"/>
+                <w:b w:val="false"/>
+                <w:bCs w:val="false"/>
+                <w:color w:val="000000"/>
+                <w:sz w:val="16"/>
+                <w:szCs w:val="16"/>
+              </w:rPr>
+              <w:t xml:space="preserve">1 / 在宅医療・介護連携に関する課題・対応策の検討 / エ</w:t>
+            </w:r>
+          </w:p>
+        </w:tc>
+        <w:tc>
+          <w:tcPr>
+            <w:tcW w:type="dxa" w:w="749"/>
+            <w:shd w:fill="FFF2CC" w:val="clear"/>
+            <w:tcMar>
+              <w:top w:type="dxa" w:w="60"/>
+              <w:left w:type="dxa" w:w="80"/>
+              <w:bottom w:type="dxa" w:w="60"/>
+              <w:right w:type="dxa" w:w="80"/>
+            </w:tcMar>
+          </w:tcPr>
+          <w:p>
+            <w:pPr>
+              <w:spacing w:after="0" w:line="240" w:lineRule="exact"/>
+              <w:jc w:val="right"/>
+            </w:pPr>
+            <w:r>
+              <w:rPr>
+                <w:rFonts w:ascii="游ゴシック" w:cs="游ゴシック" w:eastAsia="游ゴシック" w:hAnsi="游ゴシック"/>
+                <w:b w:val="false"/>
+                <w:bCs w:val="false"/>
+                <w:color w:val="000000"/>
+                <w:sz w:val="16"/>
+                <w:szCs w:val="16"/>
+              </w:rPr>
+              <w:t xml:space="preserve">5点</w:t>
+            </w:r>
+          </w:p>
+        </w:tc>
+        <w:tc>
+          <w:tcPr>
+            <w:tcW w:type="dxa" w:w="749"/>
+            <w:shd w:fill="FFF2CC" w:val="clear"/>
+            <w:tcMar>
+              <w:top w:type="dxa" w:w="60"/>
+              <w:left w:type="dxa" w:w="80"/>
+              <w:bottom w:type="dxa" w:w="60"/>
+              <w:right w:type="dxa" w:w="80"/>
+            </w:tcMar>
+          </w:tcPr>
+          <w:p>
+            <w:pPr>
+              <w:spacing w:after="0" w:line="240" w:lineRule="exact"/>
+              <w:jc w:val="right"/>
+            </w:pPr>
+            <w:r>
+              <w:rPr>
+                <w:rFonts w:ascii="游ゴシック" w:cs="游ゴシック" w:eastAsia="游ゴシック" w:hAnsi="游ゴシック"/>
+                <w:b w:val="false"/>
+                <w:bCs w:val="false"/>
+                <w:color w:val="000000"/>
+                <w:sz w:val="16"/>
+                <w:szCs w:val="16"/>
+              </w:rPr>
+              <w:t xml:space="preserve">5</w:t>
+            </w:r>
+          </w:p>
+        </w:tc>
+        <w:tc>
+          <w:tcPr>
+            <w:tcW w:type="dxa" w:w="1310"/>
+            <w:shd w:fill="FFF2CC" w:val="clear"/>
+            <w:tcMar>
+              <w:top w:type="dxa" w:w="60"/>
+              <w:left w:type="dxa" w:w="80"/>
+              <w:bottom w:type="dxa" w:w="60"/>
+              <w:right w:type="dxa" w:w="80"/>
+            </w:tcMar>
+          </w:tcPr>
+          <w:p>
+            <w:pPr>
+              <w:spacing w:after="0" w:line="240" w:lineRule="exact"/>
+              <w:jc w:val="right"/>
+            </w:pPr>
+            <w:r>
+              <w:rPr>
+                <w:rFonts w:ascii="游ゴシック" w:cs="游ゴシック" w:eastAsia="游ゴシック" w:hAnsi="游ゴシック"/>
+                <w:b w:val="false"/>
+                <w:bCs w:val="false"/>
+                <w:color w:val="000000"/>
+                <w:sz w:val="16"/>
+                <w:szCs w:val="16"/>
+              </w:rPr>
+              <w:t xml:space="preserve">24／59</w:t>
+            </w:r>
+          </w:p>
+        </w:tc>
+      </w:tr>
+      <w:tr>
         <w:tc>
           <w:tcPr>
             <w:tcW w:type="dxa" w:w="468"/>
@@ -8482,6 +8655,34 @@
                 <w:sz w:val="16"/>
                 <w:szCs w:val="16"/>
               </w:rPr>
+              <w:t xml:space="preserve">10</w:t>
+            </w:r>
+          </w:p>
+        </w:tc>
+        <w:tc>
+          <w:tcPr>
+            <w:tcW w:type="dxa" w:w="468"/>
+            <w:shd w:fill="E8F2E8" w:val="clear"/>
+            <w:tcMar>
+              <w:top w:type="dxa" w:w="60"/>
+              <w:left w:type="dxa" w:w="80"/>
+              <w:bottom w:type="dxa" w:w="60"/>
+              <w:right w:type="dxa" w:w="80"/>
+            </w:tcMar>
+          </w:tcPr>
+          <w:p>
+            <w:pPr>
+              <w:spacing w:after="0" w:line="240" w:lineRule="exact"/>
+            </w:pPr>
+            <w:r>
+              <w:rPr>
+                <w:rFonts w:ascii="游ゴシック" w:cs="游ゴシック" w:eastAsia="游ゴシック" w:hAnsi="游ゴシック"/>
+                <w:b w:val="false"/>
+                <w:bCs w:val="false"/>
+                <w:color w:val="000000"/>
+                <w:sz w:val="16"/>
+                <w:szCs w:val="16"/>
+              </w:rPr>
               <w:t xml:space="preserve">Ｂ</w:t>
             </w:r>
           </w:p>
@@ -8655,7 +8856,7 @@
                 <w:sz w:val="16"/>
                 <w:szCs w:val="16"/>
               </w:rPr>
-              <w:t xml:space="preserve">10</w:t>
+              <w:t xml:space="preserve">11</w:t>
             </w:r>
           </w:p>
         </w:tc>
@@ -8856,7 +9057,7 @@
                 <w:sz w:val="16"/>
                 <w:szCs w:val="16"/>
               </w:rPr>
-              <w:t xml:space="preserve">11</w:t>
+              <w:t xml:space="preserve">12</w:t>
             </w:r>
           </w:p>
         </w:tc>
@@ -9028,207 +9229,6 @@
                 <w:szCs w:val="16"/>
               </w:rPr>
               <w:t xml:space="preserve">34／59</w:t>
-            </w:r>
-          </w:p>
-        </w:tc>
-      </w:tr>
-      <w:tr>
-        <w:tc>
-          <w:tcPr>
-            <w:tcW w:type="dxa" w:w="468"/>
-            <w:shd w:fill="FFFFFF" w:val="clear"/>
-            <w:tcMar>
-              <w:top w:type="dxa" w:w="60"/>
-              <w:left w:type="dxa" w:w="80"/>
-              <w:bottom w:type="dxa" w:w="60"/>
-              <w:right w:type="dxa" w:w="80"/>
-            </w:tcMar>
-          </w:tcPr>
-          <w:p>
-            <w:pPr>
-              <w:spacing w:after="0" w:line="240" w:lineRule="exact"/>
-            </w:pPr>
-            <w:r>
-              <w:rPr>
-                <w:rFonts w:ascii="游ゴシック" w:cs="游ゴシック" w:eastAsia="游ゴシック" w:hAnsi="游ゴシック"/>
-                <w:b w:val="false"/>
-                <w:bCs w:val="false"/>
-                <w:color w:val="000000"/>
-                <w:sz w:val="16"/>
-                <w:szCs w:val="16"/>
-              </w:rPr>
-              <w:t xml:space="preserve">12</w:t>
-            </w:r>
-          </w:p>
-        </w:tc>
-        <w:tc>
-          <w:tcPr>
-            <w:tcW w:type="dxa" w:w="468"/>
-            <w:shd w:fill="FFFFFF" w:val="clear"/>
-            <w:tcMar>
-              <w:top w:type="dxa" w:w="60"/>
-              <w:left w:type="dxa" w:w="80"/>
-              <w:bottom w:type="dxa" w:w="60"/>
-              <w:right w:type="dxa" w:w="80"/>
-            </w:tcMar>
-          </w:tcPr>
-          <w:p>
-            <w:pPr>
-              <w:spacing w:after="0" w:line="240" w:lineRule="exact"/>
-            </w:pPr>
-            <w:r>
-              <w:rPr>
-                <w:rFonts w:ascii="游ゴシック" w:cs="游ゴシック" w:eastAsia="游ゴシック" w:hAnsi="游ゴシック"/>
-                <w:b w:val="false"/>
-                <w:bCs w:val="false"/>
-                <w:color w:val="000000"/>
-                <w:sz w:val="16"/>
-                <w:szCs w:val="16"/>
-              </w:rPr>
-              <w:t xml:space="preserve">Ｃ</w:t>
-            </w:r>
-          </w:p>
-        </w:tc>
-        <w:tc>
-          <w:tcPr>
-            <w:tcW w:type="dxa" w:w="936"/>
-            <w:shd w:fill="FFFFFF" w:val="clear"/>
-            <w:tcMar>
-              <w:top w:type="dxa" w:w="60"/>
-              <w:left w:type="dxa" w:w="80"/>
-              <w:bottom w:type="dxa" w:w="60"/>
-              <w:right w:type="dxa" w:w="80"/>
-            </w:tcMar>
-          </w:tcPr>
-          <w:p>
-            <w:pPr>
-              <w:spacing w:after="0" w:line="240" w:lineRule="exact"/>
-            </w:pPr>
-            <w:r>
-              <w:rPr>
-                <w:rFonts w:ascii="游ゴシック" w:cs="游ゴシック" w:eastAsia="游ゴシック" w:hAnsi="游ゴシック"/>
-                <w:b w:val="false"/>
-                <w:bCs w:val="false"/>
-                <w:color w:val="000000"/>
-                <w:sz w:val="16"/>
-                <w:szCs w:val="16"/>
-              </w:rPr>
-              <w:t xml:space="preserve">推進Ⅲ</w:t>
-            </w:r>
-          </w:p>
-        </w:tc>
-        <w:tc>
-          <w:tcPr>
-            <w:tcW w:type="dxa" w:w="4680"/>
-            <w:shd w:fill="FFFFFF" w:val="clear"/>
-            <w:tcMar>
-              <w:top w:type="dxa" w:w="60"/>
-              <w:left w:type="dxa" w:w="80"/>
-              <w:bottom w:type="dxa" w:w="60"/>
-              <w:right w:type="dxa" w:w="80"/>
-            </w:tcMar>
-          </w:tcPr>
-          <w:p>
-            <w:pPr>
-              <w:spacing w:after="0" w:line="240" w:lineRule="exact"/>
-            </w:pPr>
-            <w:r>
-              <w:rPr>
-                <w:rFonts w:ascii="游ゴシック" w:cs="游ゴシック" w:eastAsia="游ゴシック" w:hAnsi="游ゴシック"/>
-                <w:b w:val="false"/>
-                <w:bCs w:val="false"/>
-                <w:color w:val="000000"/>
-                <w:sz w:val="16"/>
-                <w:szCs w:val="16"/>
-              </w:rPr>
-              <w:t xml:space="preserve">1 / 介護人材の確保・定着の取組状況 / エ</w:t>
-            </w:r>
-          </w:p>
-        </w:tc>
-        <w:tc>
-          <w:tcPr>
-            <w:tcW w:type="dxa" w:w="749"/>
-            <w:shd w:fill="FFFFFF" w:val="clear"/>
-            <w:tcMar>
-              <w:top w:type="dxa" w:w="60"/>
-              <w:left w:type="dxa" w:w="80"/>
-              <w:bottom w:type="dxa" w:w="60"/>
-              <w:right w:type="dxa" w:w="80"/>
-            </w:tcMar>
-          </w:tcPr>
-          <w:p>
-            <w:pPr>
-              <w:spacing w:after="0" w:line="240" w:lineRule="exact"/>
-              <w:jc w:val="right"/>
-            </w:pPr>
-            <w:r>
-              <w:rPr>
-                <w:rFonts w:ascii="游ゴシック" w:cs="游ゴシック" w:eastAsia="游ゴシック" w:hAnsi="游ゴシック"/>
-                <w:b w:val="false"/>
-                <w:bCs w:val="false"/>
-                <w:color w:val="000000"/>
-                <w:sz w:val="16"/>
-                <w:szCs w:val="16"/>
-              </w:rPr>
-              <w:t xml:space="preserve">6点</w:t>
-            </w:r>
-          </w:p>
-        </w:tc>
-        <w:tc>
-          <w:tcPr>
-            <w:tcW w:type="dxa" w:w="749"/>
-            <w:shd w:fill="FFFFFF" w:val="clear"/>
-            <w:tcMar>
-              <w:top w:type="dxa" w:w="60"/>
-              <w:left w:type="dxa" w:w="80"/>
-              <w:bottom w:type="dxa" w:w="60"/>
-              <w:right w:type="dxa" w:w="80"/>
-            </w:tcMar>
-          </w:tcPr>
-          <w:p>
-            <w:pPr>
-              <w:spacing w:after="0" w:line="240" w:lineRule="exact"/>
-              <w:jc w:val="right"/>
-            </w:pPr>
-            <w:r>
-              <w:rPr>
-                <w:rFonts w:ascii="游ゴシック" w:cs="游ゴシック" w:eastAsia="游ゴシック" w:hAnsi="游ゴシック"/>
-                <w:b w:val="false"/>
-                <w:bCs w:val="false"/>
-                <w:color w:val="000000"/>
-                <w:sz w:val="16"/>
-                <w:szCs w:val="16"/>
-              </w:rPr>
-              <w:t xml:space="preserve">3</w:t>
-            </w:r>
-          </w:p>
-        </w:tc>
-        <w:tc>
-          <w:tcPr>
-            <w:tcW w:type="dxa" w:w="1310"/>
-            <w:shd w:fill="FFFFFF" w:val="clear"/>
-            <w:tcMar>
-              <w:top w:type="dxa" w:w="60"/>
-              <w:left w:type="dxa" w:w="80"/>
-              <w:bottom w:type="dxa" w:w="60"/>
-              <w:right w:type="dxa" w:w="80"/>
-            </w:tcMar>
-          </w:tcPr>
-          <w:p>
-            <w:pPr>
-              <w:spacing w:after="0" w:line="240" w:lineRule="exact"/>
-              <w:jc w:val="right"/>
-            </w:pPr>
-            <w:r>
-              <w:rPr>
-                <w:rFonts w:ascii="游ゴシック" w:cs="游ゴシック" w:eastAsia="游ゴシック" w:hAnsi="游ゴシック"/>
-                <w:b w:val="false"/>
-                <w:bCs w:val="false"/>
-                <w:color w:val="000000"/>
-                <w:sz w:val="16"/>
-                <w:szCs w:val="16"/>
-              </w:rPr>
-              <w:t xml:space="preserve">27／59</w:t>
             </w:r>
           </w:p>
         </w:tc>
@@ -12939,7 +12939,60 @@
           <w:sz w:val="20"/>
           <w:szCs w:val="20"/>
         </w:rPr>
-        <w:t xml:space="preserve">5　支援Ⅱ　3 / 難聴高齢者の早期発見・早期介入 / ア</w:t>
+        <w:t xml:space="preserve">5　推進Ⅲ　1 / 介護人材の確保・定着の取組状況 / エ</w:t>
+      </w:r>
+      <w:r>
+        <w:rPr>
+          <w:rFonts w:ascii="游ゴシック" w:cs="游ゴシック" w:eastAsia="游ゴシック" w:hAnsi="游ゴシック"/>
+          <w:color w:val="595959"/>
+          <w:sz w:val="18"/>
+          <w:szCs w:val="18"/>
+        </w:rPr>
+        <w:t xml:space="preserve">　（6点・県内27／59団体が取得）</w:t>
+      </w:r>
+    </w:p>
+    <w:p>
+      <w:pPr>
+        <w:spacing w:after="40" w:line="300" w:lineRule="exact"/>
+      </w:pPr>
+      <w:r>
+        <w:rPr>
+          <w:rFonts w:ascii="游明朝" w:cs="游明朝" w:eastAsia="游明朝" w:hAnsi="游明朝"/>
+          <w:sz w:val="20"/>
+          <w:szCs w:val="20"/>
+        </w:rPr>
+        <w:t xml:space="preserve">要ること：イ又はウの取組の成果（キャリアアップ事業研修支援補助金の交付実績）の公表。本村はウを取得済みであり、新たな事業も予算も要さない</w:t>
+      </w:r>
+    </w:p>
+    <w:p>
+      <w:pPr>
+        <w:spacing w:after="60" w:line="300" w:lineRule="exact"/>
+      </w:pPr>
+      <w:r>
+        <w:rPr>
+          <w:rFonts w:ascii="游ゴシック" w:cs="游ゴシック" w:eastAsia="游ゴシック" w:hAnsi="游ゴシック"/>
+          <w:color w:val="595959"/>
+          <w:sz w:val="20"/>
+          <w:szCs w:val="20"/>
+        </w:rPr>
+        <w:t xml:space="preserve">本計画での扱い：施策4-6</w:t>
+      </w:r>
+    </w:p>
+    <w:p>
+      <w:pPr>
+        <w:keepNext/>
+        <w:spacing w:after="60" w:before="180" w:line="280" w:lineRule="exact"/>
+      </w:pPr>
+      <w:r>
+        <w:rPr>
+          <w:rFonts w:ascii="游ゴシック" w:cs="游ゴシック" w:eastAsia="游ゴシック" w:hAnsi="游ゴシック"/>
+          <w:b/>
+          <w:bCs/>
+          <w:color w:val="1F3864"/>
+          <w:sz w:val="20"/>
+          <w:szCs w:val="20"/>
+        </w:rPr>
+        <w:t xml:space="preserve">6　支援Ⅱ　3 / 難聴高齢者の早期発見・早期介入 / ア</w:t>
       </w:r>
       <w:r>
         <w:rPr>
@@ -12992,7 +13045,7 @@
           <w:sz w:val="20"/>
           <w:szCs w:val="20"/>
         </w:rPr>
-        <w:t xml:space="preserve">6　支援Ⅱ　3 / 難聴高齢者の早期発見・早期介入 / イ</w:t>
+        <w:t xml:space="preserve">7　支援Ⅱ　3 / 難聴高齢者の早期発見・早期介入 / イ</w:t>
       </w:r>
       <w:r>
         <w:rPr>
@@ -13045,7 +13098,7 @@
           <w:sz w:val="20"/>
           <w:szCs w:val="20"/>
         </w:rPr>
-        <w:t xml:space="preserve">7　支援Ⅲ　1 / 在宅医療・介護連携に関する課題・対応策の検討 / ア</w:t>
+        <w:t xml:space="preserve">8　支援Ⅲ　1 / 在宅医療・介護連携に関する課題・対応策の検討 / ア</w:t>
       </w:r>
       <w:r>
         <w:rPr>
@@ -13098,7 +13151,7 @@
           <w:sz w:val="20"/>
           <w:szCs w:val="20"/>
         </w:rPr>
-        <w:t xml:space="preserve">8　支援Ⅲ　1 / 在宅医療・介護連携に関する課題・対応策の検討 / エ</w:t>
+        <w:t xml:space="preserve">9　支援Ⅲ　1 / 在宅医療・介護連携に関する課題・対応策の検討 / エ</w:t>
       </w:r>
       <w:r>
         <w:rPr>
@@ -13151,7 +13204,7 @@
           <w:sz w:val="20"/>
           <w:szCs w:val="20"/>
         </w:rPr>
-        <w:t xml:space="preserve">9　支援Ⅱ　1 / 認知症サポーター等を活用した地域支援体制の構築 / カ</w:t>
+        <w:t xml:space="preserve">10　支援Ⅱ　1 / 認知症サポーター等を活用した地域支援体制の構築 / カ</w:t>
       </w:r>
       <w:r>
         <w:rPr>
@@ -13204,7 +13257,7 @@
           <w:sz w:val="20"/>
           <w:szCs w:val="20"/>
         </w:rPr>
-        <w:t xml:space="preserve">10　支援Ⅱ　1 / 認知症サポーター等を活用した地域支援体制の構築 / イ</w:t>
+        <w:t xml:space="preserve">11　支援Ⅱ　1 / 認知症サポーター等を活用した地域支援体制の構築 / イ</w:t>
       </w:r>
       <w:r>
         <w:rPr>
@@ -15833,7 +15886,7 @@
                 <w:sz w:val="16"/>
                 <w:szCs w:val="16"/>
               </w:rPr>
-              <w:t xml:space="preserve">46</w:t>
+              <w:t xml:space="preserve">52</w:t>
             </w:r>
           </w:p>
         </w:tc>
@@ -15862,7 +15915,7 @@
                 <w:sz w:val="16"/>
                 <w:szCs w:val="16"/>
               </w:rPr>
-              <w:t xml:space="preserve">46</w:t>
+              <w:t xml:space="preserve">52</w:t>
             </w:r>
           </w:p>
         </w:tc>
@@ -17556,7 +17609,7 @@
                 <w:sz w:val="16"/>
                 <w:szCs w:val="16"/>
               </w:rPr>
-              <w:t xml:space="preserve">503点</w:t>
+              <w:t xml:space="preserve">509点</w:t>
             </w:r>
           </w:p>
         </w:tc>
@@ -17585,7 +17638,7 @@
                 <w:sz w:val="16"/>
                 <w:szCs w:val="16"/>
               </w:rPr>
-              <w:t xml:space="preserve">＋47.9点</w:t>
+              <w:t xml:space="preserve">＋53.9点</w:t>
             </w:r>
           </w:p>
         </w:tc>
@@ -17614,7 +17667,7 @@
                 <w:sz w:val="16"/>
                 <w:szCs w:val="16"/>
               </w:rPr>
-              <w:t xml:space="preserve">＋46.6点</w:t>
+              <w:t xml:space="preserve">＋52.6点</w:t>
             </w:r>
           </w:p>
         </w:tc>
@@ -17643,7 +17696,7 @@
                 <w:sz w:val="16"/>
                 <w:szCs w:val="16"/>
               </w:rPr>
-              <w:t xml:space="preserve">555／1741</w:t>
+              <w:t xml:space="preserve">525／1741</w:t>
             </w:r>
           </w:p>
         </w:tc>
@@ -17731,7 +17784,7 @@
                 <w:sz w:val="16"/>
                 <w:szCs w:val="16"/>
               </w:rPr>
-              <w:t xml:space="preserve">512点</w:t>
+              <w:t xml:space="preserve">518点</w:t>
             </w:r>
           </w:p>
         </w:tc>
@@ -17760,7 +17813,7 @@
                 <w:sz w:val="16"/>
                 <w:szCs w:val="16"/>
               </w:rPr>
-              <w:t xml:space="preserve">＋56.9点</w:t>
+              <w:t xml:space="preserve">＋62.9点</w:t>
             </w:r>
           </w:p>
         </w:tc>
@@ -17789,7 +17842,7 @@
                 <w:sz w:val="16"/>
                 <w:szCs w:val="16"/>
               </w:rPr>
-              <w:t xml:space="preserve">＋55.6点</w:t>
+              <w:t xml:space="preserve">＋61.6点</w:t>
             </w:r>
           </w:p>
         </w:tc>
@@ -17818,7 +17871,7 @@
                 <w:sz w:val="16"/>
                 <w:szCs w:val="16"/>
               </w:rPr>
-              <w:t xml:space="preserve">501／1741</w:t>
+              <w:t xml:space="preserve">459／1741</w:t>
             </w:r>
           </w:p>
         </w:tc>
@@ -17847,7 +17900,7 @@
                 <w:sz w:val="16"/>
                 <w:szCs w:val="16"/>
               </w:rPr>
-              <w:t xml:space="preserve">18／59</w:t>
+              <w:t xml:space="preserve">17／59</w:t>
             </w:r>
           </w:p>
         </w:tc>

--- a/output/15_北塩原村第10期_交付金の獲得状況と優先順位.docx
+++ b/output/15_北塩原村第10期_交付金の獲得状況と優先順位.docx
@@ -13,7 +13,7 @@
           <w:sz w:val="21"/>
           <w:szCs w:val="21"/>
         </w:rPr>
-        <w:t xml:space="preserve">令和8年10月20日</w:t>
+        <w:t xml:space="preserve">令和8年10月21日</w:t>
       </w:r>
     </w:p>
     <w:p>
@@ -3606,7 +3606,7 @@
                 <w:sz w:val="17"/>
                 <w:szCs w:val="17"/>
               </w:rPr>
-              <w:t xml:space="preserve">26項目</w:t>
+              <w:t xml:space="preserve">23項目</w:t>
             </w:r>
           </w:p>
         </w:tc>
@@ -3635,7 +3635,7 @@
                 <w:sz w:val="17"/>
                 <w:szCs w:val="17"/>
               </w:rPr>
-              <w:t xml:space="preserve">3点</w:t>
+              <w:t xml:space="preserve">0点</w:t>
             </w:r>
           </w:p>
         </w:tc>
@@ -3694,7 +3694,7 @@
                 <w:sz w:val="17"/>
                 <w:szCs w:val="17"/>
               </w:rPr>
-              <w:t xml:space="preserve">47項目</w:t>
+              <w:t xml:space="preserve">50項目</w:t>
             </w:r>
           </w:p>
         </w:tc>
@@ -3723,7 +3723,7 @@
                 <w:sz w:val="17"/>
                 <w:szCs w:val="17"/>
               </w:rPr>
-              <w:t xml:space="preserve">143点</w:t>
+              <w:t xml:space="preserve">146点</w:t>
             </w:r>
           </w:p>
         </w:tc>
@@ -3840,7 +3840,7 @@
           <w:sz w:val="21"/>
           <w:szCs w:val="21"/>
         </w:rPr>
-        <w:t xml:space="preserve">合計得点は令和6年度295点、令和7年度339点、令和8年度447点と伸びています。ただし 26項目が下がり、106項目は3年続けて0点です。</w:t>
+        <w:t xml:space="preserve">合計得点は令和6年度295点、令和7年度339点、令和8年度447点と伸びています。ただし 23項目が下がり、106項目は3年続けて0点です。</w:t>
       </w:r>
     </w:p>
     <w:p>
@@ -5664,7 +5664,7 @@
           <w:sz w:val="21"/>
           <w:szCs w:val="21"/>
         </w:rPr>
-        <w:t xml:space="preserve">未取得は 139項目 482点です。取得の見込みで5つの段に分けました。</w:t>
+        <w:t xml:space="preserve">未取得の配点を合計すると 139項目 482点ですが、これは見かけの数です。実際に伸ばせるのは満点800点との差 353点までです。評価指標の枝の配点を足し上げると 929点になりますが、成果指標群のア／イなどは択一（より上位となった方で得点）であり、両方を足すと二重に数えます。差 129点は推目標Ⅳ 60点・支目標Ⅰ 9点・支目標Ⅳ 60点の超過でちょうど説明がつきます。取得の見込みで5つの段に分けました。</w:t>
       </w:r>
     </w:p>
     <w:tbl>
@@ -5680,11 +5680,13 @@
         </w:tblBorders>
       </w:tblPr>
       <w:tblGrid>
-        <w:gridCol w:w="562"/>
-        <w:gridCol w:w="1685"/>
+        <w:gridCol w:w="468"/>
+        <w:gridCol w:w="1404"/>
+        <w:gridCol w:w="749"/>
+        <w:gridCol w:w="842"/>
+        <w:gridCol w:w="749"/>
         <w:gridCol w:w="936"/>
-        <w:gridCol w:w="749"/>
-        <w:gridCol w:w="5428"/>
+        <w:gridCol w:w="4212"/>
       </w:tblGrid>
       <w:tr>
         <w:trPr>
@@ -5692,7 +5694,7 @@
         </w:trPr>
         <w:tc>
           <w:tcPr>
-            <w:tcW w:type="dxa" w:w="562"/>
+            <w:tcW w:type="dxa" w:w="468"/>
             <w:shd w:fill="2E75B6" w:val="clear"/>
             <w:tcMar>
               <w:top w:type="dxa" w:w="60"/>
@@ -5721,7 +5723,7 @@
         </w:tc>
         <w:tc>
           <w:tcPr>
-            <w:tcW w:type="dxa" w:w="1685"/>
+            <w:tcW w:type="dxa" w:w="1404"/>
             <w:shd w:fill="2E75B6" w:val="clear"/>
             <w:tcMar>
               <w:top w:type="dxa" w:w="60"/>
@@ -5750,7 +5752,7 @@
         </w:tc>
         <w:tc>
           <w:tcPr>
-            <w:tcW w:type="dxa" w:w="936"/>
+            <w:tcW w:type="dxa" w:w="749"/>
             <w:shd w:fill="2E75B6" w:val="clear"/>
             <w:tcMar>
               <w:top w:type="dxa" w:w="60"/>
@@ -5779,7 +5781,7 @@
         </w:tc>
         <w:tc>
           <w:tcPr>
-            <w:tcW w:type="dxa" w:w="749"/>
+            <w:tcW w:type="dxa" w:w="842"/>
             <w:shd w:fill="2E75B6" w:val="clear"/>
             <w:tcMar>
               <w:top w:type="dxa" w:w="60"/>
@@ -5802,13 +5804,13 @@
                 <w:sz w:val="17"/>
                 <w:szCs w:val="17"/>
               </w:rPr>
-              <w:t xml:space="preserve">点</w:t>
-            </w:r>
-          </w:p>
-        </w:tc>
-        <w:tc>
-          <w:tcPr>
-            <w:tcW w:type="dxa" w:w="5428"/>
+              <w:t xml:space="preserve">重複を除く</w:t>
+            </w:r>
+          </w:p>
+        </w:tc>
+        <w:tc>
+          <w:tcPr>
+            <w:tcW w:type="dxa" w:w="749"/>
             <w:shd w:fill="2E75B6" w:val="clear"/>
             <w:tcMar>
               <w:top w:type="dxa" w:w="60"/>
@@ -5831,6 +5833,64 @@
                 <w:sz w:val="17"/>
                 <w:szCs w:val="17"/>
               </w:rPr>
+              <w:t xml:space="preserve">見かけ</w:t>
+            </w:r>
+          </w:p>
+        </w:tc>
+        <w:tc>
+          <w:tcPr>
+            <w:tcW w:type="dxa" w:w="936"/>
+            <w:shd w:fill="2E75B6" w:val="clear"/>
+            <w:tcMar>
+              <w:top w:type="dxa" w:w="60"/>
+              <w:left w:type="dxa" w:w="80"/>
+              <w:bottom w:type="dxa" w:w="60"/>
+              <w:right w:type="dxa" w:w="80"/>
+            </w:tcMar>
+          </w:tcPr>
+          <w:p>
+            <w:pPr>
+              <w:spacing w:after="0" w:line="240" w:lineRule="exact"/>
+              <w:jc w:val="center"/>
+            </w:pPr>
+            <w:r>
+              <w:rPr>
+                <w:rFonts w:ascii="游ゴシック" w:cs="游ゴシック" w:eastAsia="游ゴシック" w:hAnsi="游ゴシック"/>
+                <w:b/>
+                <w:bCs/>
+                <w:color w:val="FFFFFF"/>
+                <w:sz w:val="17"/>
+                <w:szCs w:val="17"/>
+              </w:rPr>
+              <w:t xml:space="preserve">実際に伸ばせる</w:t>
+            </w:r>
+          </w:p>
+        </w:tc>
+        <w:tc>
+          <w:tcPr>
+            <w:tcW w:type="dxa" w:w="4212"/>
+            <w:shd w:fill="2E75B6" w:val="clear"/>
+            <w:tcMar>
+              <w:top w:type="dxa" w:w="60"/>
+              <w:left w:type="dxa" w:w="80"/>
+              <w:bottom w:type="dxa" w:w="60"/>
+              <w:right w:type="dxa" w:w="80"/>
+            </w:tcMar>
+          </w:tcPr>
+          <w:p>
+            <w:pPr>
+              <w:spacing w:after="0" w:line="240" w:lineRule="exact"/>
+              <w:jc w:val="center"/>
+            </w:pPr>
+            <w:r>
+              <w:rPr>
+                <w:rFonts w:ascii="游ゴシック" w:cs="游ゴシック" w:eastAsia="游ゴシック" w:hAnsi="游ゴシック"/>
+                <w:b/>
+                <w:bCs/>
+                <w:color w:val="FFFFFF"/>
+                <w:sz w:val="17"/>
+                <w:szCs w:val="17"/>
+              </w:rPr>
               <w:t xml:space="preserve">何が要るか</w:t>
             </w:r>
           </w:p>
@@ -5839,7 +5899,7 @@
       <w:tr>
         <w:tc>
           <w:tcPr>
-            <w:tcW w:type="dxa" w:w="562"/>
+            <w:tcW w:type="dxa" w:w="468"/>
             <w:shd w:fill="FFF2CC" w:val="clear"/>
             <w:tcMar>
               <w:top w:type="dxa" w:w="60"/>
@@ -5867,7 +5927,7 @@
         </w:tc>
         <w:tc>
           <w:tcPr>
-            <w:tcW w:type="dxa" w:w="1685"/>
+            <w:tcW w:type="dxa" w:w="1404"/>
             <w:shd w:fill="FFF2CC" w:val="clear"/>
             <w:tcMar>
               <w:top w:type="dxa" w:w="60"/>
@@ -5895,6 +5955,93 @@
         </w:tc>
         <w:tc>
           <w:tcPr>
+            <w:tcW w:type="dxa" w:w="749"/>
+            <w:shd w:fill="FFF2CC" w:val="clear"/>
+            <w:tcMar>
+              <w:top w:type="dxa" w:w="60"/>
+              <w:left w:type="dxa" w:w="80"/>
+              <w:bottom w:type="dxa" w:w="60"/>
+              <w:right w:type="dxa" w:w="80"/>
+            </w:tcMar>
+          </w:tcPr>
+          <w:p>
+            <w:pPr>
+              <w:spacing w:after="0" w:line="240" w:lineRule="exact"/>
+              <w:jc w:val="right"/>
+            </w:pPr>
+            <w:r>
+              <w:rPr>
+                <w:rFonts w:ascii="游ゴシック" w:cs="游ゴシック" w:eastAsia="游ゴシック" w:hAnsi="游ゴシック"/>
+                <w:b w:val="false"/>
+                <w:bCs w:val="false"/>
+                <w:color w:val="000000"/>
+                <w:sz w:val="17"/>
+                <w:szCs w:val="17"/>
+              </w:rPr>
+              <w:t xml:space="preserve">11項目</w:t>
+            </w:r>
+          </w:p>
+        </w:tc>
+        <w:tc>
+          <w:tcPr>
+            <w:tcW w:type="dxa" w:w="842"/>
+            <w:shd w:fill="FFF2CC" w:val="clear"/>
+            <w:tcMar>
+              <w:top w:type="dxa" w:w="60"/>
+              <w:left w:type="dxa" w:w="80"/>
+              <w:bottom w:type="dxa" w:w="60"/>
+              <w:right w:type="dxa" w:w="80"/>
+            </w:tcMar>
+          </w:tcPr>
+          <w:p>
+            <w:pPr>
+              <w:spacing w:after="0" w:line="240" w:lineRule="exact"/>
+              <w:jc w:val="right"/>
+            </w:pPr>
+            <w:r>
+              <w:rPr>
+                <w:rFonts w:ascii="游ゴシック" w:cs="游ゴシック" w:eastAsia="游ゴシック" w:hAnsi="游ゴシック"/>
+                <w:b w:val="false"/>
+                <w:bCs w:val="false"/>
+                <w:color w:val="000000"/>
+                <w:sz w:val="17"/>
+                <w:szCs w:val="17"/>
+              </w:rPr>
+              <w:t xml:space="preserve">11項目</w:t>
+            </w:r>
+          </w:p>
+        </w:tc>
+        <w:tc>
+          <w:tcPr>
+            <w:tcW w:type="dxa" w:w="749"/>
+            <w:shd w:fill="FFF2CC" w:val="clear"/>
+            <w:tcMar>
+              <w:top w:type="dxa" w:w="60"/>
+              <w:left w:type="dxa" w:w="80"/>
+              <w:bottom w:type="dxa" w:w="60"/>
+              <w:right w:type="dxa" w:w="80"/>
+            </w:tcMar>
+          </w:tcPr>
+          <w:p>
+            <w:pPr>
+              <w:spacing w:after="0" w:line="240" w:lineRule="exact"/>
+              <w:jc w:val="right"/>
+            </w:pPr>
+            <w:r>
+              <w:rPr>
+                <w:rFonts w:ascii="游ゴシック" w:cs="游ゴシック" w:eastAsia="游ゴシック" w:hAnsi="游ゴシック"/>
+                <w:b w:val="false"/>
+                <w:bCs w:val="false"/>
+                <w:color w:val="000000"/>
+                <w:sz w:val="17"/>
+                <w:szCs w:val="17"/>
+              </w:rPr>
+              <w:t xml:space="preserve">62点</w:t>
+            </w:r>
+          </w:p>
+        </w:tc>
+        <w:tc>
+          <w:tcPr>
             <w:tcW w:type="dxa" w:w="936"/>
             <w:shd w:fill="FFF2CC" w:val="clear"/>
             <w:tcMar>
@@ -5918,13 +6065,13 @@
                 <w:sz w:val="17"/>
                 <w:szCs w:val="17"/>
               </w:rPr>
-              <w:t xml:space="preserve">11項目</w:t>
-            </w:r>
-          </w:p>
-        </w:tc>
-        <w:tc>
-          <w:tcPr>
-            <w:tcW w:type="dxa" w:w="749"/>
+              <w:t xml:space="preserve">62点</w:t>
+            </w:r>
+          </w:p>
+        </w:tc>
+        <w:tc>
+          <w:tcPr>
+            <w:tcW w:type="dxa" w:w="4212"/>
             <w:shd w:fill="FFF2CC" w:val="clear"/>
             <w:tcMar>
               <w:top w:type="dxa" w:w="60"/>
@@ -5936,7 +6083,6 @@
           <w:p>
             <w:pPr>
               <w:spacing w:after="0" w:line="240" w:lineRule="exact"/>
-              <w:jc w:val="right"/>
             </w:pPr>
             <w:r>
               <w:rPr>
@@ -5947,14 +6093,16 @@
                 <w:sz w:val="17"/>
                 <w:szCs w:val="17"/>
               </w:rPr>
-              <w:t xml:space="preserve">62点</w:t>
-            </w:r>
-          </w:p>
-        </w:tc>
-        <w:tc>
-          <w:tcPr>
-            <w:tcW w:type="dxa" w:w="5428"/>
-            <w:shd w:fill="FFF2CC" w:val="clear"/>
+              <w:t xml:space="preserve">計画への記載・要綱の整備・手順の明文化で足ります</w:t>
+            </w:r>
+          </w:p>
+        </w:tc>
+      </w:tr>
+      <w:tr>
+        <w:tc>
+          <w:tcPr>
+            <w:tcW w:type="dxa" w:w="468"/>
+            <w:shd w:fill="E8F2E8" w:val="clear"/>
             <w:tcMar>
               <w:top w:type="dxa" w:w="60"/>
               <w:left w:type="dxa" w:w="80"/>
@@ -5975,7 +6123,179 @@
                 <w:sz w:val="17"/>
                 <w:szCs w:val="17"/>
               </w:rPr>
-              <w:t xml:space="preserve">計画への記載・要綱の整備・手順の明文化で足ります</w:t>
+              <w:t xml:space="preserve">Ｂ</w:t>
+            </w:r>
+          </w:p>
+        </w:tc>
+        <w:tc>
+          <w:tcPr>
+            <w:tcW w:type="dxa" w:w="1404"/>
+            <w:shd w:fill="E8F2E8" w:val="clear"/>
+            <w:tcMar>
+              <w:top w:type="dxa" w:w="60"/>
+              <w:left w:type="dxa" w:w="80"/>
+              <w:bottom w:type="dxa" w:w="60"/>
+              <w:right w:type="dxa" w:w="80"/>
+            </w:tcMar>
+          </w:tcPr>
+          <w:p>
+            <w:pPr>
+              <w:spacing w:after="0" w:line="240" w:lineRule="exact"/>
+            </w:pPr>
+            <w:r>
+              <w:rPr>
+                <w:rFonts w:ascii="游ゴシック" w:cs="游ゴシック" w:eastAsia="游ゴシック" w:hAnsi="游ゴシック"/>
+                <w:b w:val="false"/>
+                <w:bCs w:val="false"/>
+                <w:color w:val="000000"/>
+                <w:sz w:val="17"/>
+                <w:szCs w:val="17"/>
+              </w:rPr>
+              <w:t xml:space="preserve">本業務で取れる</w:t>
+            </w:r>
+          </w:p>
+        </w:tc>
+        <w:tc>
+          <w:tcPr>
+            <w:tcW w:type="dxa" w:w="749"/>
+            <w:shd w:fill="E8F2E8" w:val="clear"/>
+            <w:tcMar>
+              <w:top w:type="dxa" w:w="60"/>
+              <w:left w:type="dxa" w:w="80"/>
+              <w:bottom w:type="dxa" w:w="60"/>
+              <w:right w:type="dxa" w:w="80"/>
+            </w:tcMar>
+          </w:tcPr>
+          <w:p>
+            <w:pPr>
+              <w:spacing w:after="0" w:line="240" w:lineRule="exact"/>
+              <w:jc w:val="right"/>
+            </w:pPr>
+            <w:r>
+              <w:rPr>
+                <w:rFonts w:ascii="游ゴシック" w:cs="游ゴシック" w:eastAsia="游ゴシック" w:hAnsi="游ゴシック"/>
+                <w:b w:val="false"/>
+                <w:bCs w:val="false"/>
+                <w:color w:val="000000"/>
+                <w:sz w:val="17"/>
+                <w:szCs w:val="17"/>
+              </w:rPr>
+              <w:t xml:space="preserve">3項目</w:t>
+            </w:r>
+          </w:p>
+        </w:tc>
+        <w:tc>
+          <w:tcPr>
+            <w:tcW w:type="dxa" w:w="842"/>
+            <w:shd w:fill="E8F2E8" w:val="clear"/>
+            <w:tcMar>
+              <w:top w:type="dxa" w:w="60"/>
+              <w:left w:type="dxa" w:w="80"/>
+              <w:bottom w:type="dxa" w:w="60"/>
+              <w:right w:type="dxa" w:w="80"/>
+            </w:tcMar>
+          </w:tcPr>
+          <w:p>
+            <w:pPr>
+              <w:spacing w:after="0" w:line="240" w:lineRule="exact"/>
+              <w:jc w:val="right"/>
+            </w:pPr>
+            <w:r>
+              <w:rPr>
+                <w:rFonts w:ascii="游ゴシック" w:cs="游ゴシック" w:eastAsia="游ゴシック" w:hAnsi="游ゴシック"/>
+                <w:b w:val="false"/>
+                <w:bCs w:val="false"/>
+                <w:color w:val="000000"/>
+                <w:sz w:val="17"/>
+                <w:szCs w:val="17"/>
+              </w:rPr>
+              <w:t xml:space="preserve">3項目</w:t>
+            </w:r>
+          </w:p>
+        </w:tc>
+        <w:tc>
+          <w:tcPr>
+            <w:tcW w:type="dxa" w:w="749"/>
+            <w:shd w:fill="E8F2E8" w:val="clear"/>
+            <w:tcMar>
+              <w:top w:type="dxa" w:w="60"/>
+              <w:left w:type="dxa" w:w="80"/>
+              <w:bottom w:type="dxa" w:w="60"/>
+              <w:right w:type="dxa" w:w="80"/>
+            </w:tcMar>
+          </w:tcPr>
+          <w:p>
+            <w:pPr>
+              <w:spacing w:after="0" w:line="240" w:lineRule="exact"/>
+              <w:jc w:val="right"/>
+            </w:pPr>
+            <w:r>
+              <w:rPr>
+                <w:rFonts w:ascii="游ゴシック" w:cs="游ゴシック" w:eastAsia="游ゴシック" w:hAnsi="游ゴシック"/>
+                <w:b w:val="false"/>
+                <w:bCs w:val="false"/>
+                <w:color w:val="000000"/>
+                <w:sz w:val="17"/>
+                <w:szCs w:val="17"/>
+              </w:rPr>
+              <w:t xml:space="preserve">9点</w:t>
+            </w:r>
+          </w:p>
+        </w:tc>
+        <w:tc>
+          <w:tcPr>
+            <w:tcW w:type="dxa" w:w="936"/>
+            <w:shd w:fill="E8F2E8" w:val="clear"/>
+            <w:tcMar>
+              <w:top w:type="dxa" w:w="60"/>
+              <w:left w:type="dxa" w:w="80"/>
+              <w:bottom w:type="dxa" w:w="60"/>
+              <w:right w:type="dxa" w:w="80"/>
+            </w:tcMar>
+          </w:tcPr>
+          <w:p>
+            <w:pPr>
+              <w:spacing w:after="0" w:line="240" w:lineRule="exact"/>
+              <w:jc w:val="right"/>
+            </w:pPr>
+            <w:r>
+              <w:rPr>
+                <w:rFonts w:ascii="游ゴシック" w:cs="游ゴシック" w:eastAsia="游ゴシック" w:hAnsi="游ゴシック"/>
+                <w:b w:val="false"/>
+                <w:bCs w:val="false"/>
+                <w:color w:val="000000"/>
+                <w:sz w:val="17"/>
+                <w:szCs w:val="17"/>
+              </w:rPr>
+              <w:t xml:space="preserve">9点</w:t>
+            </w:r>
+          </w:p>
+        </w:tc>
+        <w:tc>
+          <w:tcPr>
+            <w:tcW w:type="dxa" w:w="4212"/>
+            <w:shd w:fill="E8F2E8" w:val="clear"/>
+            <w:tcMar>
+              <w:top w:type="dxa" w:w="60"/>
+              <w:left w:type="dxa" w:w="80"/>
+              <w:bottom w:type="dxa" w:w="60"/>
+              <w:right w:type="dxa" w:w="80"/>
+            </w:tcMar>
+          </w:tcPr>
+          <w:p>
+            <w:pPr>
+              <w:spacing w:after="0" w:line="240" w:lineRule="exact"/>
+            </w:pPr>
+            <w:r>
+              <w:rPr>
+                <w:rFonts w:ascii="游ゴシック" w:cs="游ゴシック" w:eastAsia="游ゴシック" w:hAnsi="游ゴシック"/>
+                <w:b w:val="false"/>
+                <w:bCs w:val="false"/>
+                <w:color w:val="000000"/>
+                <w:sz w:val="17"/>
+                <w:szCs w:val="17"/>
+              </w:rPr>
+              <w:t xml:space="preserve">ニーズ調査・在宅介護実態調査・見える化分析・認知症施策推進計画の策定を行うこと自体が要件を満たします</w:t>
             </w:r>
           </w:p>
         </w:tc>
@@ -5983,8 +6303,8 @@
       <w:tr>
         <w:tc>
           <w:tcPr>
-            <w:tcW w:type="dxa" w:w="562"/>
-            <w:shd w:fill="E8F2E8" w:val="clear"/>
+            <w:tcW w:type="dxa" w:w="468"/>
+            <w:shd w:fill="FFFFFF" w:val="clear"/>
             <w:tcMar>
               <w:top w:type="dxa" w:w="60"/>
               <w:left w:type="dxa" w:w="80"/>
@@ -6005,14 +6325,14 @@
                 <w:sz w:val="17"/>
                 <w:szCs w:val="17"/>
               </w:rPr>
-              <w:t xml:space="preserve">Ｂ</w:t>
-            </w:r>
-          </w:p>
-        </w:tc>
-        <w:tc>
-          <w:tcPr>
-            <w:tcW w:type="dxa" w:w="1685"/>
-            <w:shd w:fill="E8F2E8" w:val="clear"/>
+              <w:t xml:space="preserve">Ｃ</w:t>
+            </w:r>
+          </w:p>
+        </w:tc>
+        <w:tc>
+          <w:tcPr>
+            <w:tcW w:type="dxa" w:w="1404"/>
+            <w:shd w:fill="FFFFFF" w:val="clear"/>
             <w:tcMar>
               <w:top w:type="dxa" w:w="60"/>
               <w:left w:type="dxa" w:w="80"/>
@@ -6033,14 +6353,14 @@
                 <w:sz w:val="17"/>
                 <w:szCs w:val="17"/>
               </w:rPr>
-              <w:t xml:space="preserve">本業務で取れる</w:t>
-            </w:r>
-          </w:p>
-        </w:tc>
-        <w:tc>
-          <w:tcPr>
-            <w:tcW w:type="dxa" w:w="936"/>
-            <w:shd w:fill="E8F2E8" w:val="clear"/>
+              <w:t xml:space="preserve">事業の実施が前提</w:t>
+            </w:r>
+          </w:p>
+        </w:tc>
+        <w:tc>
+          <w:tcPr>
+            <w:tcW w:type="dxa" w:w="749"/>
+            <w:shd w:fill="FFFFFF" w:val="clear"/>
             <w:tcMar>
               <w:top w:type="dxa" w:w="60"/>
               <w:left w:type="dxa" w:w="80"/>
@@ -6062,14 +6382,14 @@
                 <w:sz w:val="17"/>
                 <w:szCs w:val="17"/>
               </w:rPr>
-              <w:t xml:space="preserve">3項目</w:t>
-            </w:r>
-          </w:p>
-        </w:tc>
-        <w:tc>
-          <w:tcPr>
-            <w:tcW w:type="dxa" w:w="749"/>
-            <w:shd w:fill="E8F2E8" w:val="clear"/>
+              <w:t xml:space="preserve">15項目</w:t>
+            </w:r>
+          </w:p>
+        </w:tc>
+        <w:tc>
+          <w:tcPr>
+            <w:tcW w:type="dxa" w:w="842"/>
+            <w:shd w:fill="FFFFFF" w:val="clear"/>
             <w:tcMar>
               <w:top w:type="dxa" w:w="60"/>
               <w:left w:type="dxa" w:w="80"/>
@@ -6091,24 +6411,25 @@
                 <w:sz w:val="17"/>
                 <w:szCs w:val="17"/>
               </w:rPr>
-              <w:t xml:space="preserve">9点</w:t>
-            </w:r>
-          </w:p>
-        </w:tc>
-        <w:tc>
-          <w:tcPr>
-            <w:tcW w:type="dxa" w:w="5428"/>
-            <w:shd w:fill="E8F2E8" w:val="clear"/>
-            <w:tcMar>
-              <w:top w:type="dxa" w:w="60"/>
-              <w:left w:type="dxa" w:w="80"/>
-              <w:bottom w:type="dxa" w:w="60"/>
-              <w:right w:type="dxa" w:w="80"/>
-            </w:tcMar>
-          </w:tcPr>
-          <w:p>
-            <w:pPr>
-              <w:spacing w:after="0" w:line="240" w:lineRule="exact"/>
+              <w:t xml:space="preserve">15項目</w:t>
+            </w:r>
+          </w:p>
+        </w:tc>
+        <w:tc>
+          <w:tcPr>
+            <w:tcW w:type="dxa" w:w="749"/>
+            <w:shd w:fill="FFFFFF" w:val="clear"/>
+            <w:tcMar>
+              <w:top w:type="dxa" w:w="60"/>
+              <w:left w:type="dxa" w:w="80"/>
+              <w:bottom w:type="dxa" w:w="60"/>
+              <w:right w:type="dxa" w:w="80"/>
+            </w:tcMar>
+          </w:tcPr>
+          <w:p>
+            <w:pPr>
+              <w:spacing w:after="0" w:line="240" w:lineRule="exact"/>
+              <w:jc w:val="right"/>
             </w:pPr>
             <w:r>
               <w:rPr>
@@ -6119,7 +6440,64 @@
                 <w:sz w:val="17"/>
                 <w:szCs w:val="17"/>
               </w:rPr>
-              <w:t xml:space="preserve">ニーズ調査・在宅介護実態調査・見える化分析・認知症施策推進計画の策定を行うこと自体が要件を満たします</w:t>
+              <w:t xml:space="preserve">39点</w:t>
+            </w:r>
+          </w:p>
+        </w:tc>
+        <w:tc>
+          <w:tcPr>
+            <w:tcW w:type="dxa" w:w="936"/>
+            <w:shd w:fill="FFFFFF" w:val="clear"/>
+            <w:tcMar>
+              <w:top w:type="dxa" w:w="60"/>
+              <w:left w:type="dxa" w:w="80"/>
+              <w:bottom w:type="dxa" w:w="60"/>
+              <w:right w:type="dxa" w:w="80"/>
+            </w:tcMar>
+          </w:tcPr>
+          <w:p>
+            <w:pPr>
+              <w:spacing w:after="0" w:line="240" w:lineRule="exact"/>
+              <w:jc w:val="right"/>
+            </w:pPr>
+            <w:r>
+              <w:rPr>
+                <w:rFonts w:ascii="游ゴシック" w:cs="游ゴシック" w:eastAsia="游ゴシック" w:hAnsi="游ゴシック"/>
+                <w:b w:val="false"/>
+                <w:bCs w:val="false"/>
+                <w:color w:val="000000"/>
+                <w:sz w:val="17"/>
+                <w:szCs w:val="17"/>
+              </w:rPr>
+              <w:t xml:space="preserve">39点</w:t>
+            </w:r>
+          </w:p>
+        </w:tc>
+        <w:tc>
+          <w:tcPr>
+            <w:tcW w:type="dxa" w:w="4212"/>
+            <w:shd w:fill="FFFFFF" w:val="clear"/>
+            <w:tcMar>
+              <w:top w:type="dxa" w:w="60"/>
+              <w:left w:type="dxa" w:w="80"/>
+              <w:bottom w:type="dxa" w:w="60"/>
+              <w:right w:type="dxa" w:w="80"/>
+            </w:tcMar>
+          </w:tcPr>
+          <w:p>
+            <w:pPr>
+              <w:spacing w:after="0" w:line="240" w:lineRule="exact"/>
+            </w:pPr>
+            <w:r>
+              <w:rPr>
+                <w:rFonts w:ascii="游ゴシック" w:cs="游ゴシック" w:eastAsia="游ゴシック" w:hAnsi="游ゴシック"/>
+                <w:b w:val="false"/>
+                <w:bCs w:val="false"/>
+                <w:color w:val="000000"/>
+                <w:sz w:val="17"/>
+                <w:szCs w:val="17"/>
+              </w:rPr>
+              <w:t xml:space="preserve">事業の実施・実績の水準・他機関との連携が前提です。村のご判断を要します</w:t>
             </w:r>
           </w:p>
         </w:tc>
@@ -6127,7 +6505,7 @@
       <w:tr>
         <w:tc>
           <w:tcPr>
-            <w:tcW w:type="dxa" w:w="562"/>
+            <w:tcW w:type="dxa" w:w="468"/>
             <w:shd w:fill="FFFFFF" w:val="clear"/>
             <w:tcMar>
               <w:top w:type="dxa" w:w="60"/>
@@ -6149,13 +6527,13 @@
                 <w:sz w:val="17"/>
                 <w:szCs w:val="17"/>
               </w:rPr>
-              <w:t xml:space="preserve">Ｃ</w:t>
-            </w:r>
-          </w:p>
-        </w:tc>
-        <w:tc>
-          <w:tcPr>
-            <w:tcW w:type="dxa" w:w="1685"/>
+              <w:t xml:space="preserve">Ｄ</w:t>
+            </w:r>
+          </w:p>
+        </w:tc>
+        <w:tc>
+          <w:tcPr>
+            <w:tcW w:type="dxa" w:w="1404"/>
             <w:shd w:fill="FFFFFF" w:val="clear"/>
             <w:tcMar>
               <w:top w:type="dxa" w:w="60"/>
@@ -6177,13 +6555,13 @@
                 <w:sz w:val="17"/>
                 <w:szCs w:val="17"/>
               </w:rPr>
-              <w:t xml:space="preserve">事業の実施が前提</w:t>
-            </w:r>
-          </w:p>
-        </w:tc>
-        <w:tc>
-          <w:tcPr>
-            <w:tcW w:type="dxa" w:w="936"/>
+              <w:t xml:space="preserve">取れない</w:t>
+            </w:r>
+          </w:p>
+        </w:tc>
+        <w:tc>
+          <w:tcPr>
+            <w:tcW w:type="dxa" w:w="749"/>
             <w:shd w:fill="FFFFFF" w:val="clear"/>
             <w:tcMar>
               <w:top w:type="dxa" w:w="60"/>
@@ -6206,13 +6584,13 @@
                 <w:sz w:val="17"/>
                 <w:szCs w:val="17"/>
               </w:rPr>
-              <w:t xml:space="preserve">15項目</w:t>
-            </w:r>
-          </w:p>
-        </w:tc>
-        <w:tc>
-          <w:tcPr>
-            <w:tcW w:type="dxa" w:w="749"/>
+              <w:t xml:space="preserve">47項目</w:t>
+            </w:r>
+          </w:p>
+        </w:tc>
+        <w:tc>
+          <w:tcPr>
+            <w:tcW w:type="dxa" w:w="842"/>
             <w:shd w:fill="FFFFFF" w:val="clear"/>
             <w:tcMar>
               <w:top w:type="dxa" w:w="60"/>
@@ -6235,24 +6613,25 @@
                 <w:sz w:val="17"/>
                 <w:szCs w:val="17"/>
               </w:rPr>
-              <w:t xml:space="preserve">39点</w:t>
-            </w:r>
-          </w:p>
-        </w:tc>
-        <w:tc>
-          <w:tcPr>
-            <w:tcW w:type="dxa" w:w="5428"/>
-            <w:shd w:fill="FFFFFF" w:val="clear"/>
-            <w:tcMar>
-              <w:top w:type="dxa" w:w="60"/>
-              <w:left w:type="dxa" w:w="80"/>
-              <w:bottom w:type="dxa" w:w="60"/>
-              <w:right w:type="dxa" w:w="80"/>
-            </w:tcMar>
-          </w:tcPr>
-          <w:p>
-            <w:pPr>
-              <w:spacing w:after="0" w:line="240" w:lineRule="exact"/>
+              <w:t xml:space="preserve">24項目</w:t>
+            </w:r>
+          </w:p>
+        </w:tc>
+        <w:tc>
+          <w:tcPr>
+            <w:tcW w:type="dxa" w:w="749"/>
+            <w:shd w:fill="FFFFFF" w:val="clear"/>
+            <w:tcMar>
+              <w:top w:type="dxa" w:w="60"/>
+              <w:left w:type="dxa" w:w="80"/>
+              <w:bottom w:type="dxa" w:w="60"/>
+              <w:right w:type="dxa" w:w="80"/>
+            </w:tcMar>
+          </w:tcPr>
+          <w:p>
+            <w:pPr>
+              <w:spacing w:after="0" w:line="240" w:lineRule="exact"/>
+              <w:jc w:val="right"/>
             </w:pPr>
             <w:r>
               <w:rPr>
@@ -6263,7 +6642,64 @@
                 <w:sz w:val="17"/>
                 <w:szCs w:val="17"/>
               </w:rPr>
-              <w:t xml:space="preserve">事業の実施・実績の水準・他機関との連携が前提です。村のご判断を要します</w:t>
+              <w:t xml:space="preserve">233点</w:t>
+            </w:r>
+          </w:p>
+        </w:tc>
+        <w:tc>
+          <w:tcPr>
+            <w:tcW w:type="dxa" w:w="936"/>
+            <w:shd w:fill="FFFFFF" w:val="clear"/>
+            <w:tcMar>
+              <w:top w:type="dxa" w:w="60"/>
+              <w:left w:type="dxa" w:w="80"/>
+              <w:bottom w:type="dxa" w:w="60"/>
+              <w:right w:type="dxa" w:w="80"/>
+            </w:tcMar>
+          </w:tcPr>
+          <w:p>
+            <w:pPr>
+              <w:spacing w:after="0" w:line="240" w:lineRule="exact"/>
+              <w:jc w:val="right"/>
+            </w:pPr>
+            <w:r>
+              <w:rPr>
+                <w:rFonts w:ascii="游ゴシック" w:cs="游ゴシック" w:eastAsia="游ゴシック" w:hAnsi="游ゴシック"/>
+                <w:b w:val="false"/>
+                <w:bCs w:val="false"/>
+                <w:color w:val="000000"/>
+                <w:sz w:val="17"/>
+                <w:szCs w:val="17"/>
+              </w:rPr>
+              <w:t xml:space="preserve">113点</w:t>
+            </w:r>
+          </w:p>
+        </w:tc>
+        <w:tc>
+          <w:tcPr>
+            <w:tcW w:type="dxa" w:w="4212"/>
+            <w:shd w:fill="FFFFFF" w:val="clear"/>
+            <w:tcMar>
+              <w:top w:type="dxa" w:w="60"/>
+              <w:left w:type="dxa" w:w="80"/>
+              <w:bottom w:type="dxa" w:w="60"/>
+              <w:right w:type="dxa" w:w="80"/>
+            </w:tcMar>
+          </w:tcPr>
+          <w:p>
+            <w:pPr>
+              <w:spacing w:after="0" w:line="240" w:lineRule="exact"/>
+            </w:pPr>
+            <w:r>
+              <w:rPr>
+                <w:rFonts w:ascii="游ゴシック" w:cs="游ゴシック" w:eastAsia="游ゴシック" w:hAnsi="游ゴシック"/>
+                <w:b w:val="false"/>
+                <w:bCs w:val="false"/>
+                <w:color w:val="000000"/>
+                <w:sz w:val="17"/>
+                <w:szCs w:val="17"/>
+              </w:rPr>
+              <w:t xml:space="preserve">国の統計から自動算定される成果指標群と、他の指標の結果として決まるものです</w:t>
             </w:r>
           </w:p>
         </w:tc>
@@ -6271,7 +6707,7 @@
       <w:tr>
         <w:tc>
           <w:tcPr>
-            <w:tcW w:type="dxa" w:w="562"/>
+            <w:tcW w:type="dxa" w:w="468"/>
             <w:shd w:fill="FFFFFF" w:val="clear"/>
             <w:tcMar>
               <w:top w:type="dxa" w:w="60"/>
@@ -6293,13 +6729,13 @@
                 <w:sz w:val="17"/>
                 <w:szCs w:val="17"/>
               </w:rPr>
-              <w:t xml:space="preserve">Ｄ</w:t>
-            </w:r>
-          </w:p>
-        </w:tc>
-        <w:tc>
-          <w:tcPr>
-            <w:tcW w:type="dxa" w:w="1685"/>
+              <w:t xml:space="preserve">Ｅ</w:t>
+            </w:r>
+          </w:p>
+        </w:tc>
+        <w:tc>
+          <w:tcPr>
+            <w:tcW w:type="dxa" w:w="1404"/>
             <w:shd w:fill="FFFFFF" w:val="clear"/>
             <w:tcMar>
               <w:top w:type="dxa" w:w="60"/>
@@ -6321,13 +6757,13 @@
                 <w:sz w:val="17"/>
                 <w:szCs w:val="17"/>
               </w:rPr>
-              <w:t xml:space="preserve">取れない</w:t>
-            </w:r>
-          </w:p>
-        </w:tc>
-        <w:tc>
-          <w:tcPr>
-            <w:tcW w:type="dxa" w:w="936"/>
+              <w:t xml:space="preserve">未判定</w:t>
+            </w:r>
+          </w:p>
+        </w:tc>
+        <w:tc>
+          <w:tcPr>
+            <w:tcW w:type="dxa" w:w="749"/>
             <w:shd w:fill="FFFFFF" w:val="clear"/>
             <w:tcMar>
               <w:top w:type="dxa" w:w="60"/>
@@ -6350,13 +6786,13 @@
                 <w:sz w:val="17"/>
                 <w:szCs w:val="17"/>
               </w:rPr>
-              <w:t xml:space="preserve">47項目</w:t>
-            </w:r>
-          </w:p>
-        </w:tc>
-        <w:tc>
-          <w:tcPr>
-            <w:tcW w:type="dxa" w:w="749"/>
+              <w:t xml:space="preserve">63項目</w:t>
+            </w:r>
+          </w:p>
+        </w:tc>
+        <w:tc>
+          <w:tcPr>
+            <w:tcW w:type="dxa" w:w="842"/>
             <w:shd w:fill="FFFFFF" w:val="clear"/>
             <w:tcMar>
               <w:top w:type="dxa" w:w="60"/>
@@ -6379,24 +6815,25 @@
                 <w:sz w:val="17"/>
                 <w:szCs w:val="17"/>
               </w:rPr>
-              <w:t xml:space="preserve">233点</w:t>
-            </w:r>
-          </w:p>
-        </w:tc>
-        <w:tc>
-          <w:tcPr>
-            <w:tcW w:type="dxa" w:w="5428"/>
-            <w:shd w:fill="FFFFFF" w:val="clear"/>
-            <w:tcMar>
-              <w:top w:type="dxa" w:w="60"/>
-              <w:left w:type="dxa" w:w="80"/>
-              <w:bottom w:type="dxa" w:w="60"/>
-              <w:right w:type="dxa" w:w="80"/>
-            </w:tcMar>
-          </w:tcPr>
-          <w:p>
-            <w:pPr>
-              <w:spacing w:after="0" w:line="240" w:lineRule="exact"/>
+              <w:t xml:space="preserve">63項目</w:t>
+            </w:r>
+          </w:p>
+        </w:tc>
+        <w:tc>
+          <w:tcPr>
+            <w:tcW w:type="dxa" w:w="749"/>
+            <w:shd w:fill="FFFFFF" w:val="clear"/>
+            <w:tcMar>
+              <w:top w:type="dxa" w:w="60"/>
+              <w:left w:type="dxa" w:w="80"/>
+              <w:bottom w:type="dxa" w:w="60"/>
+              <w:right w:type="dxa" w:w="80"/>
+            </w:tcMar>
+          </w:tcPr>
+          <w:p>
+            <w:pPr>
+              <w:spacing w:after="0" w:line="240" w:lineRule="exact"/>
+              <w:jc w:val="right"/>
             </w:pPr>
             <w:r>
               <w:rPr>
@@ -6407,26 +6844,25 @@
                 <w:sz w:val="17"/>
                 <w:szCs w:val="17"/>
               </w:rPr>
-              <w:t xml:space="preserve">国の統計から自動算定される成果指標群と、他の指標の結果として決まるものです</w:t>
-            </w:r>
-          </w:p>
-        </w:tc>
-      </w:tr>
-      <w:tr>
-        <w:tc>
-          <w:tcPr>
-            <w:tcW w:type="dxa" w:w="562"/>
-            <w:shd w:fill="FFFFFF" w:val="clear"/>
-            <w:tcMar>
-              <w:top w:type="dxa" w:w="60"/>
-              <w:left w:type="dxa" w:w="80"/>
-              <w:bottom w:type="dxa" w:w="60"/>
-              <w:right w:type="dxa" w:w="80"/>
-            </w:tcMar>
-          </w:tcPr>
-          <w:p>
-            <w:pPr>
-              <w:spacing w:after="0" w:line="240" w:lineRule="exact"/>
+              <w:t xml:space="preserve">139点</w:t>
+            </w:r>
+          </w:p>
+        </w:tc>
+        <w:tc>
+          <w:tcPr>
+            <w:tcW w:type="dxa" w:w="936"/>
+            <w:shd w:fill="FFFFFF" w:val="clear"/>
+            <w:tcMar>
+              <w:top w:type="dxa" w:w="60"/>
+              <w:left w:type="dxa" w:w="80"/>
+              <w:bottom w:type="dxa" w:w="60"/>
+              <w:right w:type="dxa" w:w="80"/>
+            </w:tcMar>
+          </w:tcPr>
+          <w:p>
+            <w:pPr>
+              <w:spacing w:after="0" w:line="240" w:lineRule="exact"/>
+              <w:jc w:val="right"/>
             </w:pPr>
             <w:r>
               <w:rPr>
@@ -6437,13 +6873,13 @@
                 <w:sz w:val="17"/>
                 <w:szCs w:val="17"/>
               </w:rPr>
-              <w:t xml:space="preserve">Ｅ</w:t>
-            </w:r>
-          </w:p>
-        </w:tc>
-        <w:tc>
-          <w:tcPr>
-            <w:tcW w:type="dxa" w:w="1685"/>
+              <w:t xml:space="preserve">130点</w:t>
+            </w:r>
+          </w:p>
+        </w:tc>
+        <w:tc>
+          <w:tcPr>
+            <w:tcW w:type="dxa" w:w="4212"/>
             <w:shd w:fill="FFFFFF" w:val="clear"/>
             <w:tcMar>
               <w:top w:type="dxa" w:w="60"/>
@@ -6465,98 +6901,38 @@
                 <w:sz w:val="17"/>
                 <w:szCs w:val="17"/>
               </w:rPr>
-              <w:t xml:space="preserve">未判定</w:t>
-            </w:r>
-          </w:p>
-        </w:tc>
-        <w:tc>
-          <w:tcPr>
-            <w:tcW w:type="dxa" w:w="936"/>
-            <w:shd w:fill="FFFFFF" w:val="clear"/>
-            <w:tcMar>
-              <w:top w:type="dxa" w:w="60"/>
-              <w:left w:type="dxa" w:w="80"/>
-              <w:bottom w:type="dxa" w:w="60"/>
-              <w:right w:type="dxa" w:w="80"/>
-            </w:tcMar>
-          </w:tcPr>
-          <w:p>
-            <w:pPr>
-              <w:spacing w:after="0" w:line="240" w:lineRule="exact"/>
-              <w:jc w:val="right"/>
-            </w:pPr>
-            <w:r>
-              <w:rPr>
-                <w:rFonts w:ascii="游ゴシック" w:cs="游ゴシック" w:eastAsia="游ゴシック" w:hAnsi="游ゴシック"/>
-                <w:b w:val="false"/>
-                <w:bCs w:val="false"/>
-                <w:color w:val="000000"/>
-                <w:sz w:val="17"/>
-                <w:szCs w:val="17"/>
-              </w:rPr>
-              <w:t xml:space="preserve">63項目</w:t>
-            </w:r>
-          </w:p>
-        </w:tc>
-        <w:tc>
-          <w:tcPr>
-            <w:tcW w:type="dxa" w:w="749"/>
-            <w:shd w:fill="FFFFFF" w:val="clear"/>
-            <w:tcMar>
-              <w:top w:type="dxa" w:w="60"/>
-              <w:left w:type="dxa" w:w="80"/>
-              <w:bottom w:type="dxa" w:w="60"/>
-              <w:right w:type="dxa" w:w="80"/>
-            </w:tcMar>
-          </w:tcPr>
-          <w:p>
-            <w:pPr>
-              <w:spacing w:after="0" w:line="240" w:lineRule="exact"/>
-              <w:jc w:val="right"/>
-            </w:pPr>
-            <w:r>
-              <w:rPr>
-                <w:rFonts w:ascii="游ゴシック" w:cs="游ゴシック" w:eastAsia="游ゴシック" w:hAnsi="游ゴシック"/>
-                <w:b w:val="false"/>
-                <w:bCs w:val="false"/>
-                <w:color w:val="000000"/>
-                <w:sz w:val="17"/>
-                <w:szCs w:val="17"/>
-              </w:rPr>
-              <w:t xml:space="preserve">139点</w:t>
-            </w:r>
-          </w:p>
-        </w:tc>
-        <w:tc>
-          <w:tcPr>
-            <w:tcW w:type="dxa" w:w="5428"/>
-            <w:shd w:fill="FFFFFF" w:val="clear"/>
-            <w:tcMar>
-              <w:top w:type="dxa" w:w="60"/>
-              <w:left w:type="dxa" w:w="80"/>
-              <w:bottom w:type="dxa" w:w="60"/>
-              <w:right w:type="dxa" w:w="80"/>
-            </w:tcMar>
-          </w:tcPr>
-          <w:p>
-            <w:pPr>
-              <w:spacing w:after="0" w:line="240" w:lineRule="exact"/>
-            </w:pPr>
-            <w:r>
-              <w:rPr>
-                <w:rFonts w:ascii="游ゴシック" w:cs="游ゴシック" w:eastAsia="游ゴシック" w:hAnsi="游ゴシック"/>
-                <w:b w:val="false"/>
-                <w:bCs w:val="false"/>
-                <w:color w:val="000000"/>
-                <w:sz w:val="17"/>
-                <w:szCs w:val="17"/>
-              </w:rPr>
               <w:t xml:space="preserve">個別の判定をしていません。全国の45％未満の市町村しか取得していない項目が主です</w:t>
             </w:r>
           </w:p>
         </w:tc>
       </w:tr>
     </w:tbl>
+    <w:p>
+      <w:pPr>
+        <w:spacing w:after="140" w:line="300" w:lineRule="exact"/>
+      </w:pPr>
+      <w:r>
+        <w:rPr>
+          <w:rFonts w:ascii="游明朝" w:cs="游明朝" w:eastAsia="游明朝" w:hAnsi="游明朝"/>
+          <w:sz w:val="21"/>
+          <w:szCs w:val="21"/>
+        </w:rPr>
+        <w:t xml:space="preserve">段Ａ・Ｂ・Ｃは見かけと実際が一致します（目標ごとに積み上げても満点100点に届かないことを「6　見込める得点」で確かめています）。村にお示しする取得目標はこの3段です。</w:t>
+      </w:r>
+    </w:p>
+    <w:p>
+      <w:pPr>
+        <w:spacing w:after="140" w:line="300" w:lineRule="exact"/>
+      </w:pPr>
+      <w:r>
+        <w:rPr>
+          <w:rFonts w:ascii="游明朝" w:cs="游明朝" w:eastAsia="游明朝" w:hAnsi="游明朝"/>
+          <w:sz w:val="21"/>
+          <w:szCs w:val="21"/>
+        </w:rPr>
+        <w:t xml:space="preserve">「重複を除く」は、目標Ⅳ（成果指標群）が推進交付金と介護保険保険者努力支援交付金で同一の指標であり、集計表に2度現れることによるものです。点は両交付金で別に支払われるため足して正しいのですが、取り組む対象の数としては1つです。未取得の項目は重複を含めて 139項目、重複を除くと 116項目です。</w:t>
+      </w:r>
+    </w:p>
     <w:p>
       <w:r>
         <w:br w:type="page"/>

--- a/output/15_北塩原村第10期_交付金の獲得状況と優先順位.docx
+++ b/output/15_北塩原村第10期_交付金の獲得状況と優先順位.docx
@@ -3339,7 +3339,1221 @@
           <w:sz w:val="22"/>
           <w:szCs w:val="22"/>
         </w:rPr>
-        <w:t xml:space="preserve">(2) 3か年の推移</w:t>
+        <w:t xml:space="preserve">(2) 条件の近い団体との比較</w:t>
+      </w:r>
+    </w:p>
+    <w:p>
+      <w:pPr>
+        <w:spacing w:after="140" w:line="300" w:lineRule="exact"/>
+      </w:pPr>
+      <w:r>
+        <w:rPr>
+          <w:rFonts w:ascii="游明朝" w:cs="游明朝" w:eastAsia="游明朝" w:hAnsi="游明朝"/>
+          <w:sz w:val="21"/>
+          <w:szCs w:val="21"/>
+        </w:rPr>
+        <w:t xml:space="preserve">得点は保険者の規模と強く相関します。本村は第1号被保険者1,011人で「3千人未満」の区分にあたり、過疎地域にも該当します。全国平均との比較だけでは本村の位置を低く見せることになるため、条件の近い団体の平均も示します。</w:t>
+      </w:r>
+    </w:p>
+    <w:tbl>
+      <w:tblPr>
+        <w:tblW w:type="dxa" w:w="9360"/>
+        <w:tblBorders>
+          <w:top w:val="single" w:color="auto" w:sz="4"/>
+          <w:left w:val="single" w:color="auto" w:sz="4"/>
+          <w:bottom w:val="single" w:color="auto" w:sz="4"/>
+          <w:right w:val="single" w:color="auto" w:sz="4"/>
+          <w:insideH w:val="single" w:color="auto" w:sz="4"/>
+          <w:insideV w:val="single" w:color="auto" w:sz="4"/>
+        </w:tblBorders>
+      </w:tblPr>
+      <w:tblGrid>
+        <w:gridCol w:w="3744"/>
+        <w:gridCol w:w="1498"/>
+        <w:gridCol w:w="1685"/>
+        <w:gridCol w:w="2433"/>
+      </w:tblGrid>
+      <w:tr>
+        <w:trPr>
+          <w:tblHeader/>
+        </w:trPr>
+        <w:tc>
+          <w:tcPr>
+            <w:tcW w:type="dxa" w:w="3744"/>
+            <w:shd w:fill="2E75B6" w:val="clear"/>
+            <w:tcMar>
+              <w:top w:type="dxa" w:w="60"/>
+              <w:left w:type="dxa" w:w="80"/>
+              <w:bottom w:type="dxa" w:w="60"/>
+              <w:right w:type="dxa" w:w="80"/>
+            </w:tcMar>
+          </w:tcPr>
+          <w:p>
+            <w:pPr>
+              <w:spacing w:after="0" w:line="240" w:lineRule="exact"/>
+              <w:jc w:val="center"/>
+            </w:pPr>
+            <w:r>
+              <w:rPr>
+                <w:rFonts w:ascii="游ゴシック" w:cs="游ゴシック" w:eastAsia="游ゴシック" w:hAnsi="游ゴシック"/>
+                <w:b/>
+                <w:bCs/>
+                <w:color w:val="FFFFFF"/>
+                <w:sz w:val="17"/>
+                <w:szCs w:val="17"/>
+              </w:rPr>
+              <w:t xml:space="preserve">比較の相手</w:t>
+            </w:r>
+          </w:p>
+        </w:tc>
+        <w:tc>
+          <w:tcPr>
+            <w:tcW w:type="dxa" w:w="1498"/>
+            <w:shd w:fill="2E75B6" w:val="clear"/>
+            <w:tcMar>
+              <w:top w:type="dxa" w:w="60"/>
+              <w:left w:type="dxa" w:w="80"/>
+              <w:bottom w:type="dxa" w:w="60"/>
+              <w:right w:type="dxa" w:w="80"/>
+            </w:tcMar>
+          </w:tcPr>
+          <w:p>
+            <w:pPr>
+              <w:spacing w:after="0" w:line="240" w:lineRule="exact"/>
+              <w:jc w:val="center"/>
+            </w:pPr>
+            <w:r>
+              <w:rPr>
+                <w:rFonts w:ascii="游ゴシック" w:cs="游ゴシック" w:eastAsia="游ゴシック" w:hAnsi="游ゴシック"/>
+                <w:b/>
+                <w:bCs/>
+                <w:color w:val="FFFFFF"/>
+                <w:sz w:val="17"/>
+                <w:szCs w:val="17"/>
+              </w:rPr>
+              <w:t xml:space="preserve">団体数</w:t>
+            </w:r>
+          </w:p>
+        </w:tc>
+        <w:tc>
+          <w:tcPr>
+            <w:tcW w:type="dxa" w:w="1685"/>
+            <w:shd w:fill="2E75B6" w:val="clear"/>
+            <w:tcMar>
+              <w:top w:type="dxa" w:w="60"/>
+              <w:left w:type="dxa" w:w="80"/>
+              <w:bottom w:type="dxa" w:w="60"/>
+              <w:right w:type="dxa" w:w="80"/>
+            </w:tcMar>
+          </w:tcPr>
+          <w:p>
+            <w:pPr>
+              <w:spacing w:after="0" w:line="240" w:lineRule="exact"/>
+              <w:jc w:val="center"/>
+            </w:pPr>
+            <w:r>
+              <w:rPr>
+                <w:rFonts w:ascii="游ゴシック" w:cs="游ゴシック" w:eastAsia="游ゴシック" w:hAnsi="游ゴシック"/>
+                <w:b/>
+                <w:bCs/>
+                <w:color w:val="FFFFFF"/>
+                <w:sz w:val="17"/>
+                <w:szCs w:val="17"/>
+              </w:rPr>
+              <w:t xml:space="preserve">平均</w:t>
+            </w:r>
+          </w:p>
+        </w:tc>
+        <w:tc>
+          <w:tcPr>
+            <w:tcW w:type="dxa" w:w="2433"/>
+            <w:shd w:fill="2E75B6" w:val="clear"/>
+            <w:tcMar>
+              <w:top w:type="dxa" w:w="60"/>
+              <w:left w:type="dxa" w:w="80"/>
+              <w:bottom w:type="dxa" w:w="60"/>
+              <w:right w:type="dxa" w:w="80"/>
+            </w:tcMar>
+          </w:tcPr>
+          <w:p>
+            <w:pPr>
+              <w:spacing w:after="0" w:line="240" w:lineRule="exact"/>
+              <w:jc w:val="center"/>
+            </w:pPr>
+            <w:r>
+              <w:rPr>
+                <w:rFonts w:ascii="游ゴシック" w:cs="游ゴシック" w:eastAsia="游ゴシック" w:hAnsi="游ゴシック"/>
+                <w:b/>
+                <w:bCs/>
+                <w:color w:val="FFFFFF"/>
+                <w:sz w:val="17"/>
+                <w:szCs w:val="17"/>
+              </w:rPr>
+              <w:t xml:space="preserve">本村447点との差</w:t>
+            </w:r>
+          </w:p>
+        </w:tc>
+      </w:tr>
+      <w:tr>
+        <w:tc>
+          <w:tcPr>
+            <w:tcW w:type="dxa" w:w="3744"/>
+            <w:shd w:fill="FFFFFF" w:val="clear"/>
+            <w:tcMar>
+              <w:top w:type="dxa" w:w="60"/>
+              <w:left w:type="dxa" w:w="80"/>
+              <w:bottom w:type="dxa" w:w="60"/>
+              <w:right w:type="dxa" w:w="80"/>
+            </w:tcMar>
+          </w:tcPr>
+          <w:p>
+            <w:pPr>
+              <w:spacing w:after="0" w:line="240" w:lineRule="exact"/>
+            </w:pPr>
+            <w:r>
+              <w:rPr>
+                <w:rFonts w:ascii="游ゴシック" w:cs="游ゴシック" w:eastAsia="游ゴシック" w:hAnsi="游ゴシック"/>
+                <w:b w:val="false"/>
+                <w:bCs w:val="false"/>
+                <w:color w:val="000000"/>
+                <w:sz w:val="17"/>
+                <w:szCs w:val="17"/>
+              </w:rPr>
+              <w:t xml:space="preserve">全国</w:t>
+            </w:r>
+          </w:p>
+        </w:tc>
+        <w:tc>
+          <w:tcPr>
+            <w:tcW w:type="dxa" w:w="1498"/>
+            <w:shd w:fill="FFFFFF" w:val="clear"/>
+            <w:tcMar>
+              <w:top w:type="dxa" w:w="60"/>
+              <w:left w:type="dxa" w:w="80"/>
+              <w:bottom w:type="dxa" w:w="60"/>
+              <w:right w:type="dxa" w:w="80"/>
+            </w:tcMar>
+          </w:tcPr>
+          <w:p>
+            <w:pPr>
+              <w:spacing w:after="0" w:line="240" w:lineRule="exact"/>
+              <w:jc w:val="right"/>
+            </w:pPr>
+            <w:r>
+              <w:rPr>
+                <w:rFonts w:ascii="游ゴシック" w:cs="游ゴシック" w:eastAsia="游ゴシック" w:hAnsi="游ゴシック"/>
+                <w:b w:val="false"/>
+                <w:bCs w:val="false"/>
+                <w:color w:val="000000"/>
+                <w:sz w:val="17"/>
+                <w:szCs w:val="17"/>
+              </w:rPr>
+              <w:t xml:space="preserve">1741団体</w:t>
+            </w:r>
+          </w:p>
+        </w:tc>
+        <w:tc>
+          <w:tcPr>
+            <w:tcW w:type="dxa" w:w="1685"/>
+            <w:shd w:fill="FFFFFF" w:val="clear"/>
+            <w:tcMar>
+              <w:top w:type="dxa" w:w="60"/>
+              <w:left w:type="dxa" w:w="80"/>
+              <w:bottom w:type="dxa" w:w="60"/>
+              <w:right w:type="dxa" w:w="80"/>
+            </w:tcMar>
+          </w:tcPr>
+          <w:p>
+            <w:pPr>
+              <w:spacing w:after="0" w:line="240" w:lineRule="exact"/>
+              <w:jc w:val="right"/>
+            </w:pPr>
+            <w:r>
+              <w:rPr>
+                <w:rFonts w:ascii="游ゴシック" w:cs="游ゴシック" w:eastAsia="游ゴシック" w:hAnsi="游ゴシック"/>
+                <w:b w:val="false"/>
+                <w:bCs w:val="false"/>
+                <w:color w:val="000000"/>
+                <w:sz w:val="17"/>
+                <w:szCs w:val="17"/>
+              </w:rPr>
+              <w:t xml:space="preserve">455.1点</w:t>
+            </w:r>
+          </w:p>
+        </w:tc>
+        <w:tc>
+          <w:tcPr>
+            <w:tcW w:type="dxa" w:w="2433"/>
+            <w:shd w:fill="FFFFFF" w:val="clear"/>
+            <w:tcMar>
+              <w:top w:type="dxa" w:w="60"/>
+              <w:left w:type="dxa" w:w="80"/>
+              <w:bottom w:type="dxa" w:w="60"/>
+              <w:right w:type="dxa" w:w="80"/>
+            </w:tcMar>
+          </w:tcPr>
+          <w:p>
+            <w:pPr>
+              <w:spacing w:after="0" w:line="240" w:lineRule="exact"/>
+              <w:jc w:val="right"/>
+            </w:pPr>
+            <w:r>
+              <w:rPr>
+                <w:rFonts w:ascii="游ゴシック" w:cs="游ゴシック" w:eastAsia="游ゴシック" w:hAnsi="游ゴシック"/>
+                <w:b w:val="false"/>
+                <w:bCs w:val="false"/>
+                <w:color w:val="000000"/>
+                <w:sz w:val="17"/>
+                <w:szCs w:val="17"/>
+              </w:rPr>
+              <w:t xml:space="preserve">▲8.1点</w:t>
+            </w:r>
+          </w:p>
+        </w:tc>
+      </w:tr>
+      <w:tr>
+        <w:tc>
+          <w:tcPr>
+            <w:tcW w:type="dxa" w:w="3744"/>
+            <w:shd w:fill="FFFFFF" w:val="clear"/>
+            <w:tcMar>
+              <w:top w:type="dxa" w:w="60"/>
+              <w:left w:type="dxa" w:w="80"/>
+              <w:bottom w:type="dxa" w:w="60"/>
+              <w:right w:type="dxa" w:w="80"/>
+            </w:tcMar>
+          </w:tcPr>
+          <w:p>
+            <w:pPr>
+              <w:spacing w:after="0" w:line="240" w:lineRule="exact"/>
+            </w:pPr>
+            <w:r>
+              <w:rPr>
+                <w:rFonts w:ascii="游ゴシック" w:cs="游ゴシック" w:eastAsia="游ゴシック" w:hAnsi="游ゴシック"/>
+                <w:b w:val="false"/>
+                <w:bCs w:val="false"/>
+                <w:color w:val="000000"/>
+                <w:sz w:val="17"/>
+                <w:szCs w:val="17"/>
+              </w:rPr>
+              <w:t xml:space="preserve">過疎地域に該当する団体</w:t>
+            </w:r>
+          </w:p>
+        </w:tc>
+        <w:tc>
+          <w:tcPr>
+            <w:tcW w:type="dxa" w:w="1498"/>
+            <w:shd w:fill="FFFFFF" w:val="clear"/>
+            <w:tcMar>
+              <w:top w:type="dxa" w:w="60"/>
+              <w:left w:type="dxa" w:w="80"/>
+              <w:bottom w:type="dxa" w:w="60"/>
+              <w:right w:type="dxa" w:w="80"/>
+            </w:tcMar>
+          </w:tcPr>
+          <w:p>
+            <w:pPr>
+              <w:spacing w:after="0" w:line="240" w:lineRule="exact"/>
+              <w:jc w:val="right"/>
+            </w:pPr>
+            <w:r>
+              <w:rPr>
+                <w:rFonts w:ascii="游ゴシック" w:cs="游ゴシック" w:eastAsia="游ゴシック" w:hAnsi="游ゴシック"/>
+                <w:b w:val="false"/>
+                <w:bCs w:val="false"/>
+                <w:color w:val="000000"/>
+                <w:sz w:val="17"/>
+                <w:szCs w:val="17"/>
+              </w:rPr>
+              <w:t xml:space="preserve">885団体</w:t>
+            </w:r>
+          </w:p>
+        </w:tc>
+        <w:tc>
+          <w:tcPr>
+            <w:tcW w:type="dxa" w:w="1685"/>
+            <w:shd w:fill="FFFFFF" w:val="clear"/>
+            <w:tcMar>
+              <w:top w:type="dxa" w:w="60"/>
+              <w:left w:type="dxa" w:w="80"/>
+              <w:bottom w:type="dxa" w:w="60"/>
+              <w:right w:type="dxa" w:w="80"/>
+            </w:tcMar>
+          </w:tcPr>
+          <w:p>
+            <w:pPr>
+              <w:spacing w:after="0" w:line="240" w:lineRule="exact"/>
+              <w:jc w:val="right"/>
+            </w:pPr>
+            <w:r>
+              <w:rPr>
+                <w:rFonts w:ascii="游ゴシック" w:cs="游ゴシック" w:eastAsia="游ゴシック" w:hAnsi="游ゴシック"/>
+                <w:b w:val="false"/>
+                <w:bCs w:val="false"/>
+                <w:color w:val="000000"/>
+                <w:sz w:val="17"/>
+                <w:szCs w:val="17"/>
+              </w:rPr>
+              <w:t xml:space="preserve">437.4点</w:t>
+            </w:r>
+          </w:p>
+        </w:tc>
+        <w:tc>
+          <w:tcPr>
+            <w:tcW w:type="dxa" w:w="2433"/>
+            <w:shd w:fill="FFFFFF" w:val="clear"/>
+            <w:tcMar>
+              <w:top w:type="dxa" w:w="60"/>
+              <w:left w:type="dxa" w:w="80"/>
+              <w:bottom w:type="dxa" w:w="60"/>
+              <w:right w:type="dxa" w:w="80"/>
+            </w:tcMar>
+          </w:tcPr>
+          <w:p>
+            <w:pPr>
+              <w:spacing w:after="0" w:line="240" w:lineRule="exact"/>
+              <w:jc w:val="right"/>
+            </w:pPr>
+            <w:r>
+              <w:rPr>
+                <w:rFonts w:ascii="游ゴシック" w:cs="游ゴシック" w:eastAsia="游ゴシック" w:hAnsi="游ゴシック"/>
+                <w:b w:val="false"/>
+                <w:bCs w:val="false"/>
+                <w:color w:val="000000"/>
+                <w:sz w:val="17"/>
+                <w:szCs w:val="17"/>
+              </w:rPr>
+              <w:t xml:space="preserve">＋9.6点</w:t>
+            </w:r>
+          </w:p>
+        </w:tc>
+      </w:tr>
+      <w:tr>
+        <w:tc>
+          <w:tcPr>
+            <w:tcW w:type="dxa" w:w="3744"/>
+            <w:shd w:fill="FFFFFF" w:val="clear"/>
+            <w:tcMar>
+              <w:top w:type="dxa" w:w="60"/>
+              <w:left w:type="dxa" w:w="80"/>
+              <w:bottom w:type="dxa" w:w="60"/>
+              <w:right w:type="dxa" w:w="80"/>
+            </w:tcMar>
+          </w:tcPr>
+          <w:p>
+            <w:pPr>
+              <w:spacing w:after="0" w:line="240" w:lineRule="exact"/>
+            </w:pPr>
+            <w:r>
+              <w:rPr>
+                <w:rFonts w:ascii="游ゴシック" w:cs="游ゴシック" w:eastAsia="游ゴシック" w:hAnsi="游ゴシック"/>
+                <w:b w:val="false"/>
+                <w:bCs w:val="false"/>
+                <w:color w:val="000000"/>
+                <w:sz w:val="17"/>
+                <w:szCs w:val="17"/>
+              </w:rPr>
+              <w:t xml:space="preserve">同規模（3千人未満）</w:t>
+            </w:r>
+          </w:p>
+        </w:tc>
+        <w:tc>
+          <w:tcPr>
+            <w:tcW w:type="dxa" w:w="1498"/>
+            <w:shd w:fill="FFFFFF" w:val="clear"/>
+            <w:tcMar>
+              <w:top w:type="dxa" w:w="60"/>
+              <w:left w:type="dxa" w:w="80"/>
+              <w:bottom w:type="dxa" w:w="60"/>
+              <w:right w:type="dxa" w:w="80"/>
+            </w:tcMar>
+          </w:tcPr>
+          <w:p>
+            <w:pPr>
+              <w:spacing w:after="0" w:line="240" w:lineRule="exact"/>
+              <w:jc w:val="right"/>
+            </w:pPr>
+            <w:r>
+              <w:rPr>
+                <w:rFonts w:ascii="游ゴシック" w:cs="游ゴシック" w:eastAsia="游ゴシック" w:hAnsi="游ゴシック"/>
+                <w:b w:val="false"/>
+                <w:bCs w:val="false"/>
+                <w:color w:val="000000"/>
+                <w:sz w:val="17"/>
+                <w:szCs w:val="17"/>
+              </w:rPr>
+              <w:t xml:space="preserve">451団体</w:t>
+            </w:r>
+          </w:p>
+        </w:tc>
+        <w:tc>
+          <w:tcPr>
+            <w:tcW w:type="dxa" w:w="1685"/>
+            <w:shd w:fill="FFFFFF" w:val="clear"/>
+            <w:tcMar>
+              <w:top w:type="dxa" w:w="60"/>
+              <w:left w:type="dxa" w:w="80"/>
+              <w:bottom w:type="dxa" w:w="60"/>
+              <w:right w:type="dxa" w:w="80"/>
+            </w:tcMar>
+          </w:tcPr>
+          <w:p>
+            <w:pPr>
+              <w:spacing w:after="0" w:line="240" w:lineRule="exact"/>
+              <w:jc w:val="right"/>
+            </w:pPr>
+            <w:r>
+              <w:rPr>
+                <w:rFonts w:ascii="游ゴシック" w:cs="游ゴシック" w:eastAsia="游ゴシック" w:hAnsi="游ゴシック"/>
+                <w:b w:val="false"/>
+                <w:bCs w:val="false"/>
+                <w:color w:val="000000"/>
+                <w:sz w:val="17"/>
+                <w:szCs w:val="17"/>
+              </w:rPr>
+              <w:t xml:space="preserve">407.6点</w:t>
+            </w:r>
+          </w:p>
+        </w:tc>
+        <w:tc>
+          <w:tcPr>
+            <w:tcW w:type="dxa" w:w="2433"/>
+            <w:shd w:fill="FFFFFF" w:val="clear"/>
+            <w:tcMar>
+              <w:top w:type="dxa" w:w="60"/>
+              <w:left w:type="dxa" w:w="80"/>
+              <w:bottom w:type="dxa" w:w="60"/>
+              <w:right w:type="dxa" w:w="80"/>
+            </w:tcMar>
+          </w:tcPr>
+          <w:p>
+            <w:pPr>
+              <w:spacing w:after="0" w:line="240" w:lineRule="exact"/>
+              <w:jc w:val="right"/>
+            </w:pPr>
+            <w:r>
+              <w:rPr>
+                <w:rFonts w:ascii="游ゴシック" w:cs="游ゴシック" w:eastAsia="游ゴシック" w:hAnsi="游ゴシック"/>
+                <w:b w:val="false"/>
+                <w:bCs w:val="false"/>
+                <w:color w:val="000000"/>
+                <w:sz w:val="17"/>
+                <w:szCs w:val="17"/>
+              </w:rPr>
+              <w:t xml:space="preserve">＋39.4点</w:t>
+            </w:r>
+          </w:p>
+        </w:tc>
+      </w:tr>
+      <w:tr>
+        <w:tc>
+          <w:tcPr>
+            <w:tcW w:type="dxa" w:w="3744"/>
+            <w:shd w:fill="FFFFFF" w:val="clear"/>
+            <w:tcMar>
+              <w:top w:type="dxa" w:w="60"/>
+              <w:left w:type="dxa" w:w="80"/>
+              <w:bottom w:type="dxa" w:w="60"/>
+              <w:right w:type="dxa" w:w="80"/>
+            </w:tcMar>
+          </w:tcPr>
+          <w:p>
+            <w:pPr>
+              <w:spacing w:after="0" w:line="240" w:lineRule="exact"/>
+            </w:pPr>
+            <w:r>
+              <w:rPr>
+                <w:rFonts w:ascii="游ゴシック" w:cs="游ゴシック" w:eastAsia="游ゴシック" w:hAnsi="游ゴシック"/>
+                <w:b w:val="false"/>
+                <w:bCs w:val="false"/>
+                <w:color w:val="000000"/>
+                <w:sz w:val="17"/>
+                <w:szCs w:val="17"/>
+              </w:rPr>
+              <w:t xml:space="preserve">同規模かつ過疎地域</w:t>
+            </w:r>
+          </w:p>
+        </w:tc>
+        <w:tc>
+          <w:tcPr>
+            <w:tcW w:type="dxa" w:w="1498"/>
+            <w:shd w:fill="FFFFFF" w:val="clear"/>
+            <w:tcMar>
+              <w:top w:type="dxa" w:w="60"/>
+              <w:left w:type="dxa" w:w="80"/>
+              <w:bottom w:type="dxa" w:w="60"/>
+              <w:right w:type="dxa" w:w="80"/>
+            </w:tcMar>
+          </w:tcPr>
+          <w:p>
+            <w:pPr>
+              <w:spacing w:after="0" w:line="240" w:lineRule="exact"/>
+              <w:jc w:val="right"/>
+            </w:pPr>
+            <w:r>
+              <w:rPr>
+                <w:rFonts w:ascii="游ゴシック" w:cs="游ゴシック" w:eastAsia="游ゴシック" w:hAnsi="游ゴシック"/>
+                <w:b w:val="false"/>
+                <w:bCs w:val="false"/>
+                <w:color w:val="000000"/>
+                <w:sz w:val="17"/>
+                <w:szCs w:val="17"/>
+              </w:rPr>
+              <w:t xml:space="preserve">355団体</w:t>
+            </w:r>
+          </w:p>
+        </w:tc>
+        <w:tc>
+          <w:tcPr>
+            <w:tcW w:type="dxa" w:w="1685"/>
+            <w:shd w:fill="FFFFFF" w:val="clear"/>
+            <w:tcMar>
+              <w:top w:type="dxa" w:w="60"/>
+              <w:left w:type="dxa" w:w="80"/>
+              <w:bottom w:type="dxa" w:w="60"/>
+              <w:right w:type="dxa" w:w="80"/>
+            </w:tcMar>
+          </w:tcPr>
+          <w:p>
+            <w:pPr>
+              <w:spacing w:after="0" w:line="240" w:lineRule="exact"/>
+              <w:jc w:val="right"/>
+            </w:pPr>
+            <w:r>
+              <w:rPr>
+                <w:rFonts w:ascii="游ゴシック" w:cs="游ゴシック" w:eastAsia="游ゴシック" w:hAnsi="游ゴシック"/>
+                <w:b w:val="false"/>
+                <w:bCs w:val="false"/>
+                <w:color w:val="000000"/>
+                <w:sz w:val="17"/>
+                <w:szCs w:val="17"/>
+              </w:rPr>
+              <w:t xml:space="preserve">406.9点</w:t>
+            </w:r>
+          </w:p>
+        </w:tc>
+        <w:tc>
+          <w:tcPr>
+            <w:tcW w:type="dxa" w:w="2433"/>
+            <w:shd w:fill="FFFFFF" w:val="clear"/>
+            <w:tcMar>
+              <w:top w:type="dxa" w:w="60"/>
+              <w:left w:type="dxa" w:w="80"/>
+              <w:bottom w:type="dxa" w:w="60"/>
+              <w:right w:type="dxa" w:w="80"/>
+            </w:tcMar>
+          </w:tcPr>
+          <w:p>
+            <w:pPr>
+              <w:spacing w:after="0" w:line="240" w:lineRule="exact"/>
+              <w:jc w:val="right"/>
+            </w:pPr>
+            <w:r>
+              <w:rPr>
+                <w:rFonts w:ascii="游ゴシック" w:cs="游ゴシック" w:eastAsia="游ゴシック" w:hAnsi="游ゴシック"/>
+                <w:b w:val="false"/>
+                <w:bCs w:val="false"/>
+                <w:color w:val="000000"/>
+                <w:sz w:val="17"/>
+                <w:szCs w:val="17"/>
+              </w:rPr>
+              <w:t xml:space="preserve">＋40.1点</w:t>
+            </w:r>
+          </w:p>
+        </w:tc>
+      </w:tr>
+    </w:tbl>
+    <w:tbl>
+      <w:tblPr>
+        <w:tblW w:type="dxa" w:w="9360"/>
+        <w:tblBorders>
+          <w:top w:val="single" w:color="auto" w:sz="4"/>
+          <w:left w:val="single" w:color="auto" w:sz="4"/>
+          <w:bottom w:val="single" w:color="auto" w:sz="4"/>
+          <w:right w:val="single" w:color="auto" w:sz="4"/>
+          <w:insideH w:val="single" w:color="auto" w:sz="4"/>
+          <w:insideV w:val="single" w:color="auto" w:sz="4"/>
+        </w:tblBorders>
+      </w:tblPr>
+      <w:tblGrid>
+        <w:gridCol w:w="4118"/>
+        <w:gridCol w:w="2246"/>
+        <w:gridCol w:w="2996"/>
+      </w:tblGrid>
+      <w:tr>
+        <w:trPr>
+          <w:tblHeader/>
+        </w:trPr>
+        <w:tc>
+          <w:tcPr>
+            <w:tcW w:type="dxa" w:w="4118"/>
+            <w:shd w:fill="2E75B6" w:val="clear"/>
+            <w:tcMar>
+              <w:top w:type="dxa" w:w="60"/>
+              <w:left w:type="dxa" w:w="80"/>
+              <w:bottom w:type="dxa" w:w="60"/>
+              <w:right w:type="dxa" w:w="80"/>
+            </w:tcMar>
+          </w:tcPr>
+          <w:p>
+            <w:pPr>
+              <w:spacing w:after="0" w:line="240" w:lineRule="exact"/>
+              <w:jc w:val="center"/>
+            </w:pPr>
+            <w:r>
+              <w:rPr>
+                <w:rFonts w:ascii="游ゴシック" w:cs="游ゴシック" w:eastAsia="游ゴシック" w:hAnsi="游ゴシック"/>
+                <w:b/>
+                <w:bCs/>
+                <w:color w:val="FFFFFF"/>
+                <w:sz w:val="17"/>
+                <w:szCs w:val="17"/>
+              </w:rPr>
+              <w:t xml:space="preserve">第1号被保険者数の区分</w:t>
+            </w:r>
+          </w:p>
+        </w:tc>
+        <w:tc>
+          <w:tcPr>
+            <w:tcW w:type="dxa" w:w="2246"/>
+            <w:shd w:fill="2E75B6" w:val="clear"/>
+            <w:tcMar>
+              <w:top w:type="dxa" w:w="60"/>
+              <w:left w:type="dxa" w:w="80"/>
+              <w:bottom w:type="dxa" w:w="60"/>
+              <w:right w:type="dxa" w:w="80"/>
+            </w:tcMar>
+          </w:tcPr>
+          <w:p>
+            <w:pPr>
+              <w:spacing w:after="0" w:line="240" w:lineRule="exact"/>
+              <w:jc w:val="center"/>
+            </w:pPr>
+            <w:r>
+              <w:rPr>
+                <w:rFonts w:ascii="游ゴシック" w:cs="游ゴシック" w:eastAsia="游ゴシック" w:hAnsi="游ゴシック"/>
+                <w:b/>
+                <w:bCs/>
+                <w:color w:val="FFFFFF"/>
+                <w:sz w:val="17"/>
+                <w:szCs w:val="17"/>
+              </w:rPr>
+              <w:t xml:space="preserve">団体数</w:t>
+            </w:r>
+          </w:p>
+        </w:tc>
+        <w:tc>
+          <w:tcPr>
+            <w:tcW w:type="dxa" w:w="2996"/>
+            <w:shd w:fill="2E75B6" w:val="clear"/>
+            <w:tcMar>
+              <w:top w:type="dxa" w:w="60"/>
+              <w:left w:type="dxa" w:w="80"/>
+              <w:bottom w:type="dxa" w:w="60"/>
+              <w:right w:type="dxa" w:w="80"/>
+            </w:tcMar>
+          </w:tcPr>
+          <w:p>
+            <w:pPr>
+              <w:spacing w:after="0" w:line="240" w:lineRule="exact"/>
+              <w:jc w:val="center"/>
+            </w:pPr>
+            <w:r>
+              <w:rPr>
+                <w:rFonts w:ascii="游ゴシック" w:cs="游ゴシック" w:eastAsia="游ゴシック" w:hAnsi="游ゴシック"/>
+                <w:b/>
+                <w:bCs/>
+                <w:color w:val="FFFFFF"/>
+                <w:sz w:val="17"/>
+                <w:szCs w:val="17"/>
+              </w:rPr>
+              <w:t xml:space="preserve">平均</w:t>
+            </w:r>
+          </w:p>
+        </w:tc>
+      </w:tr>
+      <w:tr>
+        <w:tc>
+          <w:tcPr>
+            <w:tcW w:type="dxa" w:w="4118"/>
+            <w:shd w:fill="FFFFFF" w:val="clear"/>
+            <w:tcMar>
+              <w:top w:type="dxa" w:w="60"/>
+              <w:left w:type="dxa" w:w="80"/>
+              <w:bottom w:type="dxa" w:w="60"/>
+              <w:right w:type="dxa" w:w="80"/>
+            </w:tcMar>
+          </w:tcPr>
+          <w:p>
+            <w:pPr>
+              <w:spacing w:after="0" w:line="240" w:lineRule="exact"/>
+            </w:pPr>
+            <w:r>
+              <w:rPr>
+                <w:rFonts w:ascii="游ゴシック" w:cs="游ゴシック" w:eastAsia="游ゴシック" w:hAnsi="游ゴシック"/>
+                <w:b w:val="false"/>
+                <w:bCs w:val="false"/>
+                <w:color w:val="000000"/>
+                <w:sz w:val="17"/>
+                <w:szCs w:val="17"/>
+              </w:rPr>
+              <w:t xml:space="preserve">3千人未満</w:t>
+            </w:r>
+          </w:p>
+        </w:tc>
+        <w:tc>
+          <w:tcPr>
+            <w:tcW w:type="dxa" w:w="2246"/>
+            <w:shd w:fill="FFFFFF" w:val="clear"/>
+            <w:tcMar>
+              <w:top w:type="dxa" w:w="60"/>
+              <w:left w:type="dxa" w:w="80"/>
+              <w:bottom w:type="dxa" w:w="60"/>
+              <w:right w:type="dxa" w:w="80"/>
+            </w:tcMar>
+          </w:tcPr>
+          <w:p>
+            <w:pPr>
+              <w:spacing w:after="0" w:line="240" w:lineRule="exact"/>
+              <w:jc w:val="right"/>
+            </w:pPr>
+            <w:r>
+              <w:rPr>
+                <w:rFonts w:ascii="游ゴシック" w:cs="游ゴシック" w:eastAsia="游ゴシック" w:hAnsi="游ゴシック"/>
+                <w:b w:val="false"/>
+                <w:bCs w:val="false"/>
+                <w:color w:val="000000"/>
+                <w:sz w:val="17"/>
+                <w:szCs w:val="17"/>
+              </w:rPr>
+              <w:t xml:space="preserve">451団体</w:t>
+            </w:r>
+          </w:p>
+        </w:tc>
+        <w:tc>
+          <w:tcPr>
+            <w:tcW w:type="dxa" w:w="2996"/>
+            <w:shd w:fill="FFFFFF" w:val="clear"/>
+            <w:tcMar>
+              <w:top w:type="dxa" w:w="60"/>
+              <w:left w:type="dxa" w:w="80"/>
+              <w:bottom w:type="dxa" w:w="60"/>
+              <w:right w:type="dxa" w:w="80"/>
+            </w:tcMar>
+          </w:tcPr>
+          <w:p>
+            <w:pPr>
+              <w:spacing w:after="0" w:line="240" w:lineRule="exact"/>
+              <w:jc w:val="right"/>
+            </w:pPr>
+            <w:r>
+              <w:rPr>
+                <w:rFonts w:ascii="游ゴシック" w:cs="游ゴシック" w:eastAsia="游ゴシック" w:hAnsi="游ゴシック"/>
+                <w:b w:val="false"/>
+                <w:bCs w:val="false"/>
+                <w:color w:val="000000"/>
+                <w:sz w:val="17"/>
+                <w:szCs w:val="17"/>
+              </w:rPr>
+              <w:t xml:space="preserve">407.6点</w:t>
+            </w:r>
+          </w:p>
+        </w:tc>
+      </w:tr>
+      <w:tr>
+        <w:tc>
+          <w:tcPr>
+            <w:tcW w:type="dxa" w:w="4118"/>
+            <w:shd w:fill="FFFFFF" w:val="clear"/>
+            <w:tcMar>
+              <w:top w:type="dxa" w:w="60"/>
+              <w:left w:type="dxa" w:w="80"/>
+              <w:bottom w:type="dxa" w:w="60"/>
+              <w:right w:type="dxa" w:w="80"/>
+            </w:tcMar>
+          </w:tcPr>
+          <w:p>
+            <w:pPr>
+              <w:spacing w:after="0" w:line="240" w:lineRule="exact"/>
+            </w:pPr>
+            <w:r>
+              <w:rPr>
+                <w:rFonts w:ascii="游ゴシック" w:cs="游ゴシック" w:eastAsia="游ゴシック" w:hAnsi="游ゴシック"/>
+                <w:b w:val="false"/>
+                <w:bCs w:val="false"/>
+                <w:color w:val="000000"/>
+                <w:sz w:val="17"/>
+                <w:szCs w:val="17"/>
+              </w:rPr>
+              <w:t xml:space="preserve">3千〜1万人未満</w:t>
+            </w:r>
+          </w:p>
+        </w:tc>
+        <w:tc>
+          <w:tcPr>
+            <w:tcW w:type="dxa" w:w="2246"/>
+            <w:shd w:fill="FFFFFF" w:val="clear"/>
+            <w:tcMar>
+              <w:top w:type="dxa" w:w="60"/>
+              <w:left w:type="dxa" w:w="80"/>
+              <w:bottom w:type="dxa" w:w="60"/>
+              <w:right w:type="dxa" w:w="80"/>
+            </w:tcMar>
+          </w:tcPr>
+          <w:p>
+            <w:pPr>
+              <w:spacing w:after="0" w:line="240" w:lineRule="exact"/>
+              <w:jc w:val="right"/>
+            </w:pPr>
+            <w:r>
+              <w:rPr>
+                <w:rFonts w:ascii="游ゴシック" w:cs="游ゴシック" w:eastAsia="游ゴシック" w:hAnsi="游ゴシック"/>
+                <w:b w:val="false"/>
+                <w:bCs w:val="false"/>
+                <w:color w:val="000000"/>
+                <w:sz w:val="17"/>
+                <w:szCs w:val="17"/>
+              </w:rPr>
+              <w:t xml:space="preserve">535団体</w:t>
+            </w:r>
+          </w:p>
+        </w:tc>
+        <w:tc>
+          <w:tcPr>
+            <w:tcW w:type="dxa" w:w="2996"/>
+            <w:shd w:fill="FFFFFF" w:val="clear"/>
+            <w:tcMar>
+              <w:top w:type="dxa" w:w="60"/>
+              <w:left w:type="dxa" w:w="80"/>
+              <w:bottom w:type="dxa" w:w="60"/>
+              <w:right w:type="dxa" w:w="80"/>
+            </w:tcMar>
+          </w:tcPr>
+          <w:p>
+            <w:pPr>
+              <w:spacing w:after="0" w:line="240" w:lineRule="exact"/>
+              <w:jc w:val="right"/>
+            </w:pPr>
+            <w:r>
+              <w:rPr>
+                <w:rFonts w:ascii="游ゴシック" w:cs="游ゴシック" w:eastAsia="游ゴシック" w:hAnsi="游ゴシック"/>
+                <w:b w:val="false"/>
+                <w:bCs w:val="false"/>
+                <w:color w:val="000000"/>
+                <w:sz w:val="17"/>
+                <w:szCs w:val="17"/>
+              </w:rPr>
+              <w:t xml:space="preserve">448.8点</w:t>
+            </w:r>
+          </w:p>
+        </w:tc>
+      </w:tr>
+      <w:tr>
+        <w:tc>
+          <w:tcPr>
+            <w:tcW w:type="dxa" w:w="4118"/>
+            <w:shd w:fill="FFFFFF" w:val="clear"/>
+            <w:tcMar>
+              <w:top w:type="dxa" w:w="60"/>
+              <w:left w:type="dxa" w:w="80"/>
+              <w:bottom w:type="dxa" w:w="60"/>
+              <w:right w:type="dxa" w:w="80"/>
+            </w:tcMar>
+          </w:tcPr>
+          <w:p>
+            <w:pPr>
+              <w:spacing w:after="0" w:line="240" w:lineRule="exact"/>
+            </w:pPr>
+            <w:r>
+              <w:rPr>
+                <w:rFonts w:ascii="游ゴシック" w:cs="游ゴシック" w:eastAsia="游ゴシック" w:hAnsi="游ゴシック"/>
+                <w:b w:val="false"/>
+                <w:bCs w:val="false"/>
+                <w:color w:val="000000"/>
+                <w:sz w:val="17"/>
+                <w:szCs w:val="17"/>
+              </w:rPr>
+              <w:t xml:space="preserve">1万〜5万人未満</w:t>
+            </w:r>
+          </w:p>
+        </w:tc>
+        <w:tc>
+          <w:tcPr>
+            <w:tcW w:type="dxa" w:w="2246"/>
+            <w:shd w:fill="FFFFFF" w:val="clear"/>
+            <w:tcMar>
+              <w:top w:type="dxa" w:w="60"/>
+              <w:left w:type="dxa" w:w="80"/>
+              <w:bottom w:type="dxa" w:w="60"/>
+              <w:right w:type="dxa" w:w="80"/>
+            </w:tcMar>
+          </w:tcPr>
+          <w:p>
+            <w:pPr>
+              <w:spacing w:after="0" w:line="240" w:lineRule="exact"/>
+              <w:jc w:val="right"/>
+            </w:pPr>
+            <w:r>
+              <w:rPr>
+                <w:rFonts w:ascii="游ゴシック" w:cs="游ゴシック" w:eastAsia="游ゴシック" w:hAnsi="游ゴシック"/>
+                <w:b w:val="false"/>
+                <w:bCs w:val="false"/>
+                <w:color w:val="000000"/>
+                <w:sz w:val="17"/>
+                <w:szCs w:val="17"/>
+              </w:rPr>
+              <w:t xml:space="preserve">608団体</w:t>
+            </w:r>
+          </w:p>
+        </w:tc>
+        <w:tc>
+          <w:tcPr>
+            <w:tcW w:type="dxa" w:w="2996"/>
+            <w:shd w:fill="FFFFFF" w:val="clear"/>
+            <w:tcMar>
+              <w:top w:type="dxa" w:w="60"/>
+              <w:left w:type="dxa" w:w="80"/>
+              <w:bottom w:type="dxa" w:w="60"/>
+              <w:right w:type="dxa" w:w="80"/>
+            </w:tcMar>
+          </w:tcPr>
+          <w:p>
+            <w:pPr>
+              <w:spacing w:after="0" w:line="240" w:lineRule="exact"/>
+              <w:jc w:val="right"/>
+            </w:pPr>
+            <w:r>
+              <w:rPr>
+                <w:rFonts w:ascii="游ゴシック" w:cs="游ゴシック" w:eastAsia="游ゴシック" w:hAnsi="游ゴシック"/>
+                <w:b w:val="false"/>
+                <w:bCs w:val="false"/>
+                <w:color w:val="000000"/>
+                <w:sz w:val="17"/>
+                <w:szCs w:val="17"/>
+              </w:rPr>
+              <w:t xml:space="preserve">481.1点</w:t>
+            </w:r>
+          </w:p>
+        </w:tc>
+      </w:tr>
+      <w:tr>
+        <w:tc>
+          <w:tcPr>
+            <w:tcW w:type="dxa" w:w="4118"/>
+            <w:shd w:fill="FFFFFF" w:val="clear"/>
+            <w:tcMar>
+              <w:top w:type="dxa" w:w="60"/>
+              <w:left w:type="dxa" w:w="80"/>
+              <w:bottom w:type="dxa" w:w="60"/>
+              <w:right w:type="dxa" w:w="80"/>
+            </w:tcMar>
+          </w:tcPr>
+          <w:p>
+            <w:pPr>
+              <w:spacing w:after="0" w:line="240" w:lineRule="exact"/>
+            </w:pPr>
+            <w:r>
+              <w:rPr>
+                <w:rFonts w:ascii="游ゴシック" w:cs="游ゴシック" w:eastAsia="游ゴシック" w:hAnsi="游ゴシック"/>
+                <w:b w:val="false"/>
+                <w:bCs w:val="false"/>
+                <w:color w:val="000000"/>
+                <w:sz w:val="17"/>
+                <w:szCs w:val="17"/>
+              </w:rPr>
+              <w:t xml:space="preserve">5万〜10万人未満</w:t>
+            </w:r>
+          </w:p>
+        </w:tc>
+        <w:tc>
+          <w:tcPr>
+            <w:tcW w:type="dxa" w:w="2246"/>
+            <w:shd w:fill="FFFFFF" w:val="clear"/>
+            <w:tcMar>
+              <w:top w:type="dxa" w:w="60"/>
+              <w:left w:type="dxa" w:w="80"/>
+              <w:bottom w:type="dxa" w:w="60"/>
+              <w:right w:type="dxa" w:w="80"/>
+            </w:tcMar>
+          </w:tcPr>
+          <w:p>
+            <w:pPr>
+              <w:spacing w:after="0" w:line="240" w:lineRule="exact"/>
+              <w:jc w:val="right"/>
+            </w:pPr>
+            <w:r>
+              <w:rPr>
+                <w:rFonts w:ascii="游ゴシック" w:cs="游ゴシック" w:eastAsia="游ゴシック" w:hAnsi="游ゴシック"/>
+                <w:b w:val="false"/>
+                <w:bCs w:val="false"/>
+                <w:color w:val="000000"/>
+                <w:sz w:val="17"/>
+                <w:szCs w:val="17"/>
+              </w:rPr>
+              <w:t xml:space="preserve">83団体</w:t>
+            </w:r>
+          </w:p>
+        </w:tc>
+        <w:tc>
+          <w:tcPr>
+            <w:tcW w:type="dxa" w:w="2996"/>
+            <w:shd w:fill="FFFFFF" w:val="clear"/>
+            <w:tcMar>
+              <w:top w:type="dxa" w:w="60"/>
+              <w:left w:type="dxa" w:w="80"/>
+              <w:bottom w:type="dxa" w:w="60"/>
+              <w:right w:type="dxa" w:w="80"/>
+            </w:tcMar>
+          </w:tcPr>
+          <w:p>
+            <w:pPr>
+              <w:spacing w:after="0" w:line="240" w:lineRule="exact"/>
+              <w:jc w:val="right"/>
+            </w:pPr>
+            <w:r>
+              <w:rPr>
+                <w:rFonts w:ascii="游ゴシック" w:cs="游ゴシック" w:eastAsia="游ゴシック" w:hAnsi="游ゴシック"/>
+                <w:b w:val="false"/>
+                <w:bCs w:val="false"/>
+                <w:color w:val="000000"/>
+                <w:sz w:val="17"/>
+                <w:szCs w:val="17"/>
+              </w:rPr>
+              <w:t xml:space="preserve">508点</w:t>
+            </w:r>
+          </w:p>
+        </w:tc>
+      </w:tr>
+      <w:tr>
+        <w:tc>
+          <w:tcPr>
+            <w:tcW w:type="dxa" w:w="4118"/>
+            <w:shd w:fill="FFFFFF" w:val="clear"/>
+            <w:tcMar>
+              <w:top w:type="dxa" w:w="60"/>
+              <w:left w:type="dxa" w:w="80"/>
+              <w:bottom w:type="dxa" w:w="60"/>
+              <w:right w:type="dxa" w:w="80"/>
+            </w:tcMar>
+          </w:tcPr>
+          <w:p>
+            <w:pPr>
+              <w:spacing w:after="0" w:line="240" w:lineRule="exact"/>
+            </w:pPr>
+            <w:r>
+              <w:rPr>
+                <w:rFonts w:ascii="游ゴシック" w:cs="游ゴシック" w:eastAsia="游ゴシック" w:hAnsi="游ゴシック"/>
+                <w:b w:val="false"/>
+                <w:bCs w:val="false"/>
+                <w:color w:val="000000"/>
+                <w:sz w:val="17"/>
+                <w:szCs w:val="17"/>
+              </w:rPr>
+              <w:t xml:space="preserve">10万人以上</w:t>
+            </w:r>
+          </w:p>
+        </w:tc>
+        <w:tc>
+          <w:tcPr>
+            <w:tcW w:type="dxa" w:w="2246"/>
+            <w:shd w:fill="FFFFFF" w:val="clear"/>
+            <w:tcMar>
+              <w:top w:type="dxa" w:w="60"/>
+              <w:left w:type="dxa" w:w="80"/>
+              <w:bottom w:type="dxa" w:w="60"/>
+              <w:right w:type="dxa" w:w="80"/>
+            </w:tcMar>
+          </w:tcPr>
+          <w:p>
+            <w:pPr>
+              <w:spacing w:after="0" w:line="240" w:lineRule="exact"/>
+              <w:jc w:val="right"/>
+            </w:pPr>
+            <w:r>
+              <w:rPr>
+                <w:rFonts w:ascii="游ゴシック" w:cs="游ゴシック" w:eastAsia="游ゴシック" w:hAnsi="游ゴシック"/>
+                <w:b w:val="false"/>
+                <w:bCs w:val="false"/>
+                <w:color w:val="000000"/>
+                <w:sz w:val="17"/>
+                <w:szCs w:val="17"/>
+              </w:rPr>
+              <w:t xml:space="preserve">64団体</w:t>
+            </w:r>
+          </w:p>
+        </w:tc>
+        <w:tc>
+          <w:tcPr>
+            <w:tcW w:type="dxa" w:w="2996"/>
+            <w:shd w:fill="FFFFFF" w:val="clear"/>
+            <w:tcMar>
+              <w:top w:type="dxa" w:w="60"/>
+              <w:left w:type="dxa" w:w="80"/>
+              <w:bottom w:type="dxa" w:w="60"/>
+              <w:right w:type="dxa" w:w="80"/>
+            </w:tcMar>
+          </w:tcPr>
+          <w:p>
+            <w:pPr>
+              <w:spacing w:after="0" w:line="240" w:lineRule="exact"/>
+              <w:jc w:val="right"/>
+            </w:pPr>
+            <w:r>
+              <w:rPr>
+                <w:rFonts w:ascii="游ゴシック" w:cs="游ゴシック" w:eastAsia="游ゴシック" w:hAnsi="游ゴシック"/>
+                <w:b w:val="false"/>
+                <w:bCs w:val="false"/>
+                <w:color w:val="000000"/>
+                <w:sz w:val="17"/>
+                <w:szCs w:val="17"/>
+              </w:rPr>
+              <w:t xml:space="preserve">527.8点</w:t>
+            </w:r>
+          </w:p>
+        </w:tc>
+      </w:tr>
+    </w:tbl>
+    <w:p>
+      <w:pPr>
+        <w:spacing w:after="140" w:line="300" w:lineRule="exact"/>
+      </w:pPr>
+      <w:r>
+        <w:rPr>
+          <w:rFonts w:ascii="游明朝" w:cs="游明朝" w:eastAsia="游明朝" w:hAnsi="游明朝"/>
+          <w:sz w:val="21"/>
+          <w:szCs w:val="21"/>
+        </w:rPr>
+        <w:t xml:space="preserve">全国平均と比べると下回りますが、同規模の団体の平均とは39.4点、同規模かつ過疎地域の団体の平均とは40.1点上回ります。本村の取組の水準は、条件の近い団体の中では高い位置にあります。ただし未取得の項目があることは変わりません。</w:t>
+      </w:r>
+    </w:p>
+    <w:p>
+      <w:pPr>
+        <w:spacing w:after="180" w:line="300" w:lineRule="exact"/>
+      </w:pPr>
+      <w:r>
+        <w:rPr>
+          <w:rFonts w:ascii="游明朝" w:cs="游明朝" w:eastAsia="游明朝" w:hAnsi="游明朝"/>
+          <w:sz w:val="21"/>
+          <w:szCs w:val="21"/>
+        </w:rPr>
+        <w:t xml:space="preserve">示しているのは団体数と平均という集計値のみで、個別の団体名と得点は掲げていません。区分は令和7年3月31日現在の第1号被保険者数、過疎地域該当は一部過疎を含む令和5年4月1日時点によります。</w:t>
+      </w:r>
+    </w:p>
+    <w:p>
+      <w:pPr>
+        <w:keepNext/>
+        <w:spacing w:after="120" w:before="200" w:line="300" w:lineRule="exact"/>
+      </w:pPr>
+      <w:r>
+        <w:rPr>
+          <w:rFonts w:ascii="游ゴシック" w:cs="游ゴシック" w:eastAsia="游ゴシック" w:hAnsi="游ゴシック"/>
+          <w:b/>
+          <w:bCs/>
+          <w:color w:val="2E75B6"/>
+          <w:sz w:val="22"/>
+          <w:szCs w:val="22"/>
+        </w:rPr>
+        <w:t xml:space="preserve">(3) 3か年の推移</w:t>
       </w:r>
     </w:p>
     <w:p>
@@ -3857,7 +5071,7 @@
           <w:sz w:val="22"/>
           <w:szCs w:val="22"/>
         </w:rPr>
-        <w:t xml:space="preserve">(3) 下がった項目</w:t>
+        <w:t xml:space="preserve">(4) 下がった項目</w:t>
       </w:r>
     </w:p>
     <w:tbl>

--- a/output/15_北塩原村第10期_交付金の獲得状況と優先順位.docx
+++ b/output/15_北塩原村第10期_交付金の獲得状況と優先順位.docx
@@ -9,7 +9,7 @@
       </w:pPr>
       <w:r>
         <w:rPr>
-          <w:rFonts w:ascii="游ゴシック" w:cs="游ゴシック" w:eastAsia="游ゴシック" w:hAnsi="游ゴシック"/>
+          <w:rFonts w:ascii="BIZ UDPゴシック" w:cs="BIZ UDPゴシック" w:eastAsia="BIZ UDPゴシック" w:hAnsi="BIZ UDPゴシック"/>
           <w:sz w:val="21"/>
           <w:szCs w:val="21"/>
         </w:rPr>
@@ -23,7 +23,7 @@
       </w:pPr>
       <w:r>
         <w:rPr>
-          <w:rFonts w:ascii="游ゴシック" w:cs="游ゴシック" w:eastAsia="游ゴシック" w:hAnsi="游ゴシック"/>
+          <w:rFonts w:ascii="BIZ UDPゴシック" w:cs="BIZ UDPゴシック" w:eastAsia="BIZ UDPゴシック" w:hAnsi="BIZ UDPゴシック"/>
           <w:color w:val="595959"/>
           <w:sz w:val="21"/>
           <w:szCs w:val="21"/>
@@ -33,12 +33,12 @@
     </w:p>
     <w:p>
       <w:pPr>
-        <w:spacing w:after="60" w:line="300" w:lineRule="exact"/>
+        <w:spacing w:after="60" w:line="405" w:lineRule="atLeast"/>
         <w:jc w:val="center"/>
       </w:pPr>
       <w:r>
         <w:rPr>
-          <w:rFonts w:ascii="游ゴシック" w:cs="游ゴシック" w:eastAsia="游ゴシック" w:hAnsi="游ゴシック"/>
+          <w:rFonts w:ascii="BIZ UDPゴシック" w:cs="BIZ UDPゴシック" w:eastAsia="BIZ UDPゴシック" w:hAnsi="BIZ UDPゴシック"/>
           <w:b/>
           <w:bCs/>
           <w:color w:val="1F3864"/>
@@ -50,12 +50,12 @@
     </w:p>
     <w:p>
       <w:pPr>
-        <w:spacing w:after="320" w:line="300" w:lineRule="exact"/>
+        <w:spacing w:after="320" w:line="405" w:lineRule="atLeast"/>
         <w:jc w:val="center"/>
       </w:pPr>
       <w:r>
         <w:rPr>
-          <w:rFonts w:ascii="游ゴシック" w:cs="游ゴシック" w:eastAsia="游ゴシック" w:hAnsi="游ゴシック"/>
+          <w:rFonts w:ascii="BIZ UDPゴシック" w:cs="BIZ UDPゴシック" w:eastAsia="BIZ UDPゴシック" w:hAnsi="BIZ UDPゴシック"/>
           <w:b/>
           <w:bCs/>
           <w:color w:val="1F3864"/>
@@ -68,11 +68,11 @@
     <w:p>
       <w:pPr>
         <w:keepNext/>
-        <w:spacing w:after="160" w:before="300" w:line="320" w:lineRule="exact"/>
+        <w:spacing w:after="160" w:before="300" w:line="360" w:lineRule="atLeast"/>
       </w:pPr>
       <w:r>
         <w:rPr>
-          <w:rFonts w:ascii="游ゴシック" w:cs="游ゴシック" w:eastAsia="游ゴシック" w:hAnsi="游ゴシック"/>
+          <w:rFonts w:ascii="BIZ UDPゴシック" w:cs="BIZ UDPゴシック" w:eastAsia="BIZ UDPゴシック" w:hAnsi="BIZ UDPゴシック"/>
           <w:b/>
           <w:bCs/>
           <w:color w:val="1F3864"/>
@@ -121,7 +121,7 @@
             </w:pPr>
             <w:r>
               <w:rPr>
-                <w:rFonts w:ascii="游ゴシック" w:cs="游ゴシック" w:eastAsia="游ゴシック" w:hAnsi="游ゴシック"/>
+                <w:rFonts w:ascii="BIZ UDPゴシック" w:cs="BIZ UDPゴシック" w:eastAsia="BIZ UDPゴシック" w:hAnsi="BIZ UDPゴシック"/>
                 <w:b/>
                 <w:bCs/>
                 <w:color w:val="FFFFFF"/>
@@ -150,7 +150,7 @@
             </w:pPr>
             <w:r>
               <w:rPr>
-                <w:rFonts w:ascii="游ゴシック" w:cs="游ゴシック" w:eastAsia="游ゴシック" w:hAnsi="游ゴシック"/>
+                <w:rFonts w:ascii="BIZ UDPゴシック" w:cs="BIZ UDPゴシック" w:eastAsia="BIZ UDPゴシック" w:hAnsi="BIZ UDPゴシック"/>
                 <w:b/>
                 <w:bCs/>
                 <w:color w:val="FFFFFF"/>
@@ -179,7 +179,7 @@
             </w:pPr>
             <w:r>
               <w:rPr>
-                <w:rFonts w:ascii="游ゴシック" w:cs="游ゴシック" w:eastAsia="游ゴシック" w:hAnsi="游ゴシック"/>
+                <w:rFonts w:ascii="BIZ UDPゴシック" w:cs="BIZ UDPゴシック" w:eastAsia="BIZ UDPゴシック" w:hAnsi="BIZ UDPゴシック"/>
                 <w:b/>
                 <w:bCs/>
                 <w:color w:val="FFFFFF"/>
@@ -209,7 +209,7 @@
             </w:pPr>
             <w:r>
               <w:rPr>
-                <w:rFonts w:ascii="游ゴシック" w:cs="游ゴシック" w:eastAsia="游ゴシック" w:hAnsi="游ゴシック"/>
+                <w:rFonts w:ascii="BIZ UDPゴシック" w:cs="BIZ UDPゴシック" w:eastAsia="BIZ UDPゴシック" w:hAnsi="BIZ UDPゴシック"/>
                 <w:b w:val="false"/>
                 <w:bCs w:val="false"/>
                 <w:color w:val="000000"/>
@@ -237,7 +237,7 @@
             </w:pPr>
             <w:r>
               <w:rPr>
-                <w:rFonts w:ascii="游ゴシック" w:cs="游ゴシック" w:eastAsia="游ゴシック" w:hAnsi="游ゴシック"/>
+                <w:rFonts w:ascii="BIZ UDPゴシック" w:cs="BIZ UDPゴシック" w:eastAsia="BIZ UDPゴシック" w:hAnsi="BIZ UDPゴシック"/>
                 <w:b w:val="false"/>
                 <w:bCs w:val="false"/>
                 <w:color w:val="000000"/>
@@ -265,7 +265,7 @@
             </w:pPr>
             <w:r>
               <w:rPr>
-                <w:rFonts w:ascii="游ゴシック" w:cs="游ゴシック" w:eastAsia="游ゴシック" w:hAnsi="游ゴシック"/>
+                <w:rFonts w:ascii="BIZ UDPゴシック" w:cs="BIZ UDPゴシック" w:eastAsia="BIZ UDPゴシック" w:hAnsi="BIZ UDPゴシック"/>
                 <w:b w:val="false"/>
                 <w:bCs w:val="false"/>
                 <w:color w:val="000000"/>
@@ -295,7 +295,7 @@
             </w:pPr>
             <w:r>
               <w:rPr>
-                <w:rFonts w:ascii="游ゴシック" w:cs="游ゴシック" w:eastAsia="游ゴシック" w:hAnsi="游ゴシック"/>
+                <w:rFonts w:ascii="BIZ UDPゴシック" w:cs="BIZ UDPゴシック" w:eastAsia="BIZ UDPゴシック" w:hAnsi="BIZ UDPゴシック"/>
                 <w:b w:val="false"/>
                 <w:bCs w:val="false"/>
                 <w:color w:val="000000"/>
@@ -323,7 +323,7 @@
             </w:pPr>
             <w:r>
               <w:rPr>
-                <w:rFonts w:ascii="游ゴシック" w:cs="游ゴシック" w:eastAsia="游ゴシック" w:hAnsi="游ゴシック"/>
+                <w:rFonts w:ascii="BIZ UDPゴシック" w:cs="BIZ UDPゴシック" w:eastAsia="BIZ UDPゴシック" w:hAnsi="BIZ UDPゴシック"/>
                 <w:b w:val="false"/>
                 <w:bCs w:val="false"/>
                 <w:color w:val="000000"/>
@@ -351,7 +351,7 @@
             </w:pPr>
             <w:r>
               <w:rPr>
-                <w:rFonts w:ascii="游ゴシック" w:cs="游ゴシック" w:eastAsia="游ゴシック" w:hAnsi="游ゴシック"/>
+                <w:rFonts w:ascii="BIZ UDPゴシック" w:cs="BIZ UDPゴシック" w:eastAsia="BIZ UDPゴシック" w:hAnsi="BIZ UDPゴシック"/>
                 <w:b w:val="false"/>
                 <w:bCs w:val="false"/>
                 <w:color w:val="000000"/>
@@ -381,7 +381,7 @@
             </w:pPr>
             <w:r>
               <w:rPr>
-                <w:rFonts w:ascii="游ゴシック" w:cs="游ゴシック" w:eastAsia="游ゴシック" w:hAnsi="游ゴシック"/>
+                <w:rFonts w:ascii="BIZ UDPゴシック" w:cs="BIZ UDPゴシック" w:eastAsia="BIZ UDPゴシック" w:hAnsi="BIZ UDPゴシック"/>
                 <w:b w:val="false"/>
                 <w:bCs w:val="false"/>
                 <w:color w:val="000000"/>
@@ -409,7 +409,7 @@
             </w:pPr>
             <w:r>
               <w:rPr>
-                <w:rFonts w:ascii="游ゴシック" w:cs="游ゴシック" w:eastAsia="游ゴシック" w:hAnsi="游ゴシック"/>
+                <w:rFonts w:ascii="BIZ UDPゴシック" w:cs="BIZ UDPゴシック" w:eastAsia="BIZ UDPゴシック" w:hAnsi="BIZ UDPゴシック"/>
                 <w:b w:val="false"/>
                 <w:bCs w:val="false"/>
                 <w:color w:val="000000"/>
@@ -437,7 +437,7 @@
             </w:pPr>
             <w:r>
               <w:rPr>
-                <w:rFonts w:ascii="游ゴシック" w:cs="游ゴシック" w:eastAsia="游ゴシック" w:hAnsi="游ゴシック"/>
+                <w:rFonts w:ascii="BIZ UDPゴシック" w:cs="BIZ UDPゴシック" w:eastAsia="BIZ UDPゴシック" w:hAnsi="BIZ UDPゴシック"/>
                 <w:b w:val="false"/>
                 <w:bCs w:val="false"/>
                 <w:color w:val="000000"/>
@@ -467,7 +467,7 @@
             </w:pPr>
             <w:r>
               <w:rPr>
-                <w:rFonts w:ascii="游ゴシック" w:cs="游ゴシック" w:eastAsia="游ゴシック" w:hAnsi="游ゴシック"/>
+                <w:rFonts w:ascii="BIZ UDPゴシック" w:cs="BIZ UDPゴシック" w:eastAsia="BIZ UDPゴシック" w:hAnsi="BIZ UDPゴシック"/>
                 <w:b w:val="false"/>
                 <w:bCs w:val="false"/>
                 <w:color w:val="000000"/>
@@ -495,7 +495,7 @@
             </w:pPr>
             <w:r>
               <w:rPr>
-                <w:rFonts w:ascii="游ゴシック" w:cs="游ゴシック" w:eastAsia="游ゴシック" w:hAnsi="游ゴシック"/>
+                <w:rFonts w:ascii="BIZ UDPゴシック" w:cs="BIZ UDPゴシック" w:eastAsia="BIZ UDPゴシック" w:hAnsi="BIZ UDPゴシック"/>
                 <w:b w:val="false"/>
                 <w:bCs w:val="false"/>
                 <w:color w:val="000000"/>
@@ -523,7 +523,7 @@
             </w:pPr>
             <w:r>
               <w:rPr>
-                <w:rFonts w:ascii="游ゴシック" w:cs="游ゴシック" w:eastAsia="游ゴシック" w:hAnsi="游ゴシック"/>
+                <w:rFonts w:ascii="BIZ UDPゴシック" w:cs="BIZ UDPゴシック" w:eastAsia="BIZ UDPゴシック" w:hAnsi="BIZ UDPゴシック"/>
                 <w:b w:val="false"/>
                 <w:bCs w:val="false"/>
                 <w:color w:val="000000"/>
@@ -553,7 +553,7 @@
             </w:pPr>
             <w:r>
               <w:rPr>
-                <w:rFonts w:ascii="游ゴシック" w:cs="游ゴシック" w:eastAsia="游ゴシック" w:hAnsi="游ゴシック"/>
+                <w:rFonts w:ascii="BIZ UDPゴシック" w:cs="BIZ UDPゴシック" w:eastAsia="BIZ UDPゴシック" w:hAnsi="BIZ UDPゴシック"/>
                 <w:b w:val="false"/>
                 <w:bCs w:val="false"/>
                 <w:color w:val="000000"/>
@@ -581,7 +581,7 @@
             </w:pPr>
             <w:r>
               <w:rPr>
-                <w:rFonts w:ascii="游ゴシック" w:cs="游ゴシック" w:eastAsia="游ゴシック" w:hAnsi="游ゴシック"/>
+                <w:rFonts w:ascii="BIZ UDPゴシック" w:cs="BIZ UDPゴシック" w:eastAsia="BIZ UDPゴシック" w:hAnsi="BIZ UDPゴシック"/>
                 <w:b w:val="false"/>
                 <w:bCs w:val="false"/>
                 <w:color w:val="000000"/>
@@ -609,7 +609,7 @@
             </w:pPr>
             <w:r>
               <w:rPr>
-                <w:rFonts w:ascii="游ゴシック" w:cs="游ゴシック" w:eastAsia="游ゴシック" w:hAnsi="游ゴシック"/>
+                <w:rFonts w:ascii="BIZ UDPゴシック" w:cs="BIZ UDPゴシック" w:eastAsia="BIZ UDPゴシック" w:hAnsi="BIZ UDPゴシック"/>
                 <w:b w:val="false"/>
                 <w:bCs w:val="false"/>
                 <w:color w:val="000000"/>
@@ -639,7 +639,7 @@
             </w:pPr>
             <w:r>
               <w:rPr>
-                <w:rFonts w:ascii="游ゴシック" w:cs="游ゴシック" w:eastAsia="游ゴシック" w:hAnsi="游ゴシック"/>
+                <w:rFonts w:ascii="BIZ UDPゴシック" w:cs="BIZ UDPゴシック" w:eastAsia="BIZ UDPゴシック" w:hAnsi="BIZ UDPゴシック"/>
                 <w:b w:val="false"/>
                 <w:bCs w:val="false"/>
                 <w:color w:val="000000"/>
@@ -667,7 +667,7 @@
             </w:pPr>
             <w:r>
               <w:rPr>
-                <w:rFonts w:ascii="游ゴシック" w:cs="游ゴシック" w:eastAsia="游ゴシック" w:hAnsi="游ゴシック"/>
+                <w:rFonts w:ascii="BIZ UDPゴシック" w:cs="BIZ UDPゴシック" w:eastAsia="BIZ UDPゴシック" w:hAnsi="BIZ UDPゴシック"/>
                 <w:b w:val="false"/>
                 <w:bCs w:val="false"/>
                 <w:color w:val="000000"/>
@@ -695,7 +695,7 @@
             </w:pPr>
             <w:r>
               <w:rPr>
-                <w:rFonts w:ascii="游ゴシック" w:cs="游ゴシック" w:eastAsia="游ゴシック" w:hAnsi="游ゴシック"/>
+                <w:rFonts w:ascii="BIZ UDPゴシック" w:cs="BIZ UDPゴシック" w:eastAsia="BIZ UDPゴシック" w:hAnsi="BIZ UDPゴシック"/>
                 <w:b w:val="false"/>
                 <w:bCs w:val="false"/>
                 <w:color w:val="000000"/>
@@ -725,7 +725,7 @@
             </w:pPr>
             <w:r>
               <w:rPr>
-                <w:rFonts w:ascii="游ゴシック" w:cs="游ゴシック" w:eastAsia="游ゴシック" w:hAnsi="游ゴシック"/>
+                <w:rFonts w:ascii="BIZ UDPゴシック" w:cs="BIZ UDPゴシック" w:eastAsia="BIZ UDPゴシック" w:hAnsi="BIZ UDPゴシック"/>
                 <w:b w:val="false"/>
                 <w:bCs w:val="false"/>
                 <w:color w:val="000000"/>
@@ -753,7 +753,7 @@
             </w:pPr>
             <w:r>
               <w:rPr>
-                <w:rFonts w:ascii="游ゴシック" w:cs="游ゴシック" w:eastAsia="游ゴシック" w:hAnsi="游ゴシック"/>
+                <w:rFonts w:ascii="BIZ UDPゴシック" w:cs="BIZ UDPゴシック" w:eastAsia="BIZ UDPゴシック" w:hAnsi="BIZ UDPゴシック"/>
                 <w:b w:val="false"/>
                 <w:bCs w:val="false"/>
                 <w:color w:val="000000"/>
@@ -781,7 +781,7 @@
             </w:pPr>
             <w:r>
               <w:rPr>
-                <w:rFonts w:ascii="游ゴシック" w:cs="游ゴシック" w:eastAsia="游ゴシック" w:hAnsi="游ゴシック"/>
+                <w:rFonts w:ascii="BIZ UDPゴシック" w:cs="BIZ UDPゴシック" w:eastAsia="BIZ UDPゴシック" w:hAnsi="BIZ UDPゴシック"/>
                 <w:b w:val="false"/>
                 <w:bCs w:val="false"/>
                 <w:color w:val="000000"/>
@@ -800,7 +800,7 @@
       </w:pPr>
       <w:r>
         <w:rPr>
-          <w:rFonts w:ascii="游明朝" w:cs="游明朝" w:eastAsia="游明朝" w:hAnsi="游明朝"/>
+          <w:rFonts w:ascii="BIZ UDPゴシック" w:cs="BIZ UDPゴシック" w:eastAsia="BIZ UDPゴシック" w:hAnsi="BIZ UDPゴシック"/>
           <w:sz w:val="21"/>
           <w:szCs w:val="21"/>
         </w:rPr>
@@ -813,7 +813,7 @@
       </w:pPr>
       <w:r>
         <w:rPr>
-          <w:rFonts w:ascii="游明朝" w:cs="游明朝" w:eastAsia="游明朝" w:hAnsi="游明朝"/>
+          <w:rFonts w:ascii="BIZ UDPゴシック" w:cs="BIZ UDPゴシック" w:eastAsia="BIZ UDPゴシック" w:hAnsi="BIZ UDPゴシック"/>
           <w:sz w:val="21"/>
           <w:szCs w:val="21"/>
         </w:rPr>
@@ -826,7 +826,7 @@
       </w:pPr>
       <w:r>
         <w:rPr>
-          <w:rFonts w:ascii="游ゴシック" w:cs="游ゴシック" w:eastAsia="游ゴシック" w:hAnsi="游ゴシック"/>
+          <w:rFonts w:ascii="BIZ UDPゴシック" w:cs="BIZ UDPゴシック" w:eastAsia="BIZ UDPゴシック" w:hAnsi="BIZ UDPゴシック"/>
           <w:color w:val="595959"/>
           <w:sz w:val="19"/>
           <w:szCs w:val="19"/>
@@ -840,7 +840,7 @@
       </w:pPr>
       <w:r>
         <w:rPr>
-          <w:rFonts w:ascii="游ゴシック" w:cs="游ゴシック" w:eastAsia="游ゴシック" w:hAnsi="游ゴシック"/>
+          <w:rFonts w:ascii="BIZ UDPゴシック" w:cs="BIZ UDPゴシック" w:eastAsia="BIZ UDPゴシック" w:hAnsi="BIZ UDPゴシック"/>
           <w:color w:val="595959"/>
           <w:sz w:val="19"/>
           <w:szCs w:val="19"/>
@@ -854,7 +854,7 @@
       </w:pPr>
       <w:r>
         <w:rPr>
-          <w:rFonts w:ascii="游ゴシック" w:cs="游ゴシック" w:eastAsia="游ゴシック" w:hAnsi="游ゴシック"/>
+          <w:rFonts w:ascii="BIZ UDPゴシック" w:cs="BIZ UDPゴシック" w:eastAsia="BIZ UDPゴシック" w:hAnsi="BIZ UDPゴシック"/>
           <w:color w:val="595959"/>
           <w:sz w:val="19"/>
           <w:szCs w:val="19"/>
@@ -870,11 +870,11 @@
     <w:p>
       <w:pPr>
         <w:keepNext/>
-        <w:spacing w:after="160" w:before="300" w:line="320" w:lineRule="exact"/>
+        <w:spacing w:after="160" w:before="300" w:line="360" w:lineRule="atLeast"/>
       </w:pPr>
       <w:r>
         <w:rPr>
-          <w:rFonts w:ascii="游ゴシック" w:cs="游ゴシック" w:eastAsia="游ゴシック" w:hAnsi="游ゴシック"/>
+          <w:rFonts w:ascii="BIZ UDPゴシック" w:cs="BIZ UDPゴシック" w:eastAsia="BIZ UDPゴシック" w:hAnsi="BIZ UDPゴシック"/>
           <w:b/>
           <w:bCs/>
           <w:color w:val="1F3864"/>
@@ -890,7 +890,7 @@
       </w:pPr>
       <w:r>
         <w:rPr>
-          <w:rFonts w:ascii="游明朝" w:cs="游明朝" w:eastAsia="游明朝" w:hAnsi="游明朝"/>
+          <w:rFonts w:ascii="BIZ UDPゴシック" w:cs="BIZ UDPゴシック" w:eastAsia="BIZ UDPゴシック" w:hAnsi="BIZ UDPゴシック"/>
           <w:sz w:val="21"/>
           <w:szCs w:val="21"/>
         </w:rPr>
@@ -904,7 +904,7 @@
       </w:pPr>
       <w:r>
         <w:rPr>
-          <w:rFonts w:ascii="游ゴシック" w:cs="游ゴシック" w:eastAsia="游ゴシック" w:hAnsi="游ゴシック"/>
+          <w:rFonts w:ascii="BIZ UDPゴシック" w:cs="BIZ UDPゴシック" w:eastAsia="BIZ UDPゴシック" w:hAnsi="BIZ UDPゴシック"/>
           <w:b/>
           <w:bCs/>
           <w:color w:val="2E75B6"/>
@@ -959,7 +959,7 @@
             </w:pPr>
             <w:r>
               <w:rPr>
-                <w:rFonts w:ascii="游ゴシック" w:cs="游ゴシック" w:eastAsia="游ゴシック" w:hAnsi="游ゴシック"/>
+                <w:rFonts w:ascii="BIZ UDPゴシック" w:cs="BIZ UDPゴシック" w:eastAsia="BIZ UDPゴシック" w:hAnsi="BIZ UDPゴシック"/>
                 <w:b/>
                 <w:bCs/>
                 <w:color w:val="FFFFFF"/>
@@ -988,7 +988,7 @@
             </w:pPr>
             <w:r>
               <w:rPr>
-                <w:rFonts w:ascii="游ゴシック" w:cs="游ゴシック" w:eastAsia="游ゴシック" w:hAnsi="游ゴシック"/>
+                <w:rFonts w:ascii="BIZ UDPゴシック" w:cs="BIZ UDPゴシック" w:eastAsia="BIZ UDPゴシック" w:hAnsi="BIZ UDPゴシック"/>
                 <w:b/>
                 <w:bCs/>
                 <w:color w:val="FFFFFF"/>
@@ -1017,7 +1017,7 @@
             </w:pPr>
             <w:r>
               <w:rPr>
-                <w:rFonts w:ascii="游ゴシック" w:cs="游ゴシック" w:eastAsia="游ゴシック" w:hAnsi="游ゴシック"/>
+                <w:rFonts w:ascii="BIZ UDPゴシック" w:cs="BIZ UDPゴシック" w:eastAsia="BIZ UDPゴシック" w:hAnsi="BIZ UDPゴシック"/>
                 <w:b/>
                 <w:bCs/>
                 <w:color w:val="FFFFFF"/>
@@ -1046,7 +1046,7 @@
             </w:pPr>
             <w:r>
               <w:rPr>
-                <w:rFonts w:ascii="游ゴシック" w:cs="游ゴシック" w:eastAsia="游ゴシック" w:hAnsi="游ゴシック"/>
+                <w:rFonts w:ascii="BIZ UDPゴシック" w:cs="BIZ UDPゴシック" w:eastAsia="BIZ UDPゴシック" w:hAnsi="BIZ UDPゴシック"/>
                 <w:b/>
                 <w:bCs/>
                 <w:color w:val="FFFFFF"/>
@@ -1075,7 +1075,7 @@
             </w:pPr>
             <w:r>
               <w:rPr>
-                <w:rFonts w:ascii="游ゴシック" w:cs="游ゴシック" w:eastAsia="游ゴシック" w:hAnsi="游ゴシック"/>
+                <w:rFonts w:ascii="BIZ UDPゴシック" w:cs="BIZ UDPゴシック" w:eastAsia="BIZ UDPゴシック" w:hAnsi="BIZ UDPゴシック"/>
                 <w:b/>
                 <w:bCs/>
                 <w:color w:val="FFFFFF"/>
@@ -1104,7 +1104,7 @@
             </w:pPr>
             <w:r>
               <w:rPr>
-                <w:rFonts w:ascii="游ゴシック" w:cs="游ゴシック" w:eastAsia="游ゴシック" w:hAnsi="游ゴシック"/>
+                <w:rFonts w:ascii="BIZ UDPゴシック" w:cs="BIZ UDPゴシック" w:eastAsia="BIZ UDPゴシック" w:hAnsi="BIZ UDPゴシック"/>
                 <w:b/>
                 <w:bCs/>
                 <w:color w:val="FFFFFF"/>
@@ -1133,7 +1133,7 @@
             </w:pPr>
             <w:r>
               <w:rPr>
-                <w:rFonts w:ascii="游ゴシック" w:cs="游ゴシック" w:eastAsia="游ゴシック" w:hAnsi="游ゴシック"/>
+                <w:rFonts w:ascii="BIZ UDPゴシック" w:cs="BIZ UDPゴシック" w:eastAsia="BIZ UDPゴシック" w:hAnsi="BIZ UDPゴシック"/>
                 <w:b/>
                 <w:bCs/>
                 <w:color w:val="FFFFFF"/>
@@ -1162,7 +1162,7 @@
             </w:pPr>
             <w:r>
               <w:rPr>
-                <w:rFonts w:ascii="游ゴシック" w:cs="游ゴシック" w:eastAsia="游ゴシック" w:hAnsi="游ゴシック"/>
+                <w:rFonts w:ascii="BIZ UDPゴシック" w:cs="BIZ UDPゴシック" w:eastAsia="BIZ UDPゴシック" w:hAnsi="BIZ UDPゴシック"/>
                 <w:b/>
                 <w:bCs/>
                 <w:color w:val="FFFFFF"/>
@@ -1191,7 +1191,7 @@
             </w:pPr>
             <w:r>
               <w:rPr>
-                <w:rFonts w:ascii="游ゴシック" w:cs="游ゴシック" w:eastAsia="游ゴシック" w:hAnsi="游ゴシック"/>
+                <w:rFonts w:ascii="BIZ UDPゴシック" w:cs="BIZ UDPゴシック" w:eastAsia="BIZ UDPゴシック" w:hAnsi="BIZ UDPゴシック"/>
                 <w:b/>
                 <w:bCs/>
                 <w:color w:val="FFFFFF"/>
@@ -1221,7 +1221,7 @@
             </w:pPr>
             <w:r>
               <w:rPr>
-                <w:rFonts w:ascii="游ゴシック" w:cs="游ゴシック" w:eastAsia="游ゴシック" w:hAnsi="游ゴシック"/>
+                <w:rFonts w:ascii="BIZ UDPゴシック" w:cs="BIZ UDPゴシック" w:eastAsia="BIZ UDPゴシック" w:hAnsi="BIZ UDPゴシック"/>
                 <w:b w:val="false"/>
                 <w:bCs w:val="false"/>
                 <w:color w:val="000000"/>
@@ -1249,7 +1249,7 @@
             </w:pPr>
             <w:r>
               <w:rPr>
-                <w:rFonts w:ascii="游ゴシック" w:cs="游ゴシック" w:eastAsia="游ゴシック" w:hAnsi="游ゴシック"/>
+                <w:rFonts w:ascii="BIZ UDPゴシック" w:cs="BIZ UDPゴシック" w:eastAsia="BIZ UDPゴシック" w:hAnsi="BIZ UDPゴシック"/>
                 <w:b w:val="false"/>
                 <w:bCs w:val="false"/>
                 <w:color w:val="000000"/>
@@ -1278,7 +1278,7 @@
             </w:pPr>
             <w:r>
               <w:rPr>
-                <w:rFonts w:ascii="游ゴシック" w:cs="游ゴシック" w:eastAsia="游ゴシック" w:hAnsi="游ゴシック"/>
+                <w:rFonts w:ascii="BIZ UDPゴシック" w:cs="BIZ UDPゴシック" w:eastAsia="BIZ UDPゴシック" w:hAnsi="BIZ UDPゴシック"/>
                 <w:b w:val="false"/>
                 <w:bCs w:val="false"/>
                 <w:color w:val="000000"/>
@@ -1307,7 +1307,7 @@
             </w:pPr>
             <w:r>
               <w:rPr>
-                <w:rFonts w:ascii="游ゴシック" w:cs="游ゴシック" w:eastAsia="游ゴシック" w:hAnsi="游ゴシック"/>
+                <w:rFonts w:ascii="BIZ UDPゴシック" w:cs="BIZ UDPゴシック" w:eastAsia="BIZ UDPゴシック" w:hAnsi="BIZ UDPゴシック"/>
                 <w:b w:val="false"/>
                 <w:bCs w:val="false"/>
                 <w:color w:val="000000"/>
@@ -1336,7 +1336,7 @@
             </w:pPr>
             <w:r>
               <w:rPr>
-                <w:rFonts w:ascii="游ゴシック" w:cs="游ゴシック" w:eastAsia="游ゴシック" w:hAnsi="游ゴシック"/>
+                <w:rFonts w:ascii="BIZ UDPゴシック" w:cs="BIZ UDPゴシック" w:eastAsia="BIZ UDPゴシック" w:hAnsi="BIZ UDPゴシック"/>
                 <w:b w:val="false"/>
                 <w:bCs w:val="false"/>
                 <w:color w:val="000000"/>
@@ -1365,7 +1365,7 @@
             </w:pPr>
             <w:r>
               <w:rPr>
-                <w:rFonts w:ascii="游ゴシック" w:cs="游ゴシック" w:eastAsia="游ゴシック" w:hAnsi="游ゴシック"/>
+                <w:rFonts w:ascii="BIZ UDPゴシック" w:cs="BIZ UDPゴシック" w:eastAsia="BIZ UDPゴシック" w:hAnsi="BIZ UDPゴシック"/>
                 <w:b w:val="false"/>
                 <w:bCs w:val="false"/>
                 <w:color w:val="000000"/>
@@ -1394,7 +1394,7 @@
             </w:pPr>
             <w:r>
               <w:rPr>
-                <w:rFonts w:ascii="游ゴシック" w:cs="游ゴシック" w:eastAsia="游ゴシック" w:hAnsi="游ゴシック"/>
+                <w:rFonts w:ascii="BIZ UDPゴシック" w:cs="BIZ UDPゴシック" w:eastAsia="BIZ UDPゴシック" w:hAnsi="BIZ UDPゴシック"/>
                 <w:b w:val="false"/>
                 <w:bCs w:val="false"/>
                 <w:color w:val="000000"/>
@@ -1423,7 +1423,7 @@
             </w:pPr>
             <w:r>
               <w:rPr>
-                <w:rFonts w:ascii="游ゴシック" w:cs="游ゴシック" w:eastAsia="游ゴシック" w:hAnsi="游ゴシック"/>
+                <w:rFonts w:ascii="BIZ UDPゴシック" w:cs="BIZ UDPゴシック" w:eastAsia="BIZ UDPゴシック" w:hAnsi="BIZ UDPゴシック"/>
                 <w:b w:val="false"/>
                 <w:bCs w:val="false"/>
                 <w:color w:val="000000"/>
@@ -1451,7 +1451,7 @@
             </w:pPr>
             <w:r>
               <w:rPr>
-                <w:rFonts w:ascii="游ゴシック" w:cs="游ゴシック" w:eastAsia="游ゴシック" w:hAnsi="游ゴシック"/>
+                <w:rFonts w:ascii="BIZ UDPゴシック" w:cs="BIZ UDPゴシック" w:eastAsia="BIZ UDPゴシック" w:hAnsi="BIZ UDPゴシック"/>
                 <w:b w:val="false"/>
                 <w:bCs w:val="false"/>
                 <w:color w:val="000000"/>
@@ -1481,7 +1481,7 @@
             </w:pPr>
             <w:r>
               <w:rPr>
-                <w:rFonts w:ascii="游ゴシック" w:cs="游ゴシック" w:eastAsia="游ゴシック" w:hAnsi="游ゴシック"/>
+                <w:rFonts w:ascii="BIZ UDPゴシック" w:cs="BIZ UDPゴシック" w:eastAsia="BIZ UDPゴシック" w:hAnsi="BIZ UDPゴシック"/>
                 <w:b w:val="false"/>
                 <w:bCs w:val="false"/>
                 <w:color w:val="000000"/>
@@ -1509,7 +1509,7 @@
             </w:pPr>
             <w:r>
               <w:rPr>
-                <w:rFonts w:ascii="游ゴシック" w:cs="游ゴシック" w:eastAsia="游ゴシック" w:hAnsi="游ゴシック"/>
+                <w:rFonts w:ascii="BIZ UDPゴシック" w:cs="BIZ UDPゴシック" w:eastAsia="BIZ UDPゴシック" w:hAnsi="BIZ UDPゴシック"/>
                 <w:b w:val="false"/>
                 <w:bCs w:val="false"/>
                 <w:color w:val="000000"/>
@@ -1538,7 +1538,7 @@
             </w:pPr>
             <w:r>
               <w:rPr>
-                <w:rFonts w:ascii="游ゴシック" w:cs="游ゴシック" w:eastAsia="游ゴシック" w:hAnsi="游ゴシック"/>
+                <w:rFonts w:ascii="BIZ UDPゴシック" w:cs="BIZ UDPゴシック" w:eastAsia="BIZ UDPゴシック" w:hAnsi="BIZ UDPゴシック"/>
                 <w:b w:val="false"/>
                 <w:bCs w:val="false"/>
                 <w:color w:val="000000"/>
@@ -1567,7 +1567,7 @@
             </w:pPr>
             <w:r>
               <w:rPr>
-                <w:rFonts w:ascii="游ゴシック" w:cs="游ゴシック" w:eastAsia="游ゴシック" w:hAnsi="游ゴシック"/>
+                <w:rFonts w:ascii="BIZ UDPゴシック" w:cs="BIZ UDPゴシック" w:eastAsia="BIZ UDPゴシック" w:hAnsi="BIZ UDPゴシック"/>
                 <w:b w:val="false"/>
                 <w:bCs w:val="false"/>
                 <w:color w:val="000000"/>
@@ -1596,7 +1596,7 @@
             </w:pPr>
             <w:r>
               <w:rPr>
-                <w:rFonts w:ascii="游ゴシック" w:cs="游ゴシック" w:eastAsia="游ゴシック" w:hAnsi="游ゴシック"/>
+                <w:rFonts w:ascii="BIZ UDPゴシック" w:cs="BIZ UDPゴシック" w:eastAsia="BIZ UDPゴシック" w:hAnsi="BIZ UDPゴシック"/>
                 <w:b w:val="false"/>
                 <w:bCs w:val="false"/>
                 <w:color w:val="000000"/>
@@ -1625,7 +1625,7 @@
             </w:pPr>
             <w:r>
               <w:rPr>
-                <w:rFonts w:ascii="游ゴシック" w:cs="游ゴシック" w:eastAsia="游ゴシック" w:hAnsi="游ゴシック"/>
+                <w:rFonts w:ascii="BIZ UDPゴシック" w:cs="BIZ UDPゴシック" w:eastAsia="BIZ UDPゴシック" w:hAnsi="BIZ UDPゴシック"/>
                 <w:b w:val="false"/>
                 <w:bCs w:val="false"/>
                 <w:color w:val="000000"/>
@@ -1654,7 +1654,7 @@
             </w:pPr>
             <w:r>
               <w:rPr>
-                <w:rFonts w:ascii="游ゴシック" w:cs="游ゴシック" w:eastAsia="游ゴシック" w:hAnsi="游ゴシック"/>
+                <w:rFonts w:ascii="BIZ UDPゴシック" w:cs="BIZ UDPゴシック" w:eastAsia="BIZ UDPゴシック" w:hAnsi="BIZ UDPゴシック"/>
                 <w:b w:val="false"/>
                 <w:bCs w:val="false"/>
                 <w:color w:val="000000"/>
@@ -1683,7 +1683,7 @@
             </w:pPr>
             <w:r>
               <w:rPr>
-                <w:rFonts w:ascii="游ゴシック" w:cs="游ゴシック" w:eastAsia="游ゴシック" w:hAnsi="游ゴシック"/>
+                <w:rFonts w:ascii="BIZ UDPゴシック" w:cs="BIZ UDPゴシック" w:eastAsia="BIZ UDPゴシック" w:hAnsi="BIZ UDPゴシック"/>
                 <w:b w:val="false"/>
                 <w:bCs w:val="false"/>
                 <w:color w:val="000000"/>
@@ -1711,7 +1711,7 @@
             </w:pPr>
             <w:r>
               <w:rPr>
-                <w:rFonts w:ascii="游ゴシック" w:cs="游ゴシック" w:eastAsia="游ゴシック" w:hAnsi="游ゴシック"/>
+                <w:rFonts w:ascii="BIZ UDPゴシック" w:cs="BIZ UDPゴシック" w:eastAsia="BIZ UDPゴシック" w:hAnsi="BIZ UDPゴシック"/>
                 <w:b w:val="false"/>
                 <w:bCs w:val="false"/>
                 <w:color w:val="000000"/>
@@ -1741,7 +1741,7 @@
             </w:pPr>
             <w:r>
               <w:rPr>
-                <w:rFonts w:ascii="游ゴシック" w:cs="游ゴシック" w:eastAsia="游ゴシック" w:hAnsi="游ゴシック"/>
+                <w:rFonts w:ascii="BIZ UDPゴシック" w:cs="BIZ UDPゴシック" w:eastAsia="BIZ UDPゴシック" w:hAnsi="BIZ UDPゴシック"/>
                 <w:b w:val="false"/>
                 <w:bCs w:val="false"/>
                 <w:color w:val="000000"/>
@@ -1769,7 +1769,7 @@
             </w:pPr>
             <w:r>
               <w:rPr>
-                <w:rFonts w:ascii="游ゴシック" w:cs="游ゴシック" w:eastAsia="游ゴシック" w:hAnsi="游ゴシック"/>
+                <w:rFonts w:ascii="BIZ UDPゴシック" w:cs="BIZ UDPゴシック" w:eastAsia="BIZ UDPゴシック" w:hAnsi="BIZ UDPゴシック"/>
                 <w:b w:val="false"/>
                 <w:bCs w:val="false"/>
                 <w:color w:val="000000"/>
@@ -1798,7 +1798,7 @@
             </w:pPr>
             <w:r>
               <w:rPr>
-                <w:rFonts w:ascii="游ゴシック" w:cs="游ゴシック" w:eastAsia="游ゴシック" w:hAnsi="游ゴシック"/>
+                <w:rFonts w:ascii="BIZ UDPゴシック" w:cs="BIZ UDPゴシック" w:eastAsia="BIZ UDPゴシック" w:hAnsi="BIZ UDPゴシック"/>
                 <w:b w:val="false"/>
                 <w:bCs w:val="false"/>
                 <w:color w:val="000000"/>
@@ -1827,7 +1827,7 @@
             </w:pPr>
             <w:r>
               <w:rPr>
-                <w:rFonts w:ascii="游ゴシック" w:cs="游ゴシック" w:eastAsia="游ゴシック" w:hAnsi="游ゴシック"/>
+                <w:rFonts w:ascii="BIZ UDPゴシック" w:cs="BIZ UDPゴシック" w:eastAsia="BIZ UDPゴシック" w:hAnsi="BIZ UDPゴシック"/>
                 <w:b w:val="false"/>
                 <w:bCs w:val="false"/>
                 <w:color w:val="000000"/>
@@ -1856,7 +1856,7 @@
             </w:pPr>
             <w:r>
               <w:rPr>
-                <w:rFonts w:ascii="游ゴシック" w:cs="游ゴシック" w:eastAsia="游ゴシック" w:hAnsi="游ゴシック"/>
+                <w:rFonts w:ascii="BIZ UDPゴシック" w:cs="BIZ UDPゴシック" w:eastAsia="BIZ UDPゴシック" w:hAnsi="BIZ UDPゴシック"/>
                 <w:b w:val="false"/>
                 <w:bCs w:val="false"/>
                 <w:color w:val="000000"/>
@@ -1885,7 +1885,7 @@
             </w:pPr>
             <w:r>
               <w:rPr>
-                <w:rFonts w:ascii="游ゴシック" w:cs="游ゴシック" w:eastAsia="游ゴシック" w:hAnsi="游ゴシック"/>
+                <w:rFonts w:ascii="BIZ UDPゴシック" w:cs="BIZ UDPゴシック" w:eastAsia="BIZ UDPゴシック" w:hAnsi="BIZ UDPゴシック"/>
                 <w:b w:val="false"/>
                 <w:bCs w:val="false"/>
                 <w:color w:val="000000"/>
@@ -1914,7 +1914,7 @@
             </w:pPr>
             <w:r>
               <w:rPr>
-                <w:rFonts w:ascii="游ゴシック" w:cs="游ゴシック" w:eastAsia="游ゴシック" w:hAnsi="游ゴシック"/>
+                <w:rFonts w:ascii="BIZ UDPゴシック" w:cs="BIZ UDPゴシック" w:eastAsia="BIZ UDPゴシック" w:hAnsi="BIZ UDPゴシック"/>
                 <w:b w:val="false"/>
                 <w:bCs w:val="false"/>
                 <w:color w:val="000000"/>
@@ -1943,7 +1943,7 @@
             </w:pPr>
             <w:r>
               <w:rPr>
-                <w:rFonts w:ascii="游ゴシック" w:cs="游ゴシック" w:eastAsia="游ゴシック" w:hAnsi="游ゴシック"/>
+                <w:rFonts w:ascii="BIZ UDPゴシック" w:cs="BIZ UDPゴシック" w:eastAsia="BIZ UDPゴシック" w:hAnsi="BIZ UDPゴシック"/>
                 <w:b w:val="false"/>
                 <w:bCs w:val="false"/>
                 <w:color w:val="000000"/>
@@ -1971,7 +1971,7 @@
             </w:pPr>
             <w:r>
               <w:rPr>
-                <w:rFonts w:ascii="游ゴシック" w:cs="游ゴシック" w:eastAsia="游ゴシック" w:hAnsi="游ゴシック"/>
+                <w:rFonts w:ascii="BIZ UDPゴシック" w:cs="BIZ UDPゴシック" w:eastAsia="BIZ UDPゴシック" w:hAnsi="BIZ UDPゴシック"/>
                 <w:b w:val="false"/>
                 <w:bCs w:val="false"/>
                 <w:color w:val="000000"/>
@@ -2001,7 +2001,7 @@
             </w:pPr>
             <w:r>
               <w:rPr>
-                <w:rFonts w:ascii="游ゴシック" w:cs="游ゴシック" w:eastAsia="游ゴシック" w:hAnsi="游ゴシック"/>
+                <w:rFonts w:ascii="BIZ UDPゴシック" w:cs="BIZ UDPゴシック" w:eastAsia="BIZ UDPゴシック" w:hAnsi="BIZ UDPゴシック"/>
                 <w:b w:val="false"/>
                 <w:bCs w:val="false"/>
                 <w:color w:val="000000"/>
@@ -2029,7 +2029,7 @@
             </w:pPr>
             <w:r>
               <w:rPr>
-                <w:rFonts w:ascii="游ゴシック" w:cs="游ゴシック" w:eastAsia="游ゴシック" w:hAnsi="游ゴシック"/>
+                <w:rFonts w:ascii="BIZ UDPゴシック" w:cs="BIZ UDPゴシック" w:eastAsia="BIZ UDPゴシック" w:hAnsi="BIZ UDPゴシック"/>
                 <w:b w:val="false"/>
                 <w:bCs w:val="false"/>
                 <w:color w:val="000000"/>
@@ -2058,7 +2058,7 @@
             </w:pPr>
             <w:r>
               <w:rPr>
-                <w:rFonts w:ascii="游ゴシック" w:cs="游ゴシック" w:eastAsia="游ゴシック" w:hAnsi="游ゴシック"/>
+                <w:rFonts w:ascii="BIZ UDPゴシック" w:cs="BIZ UDPゴシック" w:eastAsia="BIZ UDPゴシック" w:hAnsi="BIZ UDPゴシック"/>
                 <w:b w:val="false"/>
                 <w:bCs w:val="false"/>
                 <w:color w:val="000000"/>
@@ -2087,7 +2087,7 @@
             </w:pPr>
             <w:r>
               <w:rPr>
-                <w:rFonts w:ascii="游ゴシック" w:cs="游ゴシック" w:eastAsia="游ゴシック" w:hAnsi="游ゴシック"/>
+                <w:rFonts w:ascii="BIZ UDPゴシック" w:cs="BIZ UDPゴシック" w:eastAsia="BIZ UDPゴシック" w:hAnsi="BIZ UDPゴシック"/>
                 <w:b w:val="false"/>
                 <w:bCs w:val="false"/>
                 <w:color w:val="000000"/>
@@ -2116,7 +2116,7 @@
             </w:pPr>
             <w:r>
               <w:rPr>
-                <w:rFonts w:ascii="游ゴシック" w:cs="游ゴシック" w:eastAsia="游ゴシック" w:hAnsi="游ゴシック"/>
+                <w:rFonts w:ascii="BIZ UDPゴシック" w:cs="BIZ UDPゴシック" w:eastAsia="BIZ UDPゴシック" w:hAnsi="BIZ UDPゴシック"/>
                 <w:b w:val="false"/>
                 <w:bCs w:val="false"/>
                 <w:color w:val="000000"/>
@@ -2145,7 +2145,7 @@
             </w:pPr>
             <w:r>
               <w:rPr>
-                <w:rFonts w:ascii="游ゴシック" w:cs="游ゴシック" w:eastAsia="游ゴシック" w:hAnsi="游ゴシック"/>
+                <w:rFonts w:ascii="BIZ UDPゴシック" w:cs="BIZ UDPゴシック" w:eastAsia="BIZ UDPゴシック" w:hAnsi="BIZ UDPゴシック"/>
                 <w:b w:val="false"/>
                 <w:bCs w:val="false"/>
                 <w:color w:val="000000"/>
@@ -2174,7 +2174,7 @@
             </w:pPr>
             <w:r>
               <w:rPr>
-                <w:rFonts w:ascii="游ゴシック" w:cs="游ゴシック" w:eastAsia="游ゴシック" w:hAnsi="游ゴシック"/>
+                <w:rFonts w:ascii="BIZ UDPゴシック" w:cs="BIZ UDPゴシック" w:eastAsia="BIZ UDPゴシック" w:hAnsi="BIZ UDPゴシック"/>
                 <w:b w:val="false"/>
                 <w:bCs w:val="false"/>
                 <w:color w:val="000000"/>
@@ -2203,7 +2203,7 @@
             </w:pPr>
             <w:r>
               <w:rPr>
-                <w:rFonts w:ascii="游ゴシック" w:cs="游ゴシック" w:eastAsia="游ゴシック" w:hAnsi="游ゴシック"/>
+                <w:rFonts w:ascii="BIZ UDPゴシック" w:cs="BIZ UDPゴシック" w:eastAsia="BIZ UDPゴシック" w:hAnsi="BIZ UDPゴシック"/>
                 <w:b w:val="false"/>
                 <w:bCs w:val="false"/>
                 <w:color w:val="000000"/>
@@ -2231,7 +2231,7 @@
             </w:pPr>
             <w:r>
               <w:rPr>
-                <w:rFonts w:ascii="游ゴシック" w:cs="游ゴシック" w:eastAsia="游ゴシック" w:hAnsi="游ゴシック"/>
+                <w:rFonts w:ascii="BIZ UDPゴシック" w:cs="BIZ UDPゴシック" w:eastAsia="BIZ UDPゴシック" w:hAnsi="BIZ UDPゴシック"/>
                 <w:b w:val="false"/>
                 <w:bCs w:val="false"/>
                 <w:color w:val="000000"/>
@@ -2261,7 +2261,7 @@
             </w:pPr>
             <w:r>
               <w:rPr>
-                <w:rFonts w:ascii="游ゴシック" w:cs="游ゴシック" w:eastAsia="游ゴシック" w:hAnsi="游ゴシック"/>
+                <w:rFonts w:ascii="BIZ UDPゴシック" w:cs="BIZ UDPゴシック" w:eastAsia="BIZ UDPゴシック" w:hAnsi="BIZ UDPゴシック"/>
                 <w:b w:val="false"/>
                 <w:bCs w:val="false"/>
                 <w:color w:val="000000"/>
@@ -2289,7 +2289,7 @@
             </w:pPr>
             <w:r>
               <w:rPr>
-                <w:rFonts w:ascii="游ゴシック" w:cs="游ゴシック" w:eastAsia="游ゴシック" w:hAnsi="游ゴシック"/>
+                <w:rFonts w:ascii="BIZ UDPゴシック" w:cs="BIZ UDPゴシック" w:eastAsia="BIZ UDPゴシック" w:hAnsi="BIZ UDPゴシック"/>
                 <w:b w:val="false"/>
                 <w:bCs w:val="false"/>
                 <w:color w:val="000000"/>
@@ -2318,7 +2318,7 @@
             </w:pPr>
             <w:r>
               <w:rPr>
-                <w:rFonts w:ascii="游ゴシック" w:cs="游ゴシック" w:eastAsia="游ゴシック" w:hAnsi="游ゴシック"/>
+                <w:rFonts w:ascii="BIZ UDPゴシック" w:cs="BIZ UDPゴシック" w:eastAsia="BIZ UDPゴシック" w:hAnsi="BIZ UDPゴシック"/>
                 <w:b w:val="false"/>
                 <w:bCs w:val="false"/>
                 <w:color w:val="000000"/>
@@ -2347,7 +2347,7 @@
             </w:pPr>
             <w:r>
               <w:rPr>
-                <w:rFonts w:ascii="游ゴシック" w:cs="游ゴシック" w:eastAsia="游ゴシック" w:hAnsi="游ゴシック"/>
+                <w:rFonts w:ascii="BIZ UDPゴシック" w:cs="BIZ UDPゴシック" w:eastAsia="BIZ UDPゴシック" w:hAnsi="BIZ UDPゴシック"/>
                 <w:b w:val="false"/>
                 <w:bCs w:val="false"/>
                 <w:color w:val="000000"/>
@@ -2376,7 +2376,7 @@
             </w:pPr>
             <w:r>
               <w:rPr>
-                <w:rFonts w:ascii="游ゴシック" w:cs="游ゴシック" w:eastAsia="游ゴシック" w:hAnsi="游ゴシック"/>
+                <w:rFonts w:ascii="BIZ UDPゴシック" w:cs="BIZ UDPゴシック" w:eastAsia="BIZ UDPゴシック" w:hAnsi="BIZ UDPゴシック"/>
                 <w:b w:val="false"/>
                 <w:bCs w:val="false"/>
                 <w:color w:val="000000"/>
@@ -2405,7 +2405,7 @@
             </w:pPr>
             <w:r>
               <w:rPr>
-                <w:rFonts w:ascii="游ゴシック" w:cs="游ゴシック" w:eastAsia="游ゴシック" w:hAnsi="游ゴシック"/>
+                <w:rFonts w:ascii="BIZ UDPゴシック" w:cs="BIZ UDPゴシック" w:eastAsia="BIZ UDPゴシック" w:hAnsi="BIZ UDPゴシック"/>
                 <w:b w:val="false"/>
                 <w:bCs w:val="false"/>
                 <w:color w:val="000000"/>
@@ -2434,7 +2434,7 @@
             </w:pPr>
             <w:r>
               <w:rPr>
-                <w:rFonts w:ascii="游ゴシック" w:cs="游ゴシック" w:eastAsia="游ゴシック" w:hAnsi="游ゴシック"/>
+                <w:rFonts w:ascii="BIZ UDPゴシック" w:cs="BIZ UDPゴシック" w:eastAsia="BIZ UDPゴシック" w:hAnsi="BIZ UDPゴシック"/>
                 <w:b w:val="false"/>
                 <w:bCs w:val="false"/>
                 <w:color w:val="000000"/>
@@ -2463,7 +2463,7 @@
             </w:pPr>
             <w:r>
               <w:rPr>
-                <w:rFonts w:ascii="游ゴシック" w:cs="游ゴシック" w:eastAsia="游ゴシック" w:hAnsi="游ゴシック"/>
+                <w:rFonts w:ascii="BIZ UDPゴシック" w:cs="BIZ UDPゴシック" w:eastAsia="BIZ UDPゴシック" w:hAnsi="BIZ UDPゴシック"/>
                 <w:b w:val="false"/>
                 <w:bCs w:val="false"/>
                 <w:color w:val="000000"/>
@@ -2491,7 +2491,7 @@
             </w:pPr>
             <w:r>
               <w:rPr>
-                <w:rFonts w:ascii="游ゴシック" w:cs="游ゴシック" w:eastAsia="游ゴシック" w:hAnsi="游ゴシック"/>
+                <w:rFonts w:ascii="BIZ UDPゴシック" w:cs="BIZ UDPゴシック" w:eastAsia="BIZ UDPゴシック" w:hAnsi="BIZ UDPゴシック"/>
                 <w:b w:val="false"/>
                 <w:bCs w:val="false"/>
                 <w:color w:val="000000"/>
@@ -2521,7 +2521,7 @@
             </w:pPr>
             <w:r>
               <w:rPr>
-                <w:rFonts w:ascii="游ゴシック" w:cs="游ゴシック" w:eastAsia="游ゴシック" w:hAnsi="游ゴシック"/>
+                <w:rFonts w:ascii="BIZ UDPゴシック" w:cs="BIZ UDPゴシック" w:eastAsia="BIZ UDPゴシック" w:hAnsi="BIZ UDPゴシック"/>
                 <w:b w:val="false"/>
                 <w:bCs w:val="false"/>
                 <w:color w:val="000000"/>
@@ -2549,7 +2549,7 @@
             </w:pPr>
             <w:r>
               <w:rPr>
-                <w:rFonts w:ascii="游ゴシック" w:cs="游ゴシック" w:eastAsia="游ゴシック" w:hAnsi="游ゴシック"/>
+                <w:rFonts w:ascii="BIZ UDPゴシック" w:cs="BIZ UDPゴシック" w:eastAsia="BIZ UDPゴシック" w:hAnsi="BIZ UDPゴシック"/>
                 <w:b w:val="false"/>
                 <w:bCs w:val="false"/>
                 <w:color w:val="000000"/>
@@ -2578,7 +2578,7 @@
             </w:pPr>
             <w:r>
               <w:rPr>
-                <w:rFonts w:ascii="游ゴシック" w:cs="游ゴシック" w:eastAsia="游ゴシック" w:hAnsi="游ゴシック"/>
+                <w:rFonts w:ascii="BIZ UDPゴシック" w:cs="BIZ UDPゴシック" w:eastAsia="BIZ UDPゴシック" w:hAnsi="BIZ UDPゴシック"/>
                 <w:b w:val="false"/>
                 <w:bCs w:val="false"/>
                 <w:color w:val="000000"/>
@@ -2607,7 +2607,7 @@
             </w:pPr>
             <w:r>
               <w:rPr>
-                <w:rFonts w:ascii="游ゴシック" w:cs="游ゴシック" w:eastAsia="游ゴシック" w:hAnsi="游ゴシック"/>
+                <w:rFonts w:ascii="BIZ UDPゴシック" w:cs="BIZ UDPゴシック" w:eastAsia="BIZ UDPゴシック" w:hAnsi="BIZ UDPゴシック"/>
                 <w:b w:val="false"/>
                 <w:bCs w:val="false"/>
                 <w:color w:val="000000"/>
@@ -2636,7 +2636,7 @@
             </w:pPr>
             <w:r>
               <w:rPr>
-                <w:rFonts w:ascii="游ゴシック" w:cs="游ゴシック" w:eastAsia="游ゴシック" w:hAnsi="游ゴシック"/>
+                <w:rFonts w:ascii="BIZ UDPゴシック" w:cs="BIZ UDPゴシック" w:eastAsia="BIZ UDPゴシック" w:hAnsi="BIZ UDPゴシック"/>
                 <w:b w:val="false"/>
                 <w:bCs w:val="false"/>
                 <w:color w:val="000000"/>
@@ -2665,7 +2665,7 @@
             </w:pPr>
             <w:r>
               <w:rPr>
-                <w:rFonts w:ascii="游ゴシック" w:cs="游ゴシック" w:eastAsia="游ゴシック" w:hAnsi="游ゴシック"/>
+                <w:rFonts w:ascii="BIZ UDPゴシック" w:cs="BIZ UDPゴシック" w:eastAsia="BIZ UDPゴシック" w:hAnsi="BIZ UDPゴシック"/>
                 <w:b w:val="false"/>
                 <w:bCs w:val="false"/>
                 <w:color w:val="000000"/>
@@ -2694,7 +2694,7 @@
             </w:pPr>
             <w:r>
               <w:rPr>
-                <w:rFonts w:ascii="游ゴシック" w:cs="游ゴシック" w:eastAsia="游ゴシック" w:hAnsi="游ゴシック"/>
+                <w:rFonts w:ascii="BIZ UDPゴシック" w:cs="BIZ UDPゴシック" w:eastAsia="BIZ UDPゴシック" w:hAnsi="BIZ UDPゴシック"/>
                 <w:b w:val="false"/>
                 <w:bCs w:val="false"/>
                 <w:color w:val="000000"/>
@@ -2723,7 +2723,7 @@
             </w:pPr>
             <w:r>
               <w:rPr>
-                <w:rFonts w:ascii="游ゴシック" w:cs="游ゴシック" w:eastAsia="游ゴシック" w:hAnsi="游ゴシック"/>
+                <w:rFonts w:ascii="BIZ UDPゴシック" w:cs="BIZ UDPゴシック" w:eastAsia="BIZ UDPゴシック" w:hAnsi="BIZ UDPゴシック"/>
                 <w:b w:val="false"/>
                 <w:bCs w:val="false"/>
                 <w:color w:val="000000"/>
@@ -2751,7 +2751,7 @@
             </w:pPr>
             <w:r>
               <w:rPr>
-                <w:rFonts w:ascii="游ゴシック" w:cs="游ゴシック" w:eastAsia="游ゴシック" w:hAnsi="游ゴシック"/>
+                <w:rFonts w:ascii="BIZ UDPゴシック" w:cs="BIZ UDPゴシック" w:eastAsia="BIZ UDPゴシック" w:hAnsi="BIZ UDPゴシック"/>
                 <w:b w:val="false"/>
                 <w:bCs w:val="false"/>
                 <w:color w:val="000000"/>
@@ -2781,7 +2781,7 @@
             </w:pPr>
             <w:r>
               <w:rPr>
-                <w:rFonts w:ascii="游ゴシック" w:cs="游ゴシック" w:eastAsia="游ゴシック" w:hAnsi="游ゴシック"/>
+                <w:rFonts w:ascii="BIZ UDPゴシック" w:cs="BIZ UDPゴシック" w:eastAsia="BIZ UDPゴシック" w:hAnsi="BIZ UDPゴシック"/>
                 <w:b w:val="false"/>
                 <w:bCs w:val="false"/>
                 <w:color w:val="000000"/>
@@ -2809,7 +2809,7 @@
             </w:pPr>
             <w:r>
               <w:rPr>
-                <w:rFonts w:ascii="游ゴシック" w:cs="游ゴシック" w:eastAsia="游ゴシック" w:hAnsi="游ゴシック"/>
+                <w:rFonts w:ascii="BIZ UDPゴシック" w:cs="BIZ UDPゴシック" w:eastAsia="BIZ UDPゴシック" w:hAnsi="BIZ UDPゴシック"/>
                 <w:b w:val="false"/>
                 <w:bCs w:val="false"/>
                 <w:color w:val="000000"/>
@@ -2838,7 +2838,7 @@
             </w:pPr>
             <w:r>
               <w:rPr>
-                <w:rFonts w:ascii="游ゴシック" w:cs="游ゴシック" w:eastAsia="游ゴシック" w:hAnsi="游ゴシック"/>
+                <w:rFonts w:ascii="BIZ UDPゴシック" w:cs="BIZ UDPゴシック" w:eastAsia="BIZ UDPゴシック" w:hAnsi="BIZ UDPゴシック"/>
                 <w:b w:val="false"/>
                 <w:bCs w:val="false"/>
                 <w:color w:val="000000"/>
@@ -2867,7 +2867,7 @@
             </w:pPr>
             <w:r>
               <w:rPr>
-                <w:rFonts w:ascii="游ゴシック" w:cs="游ゴシック" w:eastAsia="游ゴシック" w:hAnsi="游ゴシック"/>
+                <w:rFonts w:ascii="BIZ UDPゴシック" w:cs="BIZ UDPゴシック" w:eastAsia="BIZ UDPゴシック" w:hAnsi="BIZ UDPゴシック"/>
                 <w:b w:val="false"/>
                 <w:bCs w:val="false"/>
                 <w:color w:val="000000"/>
@@ -2896,7 +2896,7 @@
             </w:pPr>
             <w:r>
               <w:rPr>
-                <w:rFonts w:ascii="游ゴシック" w:cs="游ゴシック" w:eastAsia="游ゴシック" w:hAnsi="游ゴシック"/>
+                <w:rFonts w:ascii="BIZ UDPゴシック" w:cs="BIZ UDPゴシック" w:eastAsia="BIZ UDPゴシック" w:hAnsi="BIZ UDPゴシック"/>
                 <w:b w:val="false"/>
                 <w:bCs w:val="false"/>
                 <w:color w:val="000000"/>
@@ -2925,7 +2925,7 @@
             </w:pPr>
             <w:r>
               <w:rPr>
-                <w:rFonts w:ascii="游ゴシック" w:cs="游ゴシック" w:eastAsia="游ゴシック" w:hAnsi="游ゴシック"/>
+                <w:rFonts w:ascii="BIZ UDPゴシック" w:cs="BIZ UDPゴシック" w:eastAsia="BIZ UDPゴシック" w:hAnsi="BIZ UDPゴシック"/>
                 <w:b w:val="false"/>
                 <w:bCs w:val="false"/>
                 <w:color w:val="000000"/>
@@ -2954,7 +2954,7 @@
             </w:pPr>
             <w:r>
               <w:rPr>
-                <w:rFonts w:ascii="游ゴシック" w:cs="游ゴシック" w:eastAsia="游ゴシック" w:hAnsi="游ゴシック"/>
+                <w:rFonts w:ascii="BIZ UDPゴシック" w:cs="BIZ UDPゴシック" w:eastAsia="BIZ UDPゴシック" w:hAnsi="BIZ UDPゴシック"/>
                 <w:b w:val="false"/>
                 <w:bCs w:val="false"/>
                 <w:color w:val="000000"/>
@@ -2983,7 +2983,7 @@
             </w:pPr>
             <w:r>
               <w:rPr>
-                <w:rFonts w:ascii="游ゴシック" w:cs="游ゴシック" w:eastAsia="游ゴシック" w:hAnsi="游ゴシック"/>
+                <w:rFonts w:ascii="BIZ UDPゴシック" w:cs="BIZ UDPゴシック" w:eastAsia="BIZ UDPゴシック" w:hAnsi="BIZ UDPゴシック"/>
                 <w:b w:val="false"/>
                 <w:bCs w:val="false"/>
                 <w:color w:val="000000"/>
@@ -3011,7 +3011,7 @@
             </w:pPr>
             <w:r>
               <w:rPr>
-                <w:rFonts w:ascii="游ゴシック" w:cs="游ゴシック" w:eastAsia="游ゴシック" w:hAnsi="游ゴシック"/>
+                <w:rFonts w:ascii="BIZ UDPゴシック" w:cs="BIZ UDPゴシック" w:eastAsia="BIZ UDPゴシック" w:hAnsi="BIZ UDPゴシック"/>
                 <w:b w:val="false"/>
                 <w:bCs w:val="false"/>
                 <w:color w:val="000000"/>
@@ -3041,7 +3041,7 @@
             </w:pPr>
             <w:r>
               <w:rPr>
-                <w:rFonts w:ascii="游ゴシック" w:cs="游ゴシック" w:eastAsia="游ゴシック" w:hAnsi="游ゴシック"/>
+                <w:rFonts w:ascii="BIZ UDPゴシック" w:cs="BIZ UDPゴシック" w:eastAsia="BIZ UDPゴシック" w:hAnsi="BIZ UDPゴシック"/>
                 <w:b w:val="false"/>
                 <w:bCs w:val="false"/>
                 <w:color w:val="000000"/>
@@ -3069,7 +3069,7 @@
             </w:pPr>
             <w:r>
               <w:rPr>
-                <w:rFonts w:ascii="游ゴシック" w:cs="游ゴシック" w:eastAsia="游ゴシック" w:hAnsi="游ゴシック"/>
+                <w:rFonts w:ascii="BIZ UDPゴシック" w:cs="BIZ UDPゴシック" w:eastAsia="BIZ UDPゴシック" w:hAnsi="BIZ UDPゴシック"/>
                 <w:b w:val="false"/>
                 <w:bCs w:val="false"/>
                 <w:color w:val="000000"/>
@@ -3098,7 +3098,7 @@
             </w:pPr>
             <w:r>
               <w:rPr>
-                <w:rFonts w:ascii="游ゴシック" w:cs="游ゴシック" w:eastAsia="游ゴシック" w:hAnsi="游ゴシック"/>
+                <w:rFonts w:ascii="BIZ UDPゴシック" w:cs="BIZ UDPゴシック" w:eastAsia="BIZ UDPゴシック" w:hAnsi="BIZ UDPゴシック"/>
                 <w:b w:val="false"/>
                 <w:bCs w:val="false"/>
                 <w:color w:val="000000"/>
@@ -3127,7 +3127,7 @@
             </w:pPr>
             <w:r>
               <w:rPr>
-                <w:rFonts w:ascii="游ゴシック" w:cs="游ゴシック" w:eastAsia="游ゴシック" w:hAnsi="游ゴシック"/>
+                <w:rFonts w:ascii="BIZ UDPゴシック" w:cs="BIZ UDPゴシック" w:eastAsia="BIZ UDPゴシック" w:hAnsi="BIZ UDPゴシック"/>
                 <w:b w:val="false"/>
                 <w:bCs w:val="false"/>
                 <w:color w:val="000000"/>
@@ -3156,7 +3156,7 @@
             </w:pPr>
             <w:r>
               <w:rPr>
-                <w:rFonts w:ascii="游ゴシック" w:cs="游ゴシック" w:eastAsia="游ゴシック" w:hAnsi="游ゴシック"/>
+                <w:rFonts w:ascii="BIZ UDPゴシック" w:cs="BIZ UDPゴシック" w:eastAsia="BIZ UDPゴシック" w:hAnsi="BIZ UDPゴシック"/>
                 <w:b w:val="false"/>
                 <w:bCs w:val="false"/>
                 <w:color w:val="000000"/>
@@ -3185,7 +3185,7 @@
             </w:pPr>
             <w:r>
               <w:rPr>
-                <w:rFonts w:ascii="游ゴシック" w:cs="游ゴシック" w:eastAsia="游ゴシック" w:hAnsi="游ゴシック"/>
+                <w:rFonts w:ascii="BIZ UDPゴシック" w:cs="BIZ UDPゴシック" w:eastAsia="BIZ UDPゴシック" w:hAnsi="BIZ UDPゴシック"/>
                 <w:b w:val="false"/>
                 <w:bCs w:val="false"/>
                 <w:color w:val="000000"/>
@@ -3214,7 +3214,7 @@
             </w:pPr>
             <w:r>
               <w:rPr>
-                <w:rFonts w:ascii="游ゴシック" w:cs="游ゴシック" w:eastAsia="游ゴシック" w:hAnsi="游ゴシック"/>
+                <w:rFonts w:ascii="BIZ UDPゴシック" w:cs="BIZ UDPゴシック" w:eastAsia="BIZ UDPゴシック" w:hAnsi="BIZ UDPゴシック"/>
                 <w:b w:val="false"/>
                 <w:bCs w:val="false"/>
                 <w:color w:val="000000"/>
@@ -3243,7 +3243,7 @@
             </w:pPr>
             <w:r>
               <w:rPr>
-                <w:rFonts w:ascii="游ゴシック" w:cs="游ゴシック" w:eastAsia="游ゴシック" w:hAnsi="游ゴシック"/>
+                <w:rFonts w:ascii="BIZ UDPゴシック" w:cs="BIZ UDPゴシック" w:eastAsia="BIZ UDPゴシック" w:hAnsi="BIZ UDPゴシック"/>
                 <w:b w:val="false"/>
                 <w:bCs w:val="false"/>
                 <w:color w:val="000000"/>
@@ -3271,7 +3271,7 @@
             </w:pPr>
             <w:r>
               <w:rPr>
-                <w:rFonts w:ascii="游ゴシック" w:cs="游ゴシック" w:eastAsia="游ゴシック" w:hAnsi="游ゴシック"/>
+                <w:rFonts w:ascii="BIZ UDPゴシック" w:cs="BIZ UDPゴシック" w:eastAsia="BIZ UDPゴシック" w:hAnsi="BIZ UDPゴシック"/>
                 <w:b w:val="false"/>
                 <w:bCs w:val="false"/>
                 <w:color w:val="000000"/>
@@ -3290,7 +3290,7 @@
       </w:pPr>
       <w:r>
         <w:rPr>
-          <w:rFonts w:ascii="游明朝" w:cs="游明朝" w:eastAsia="游明朝" w:hAnsi="游明朝"/>
+          <w:rFonts w:ascii="BIZ UDPゴシック" w:cs="BIZ UDPゴシック" w:eastAsia="BIZ UDPゴシック" w:hAnsi="BIZ UDPゴシック"/>
           <w:sz w:val="21"/>
           <w:szCs w:val="21"/>
         </w:rPr>
@@ -3303,7 +3303,7 @@
       </w:pPr>
       <w:r>
         <w:rPr>
-          <w:rFonts w:ascii="游ゴシック" w:cs="游ゴシック" w:eastAsia="游ゴシック" w:hAnsi="游ゴシック"/>
+          <w:rFonts w:ascii="BIZ UDPゴシック" w:cs="BIZ UDPゴシック" w:eastAsia="BIZ UDPゴシック" w:hAnsi="BIZ UDPゴシック"/>
           <w:color w:val="595959"/>
           <w:sz w:val="19"/>
           <w:szCs w:val="19"/>
@@ -3317,7 +3317,7 @@
       </w:pPr>
       <w:r>
         <w:rPr>
-          <w:rFonts w:ascii="游ゴシック" w:cs="游ゴシック" w:eastAsia="游ゴシック" w:hAnsi="游ゴシック"/>
+          <w:rFonts w:ascii="BIZ UDPゴシック" w:cs="BIZ UDPゴシック" w:eastAsia="BIZ UDPゴシック" w:hAnsi="BIZ UDPゴシック"/>
           <w:color w:val="595959"/>
           <w:sz w:val="19"/>
           <w:szCs w:val="19"/>
@@ -3332,7 +3332,7 @@
       </w:pPr>
       <w:r>
         <w:rPr>
-          <w:rFonts w:ascii="游ゴシック" w:cs="游ゴシック" w:eastAsia="游ゴシック" w:hAnsi="游ゴシック"/>
+          <w:rFonts w:ascii="BIZ UDPゴシック" w:cs="BIZ UDPゴシック" w:eastAsia="BIZ UDPゴシック" w:hAnsi="BIZ UDPゴシック"/>
           <w:b/>
           <w:bCs/>
           <w:color w:val="2E75B6"/>
@@ -3348,7 +3348,7 @@
       </w:pPr>
       <w:r>
         <w:rPr>
-          <w:rFonts w:ascii="游明朝" w:cs="游明朝" w:eastAsia="游明朝" w:hAnsi="游明朝"/>
+          <w:rFonts w:ascii="BIZ UDPゴシック" w:cs="BIZ UDPゴシック" w:eastAsia="BIZ UDPゴシック" w:hAnsi="BIZ UDPゴシック"/>
           <w:sz w:val="21"/>
           <w:szCs w:val="21"/>
         </w:rPr>
@@ -3395,7 +3395,7 @@
             </w:pPr>
             <w:r>
               <w:rPr>
-                <w:rFonts w:ascii="游ゴシック" w:cs="游ゴシック" w:eastAsia="游ゴシック" w:hAnsi="游ゴシック"/>
+                <w:rFonts w:ascii="BIZ UDPゴシック" w:cs="BIZ UDPゴシック" w:eastAsia="BIZ UDPゴシック" w:hAnsi="BIZ UDPゴシック"/>
                 <w:b/>
                 <w:bCs/>
                 <w:color w:val="FFFFFF"/>
@@ -3424,7 +3424,7 @@
             </w:pPr>
             <w:r>
               <w:rPr>
-                <w:rFonts w:ascii="游ゴシック" w:cs="游ゴシック" w:eastAsia="游ゴシック" w:hAnsi="游ゴシック"/>
+                <w:rFonts w:ascii="BIZ UDPゴシック" w:cs="BIZ UDPゴシック" w:eastAsia="BIZ UDPゴシック" w:hAnsi="BIZ UDPゴシック"/>
                 <w:b/>
                 <w:bCs/>
                 <w:color w:val="FFFFFF"/>
@@ -3453,7 +3453,7 @@
             </w:pPr>
             <w:r>
               <w:rPr>
-                <w:rFonts w:ascii="游ゴシック" w:cs="游ゴシック" w:eastAsia="游ゴシック" w:hAnsi="游ゴシック"/>
+                <w:rFonts w:ascii="BIZ UDPゴシック" w:cs="BIZ UDPゴシック" w:eastAsia="BIZ UDPゴシック" w:hAnsi="BIZ UDPゴシック"/>
                 <w:b/>
                 <w:bCs/>
                 <w:color w:val="FFFFFF"/>
@@ -3482,7 +3482,7 @@
             </w:pPr>
             <w:r>
               <w:rPr>
-                <w:rFonts w:ascii="游ゴシック" w:cs="游ゴシック" w:eastAsia="游ゴシック" w:hAnsi="游ゴシック"/>
+                <w:rFonts w:ascii="BIZ UDPゴシック" w:cs="BIZ UDPゴシック" w:eastAsia="BIZ UDPゴシック" w:hAnsi="BIZ UDPゴシック"/>
                 <w:b/>
                 <w:bCs/>
                 <w:color w:val="FFFFFF"/>
@@ -3512,7 +3512,7 @@
             </w:pPr>
             <w:r>
               <w:rPr>
-                <w:rFonts w:ascii="游ゴシック" w:cs="游ゴシック" w:eastAsia="游ゴシック" w:hAnsi="游ゴシック"/>
+                <w:rFonts w:ascii="BIZ UDPゴシック" w:cs="BIZ UDPゴシック" w:eastAsia="BIZ UDPゴシック" w:hAnsi="BIZ UDPゴシック"/>
                 <w:b w:val="false"/>
                 <w:bCs w:val="false"/>
                 <w:color w:val="000000"/>
@@ -3541,7 +3541,7 @@
             </w:pPr>
             <w:r>
               <w:rPr>
-                <w:rFonts w:ascii="游ゴシック" w:cs="游ゴシック" w:eastAsia="游ゴシック" w:hAnsi="游ゴシック"/>
+                <w:rFonts w:ascii="BIZ UDPゴシック" w:cs="BIZ UDPゴシック" w:eastAsia="BIZ UDPゴシック" w:hAnsi="BIZ UDPゴシック"/>
                 <w:b w:val="false"/>
                 <w:bCs w:val="false"/>
                 <w:color w:val="000000"/>
@@ -3570,7 +3570,7 @@
             </w:pPr>
             <w:r>
               <w:rPr>
-                <w:rFonts w:ascii="游ゴシック" w:cs="游ゴシック" w:eastAsia="游ゴシック" w:hAnsi="游ゴシック"/>
+                <w:rFonts w:ascii="BIZ UDPゴシック" w:cs="BIZ UDPゴシック" w:eastAsia="BIZ UDPゴシック" w:hAnsi="BIZ UDPゴシック"/>
                 <w:b w:val="false"/>
                 <w:bCs w:val="false"/>
                 <w:color w:val="000000"/>
@@ -3599,7 +3599,7 @@
             </w:pPr>
             <w:r>
               <w:rPr>
-                <w:rFonts w:ascii="游ゴシック" w:cs="游ゴシック" w:eastAsia="游ゴシック" w:hAnsi="游ゴシック"/>
+                <w:rFonts w:ascii="BIZ UDPゴシック" w:cs="BIZ UDPゴシック" w:eastAsia="BIZ UDPゴシック" w:hAnsi="BIZ UDPゴシック"/>
                 <w:b w:val="false"/>
                 <w:bCs w:val="false"/>
                 <w:color w:val="000000"/>
@@ -3629,7 +3629,7 @@
             </w:pPr>
             <w:r>
               <w:rPr>
-                <w:rFonts w:ascii="游ゴシック" w:cs="游ゴシック" w:eastAsia="游ゴシック" w:hAnsi="游ゴシック"/>
+                <w:rFonts w:ascii="BIZ UDPゴシック" w:cs="BIZ UDPゴシック" w:eastAsia="BIZ UDPゴシック" w:hAnsi="BIZ UDPゴシック"/>
                 <w:b w:val="false"/>
                 <w:bCs w:val="false"/>
                 <w:color w:val="000000"/>
@@ -3658,7 +3658,7 @@
             </w:pPr>
             <w:r>
               <w:rPr>
-                <w:rFonts w:ascii="游ゴシック" w:cs="游ゴシック" w:eastAsia="游ゴシック" w:hAnsi="游ゴシック"/>
+                <w:rFonts w:ascii="BIZ UDPゴシック" w:cs="BIZ UDPゴシック" w:eastAsia="BIZ UDPゴシック" w:hAnsi="BIZ UDPゴシック"/>
                 <w:b w:val="false"/>
                 <w:bCs w:val="false"/>
                 <w:color w:val="000000"/>
@@ -3687,7 +3687,7 @@
             </w:pPr>
             <w:r>
               <w:rPr>
-                <w:rFonts w:ascii="游ゴシック" w:cs="游ゴシック" w:eastAsia="游ゴシック" w:hAnsi="游ゴシック"/>
+                <w:rFonts w:ascii="BIZ UDPゴシック" w:cs="BIZ UDPゴシック" w:eastAsia="BIZ UDPゴシック" w:hAnsi="BIZ UDPゴシック"/>
                 <w:b w:val="false"/>
                 <w:bCs w:val="false"/>
                 <w:color w:val="000000"/>
@@ -3716,7 +3716,7 @@
             </w:pPr>
             <w:r>
               <w:rPr>
-                <w:rFonts w:ascii="游ゴシック" w:cs="游ゴシック" w:eastAsia="游ゴシック" w:hAnsi="游ゴシック"/>
+                <w:rFonts w:ascii="BIZ UDPゴシック" w:cs="BIZ UDPゴシック" w:eastAsia="BIZ UDPゴシック" w:hAnsi="BIZ UDPゴシック"/>
                 <w:b w:val="false"/>
                 <w:bCs w:val="false"/>
                 <w:color w:val="000000"/>
@@ -3746,7 +3746,7 @@
             </w:pPr>
             <w:r>
               <w:rPr>
-                <w:rFonts w:ascii="游ゴシック" w:cs="游ゴシック" w:eastAsia="游ゴシック" w:hAnsi="游ゴシック"/>
+                <w:rFonts w:ascii="BIZ UDPゴシック" w:cs="BIZ UDPゴシック" w:eastAsia="BIZ UDPゴシック" w:hAnsi="BIZ UDPゴシック"/>
                 <w:b w:val="false"/>
                 <w:bCs w:val="false"/>
                 <w:color w:val="000000"/>
@@ -3775,7 +3775,7 @@
             </w:pPr>
             <w:r>
               <w:rPr>
-                <w:rFonts w:ascii="游ゴシック" w:cs="游ゴシック" w:eastAsia="游ゴシック" w:hAnsi="游ゴシック"/>
+                <w:rFonts w:ascii="BIZ UDPゴシック" w:cs="BIZ UDPゴシック" w:eastAsia="BIZ UDPゴシック" w:hAnsi="BIZ UDPゴシック"/>
                 <w:b w:val="false"/>
                 <w:bCs w:val="false"/>
                 <w:color w:val="000000"/>
@@ -3804,7 +3804,7 @@
             </w:pPr>
             <w:r>
               <w:rPr>
-                <w:rFonts w:ascii="游ゴシック" w:cs="游ゴシック" w:eastAsia="游ゴシック" w:hAnsi="游ゴシック"/>
+                <w:rFonts w:ascii="BIZ UDPゴシック" w:cs="BIZ UDPゴシック" w:eastAsia="BIZ UDPゴシック" w:hAnsi="BIZ UDPゴシック"/>
                 <w:b w:val="false"/>
                 <w:bCs w:val="false"/>
                 <w:color w:val="000000"/>
@@ -3833,7 +3833,7 @@
             </w:pPr>
             <w:r>
               <w:rPr>
-                <w:rFonts w:ascii="游ゴシック" w:cs="游ゴシック" w:eastAsia="游ゴシック" w:hAnsi="游ゴシック"/>
+                <w:rFonts w:ascii="BIZ UDPゴシック" w:cs="BIZ UDPゴシック" w:eastAsia="BIZ UDPゴシック" w:hAnsi="BIZ UDPゴシック"/>
                 <w:b w:val="false"/>
                 <w:bCs w:val="false"/>
                 <w:color w:val="000000"/>
@@ -3863,7 +3863,7 @@
             </w:pPr>
             <w:r>
               <w:rPr>
-                <w:rFonts w:ascii="游ゴシック" w:cs="游ゴシック" w:eastAsia="游ゴシック" w:hAnsi="游ゴシック"/>
+                <w:rFonts w:ascii="BIZ UDPゴシック" w:cs="BIZ UDPゴシック" w:eastAsia="BIZ UDPゴシック" w:hAnsi="BIZ UDPゴシック"/>
                 <w:b w:val="false"/>
                 <w:bCs w:val="false"/>
                 <w:color w:val="000000"/>
@@ -3892,7 +3892,7 @@
             </w:pPr>
             <w:r>
               <w:rPr>
-                <w:rFonts w:ascii="游ゴシック" w:cs="游ゴシック" w:eastAsia="游ゴシック" w:hAnsi="游ゴシック"/>
+                <w:rFonts w:ascii="BIZ UDPゴシック" w:cs="BIZ UDPゴシック" w:eastAsia="BIZ UDPゴシック" w:hAnsi="BIZ UDPゴシック"/>
                 <w:b w:val="false"/>
                 <w:bCs w:val="false"/>
                 <w:color w:val="000000"/>
@@ -3921,7 +3921,7 @@
             </w:pPr>
             <w:r>
               <w:rPr>
-                <w:rFonts w:ascii="游ゴシック" w:cs="游ゴシック" w:eastAsia="游ゴシック" w:hAnsi="游ゴシック"/>
+                <w:rFonts w:ascii="BIZ UDPゴシック" w:cs="BIZ UDPゴシック" w:eastAsia="BIZ UDPゴシック" w:hAnsi="BIZ UDPゴシック"/>
                 <w:b w:val="false"/>
                 <w:bCs w:val="false"/>
                 <w:color w:val="000000"/>
@@ -3950,7 +3950,7 @@
             </w:pPr>
             <w:r>
               <w:rPr>
-                <w:rFonts w:ascii="游ゴシック" w:cs="游ゴシック" w:eastAsia="游ゴシック" w:hAnsi="游ゴシック"/>
+                <w:rFonts w:ascii="BIZ UDPゴシック" w:cs="BIZ UDPゴシック" w:eastAsia="BIZ UDPゴシック" w:hAnsi="BIZ UDPゴシック"/>
                 <w:b w:val="false"/>
                 <w:bCs w:val="false"/>
                 <w:color w:val="000000"/>
@@ -4002,7 +4002,7 @@
             </w:pPr>
             <w:r>
               <w:rPr>
-                <w:rFonts w:ascii="游ゴシック" w:cs="游ゴシック" w:eastAsia="游ゴシック" w:hAnsi="游ゴシック"/>
+                <w:rFonts w:ascii="BIZ UDPゴシック" w:cs="BIZ UDPゴシック" w:eastAsia="BIZ UDPゴシック" w:hAnsi="BIZ UDPゴシック"/>
                 <w:b/>
                 <w:bCs/>
                 <w:color w:val="FFFFFF"/>
@@ -4031,7 +4031,7 @@
             </w:pPr>
             <w:r>
               <w:rPr>
-                <w:rFonts w:ascii="游ゴシック" w:cs="游ゴシック" w:eastAsia="游ゴシック" w:hAnsi="游ゴシック"/>
+                <w:rFonts w:ascii="BIZ UDPゴシック" w:cs="BIZ UDPゴシック" w:eastAsia="BIZ UDPゴシック" w:hAnsi="BIZ UDPゴシック"/>
                 <w:b/>
                 <w:bCs/>
                 <w:color w:val="FFFFFF"/>
@@ -4060,7 +4060,7 @@
             </w:pPr>
             <w:r>
               <w:rPr>
-                <w:rFonts w:ascii="游ゴシック" w:cs="游ゴシック" w:eastAsia="游ゴシック" w:hAnsi="游ゴシック"/>
+                <w:rFonts w:ascii="BIZ UDPゴシック" w:cs="BIZ UDPゴシック" w:eastAsia="BIZ UDPゴシック" w:hAnsi="BIZ UDPゴシック"/>
                 <w:b/>
                 <w:bCs/>
                 <w:color w:val="FFFFFF"/>
@@ -4090,7 +4090,7 @@
             </w:pPr>
             <w:r>
               <w:rPr>
-                <w:rFonts w:ascii="游ゴシック" w:cs="游ゴシック" w:eastAsia="游ゴシック" w:hAnsi="游ゴシック"/>
+                <w:rFonts w:ascii="BIZ UDPゴシック" w:cs="BIZ UDPゴシック" w:eastAsia="BIZ UDPゴシック" w:hAnsi="BIZ UDPゴシック"/>
                 <w:b w:val="false"/>
                 <w:bCs w:val="false"/>
                 <w:color w:val="000000"/>
@@ -4119,7 +4119,7 @@
             </w:pPr>
             <w:r>
               <w:rPr>
-                <w:rFonts w:ascii="游ゴシック" w:cs="游ゴシック" w:eastAsia="游ゴシック" w:hAnsi="游ゴシック"/>
+                <w:rFonts w:ascii="BIZ UDPゴシック" w:cs="BIZ UDPゴシック" w:eastAsia="BIZ UDPゴシック" w:hAnsi="BIZ UDPゴシック"/>
                 <w:b w:val="false"/>
                 <w:bCs w:val="false"/>
                 <w:color w:val="000000"/>
@@ -4148,7 +4148,7 @@
             </w:pPr>
             <w:r>
               <w:rPr>
-                <w:rFonts w:ascii="游ゴシック" w:cs="游ゴシック" w:eastAsia="游ゴシック" w:hAnsi="游ゴシック"/>
+                <w:rFonts w:ascii="BIZ UDPゴシック" w:cs="BIZ UDPゴシック" w:eastAsia="BIZ UDPゴシック" w:hAnsi="BIZ UDPゴシック"/>
                 <w:b w:val="false"/>
                 <w:bCs w:val="false"/>
                 <w:color w:val="000000"/>
@@ -4178,7 +4178,7 @@
             </w:pPr>
             <w:r>
               <w:rPr>
-                <w:rFonts w:ascii="游ゴシック" w:cs="游ゴシック" w:eastAsia="游ゴシック" w:hAnsi="游ゴシック"/>
+                <w:rFonts w:ascii="BIZ UDPゴシック" w:cs="BIZ UDPゴシック" w:eastAsia="BIZ UDPゴシック" w:hAnsi="BIZ UDPゴシック"/>
                 <w:b w:val="false"/>
                 <w:bCs w:val="false"/>
                 <w:color w:val="000000"/>
@@ -4207,7 +4207,7 @@
             </w:pPr>
             <w:r>
               <w:rPr>
-                <w:rFonts w:ascii="游ゴシック" w:cs="游ゴシック" w:eastAsia="游ゴシック" w:hAnsi="游ゴシック"/>
+                <w:rFonts w:ascii="BIZ UDPゴシック" w:cs="BIZ UDPゴシック" w:eastAsia="BIZ UDPゴシック" w:hAnsi="BIZ UDPゴシック"/>
                 <w:b w:val="false"/>
                 <w:bCs w:val="false"/>
                 <w:color w:val="000000"/>
@@ -4236,7 +4236,7 @@
             </w:pPr>
             <w:r>
               <w:rPr>
-                <w:rFonts w:ascii="游ゴシック" w:cs="游ゴシック" w:eastAsia="游ゴシック" w:hAnsi="游ゴシック"/>
+                <w:rFonts w:ascii="BIZ UDPゴシック" w:cs="BIZ UDPゴシック" w:eastAsia="BIZ UDPゴシック" w:hAnsi="BIZ UDPゴシック"/>
                 <w:b w:val="false"/>
                 <w:bCs w:val="false"/>
                 <w:color w:val="000000"/>
@@ -4266,7 +4266,7 @@
             </w:pPr>
             <w:r>
               <w:rPr>
-                <w:rFonts w:ascii="游ゴシック" w:cs="游ゴシック" w:eastAsia="游ゴシック" w:hAnsi="游ゴシック"/>
+                <w:rFonts w:ascii="BIZ UDPゴシック" w:cs="BIZ UDPゴシック" w:eastAsia="BIZ UDPゴシック" w:hAnsi="BIZ UDPゴシック"/>
                 <w:b w:val="false"/>
                 <w:bCs w:val="false"/>
                 <w:color w:val="000000"/>
@@ -4295,7 +4295,7 @@
             </w:pPr>
             <w:r>
               <w:rPr>
-                <w:rFonts w:ascii="游ゴシック" w:cs="游ゴシック" w:eastAsia="游ゴシック" w:hAnsi="游ゴシック"/>
+                <w:rFonts w:ascii="BIZ UDPゴシック" w:cs="BIZ UDPゴシック" w:eastAsia="BIZ UDPゴシック" w:hAnsi="BIZ UDPゴシック"/>
                 <w:b w:val="false"/>
                 <w:bCs w:val="false"/>
                 <w:color w:val="000000"/>
@@ -4324,7 +4324,7 @@
             </w:pPr>
             <w:r>
               <w:rPr>
-                <w:rFonts w:ascii="游ゴシック" w:cs="游ゴシック" w:eastAsia="游ゴシック" w:hAnsi="游ゴシック"/>
+                <w:rFonts w:ascii="BIZ UDPゴシック" w:cs="BIZ UDPゴシック" w:eastAsia="BIZ UDPゴシック" w:hAnsi="BIZ UDPゴシック"/>
                 <w:b w:val="false"/>
                 <w:bCs w:val="false"/>
                 <w:color w:val="000000"/>
@@ -4354,7 +4354,7 @@
             </w:pPr>
             <w:r>
               <w:rPr>
-                <w:rFonts w:ascii="游ゴシック" w:cs="游ゴシック" w:eastAsia="游ゴシック" w:hAnsi="游ゴシック"/>
+                <w:rFonts w:ascii="BIZ UDPゴシック" w:cs="BIZ UDPゴシック" w:eastAsia="BIZ UDPゴシック" w:hAnsi="BIZ UDPゴシック"/>
                 <w:b w:val="false"/>
                 <w:bCs w:val="false"/>
                 <w:color w:val="000000"/>
@@ -4383,7 +4383,7 @@
             </w:pPr>
             <w:r>
               <w:rPr>
-                <w:rFonts w:ascii="游ゴシック" w:cs="游ゴシック" w:eastAsia="游ゴシック" w:hAnsi="游ゴシック"/>
+                <w:rFonts w:ascii="BIZ UDPゴシック" w:cs="BIZ UDPゴシック" w:eastAsia="BIZ UDPゴシック" w:hAnsi="BIZ UDPゴシック"/>
                 <w:b w:val="false"/>
                 <w:bCs w:val="false"/>
                 <w:color w:val="000000"/>
@@ -4412,7 +4412,7 @@
             </w:pPr>
             <w:r>
               <w:rPr>
-                <w:rFonts w:ascii="游ゴシック" w:cs="游ゴシック" w:eastAsia="游ゴシック" w:hAnsi="游ゴシック"/>
+                <w:rFonts w:ascii="BIZ UDPゴシック" w:cs="BIZ UDPゴシック" w:eastAsia="BIZ UDPゴシック" w:hAnsi="BIZ UDPゴシック"/>
                 <w:b w:val="false"/>
                 <w:bCs w:val="false"/>
                 <w:color w:val="000000"/>
@@ -4442,7 +4442,7 @@
             </w:pPr>
             <w:r>
               <w:rPr>
-                <w:rFonts w:ascii="游ゴシック" w:cs="游ゴシック" w:eastAsia="游ゴシック" w:hAnsi="游ゴシック"/>
+                <w:rFonts w:ascii="BIZ UDPゴシック" w:cs="BIZ UDPゴシック" w:eastAsia="BIZ UDPゴシック" w:hAnsi="BIZ UDPゴシック"/>
                 <w:b w:val="false"/>
                 <w:bCs w:val="false"/>
                 <w:color w:val="000000"/>
@@ -4471,7 +4471,7 @@
             </w:pPr>
             <w:r>
               <w:rPr>
-                <w:rFonts w:ascii="游ゴシック" w:cs="游ゴシック" w:eastAsia="游ゴシック" w:hAnsi="游ゴシック"/>
+                <w:rFonts w:ascii="BIZ UDPゴシック" w:cs="BIZ UDPゴシック" w:eastAsia="BIZ UDPゴシック" w:hAnsi="BIZ UDPゴシック"/>
                 <w:b w:val="false"/>
                 <w:bCs w:val="false"/>
                 <w:color w:val="000000"/>
@@ -4500,7 +4500,7 @@
             </w:pPr>
             <w:r>
               <w:rPr>
-                <w:rFonts w:ascii="游ゴシック" w:cs="游ゴシック" w:eastAsia="游ゴシック" w:hAnsi="游ゴシック"/>
+                <w:rFonts w:ascii="BIZ UDPゴシック" w:cs="BIZ UDPゴシック" w:eastAsia="BIZ UDPゴシック" w:hAnsi="BIZ UDPゴシック"/>
                 <w:b w:val="false"/>
                 <w:bCs w:val="false"/>
                 <w:color w:val="000000"/>
@@ -4519,7 +4519,7 @@
       </w:pPr>
       <w:r>
         <w:rPr>
-          <w:rFonts w:ascii="游明朝" w:cs="游明朝" w:eastAsia="游明朝" w:hAnsi="游明朝"/>
+          <w:rFonts w:ascii="BIZ UDPゴシック" w:cs="BIZ UDPゴシック" w:eastAsia="BIZ UDPゴシック" w:hAnsi="BIZ UDPゴシック"/>
           <w:sz w:val="21"/>
           <w:szCs w:val="21"/>
         </w:rPr>
@@ -4532,7 +4532,7 @@
       </w:pPr>
       <w:r>
         <w:rPr>
-          <w:rFonts w:ascii="游明朝" w:cs="游明朝" w:eastAsia="游明朝" w:hAnsi="游明朝"/>
+          <w:rFonts w:ascii="BIZ UDPゴシック" w:cs="BIZ UDPゴシック" w:eastAsia="BIZ UDPゴシック" w:hAnsi="BIZ UDPゴシック"/>
           <w:sz w:val="21"/>
           <w:szCs w:val="21"/>
         </w:rPr>
@@ -4546,7 +4546,7 @@
       </w:pPr>
       <w:r>
         <w:rPr>
-          <w:rFonts w:ascii="游ゴシック" w:cs="游ゴシック" w:eastAsia="游ゴシック" w:hAnsi="游ゴシック"/>
+          <w:rFonts w:ascii="BIZ UDPゴシック" w:cs="BIZ UDPゴシック" w:eastAsia="BIZ UDPゴシック" w:hAnsi="BIZ UDPゴシック"/>
           <w:b/>
           <w:bCs/>
           <w:color w:val="2E75B6"/>
@@ -4562,7 +4562,7 @@
       </w:pPr>
       <w:r>
         <w:rPr>
-          <w:rFonts w:ascii="游明朝" w:cs="游明朝" w:eastAsia="游明朝" w:hAnsi="游明朝"/>
+          <w:rFonts w:ascii="BIZ UDPゴシック" w:cs="BIZ UDPゴシック" w:eastAsia="BIZ UDPゴシック" w:hAnsi="BIZ UDPゴシック"/>
           <w:sz w:val="21"/>
           <w:szCs w:val="21"/>
         </w:rPr>
@@ -4608,7 +4608,7 @@
             </w:pPr>
             <w:r>
               <w:rPr>
-                <w:rFonts w:ascii="游ゴシック" w:cs="游ゴシック" w:eastAsia="游ゴシック" w:hAnsi="游ゴシック"/>
+                <w:rFonts w:ascii="BIZ UDPゴシック" w:cs="BIZ UDPゴシック" w:eastAsia="BIZ UDPゴシック" w:hAnsi="BIZ UDPゴシック"/>
                 <w:b/>
                 <w:bCs/>
                 <w:color w:val="FFFFFF"/>
@@ -4637,7 +4637,7 @@
             </w:pPr>
             <w:r>
               <w:rPr>
-                <w:rFonts w:ascii="游ゴシック" w:cs="游ゴシック" w:eastAsia="游ゴシック" w:hAnsi="游ゴシック"/>
+                <w:rFonts w:ascii="BIZ UDPゴシック" w:cs="BIZ UDPゴシック" w:eastAsia="BIZ UDPゴシック" w:hAnsi="BIZ UDPゴシック"/>
                 <w:b/>
                 <w:bCs/>
                 <w:color w:val="FFFFFF"/>
@@ -4666,7 +4666,7 @@
             </w:pPr>
             <w:r>
               <w:rPr>
-                <w:rFonts w:ascii="游ゴシック" w:cs="游ゴシック" w:eastAsia="游ゴシック" w:hAnsi="游ゴシック"/>
+                <w:rFonts w:ascii="BIZ UDPゴシック" w:cs="BIZ UDPゴシック" w:eastAsia="BIZ UDPゴシック" w:hAnsi="BIZ UDPゴシック"/>
                 <w:b/>
                 <w:bCs/>
                 <w:color w:val="FFFFFF"/>
@@ -4696,7 +4696,7 @@
             </w:pPr>
             <w:r>
               <w:rPr>
-                <w:rFonts w:ascii="游ゴシック" w:cs="游ゴシック" w:eastAsia="游ゴシック" w:hAnsi="游ゴシック"/>
+                <w:rFonts w:ascii="BIZ UDPゴシック" w:cs="BIZ UDPゴシック" w:eastAsia="BIZ UDPゴシック" w:hAnsi="BIZ UDPゴシック"/>
                 <w:b w:val="false"/>
                 <w:bCs w:val="false"/>
                 <w:color w:val="000000"/>
@@ -4725,7 +4725,7 @@
             </w:pPr>
             <w:r>
               <w:rPr>
-                <w:rFonts w:ascii="游ゴシック" w:cs="游ゴシック" w:eastAsia="游ゴシック" w:hAnsi="游ゴシック"/>
+                <w:rFonts w:ascii="BIZ UDPゴシック" w:cs="BIZ UDPゴシック" w:eastAsia="BIZ UDPゴシック" w:hAnsi="BIZ UDPゴシック"/>
                 <w:b w:val="false"/>
                 <w:bCs w:val="false"/>
                 <w:color w:val="000000"/>
@@ -4754,7 +4754,7 @@
             </w:pPr>
             <w:r>
               <w:rPr>
-                <w:rFonts w:ascii="游ゴシック" w:cs="游ゴシック" w:eastAsia="游ゴシック" w:hAnsi="游ゴシック"/>
+                <w:rFonts w:ascii="BIZ UDPゴシック" w:cs="BIZ UDPゴシック" w:eastAsia="BIZ UDPゴシック" w:hAnsi="BIZ UDPゴシック"/>
                 <w:b w:val="false"/>
                 <w:bCs w:val="false"/>
                 <w:color w:val="000000"/>
@@ -4784,7 +4784,7 @@
             </w:pPr>
             <w:r>
               <w:rPr>
-                <w:rFonts w:ascii="游ゴシック" w:cs="游ゴシック" w:eastAsia="游ゴシック" w:hAnsi="游ゴシック"/>
+                <w:rFonts w:ascii="BIZ UDPゴシック" w:cs="BIZ UDPゴシック" w:eastAsia="BIZ UDPゴシック" w:hAnsi="BIZ UDPゴシック"/>
                 <w:b w:val="false"/>
                 <w:bCs w:val="false"/>
                 <w:color w:val="000000"/>
@@ -4813,7 +4813,7 @@
             </w:pPr>
             <w:r>
               <w:rPr>
-                <w:rFonts w:ascii="游ゴシック" w:cs="游ゴシック" w:eastAsia="游ゴシック" w:hAnsi="游ゴシック"/>
+                <w:rFonts w:ascii="BIZ UDPゴシック" w:cs="BIZ UDPゴシック" w:eastAsia="BIZ UDPゴシック" w:hAnsi="BIZ UDPゴシック"/>
                 <w:b w:val="false"/>
                 <w:bCs w:val="false"/>
                 <w:color w:val="000000"/>
@@ -4842,7 +4842,7 @@
             </w:pPr>
             <w:r>
               <w:rPr>
-                <w:rFonts w:ascii="游ゴシック" w:cs="游ゴシック" w:eastAsia="游ゴシック" w:hAnsi="游ゴシック"/>
+                <w:rFonts w:ascii="BIZ UDPゴシック" w:cs="BIZ UDPゴシック" w:eastAsia="BIZ UDPゴシック" w:hAnsi="BIZ UDPゴシック"/>
                 <w:b w:val="false"/>
                 <w:bCs w:val="false"/>
                 <w:color w:val="000000"/>
@@ -4872,7 +4872,7 @@
             </w:pPr>
             <w:r>
               <w:rPr>
-                <w:rFonts w:ascii="游ゴシック" w:cs="游ゴシック" w:eastAsia="游ゴシック" w:hAnsi="游ゴシック"/>
+                <w:rFonts w:ascii="BIZ UDPゴシック" w:cs="BIZ UDPゴシック" w:eastAsia="BIZ UDPゴシック" w:hAnsi="BIZ UDPゴシック"/>
                 <w:b w:val="false"/>
                 <w:bCs w:val="false"/>
                 <w:color w:val="000000"/>
@@ -4901,7 +4901,7 @@
             </w:pPr>
             <w:r>
               <w:rPr>
-                <w:rFonts w:ascii="游ゴシック" w:cs="游ゴシック" w:eastAsia="游ゴシック" w:hAnsi="游ゴシック"/>
+                <w:rFonts w:ascii="BIZ UDPゴシック" w:cs="BIZ UDPゴシック" w:eastAsia="BIZ UDPゴシック" w:hAnsi="BIZ UDPゴシック"/>
                 <w:b w:val="false"/>
                 <w:bCs w:val="false"/>
                 <w:color w:val="000000"/>
@@ -4930,7 +4930,7 @@
             </w:pPr>
             <w:r>
               <w:rPr>
-                <w:rFonts w:ascii="游ゴシック" w:cs="游ゴシック" w:eastAsia="游ゴシック" w:hAnsi="游ゴシック"/>
+                <w:rFonts w:ascii="BIZ UDPゴシック" w:cs="BIZ UDPゴシック" w:eastAsia="BIZ UDPゴシック" w:hAnsi="BIZ UDPゴシック"/>
                 <w:b w:val="false"/>
                 <w:bCs w:val="false"/>
                 <w:color w:val="000000"/>
@@ -4960,7 +4960,7 @@
             </w:pPr>
             <w:r>
               <w:rPr>
-                <w:rFonts w:ascii="游ゴシック" w:cs="游ゴシック" w:eastAsia="游ゴシック" w:hAnsi="游ゴシック"/>
+                <w:rFonts w:ascii="BIZ UDPゴシック" w:cs="BIZ UDPゴシック" w:eastAsia="BIZ UDPゴシック" w:hAnsi="BIZ UDPゴシック"/>
                 <w:b w:val="false"/>
                 <w:bCs w:val="false"/>
                 <w:color w:val="000000"/>
@@ -4989,7 +4989,7 @@
             </w:pPr>
             <w:r>
               <w:rPr>
-                <w:rFonts w:ascii="游ゴシック" w:cs="游ゴシック" w:eastAsia="游ゴシック" w:hAnsi="游ゴシック"/>
+                <w:rFonts w:ascii="BIZ UDPゴシック" w:cs="BIZ UDPゴシック" w:eastAsia="BIZ UDPゴシック" w:hAnsi="BIZ UDPゴシック"/>
                 <w:b w:val="false"/>
                 <w:bCs w:val="false"/>
                 <w:color w:val="000000"/>
@@ -5018,7 +5018,7 @@
             </w:pPr>
             <w:r>
               <w:rPr>
-                <w:rFonts w:ascii="游ゴシック" w:cs="游ゴシック" w:eastAsia="游ゴシック" w:hAnsi="游ゴシック"/>
+                <w:rFonts w:ascii="BIZ UDPゴシック" w:cs="BIZ UDPゴシック" w:eastAsia="BIZ UDPゴシック" w:hAnsi="BIZ UDPゴシック"/>
                 <w:b w:val="false"/>
                 <w:bCs w:val="false"/>
                 <w:color w:val="000000"/>
@@ -5037,7 +5037,7 @@
       </w:pPr>
       <w:r>
         <w:rPr>
-          <w:rFonts w:ascii="游明朝" w:cs="游明朝" w:eastAsia="游明朝" w:hAnsi="游明朝"/>
+          <w:rFonts w:ascii="BIZ UDPゴシック" w:cs="BIZ UDPゴシック" w:eastAsia="BIZ UDPゴシック" w:hAnsi="BIZ UDPゴシック"/>
           <w:sz w:val="21"/>
           <w:szCs w:val="21"/>
         </w:rPr>
@@ -5050,7 +5050,7 @@
       </w:pPr>
       <w:r>
         <w:rPr>
-          <w:rFonts w:ascii="游明朝" w:cs="游明朝" w:eastAsia="游明朝" w:hAnsi="游明朝"/>
+          <w:rFonts w:ascii="BIZ UDPゴシック" w:cs="BIZ UDPゴシック" w:eastAsia="BIZ UDPゴシック" w:hAnsi="BIZ UDPゴシック"/>
           <w:sz w:val="21"/>
           <w:szCs w:val="21"/>
         </w:rPr>
@@ -5064,7 +5064,7 @@
       </w:pPr>
       <w:r>
         <w:rPr>
-          <w:rFonts w:ascii="游ゴシック" w:cs="游ゴシック" w:eastAsia="游ゴシック" w:hAnsi="游ゴシック"/>
+          <w:rFonts w:ascii="BIZ UDPゴシック" w:cs="BIZ UDPゴシック" w:eastAsia="BIZ UDPゴシック" w:hAnsi="BIZ UDPゴシック"/>
           <w:b/>
           <w:bCs/>
           <w:color w:val="2E75B6"/>
@@ -5114,7 +5114,7 @@
             </w:pPr>
             <w:r>
               <w:rPr>
-                <w:rFonts w:ascii="游ゴシック" w:cs="游ゴシック" w:eastAsia="游ゴシック" w:hAnsi="游ゴシック"/>
+                <w:rFonts w:ascii="BIZ UDPゴシック" w:cs="BIZ UDPゴシック" w:eastAsia="BIZ UDPゴシック" w:hAnsi="BIZ UDPゴシック"/>
                 <w:b/>
                 <w:bCs/>
                 <w:color w:val="FFFFFF"/>
@@ -5143,7 +5143,7 @@
             </w:pPr>
             <w:r>
               <w:rPr>
-                <w:rFonts w:ascii="游ゴシック" w:cs="游ゴシック" w:eastAsia="游ゴシック" w:hAnsi="游ゴシック"/>
+                <w:rFonts w:ascii="BIZ UDPゴシック" w:cs="BIZ UDPゴシック" w:eastAsia="BIZ UDPゴシック" w:hAnsi="BIZ UDPゴシック"/>
                 <w:b/>
                 <w:bCs/>
                 <w:color w:val="FFFFFF"/>
@@ -5172,7 +5172,7 @@
             </w:pPr>
             <w:r>
               <w:rPr>
-                <w:rFonts w:ascii="游ゴシック" w:cs="游ゴシック" w:eastAsia="游ゴシック" w:hAnsi="游ゴシック"/>
+                <w:rFonts w:ascii="BIZ UDPゴシック" w:cs="BIZ UDPゴシック" w:eastAsia="BIZ UDPゴシック" w:hAnsi="BIZ UDPゴシック"/>
                 <w:b/>
                 <w:bCs/>
                 <w:color w:val="FFFFFF"/>
@@ -5201,7 +5201,7 @@
             </w:pPr>
             <w:r>
               <w:rPr>
-                <w:rFonts w:ascii="游ゴシック" w:cs="游ゴシック" w:eastAsia="游ゴシック" w:hAnsi="游ゴシック"/>
+                <w:rFonts w:ascii="BIZ UDPゴシック" w:cs="BIZ UDPゴシック" w:eastAsia="BIZ UDPゴシック" w:hAnsi="BIZ UDPゴシック"/>
                 <w:b/>
                 <w:bCs/>
                 <w:color w:val="FFFFFF"/>
@@ -5231,7 +5231,7 @@
             </w:pPr>
             <w:r>
               <w:rPr>
-                <w:rFonts w:ascii="游ゴシック" w:cs="游ゴシック" w:eastAsia="游ゴシック" w:hAnsi="游ゴシック"/>
+                <w:rFonts w:ascii="BIZ UDPゴシック" w:cs="BIZ UDPゴシック" w:eastAsia="BIZ UDPゴシック" w:hAnsi="BIZ UDPゴシック"/>
                 <w:b w:val="false"/>
                 <w:bCs w:val="false"/>
                 <w:color w:val="000000"/>
@@ -5259,7 +5259,7 @@
             </w:pPr>
             <w:r>
               <w:rPr>
-                <w:rFonts w:ascii="游ゴシック" w:cs="游ゴシック" w:eastAsia="游ゴシック" w:hAnsi="游ゴシック"/>
+                <w:rFonts w:ascii="BIZ UDPゴシック" w:cs="BIZ UDPゴシック" w:eastAsia="BIZ UDPゴシック" w:hAnsi="BIZ UDPゴシック"/>
                 <w:b w:val="false"/>
                 <w:bCs w:val="false"/>
                 <w:color w:val="000000"/>
@@ -5288,7 +5288,7 @@
             </w:pPr>
             <w:r>
               <w:rPr>
-                <w:rFonts w:ascii="游ゴシック" w:cs="游ゴシック" w:eastAsia="游ゴシック" w:hAnsi="游ゴシック"/>
+                <w:rFonts w:ascii="BIZ UDPゴシック" w:cs="BIZ UDPゴシック" w:eastAsia="BIZ UDPゴシック" w:hAnsi="BIZ UDPゴシック"/>
                 <w:b w:val="false"/>
                 <w:bCs w:val="false"/>
                 <w:color w:val="000000"/>
@@ -5316,7 +5316,7 @@
             </w:pPr>
             <w:r>
               <w:rPr>
-                <w:rFonts w:ascii="游ゴシック" w:cs="游ゴシック" w:eastAsia="游ゴシック" w:hAnsi="游ゴシック"/>
+                <w:rFonts w:ascii="BIZ UDPゴシック" w:cs="BIZ UDPゴシック" w:eastAsia="BIZ UDPゴシック" w:hAnsi="BIZ UDPゴシック"/>
                 <w:b w:val="false"/>
                 <w:bCs w:val="false"/>
                 <w:color w:val="000000"/>
@@ -5346,7 +5346,7 @@
             </w:pPr>
             <w:r>
               <w:rPr>
-                <w:rFonts w:ascii="游ゴシック" w:cs="游ゴシック" w:eastAsia="游ゴシック" w:hAnsi="游ゴシック"/>
+                <w:rFonts w:ascii="BIZ UDPゴシック" w:cs="BIZ UDPゴシック" w:eastAsia="BIZ UDPゴシック" w:hAnsi="BIZ UDPゴシック"/>
                 <w:b w:val="false"/>
                 <w:bCs w:val="false"/>
                 <w:color w:val="000000"/>
@@ -5374,7 +5374,7 @@
             </w:pPr>
             <w:r>
               <w:rPr>
-                <w:rFonts w:ascii="游ゴシック" w:cs="游ゴシック" w:eastAsia="游ゴシック" w:hAnsi="游ゴシック"/>
+                <w:rFonts w:ascii="BIZ UDPゴシック" w:cs="BIZ UDPゴシック" w:eastAsia="BIZ UDPゴシック" w:hAnsi="BIZ UDPゴシック"/>
                 <w:b w:val="false"/>
                 <w:bCs w:val="false"/>
                 <w:color w:val="000000"/>
@@ -5403,7 +5403,7 @@
             </w:pPr>
             <w:r>
               <w:rPr>
-                <w:rFonts w:ascii="游ゴシック" w:cs="游ゴシック" w:eastAsia="游ゴシック" w:hAnsi="游ゴシック"/>
+                <w:rFonts w:ascii="BIZ UDPゴシック" w:cs="BIZ UDPゴシック" w:eastAsia="BIZ UDPゴシック" w:hAnsi="BIZ UDPゴシック"/>
                 <w:b w:val="false"/>
                 <w:bCs w:val="false"/>
                 <w:color w:val="000000"/>
@@ -5431,7 +5431,7 @@
             </w:pPr>
             <w:r>
               <w:rPr>
-                <w:rFonts w:ascii="游ゴシック" w:cs="游ゴシック" w:eastAsia="游ゴシック" w:hAnsi="游ゴシック"/>
+                <w:rFonts w:ascii="BIZ UDPゴシック" w:cs="BIZ UDPゴシック" w:eastAsia="BIZ UDPゴシック" w:hAnsi="BIZ UDPゴシック"/>
                 <w:b w:val="false"/>
                 <w:bCs w:val="false"/>
                 <w:color w:val="000000"/>
@@ -5461,7 +5461,7 @@
             </w:pPr>
             <w:r>
               <w:rPr>
-                <w:rFonts w:ascii="游ゴシック" w:cs="游ゴシック" w:eastAsia="游ゴシック" w:hAnsi="游ゴシック"/>
+                <w:rFonts w:ascii="BIZ UDPゴシック" w:cs="BIZ UDPゴシック" w:eastAsia="BIZ UDPゴシック" w:hAnsi="BIZ UDPゴシック"/>
                 <w:b w:val="false"/>
                 <w:bCs w:val="false"/>
                 <w:color w:val="000000"/>
@@ -5489,7 +5489,7 @@
             </w:pPr>
             <w:r>
               <w:rPr>
-                <w:rFonts w:ascii="游ゴシック" w:cs="游ゴシック" w:eastAsia="游ゴシック" w:hAnsi="游ゴシック"/>
+                <w:rFonts w:ascii="BIZ UDPゴシック" w:cs="BIZ UDPゴシック" w:eastAsia="BIZ UDPゴシック" w:hAnsi="BIZ UDPゴシック"/>
                 <w:b w:val="false"/>
                 <w:bCs w:val="false"/>
                 <w:color w:val="000000"/>
@@ -5518,7 +5518,7 @@
             </w:pPr>
             <w:r>
               <w:rPr>
-                <w:rFonts w:ascii="游ゴシック" w:cs="游ゴシック" w:eastAsia="游ゴシック" w:hAnsi="游ゴシック"/>
+                <w:rFonts w:ascii="BIZ UDPゴシック" w:cs="BIZ UDPゴシック" w:eastAsia="BIZ UDPゴシック" w:hAnsi="BIZ UDPゴシック"/>
                 <w:b w:val="false"/>
                 <w:bCs w:val="false"/>
                 <w:color w:val="000000"/>
@@ -5546,7 +5546,7 @@
             </w:pPr>
             <w:r>
               <w:rPr>
-                <w:rFonts w:ascii="游ゴシック" w:cs="游ゴシック" w:eastAsia="游ゴシック" w:hAnsi="游ゴシック"/>
+                <w:rFonts w:ascii="BIZ UDPゴシック" w:cs="BIZ UDPゴシック" w:eastAsia="BIZ UDPゴシック" w:hAnsi="BIZ UDPゴシック"/>
                 <w:b w:val="false"/>
                 <w:bCs w:val="false"/>
                 <w:color w:val="000000"/>
@@ -5576,7 +5576,7 @@
             </w:pPr>
             <w:r>
               <w:rPr>
-                <w:rFonts w:ascii="游ゴシック" w:cs="游ゴシック" w:eastAsia="游ゴシック" w:hAnsi="游ゴシック"/>
+                <w:rFonts w:ascii="BIZ UDPゴシック" w:cs="BIZ UDPゴシック" w:eastAsia="BIZ UDPゴシック" w:hAnsi="BIZ UDPゴシック"/>
                 <w:b w:val="false"/>
                 <w:bCs w:val="false"/>
                 <w:color w:val="000000"/>
@@ -5604,7 +5604,7 @@
             </w:pPr>
             <w:r>
               <w:rPr>
-                <w:rFonts w:ascii="游ゴシック" w:cs="游ゴシック" w:eastAsia="游ゴシック" w:hAnsi="游ゴシック"/>
+                <w:rFonts w:ascii="BIZ UDPゴシック" w:cs="BIZ UDPゴシック" w:eastAsia="BIZ UDPゴシック" w:hAnsi="BIZ UDPゴシック"/>
                 <w:b w:val="false"/>
                 <w:bCs w:val="false"/>
                 <w:color w:val="000000"/>
@@ -5633,7 +5633,7 @@
             </w:pPr>
             <w:r>
               <w:rPr>
-                <w:rFonts w:ascii="游ゴシック" w:cs="游ゴシック" w:eastAsia="游ゴシック" w:hAnsi="游ゴシック"/>
+                <w:rFonts w:ascii="BIZ UDPゴシック" w:cs="BIZ UDPゴシック" w:eastAsia="BIZ UDPゴシック" w:hAnsi="BIZ UDPゴシック"/>
                 <w:b w:val="false"/>
                 <w:bCs w:val="false"/>
                 <w:color w:val="000000"/>
@@ -5661,7 +5661,7 @@
             </w:pPr>
             <w:r>
               <w:rPr>
-                <w:rFonts w:ascii="游ゴシック" w:cs="游ゴシック" w:eastAsia="游ゴシック" w:hAnsi="游ゴシック"/>
+                <w:rFonts w:ascii="BIZ UDPゴシック" w:cs="BIZ UDPゴシック" w:eastAsia="BIZ UDPゴシック" w:hAnsi="BIZ UDPゴシック"/>
                 <w:b w:val="false"/>
                 <w:bCs w:val="false"/>
                 <w:color w:val="000000"/>
@@ -5691,7 +5691,7 @@
             </w:pPr>
             <w:r>
               <w:rPr>
-                <w:rFonts w:ascii="游ゴシック" w:cs="游ゴシック" w:eastAsia="游ゴシック" w:hAnsi="游ゴシック"/>
+                <w:rFonts w:ascii="BIZ UDPゴシック" w:cs="BIZ UDPゴシック" w:eastAsia="BIZ UDPゴシック" w:hAnsi="BIZ UDPゴシック"/>
                 <w:b w:val="false"/>
                 <w:bCs w:val="false"/>
                 <w:color w:val="000000"/>
@@ -5719,7 +5719,7 @@
             </w:pPr>
             <w:r>
               <w:rPr>
-                <w:rFonts w:ascii="游ゴシック" w:cs="游ゴシック" w:eastAsia="游ゴシック" w:hAnsi="游ゴシック"/>
+                <w:rFonts w:ascii="BIZ UDPゴシック" w:cs="BIZ UDPゴシック" w:eastAsia="BIZ UDPゴシック" w:hAnsi="BIZ UDPゴシック"/>
                 <w:b w:val="false"/>
                 <w:bCs w:val="false"/>
                 <w:color w:val="000000"/>
@@ -5748,7 +5748,7 @@
             </w:pPr>
             <w:r>
               <w:rPr>
-                <w:rFonts w:ascii="游ゴシック" w:cs="游ゴシック" w:eastAsia="游ゴシック" w:hAnsi="游ゴシック"/>
+                <w:rFonts w:ascii="BIZ UDPゴシック" w:cs="BIZ UDPゴシック" w:eastAsia="BIZ UDPゴシック" w:hAnsi="BIZ UDPゴシック"/>
                 <w:b w:val="false"/>
                 <w:bCs w:val="false"/>
                 <w:color w:val="000000"/>
@@ -5776,7 +5776,7 @@
             </w:pPr>
             <w:r>
               <w:rPr>
-                <w:rFonts w:ascii="游ゴシック" w:cs="游ゴシック" w:eastAsia="游ゴシック" w:hAnsi="游ゴシック"/>
+                <w:rFonts w:ascii="BIZ UDPゴシック" w:cs="BIZ UDPゴシック" w:eastAsia="BIZ UDPゴシック" w:hAnsi="BIZ UDPゴシック"/>
                 <w:b w:val="false"/>
                 <w:bCs w:val="false"/>
                 <w:color w:val="000000"/>
@@ -5806,7 +5806,7 @@
             </w:pPr>
             <w:r>
               <w:rPr>
-                <w:rFonts w:ascii="游ゴシック" w:cs="游ゴシック" w:eastAsia="游ゴシック" w:hAnsi="游ゴシック"/>
+                <w:rFonts w:ascii="BIZ UDPゴシック" w:cs="BIZ UDPゴシック" w:eastAsia="BIZ UDPゴシック" w:hAnsi="BIZ UDPゴシック"/>
                 <w:b w:val="false"/>
                 <w:bCs w:val="false"/>
                 <w:color w:val="000000"/>
@@ -5834,7 +5834,7 @@
             </w:pPr>
             <w:r>
               <w:rPr>
-                <w:rFonts w:ascii="游ゴシック" w:cs="游ゴシック" w:eastAsia="游ゴシック" w:hAnsi="游ゴシック"/>
+                <w:rFonts w:ascii="BIZ UDPゴシック" w:cs="BIZ UDPゴシック" w:eastAsia="BIZ UDPゴシック" w:hAnsi="BIZ UDPゴシック"/>
                 <w:b w:val="false"/>
                 <w:bCs w:val="false"/>
                 <w:color w:val="000000"/>
@@ -5863,7 +5863,7 @@
             </w:pPr>
             <w:r>
               <w:rPr>
-                <w:rFonts w:ascii="游ゴシック" w:cs="游ゴシック" w:eastAsia="游ゴシック" w:hAnsi="游ゴシック"/>
+                <w:rFonts w:ascii="BIZ UDPゴシック" w:cs="BIZ UDPゴシック" w:eastAsia="BIZ UDPゴシック" w:hAnsi="BIZ UDPゴシック"/>
                 <w:b w:val="false"/>
                 <w:bCs w:val="false"/>
                 <w:color w:val="000000"/>
@@ -5891,7 +5891,7 @@
             </w:pPr>
             <w:r>
               <w:rPr>
-                <w:rFonts w:ascii="游ゴシック" w:cs="游ゴシック" w:eastAsia="游ゴシック" w:hAnsi="游ゴシック"/>
+                <w:rFonts w:ascii="BIZ UDPゴシック" w:cs="BIZ UDPゴシック" w:eastAsia="BIZ UDPゴシック" w:hAnsi="BIZ UDPゴシック"/>
                 <w:b w:val="false"/>
                 <w:bCs w:val="false"/>
                 <w:color w:val="000000"/>
@@ -5921,7 +5921,7 @@
             </w:pPr>
             <w:r>
               <w:rPr>
-                <w:rFonts w:ascii="游ゴシック" w:cs="游ゴシック" w:eastAsia="游ゴシック" w:hAnsi="游ゴシック"/>
+                <w:rFonts w:ascii="BIZ UDPゴシック" w:cs="BIZ UDPゴシック" w:eastAsia="BIZ UDPゴシック" w:hAnsi="BIZ UDPゴシック"/>
                 <w:b w:val="false"/>
                 <w:bCs w:val="false"/>
                 <w:color w:val="000000"/>
@@ -5949,7 +5949,7 @@
             </w:pPr>
             <w:r>
               <w:rPr>
-                <w:rFonts w:ascii="游ゴシック" w:cs="游ゴシック" w:eastAsia="游ゴシック" w:hAnsi="游ゴシック"/>
+                <w:rFonts w:ascii="BIZ UDPゴシック" w:cs="BIZ UDPゴシック" w:eastAsia="BIZ UDPゴシック" w:hAnsi="BIZ UDPゴシック"/>
                 <w:b w:val="false"/>
                 <w:bCs w:val="false"/>
                 <w:color w:val="000000"/>
@@ -5978,7 +5978,7 @@
             </w:pPr>
             <w:r>
               <w:rPr>
-                <w:rFonts w:ascii="游ゴシック" w:cs="游ゴシック" w:eastAsia="游ゴシック" w:hAnsi="游ゴシック"/>
+                <w:rFonts w:ascii="BIZ UDPゴシック" w:cs="BIZ UDPゴシック" w:eastAsia="BIZ UDPゴシック" w:hAnsi="BIZ UDPゴシック"/>
                 <w:b w:val="false"/>
                 <w:bCs w:val="false"/>
                 <w:color w:val="000000"/>
@@ -6006,7 +6006,7 @@
             </w:pPr>
             <w:r>
               <w:rPr>
-                <w:rFonts w:ascii="游ゴシック" w:cs="游ゴシック" w:eastAsia="游ゴシック" w:hAnsi="游ゴシック"/>
+                <w:rFonts w:ascii="BIZ UDPゴシック" w:cs="BIZ UDPゴシック" w:eastAsia="BIZ UDPゴシック" w:hAnsi="BIZ UDPゴシック"/>
                 <w:b w:val="false"/>
                 <w:bCs w:val="false"/>
                 <w:color w:val="000000"/>
@@ -6036,7 +6036,7 @@
             </w:pPr>
             <w:r>
               <w:rPr>
-                <w:rFonts w:ascii="游ゴシック" w:cs="游ゴシック" w:eastAsia="游ゴシック" w:hAnsi="游ゴシック"/>
+                <w:rFonts w:ascii="BIZ UDPゴシック" w:cs="BIZ UDPゴシック" w:eastAsia="BIZ UDPゴシック" w:hAnsi="BIZ UDPゴシック"/>
                 <w:b w:val="false"/>
                 <w:bCs w:val="false"/>
                 <w:color w:val="000000"/>
@@ -6064,7 +6064,7 @@
             </w:pPr>
             <w:r>
               <w:rPr>
-                <w:rFonts w:ascii="游ゴシック" w:cs="游ゴシック" w:eastAsia="游ゴシック" w:hAnsi="游ゴシック"/>
+                <w:rFonts w:ascii="BIZ UDPゴシック" w:cs="BIZ UDPゴシック" w:eastAsia="BIZ UDPゴシック" w:hAnsi="BIZ UDPゴシック"/>
                 <w:b w:val="false"/>
                 <w:bCs w:val="false"/>
                 <w:color w:val="000000"/>
@@ -6093,7 +6093,7 @@
             </w:pPr>
             <w:r>
               <w:rPr>
-                <w:rFonts w:ascii="游ゴシック" w:cs="游ゴシック" w:eastAsia="游ゴシック" w:hAnsi="游ゴシック"/>
+                <w:rFonts w:ascii="BIZ UDPゴシック" w:cs="BIZ UDPゴシック" w:eastAsia="BIZ UDPゴシック" w:hAnsi="BIZ UDPゴシック"/>
                 <w:b w:val="false"/>
                 <w:bCs w:val="false"/>
                 <w:color w:val="000000"/>
@@ -6121,7 +6121,7 @@
             </w:pPr>
             <w:r>
               <w:rPr>
-                <w:rFonts w:ascii="游ゴシック" w:cs="游ゴシック" w:eastAsia="游ゴシック" w:hAnsi="游ゴシック"/>
+                <w:rFonts w:ascii="BIZ UDPゴシック" w:cs="BIZ UDPゴシック" w:eastAsia="BIZ UDPゴシック" w:hAnsi="BIZ UDPゴシック"/>
                 <w:b w:val="false"/>
                 <w:bCs w:val="false"/>
                 <w:color w:val="000000"/>
@@ -6151,7 +6151,7 @@
             </w:pPr>
             <w:r>
               <w:rPr>
-                <w:rFonts w:ascii="游ゴシック" w:cs="游ゴシック" w:eastAsia="游ゴシック" w:hAnsi="游ゴシック"/>
+                <w:rFonts w:ascii="BIZ UDPゴシック" w:cs="BIZ UDPゴシック" w:eastAsia="BIZ UDPゴシック" w:hAnsi="BIZ UDPゴシック"/>
                 <w:b w:val="false"/>
                 <w:bCs w:val="false"/>
                 <w:color w:val="000000"/>
@@ -6179,7 +6179,7 @@
             </w:pPr>
             <w:r>
               <w:rPr>
-                <w:rFonts w:ascii="游ゴシック" w:cs="游ゴシック" w:eastAsia="游ゴシック" w:hAnsi="游ゴシック"/>
+                <w:rFonts w:ascii="BIZ UDPゴシック" w:cs="BIZ UDPゴシック" w:eastAsia="BIZ UDPゴシック" w:hAnsi="BIZ UDPゴシック"/>
                 <w:b w:val="false"/>
                 <w:bCs w:val="false"/>
                 <w:color w:val="000000"/>
@@ -6208,7 +6208,7 @@
             </w:pPr>
             <w:r>
               <w:rPr>
-                <w:rFonts w:ascii="游ゴシック" w:cs="游ゴシック" w:eastAsia="游ゴシック" w:hAnsi="游ゴシック"/>
+                <w:rFonts w:ascii="BIZ UDPゴシック" w:cs="BIZ UDPゴシック" w:eastAsia="BIZ UDPゴシック" w:hAnsi="BIZ UDPゴシック"/>
                 <w:b w:val="false"/>
                 <w:bCs w:val="false"/>
                 <w:color w:val="000000"/>
@@ -6236,7 +6236,7 @@
             </w:pPr>
             <w:r>
               <w:rPr>
-                <w:rFonts w:ascii="游ゴシック" w:cs="游ゴシック" w:eastAsia="游ゴシック" w:hAnsi="游ゴシック"/>
+                <w:rFonts w:ascii="BIZ UDPゴシック" w:cs="BIZ UDPゴシック" w:eastAsia="BIZ UDPゴシック" w:hAnsi="BIZ UDPゴシック"/>
                 <w:b w:val="false"/>
                 <w:bCs w:val="false"/>
                 <w:color w:val="000000"/>
@@ -6266,7 +6266,7 @@
             </w:pPr>
             <w:r>
               <w:rPr>
-                <w:rFonts w:ascii="游ゴシック" w:cs="游ゴシック" w:eastAsia="游ゴシック" w:hAnsi="游ゴシック"/>
+                <w:rFonts w:ascii="BIZ UDPゴシック" w:cs="BIZ UDPゴシック" w:eastAsia="BIZ UDPゴシック" w:hAnsi="BIZ UDPゴシック"/>
                 <w:b w:val="false"/>
                 <w:bCs w:val="false"/>
                 <w:color w:val="000000"/>
@@ -6294,7 +6294,7 @@
             </w:pPr>
             <w:r>
               <w:rPr>
-                <w:rFonts w:ascii="游ゴシック" w:cs="游ゴシック" w:eastAsia="游ゴシック" w:hAnsi="游ゴシック"/>
+                <w:rFonts w:ascii="BIZ UDPゴシック" w:cs="BIZ UDPゴシック" w:eastAsia="BIZ UDPゴシック" w:hAnsi="BIZ UDPゴシック"/>
                 <w:b w:val="false"/>
                 <w:bCs w:val="false"/>
                 <w:color w:val="000000"/>
@@ -6323,7 +6323,7 @@
             </w:pPr>
             <w:r>
               <w:rPr>
-                <w:rFonts w:ascii="游ゴシック" w:cs="游ゴシック" w:eastAsia="游ゴシック" w:hAnsi="游ゴシック"/>
+                <w:rFonts w:ascii="BIZ UDPゴシック" w:cs="BIZ UDPゴシック" w:eastAsia="BIZ UDPゴシック" w:hAnsi="BIZ UDPゴシック"/>
                 <w:b w:val="false"/>
                 <w:bCs w:val="false"/>
                 <w:color w:val="000000"/>
@@ -6351,7 +6351,7 @@
             </w:pPr>
             <w:r>
               <w:rPr>
-                <w:rFonts w:ascii="游ゴシック" w:cs="游ゴシック" w:eastAsia="游ゴシック" w:hAnsi="游ゴシック"/>
+                <w:rFonts w:ascii="BIZ UDPゴシック" w:cs="BIZ UDPゴシック" w:eastAsia="BIZ UDPゴシック" w:hAnsi="BIZ UDPゴシック"/>
                 <w:b w:val="false"/>
                 <w:bCs w:val="false"/>
                 <w:color w:val="000000"/>
@@ -6381,7 +6381,7 @@
             </w:pPr>
             <w:r>
               <w:rPr>
-                <w:rFonts w:ascii="游ゴシック" w:cs="游ゴシック" w:eastAsia="游ゴシック" w:hAnsi="游ゴシック"/>
+                <w:rFonts w:ascii="BIZ UDPゴシック" w:cs="BIZ UDPゴシック" w:eastAsia="BIZ UDPゴシック" w:hAnsi="BIZ UDPゴシック"/>
                 <w:b w:val="false"/>
                 <w:bCs w:val="false"/>
                 <w:color w:val="000000"/>
@@ -6409,7 +6409,7 @@
             </w:pPr>
             <w:r>
               <w:rPr>
-                <w:rFonts w:ascii="游ゴシック" w:cs="游ゴシック" w:eastAsia="游ゴシック" w:hAnsi="游ゴシック"/>
+                <w:rFonts w:ascii="BIZ UDPゴシック" w:cs="BIZ UDPゴシック" w:eastAsia="BIZ UDPゴシック" w:hAnsi="BIZ UDPゴシック"/>
                 <w:b w:val="false"/>
                 <w:bCs w:val="false"/>
                 <w:color w:val="000000"/>
@@ -6438,7 +6438,7 @@
             </w:pPr>
             <w:r>
               <w:rPr>
-                <w:rFonts w:ascii="游ゴシック" w:cs="游ゴシック" w:eastAsia="游ゴシック" w:hAnsi="游ゴシック"/>
+                <w:rFonts w:ascii="BIZ UDPゴシック" w:cs="BIZ UDPゴシック" w:eastAsia="BIZ UDPゴシック" w:hAnsi="BIZ UDPゴシック"/>
                 <w:b w:val="false"/>
                 <w:bCs w:val="false"/>
                 <w:color w:val="000000"/>
@@ -6466,7 +6466,7 @@
             </w:pPr>
             <w:r>
               <w:rPr>
-                <w:rFonts w:ascii="游ゴシック" w:cs="游ゴシック" w:eastAsia="游ゴシック" w:hAnsi="游ゴシック"/>
+                <w:rFonts w:ascii="BIZ UDPゴシック" w:cs="BIZ UDPゴシック" w:eastAsia="BIZ UDPゴシック" w:hAnsi="BIZ UDPゴシック"/>
                 <w:b w:val="false"/>
                 <w:bCs w:val="false"/>
                 <w:color w:val="000000"/>
@@ -6496,7 +6496,7 @@
             </w:pPr>
             <w:r>
               <w:rPr>
-                <w:rFonts w:ascii="游ゴシック" w:cs="游ゴシック" w:eastAsia="游ゴシック" w:hAnsi="游ゴシック"/>
+                <w:rFonts w:ascii="BIZ UDPゴシック" w:cs="BIZ UDPゴシック" w:eastAsia="BIZ UDPゴシック" w:hAnsi="BIZ UDPゴシック"/>
                 <w:b w:val="false"/>
                 <w:bCs w:val="false"/>
                 <w:color w:val="000000"/>
@@ -6524,7 +6524,7 @@
             </w:pPr>
             <w:r>
               <w:rPr>
-                <w:rFonts w:ascii="游ゴシック" w:cs="游ゴシック" w:eastAsia="游ゴシック" w:hAnsi="游ゴシック"/>
+                <w:rFonts w:ascii="BIZ UDPゴシック" w:cs="BIZ UDPゴシック" w:eastAsia="BIZ UDPゴシック" w:hAnsi="BIZ UDPゴシック"/>
                 <w:b w:val="false"/>
                 <w:bCs w:val="false"/>
                 <w:color w:val="000000"/>
@@ -6553,7 +6553,7 @@
             </w:pPr>
             <w:r>
               <w:rPr>
-                <w:rFonts w:ascii="游ゴシック" w:cs="游ゴシック" w:eastAsia="游ゴシック" w:hAnsi="游ゴシック"/>
+                <w:rFonts w:ascii="BIZ UDPゴシック" w:cs="BIZ UDPゴシック" w:eastAsia="BIZ UDPゴシック" w:hAnsi="BIZ UDPゴシック"/>
                 <w:b w:val="false"/>
                 <w:bCs w:val="false"/>
                 <w:color w:val="000000"/>
@@ -6581,7 +6581,7 @@
             </w:pPr>
             <w:r>
               <w:rPr>
-                <w:rFonts w:ascii="游ゴシック" w:cs="游ゴシック" w:eastAsia="游ゴシック" w:hAnsi="游ゴシック"/>
+                <w:rFonts w:ascii="BIZ UDPゴシック" w:cs="BIZ UDPゴシック" w:eastAsia="BIZ UDPゴシック" w:hAnsi="BIZ UDPゴシック"/>
                 <w:b w:val="false"/>
                 <w:bCs w:val="false"/>
                 <w:color w:val="000000"/>
@@ -6611,7 +6611,7 @@
             </w:pPr>
             <w:r>
               <w:rPr>
-                <w:rFonts w:ascii="游ゴシック" w:cs="游ゴシック" w:eastAsia="游ゴシック" w:hAnsi="游ゴシック"/>
+                <w:rFonts w:ascii="BIZ UDPゴシック" w:cs="BIZ UDPゴシック" w:eastAsia="BIZ UDPゴシック" w:hAnsi="BIZ UDPゴシック"/>
                 <w:b w:val="false"/>
                 <w:bCs w:val="false"/>
                 <w:color w:val="000000"/>
@@ -6639,7 +6639,7 @@
             </w:pPr>
             <w:r>
               <w:rPr>
-                <w:rFonts w:ascii="游ゴシック" w:cs="游ゴシック" w:eastAsia="游ゴシック" w:hAnsi="游ゴシック"/>
+                <w:rFonts w:ascii="BIZ UDPゴシック" w:cs="BIZ UDPゴシック" w:eastAsia="BIZ UDPゴシック" w:hAnsi="BIZ UDPゴシック"/>
                 <w:b w:val="false"/>
                 <w:bCs w:val="false"/>
                 <w:color w:val="000000"/>
@@ -6668,7 +6668,7 @@
             </w:pPr>
             <w:r>
               <w:rPr>
-                <w:rFonts w:ascii="游ゴシック" w:cs="游ゴシック" w:eastAsia="游ゴシック" w:hAnsi="游ゴシック"/>
+                <w:rFonts w:ascii="BIZ UDPゴシック" w:cs="BIZ UDPゴシック" w:eastAsia="BIZ UDPゴシック" w:hAnsi="BIZ UDPゴシック"/>
                 <w:b w:val="false"/>
                 <w:bCs w:val="false"/>
                 <w:color w:val="000000"/>
@@ -6696,7 +6696,7 @@
             </w:pPr>
             <w:r>
               <w:rPr>
-                <w:rFonts w:ascii="游ゴシック" w:cs="游ゴシック" w:eastAsia="游ゴシック" w:hAnsi="游ゴシック"/>
+                <w:rFonts w:ascii="BIZ UDPゴシック" w:cs="BIZ UDPゴシック" w:eastAsia="BIZ UDPゴシック" w:hAnsi="BIZ UDPゴシック"/>
                 <w:b w:val="false"/>
                 <w:bCs w:val="false"/>
                 <w:color w:val="000000"/>
@@ -6726,7 +6726,7 @@
             </w:pPr>
             <w:r>
               <w:rPr>
-                <w:rFonts w:ascii="游ゴシック" w:cs="游ゴシック" w:eastAsia="游ゴシック" w:hAnsi="游ゴシック"/>
+                <w:rFonts w:ascii="BIZ UDPゴシック" w:cs="BIZ UDPゴシック" w:eastAsia="BIZ UDPゴシック" w:hAnsi="BIZ UDPゴシック"/>
                 <w:b w:val="false"/>
                 <w:bCs w:val="false"/>
                 <w:color w:val="000000"/>
@@ -6754,7 +6754,7 @@
             </w:pPr>
             <w:r>
               <w:rPr>
-                <w:rFonts w:ascii="游ゴシック" w:cs="游ゴシック" w:eastAsia="游ゴシック" w:hAnsi="游ゴシック"/>
+                <w:rFonts w:ascii="BIZ UDPゴシック" w:cs="BIZ UDPゴシック" w:eastAsia="BIZ UDPゴシック" w:hAnsi="BIZ UDPゴシック"/>
                 <w:b w:val="false"/>
                 <w:bCs w:val="false"/>
                 <w:color w:val="000000"/>
@@ -6783,7 +6783,7 @@
             </w:pPr>
             <w:r>
               <w:rPr>
-                <w:rFonts w:ascii="游ゴシック" w:cs="游ゴシック" w:eastAsia="游ゴシック" w:hAnsi="游ゴシック"/>
+                <w:rFonts w:ascii="BIZ UDPゴシック" w:cs="BIZ UDPゴシック" w:eastAsia="BIZ UDPゴシック" w:hAnsi="BIZ UDPゴシック"/>
                 <w:b w:val="false"/>
                 <w:bCs w:val="false"/>
                 <w:color w:val="000000"/>
@@ -6811,7 +6811,7 @@
             </w:pPr>
             <w:r>
               <w:rPr>
-                <w:rFonts w:ascii="游ゴシック" w:cs="游ゴシック" w:eastAsia="游ゴシック" w:hAnsi="游ゴシック"/>
+                <w:rFonts w:ascii="BIZ UDPゴシック" w:cs="BIZ UDPゴシック" w:eastAsia="BIZ UDPゴシック" w:hAnsi="BIZ UDPゴシック"/>
                 <w:b w:val="false"/>
                 <w:bCs w:val="false"/>
                 <w:color w:val="000000"/>
@@ -6830,7 +6830,7 @@
       </w:pPr>
       <w:r>
         <w:rPr>
-          <w:rFonts w:ascii="游明朝" w:cs="游明朝" w:eastAsia="游明朝" w:hAnsi="游明朝"/>
+          <w:rFonts w:ascii="BIZ UDPゴシック" w:cs="BIZ UDPゴシック" w:eastAsia="BIZ UDPゴシック" w:hAnsi="BIZ UDPゴシック"/>
           <w:sz w:val="21"/>
           <w:szCs w:val="21"/>
         </w:rPr>
@@ -6843,7 +6843,7 @@
       </w:pPr>
       <w:r>
         <w:rPr>
-          <w:rFonts w:ascii="游ゴシック" w:cs="游ゴシック" w:eastAsia="游ゴシック" w:hAnsi="游ゴシック"/>
+          <w:rFonts w:ascii="BIZ UDPゴシック" w:cs="BIZ UDPゴシック" w:eastAsia="BIZ UDPゴシック" w:hAnsi="BIZ UDPゴシック"/>
           <w:color w:val="595959"/>
           <w:sz w:val="19"/>
           <w:szCs w:val="19"/>
@@ -6854,11 +6854,11 @@
     <w:p>
       <w:pPr>
         <w:keepNext/>
-        <w:spacing w:after="160" w:before="300" w:line="320" w:lineRule="exact"/>
+        <w:spacing w:after="160" w:before="300" w:line="360" w:lineRule="atLeast"/>
       </w:pPr>
       <w:r>
         <w:rPr>
-          <w:rFonts w:ascii="游ゴシック" w:cs="游ゴシック" w:eastAsia="游ゴシック" w:hAnsi="游ゴシック"/>
+          <w:rFonts w:ascii="BIZ UDPゴシック" w:cs="BIZ UDPゴシック" w:eastAsia="BIZ UDPゴシック" w:hAnsi="BIZ UDPゴシック"/>
           <w:b/>
           <w:bCs/>
           <w:color w:val="1F3864"/>
@@ -6874,7 +6874,7 @@
       </w:pPr>
       <w:r>
         <w:rPr>
-          <w:rFonts w:ascii="游明朝" w:cs="游明朝" w:eastAsia="游明朝" w:hAnsi="游明朝"/>
+          <w:rFonts w:ascii="BIZ UDPゴシック" w:cs="BIZ UDPゴシック" w:eastAsia="BIZ UDPゴシック" w:hAnsi="BIZ UDPゴシック"/>
           <w:sz w:val="21"/>
           <w:szCs w:val="21"/>
         </w:rPr>
@@ -6924,7 +6924,7 @@
             </w:pPr>
             <w:r>
               <w:rPr>
-                <w:rFonts w:ascii="游ゴシック" w:cs="游ゴシック" w:eastAsia="游ゴシック" w:hAnsi="游ゴシック"/>
+                <w:rFonts w:ascii="BIZ UDPゴシック" w:cs="BIZ UDPゴシック" w:eastAsia="BIZ UDPゴシック" w:hAnsi="BIZ UDPゴシック"/>
                 <w:b/>
                 <w:bCs/>
                 <w:color w:val="FFFFFF"/>
@@ -6953,7 +6953,7 @@
             </w:pPr>
             <w:r>
               <w:rPr>
-                <w:rFonts w:ascii="游ゴシック" w:cs="游ゴシック" w:eastAsia="游ゴシック" w:hAnsi="游ゴシック"/>
+                <w:rFonts w:ascii="BIZ UDPゴシック" w:cs="BIZ UDPゴシック" w:eastAsia="BIZ UDPゴシック" w:hAnsi="BIZ UDPゴシック"/>
                 <w:b/>
                 <w:bCs/>
                 <w:color w:val="FFFFFF"/>
@@ -6982,7 +6982,7 @@
             </w:pPr>
             <w:r>
               <w:rPr>
-                <w:rFonts w:ascii="游ゴシック" w:cs="游ゴシック" w:eastAsia="游ゴシック" w:hAnsi="游ゴシック"/>
+                <w:rFonts w:ascii="BIZ UDPゴシック" w:cs="BIZ UDPゴシック" w:eastAsia="BIZ UDPゴシック" w:hAnsi="BIZ UDPゴシック"/>
                 <w:b/>
                 <w:bCs/>
                 <w:color w:val="FFFFFF"/>
@@ -7011,7 +7011,7 @@
             </w:pPr>
             <w:r>
               <w:rPr>
-                <w:rFonts w:ascii="游ゴシック" w:cs="游ゴシック" w:eastAsia="游ゴシック" w:hAnsi="游ゴシック"/>
+                <w:rFonts w:ascii="BIZ UDPゴシック" w:cs="BIZ UDPゴシック" w:eastAsia="BIZ UDPゴシック" w:hAnsi="BIZ UDPゴシック"/>
                 <w:b/>
                 <w:bCs/>
                 <w:color w:val="FFFFFF"/>
@@ -7040,7 +7040,7 @@
             </w:pPr>
             <w:r>
               <w:rPr>
-                <w:rFonts w:ascii="游ゴシック" w:cs="游ゴシック" w:eastAsia="游ゴシック" w:hAnsi="游ゴシック"/>
+                <w:rFonts w:ascii="BIZ UDPゴシック" w:cs="BIZ UDPゴシック" w:eastAsia="BIZ UDPゴシック" w:hAnsi="BIZ UDPゴシック"/>
                 <w:b/>
                 <w:bCs/>
                 <w:color w:val="FFFFFF"/>
@@ -7069,7 +7069,7 @@
             </w:pPr>
             <w:r>
               <w:rPr>
-                <w:rFonts w:ascii="游ゴシック" w:cs="游ゴシック" w:eastAsia="游ゴシック" w:hAnsi="游ゴシック"/>
+                <w:rFonts w:ascii="BIZ UDPゴシック" w:cs="BIZ UDPゴシック" w:eastAsia="BIZ UDPゴシック" w:hAnsi="BIZ UDPゴシック"/>
                 <w:b/>
                 <w:bCs/>
                 <w:color w:val="FFFFFF"/>
@@ -7098,7 +7098,7 @@
             </w:pPr>
             <w:r>
               <w:rPr>
-                <w:rFonts w:ascii="游ゴシック" w:cs="游ゴシック" w:eastAsia="游ゴシック" w:hAnsi="游ゴシック"/>
+                <w:rFonts w:ascii="BIZ UDPゴシック" w:cs="BIZ UDPゴシック" w:eastAsia="BIZ UDPゴシック" w:hAnsi="BIZ UDPゴシック"/>
                 <w:b/>
                 <w:bCs/>
                 <w:color w:val="FFFFFF"/>
@@ -7128,7 +7128,7 @@
             </w:pPr>
             <w:r>
               <w:rPr>
-                <w:rFonts w:ascii="游ゴシック" w:cs="游ゴシック" w:eastAsia="游ゴシック" w:hAnsi="游ゴシック"/>
+                <w:rFonts w:ascii="BIZ UDPゴシック" w:cs="BIZ UDPゴシック" w:eastAsia="BIZ UDPゴシック" w:hAnsi="BIZ UDPゴシック"/>
                 <w:b w:val="false"/>
                 <w:bCs w:val="false"/>
                 <w:color w:val="000000"/>
@@ -7156,7 +7156,7 @@
             </w:pPr>
             <w:r>
               <w:rPr>
-                <w:rFonts w:ascii="游ゴシック" w:cs="游ゴシック" w:eastAsia="游ゴシック" w:hAnsi="游ゴシック"/>
+                <w:rFonts w:ascii="BIZ UDPゴシック" w:cs="BIZ UDPゴシック" w:eastAsia="BIZ UDPゴシック" w:hAnsi="BIZ UDPゴシック"/>
                 <w:b w:val="false"/>
                 <w:bCs w:val="false"/>
                 <w:color w:val="000000"/>
@@ -7185,7 +7185,7 @@
             </w:pPr>
             <w:r>
               <w:rPr>
-                <w:rFonts w:ascii="游ゴシック" w:cs="游ゴシック" w:eastAsia="游ゴシック" w:hAnsi="游ゴシック"/>
+                <w:rFonts w:ascii="BIZ UDPゴシック" w:cs="BIZ UDPゴシック" w:eastAsia="BIZ UDPゴシック" w:hAnsi="BIZ UDPゴシック"/>
                 <w:b w:val="false"/>
                 <w:bCs w:val="false"/>
                 <w:color w:val="000000"/>
@@ -7214,7 +7214,7 @@
             </w:pPr>
             <w:r>
               <w:rPr>
-                <w:rFonts w:ascii="游ゴシック" w:cs="游ゴシック" w:eastAsia="游ゴシック" w:hAnsi="游ゴシック"/>
+                <w:rFonts w:ascii="BIZ UDPゴシック" w:cs="BIZ UDPゴシック" w:eastAsia="BIZ UDPゴシック" w:hAnsi="BIZ UDPゴシック"/>
                 <w:b w:val="false"/>
                 <w:bCs w:val="false"/>
                 <w:color w:val="000000"/>
@@ -7243,7 +7243,7 @@
             </w:pPr>
             <w:r>
               <w:rPr>
-                <w:rFonts w:ascii="游ゴシック" w:cs="游ゴシック" w:eastAsia="游ゴシック" w:hAnsi="游ゴシック"/>
+                <w:rFonts w:ascii="BIZ UDPゴシック" w:cs="BIZ UDPゴシック" w:eastAsia="BIZ UDPゴシック" w:hAnsi="BIZ UDPゴシック"/>
                 <w:b w:val="false"/>
                 <w:bCs w:val="false"/>
                 <w:color w:val="000000"/>
@@ -7272,7 +7272,7 @@
             </w:pPr>
             <w:r>
               <w:rPr>
-                <w:rFonts w:ascii="游ゴシック" w:cs="游ゴシック" w:eastAsia="游ゴシック" w:hAnsi="游ゴシック"/>
+                <w:rFonts w:ascii="BIZ UDPゴシック" w:cs="BIZ UDPゴシック" w:eastAsia="BIZ UDPゴシック" w:hAnsi="BIZ UDPゴシック"/>
                 <w:b w:val="false"/>
                 <w:bCs w:val="false"/>
                 <w:color w:val="000000"/>
@@ -7300,7 +7300,7 @@
             </w:pPr>
             <w:r>
               <w:rPr>
-                <w:rFonts w:ascii="游ゴシック" w:cs="游ゴシック" w:eastAsia="游ゴシック" w:hAnsi="游ゴシック"/>
+                <w:rFonts w:ascii="BIZ UDPゴシック" w:cs="BIZ UDPゴシック" w:eastAsia="BIZ UDPゴシック" w:hAnsi="BIZ UDPゴシック"/>
                 <w:b w:val="false"/>
                 <w:bCs w:val="false"/>
                 <w:color w:val="000000"/>
@@ -7330,7 +7330,7 @@
             </w:pPr>
             <w:r>
               <w:rPr>
-                <w:rFonts w:ascii="游ゴシック" w:cs="游ゴシック" w:eastAsia="游ゴシック" w:hAnsi="游ゴシック"/>
+                <w:rFonts w:ascii="BIZ UDPゴシック" w:cs="BIZ UDPゴシック" w:eastAsia="BIZ UDPゴシック" w:hAnsi="BIZ UDPゴシック"/>
                 <w:b w:val="false"/>
                 <w:bCs w:val="false"/>
                 <w:color w:val="000000"/>
@@ -7358,7 +7358,7 @@
             </w:pPr>
             <w:r>
               <w:rPr>
-                <w:rFonts w:ascii="游ゴシック" w:cs="游ゴシック" w:eastAsia="游ゴシック" w:hAnsi="游ゴシック"/>
+                <w:rFonts w:ascii="BIZ UDPゴシック" w:cs="BIZ UDPゴシック" w:eastAsia="BIZ UDPゴシック" w:hAnsi="BIZ UDPゴシック"/>
                 <w:b w:val="false"/>
                 <w:bCs w:val="false"/>
                 <w:color w:val="000000"/>
@@ -7387,7 +7387,7 @@
             </w:pPr>
             <w:r>
               <w:rPr>
-                <w:rFonts w:ascii="游ゴシック" w:cs="游ゴシック" w:eastAsia="游ゴシック" w:hAnsi="游ゴシック"/>
+                <w:rFonts w:ascii="BIZ UDPゴシック" w:cs="BIZ UDPゴシック" w:eastAsia="BIZ UDPゴシック" w:hAnsi="BIZ UDPゴシック"/>
                 <w:b w:val="false"/>
                 <w:bCs w:val="false"/>
                 <w:color w:val="000000"/>
@@ -7416,7 +7416,7 @@
             </w:pPr>
             <w:r>
               <w:rPr>
-                <w:rFonts w:ascii="游ゴシック" w:cs="游ゴシック" w:eastAsia="游ゴシック" w:hAnsi="游ゴシック"/>
+                <w:rFonts w:ascii="BIZ UDPゴシック" w:cs="BIZ UDPゴシック" w:eastAsia="BIZ UDPゴシック" w:hAnsi="BIZ UDPゴシック"/>
                 <w:b w:val="false"/>
                 <w:bCs w:val="false"/>
                 <w:color w:val="000000"/>
@@ -7445,7 +7445,7 @@
             </w:pPr>
             <w:r>
               <w:rPr>
-                <w:rFonts w:ascii="游ゴシック" w:cs="游ゴシック" w:eastAsia="游ゴシック" w:hAnsi="游ゴシック"/>
+                <w:rFonts w:ascii="BIZ UDPゴシック" w:cs="BIZ UDPゴシック" w:eastAsia="BIZ UDPゴシック" w:hAnsi="BIZ UDPゴシック"/>
                 <w:b w:val="false"/>
                 <w:bCs w:val="false"/>
                 <w:color w:val="000000"/>
@@ -7474,7 +7474,7 @@
             </w:pPr>
             <w:r>
               <w:rPr>
-                <w:rFonts w:ascii="游ゴシック" w:cs="游ゴシック" w:eastAsia="游ゴシック" w:hAnsi="游ゴシック"/>
+                <w:rFonts w:ascii="BIZ UDPゴシック" w:cs="BIZ UDPゴシック" w:eastAsia="BIZ UDPゴシック" w:hAnsi="BIZ UDPゴシック"/>
                 <w:b w:val="false"/>
                 <w:bCs w:val="false"/>
                 <w:color w:val="000000"/>
@@ -7502,7 +7502,7 @@
             </w:pPr>
             <w:r>
               <w:rPr>
-                <w:rFonts w:ascii="游ゴシック" w:cs="游ゴシック" w:eastAsia="游ゴシック" w:hAnsi="游ゴシック"/>
+                <w:rFonts w:ascii="BIZ UDPゴシック" w:cs="BIZ UDPゴシック" w:eastAsia="BIZ UDPゴシック" w:hAnsi="BIZ UDPゴシック"/>
                 <w:b w:val="false"/>
                 <w:bCs w:val="false"/>
                 <w:color w:val="000000"/>
@@ -7532,7 +7532,7 @@
             </w:pPr>
             <w:r>
               <w:rPr>
-                <w:rFonts w:ascii="游ゴシック" w:cs="游ゴシック" w:eastAsia="游ゴシック" w:hAnsi="游ゴシック"/>
+                <w:rFonts w:ascii="BIZ UDPゴシック" w:cs="BIZ UDPゴシック" w:eastAsia="BIZ UDPゴシック" w:hAnsi="BIZ UDPゴシック"/>
                 <w:b w:val="false"/>
                 <w:bCs w:val="false"/>
                 <w:color w:val="000000"/>
@@ -7560,7 +7560,7 @@
             </w:pPr>
             <w:r>
               <w:rPr>
-                <w:rFonts w:ascii="游ゴシック" w:cs="游ゴシック" w:eastAsia="游ゴシック" w:hAnsi="游ゴシック"/>
+                <w:rFonts w:ascii="BIZ UDPゴシック" w:cs="BIZ UDPゴシック" w:eastAsia="BIZ UDPゴシック" w:hAnsi="BIZ UDPゴシック"/>
                 <w:b w:val="false"/>
                 <w:bCs w:val="false"/>
                 <w:color w:val="000000"/>
@@ -7589,7 +7589,7 @@
             </w:pPr>
             <w:r>
               <w:rPr>
-                <w:rFonts w:ascii="游ゴシック" w:cs="游ゴシック" w:eastAsia="游ゴシック" w:hAnsi="游ゴシック"/>
+                <w:rFonts w:ascii="BIZ UDPゴシック" w:cs="BIZ UDPゴシック" w:eastAsia="BIZ UDPゴシック" w:hAnsi="BIZ UDPゴシック"/>
                 <w:b w:val="false"/>
                 <w:bCs w:val="false"/>
                 <w:color w:val="000000"/>
@@ -7618,7 +7618,7 @@
             </w:pPr>
             <w:r>
               <w:rPr>
-                <w:rFonts w:ascii="游ゴシック" w:cs="游ゴシック" w:eastAsia="游ゴシック" w:hAnsi="游ゴシック"/>
+                <w:rFonts w:ascii="BIZ UDPゴシック" w:cs="BIZ UDPゴシック" w:eastAsia="BIZ UDPゴシック" w:hAnsi="BIZ UDPゴシック"/>
                 <w:b w:val="false"/>
                 <w:bCs w:val="false"/>
                 <w:color w:val="000000"/>
@@ -7647,7 +7647,7 @@
             </w:pPr>
             <w:r>
               <w:rPr>
-                <w:rFonts w:ascii="游ゴシック" w:cs="游ゴシック" w:eastAsia="游ゴシック" w:hAnsi="游ゴシック"/>
+                <w:rFonts w:ascii="BIZ UDPゴシック" w:cs="BIZ UDPゴシック" w:eastAsia="BIZ UDPゴシック" w:hAnsi="BIZ UDPゴシック"/>
                 <w:b w:val="false"/>
                 <w:bCs w:val="false"/>
                 <w:color w:val="000000"/>
@@ -7676,7 +7676,7 @@
             </w:pPr>
             <w:r>
               <w:rPr>
-                <w:rFonts w:ascii="游ゴシック" w:cs="游ゴシック" w:eastAsia="游ゴシック" w:hAnsi="游ゴシック"/>
+                <w:rFonts w:ascii="BIZ UDPゴシック" w:cs="BIZ UDPゴシック" w:eastAsia="BIZ UDPゴシック" w:hAnsi="BIZ UDPゴシック"/>
                 <w:b w:val="false"/>
                 <w:bCs w:val="false"/>
                 <w:color w:val="000000"/>
@@ -7704,7 +7704,7 @@
             </w:pPr>
             <w:r>
               <w:rPr>
-                <w:rFonts w:ascii="游ゴシック" w:cs="游ゴシック" w:eastAsia="游ゴシック" w:hAnsi="游ゴシック"/>
+                <w:rFonts w:ascii="BIZ UDPゴシック" w:cs="BIZ UDPゴシック" w:eastAsia="BIZ UDPゴシック" w:hAnsi="BIZ UDPゴシック"/>
                 <w:b w:val="false"/>
                 <w:bCs w:val="false"/>
                 <w:color w:val="000000"/>
@@ -7734,7 +7734,7 @@
             </w:pPr>
             <w:r>
               <w:rPr>
-                <w:rFonts w:ascii="游ゴシック" w:cs="游ゴシック" w:eastAsia="游ゴシック" w:hAnsi="游ゴシック"/>
+                <w:rFonts w:ascii="BIZ UDPゴシック" w:cs="BIZ UDPゴシック" w:eastAsia="BIZ UDPゴシック" w:hAnsi="BIZ UDPゴシック"/>
                 <w:b w:val="false"/>
                 <w:bCs w:val="false"/>
                 <w:color w:val="000000"/>
@@ -7762,7 +7762,7 @@
             </w:pPr>
             <w:r>
               <w:rPr>
-                <w:rFonts w:ascii="游ゴシック" w:cs="游ゴシック" w:eastAsia="游ゴシック" w:hAnsi="游ゴシック"/>
+                <w:rFonts w:ascii="BIZ UDPゴシック" w:cs="BIZ UDPゴシック" w:eastAsia="BIZ UDPゴシック" w:hAnsi="BIZ UDPゴシック"/>
                 <w:b w:val="false"/>
                 <w:bCs w:val="false"/>
                 <w:color w:val="000000"/>
@@ -7791,7 +7791,7 @@
             </w:pPr>
             <w:r>
               <w:rPr>
-                <w:rFonts w:ascii="游ゴシック" w:cs="游ゴシック" w:eastAsia="游ゴシック" w:hAnsi="游ゴシック"/>
+                <w:rFonts w:ascii="BIZ UDPゴシック" w:cs="BIZ UDPゴシック" w:eastAsia="BIZ UDPゴシック" w:hAnsi="BIZ UDPゴシック"/>
                 <w:b w:val="false"/>
                 <w:bCs w:val="false"/>
                 <w:color w:val="000000"/>
@@ -7820,7 +7820,7 @@
             </w:pPr>
             <w:r>
               <w:rPr>
-                <w:rFonts w:ascii="游ゴシック" w:cs="游ゴシック" w:eastAsia="游ゴシック" w:hAnsi="游ゴシック"/>
+                <w:rFonts w:ascii="BIZ UDPゴシック" w:cs="BIZ UDPゴシック" w:eastAsia="BIZ UDPゴシック" w:hAnsi="BIZ UDPゴシック"/>
                 <w:b w:val="false"/>
                 <w:bCs w:val="false"/>
                 <w:color w:val="000000"/>
@@ -7849,7 +7849,7 @@
             </w:pPr>
             <w:r>
               <w:rPr>
-                <w:rFonts w:ascii="游ゴシック" w:cs="游ゴシック" w:eastAsia="游ゴシック" w:hAnsi="游ゴシック"/>
+                <w:rFonts w:ascii="BIZ UDPゴシック" w:cs="BIZ UDPゴシック" w:eastAsia="BIZ UDPゴシック" w:hAnsi="BIZ UDPゴシック"/>
                 <w:b w:val="false"/>
                 <w:bCs w:val="false"/>
                 <w:color w:val="000000"/>
@@ -7878,7 +7878,7 @@
             </w:pPr>
             <w:r>
               <w:rPr>
-                <w:rFonts w:ascii="游ゴシック" w:cs="游ゴシック" w:eastAsia="游ゴシック" w:hAnsi="游ゴシック"/>
+                <w:rFonts w:ascii="BIZ UDPゴシック" w:cs="BIZ UDPゴシック" w:eastAsia="BIZ UDPゴシック" w:hAnsi="BIZ UDPゴシック"/>
                 <w:b w:val="false"/>
                 <w:bCs w:val="false"/>
                 <w:color w:val="000000"/>
@@ -7906,7 +7906,7 @@
             </w:pPr>
             <w:r>
               <w:rPr>
-                <w:rFonts w:ascii="游ゴシック" w:cs="游ゴシック" w:eastAsia="游ゴシック" w:hAnsi="游ゴシック"/>
+                <w:rFonts w:ascii="BIZ UDPゴシック" w:cs="BIZ UDPゴシック" w:eastAsia="BIZ UDPゴシック" w:hAnsi="BIZ UDPゴシック"/>
                 <w:b w:val="false"/>
                 <w:bCs w:val="false"/>
                 <w:color w:val="000000"/>
@@ -7936,7 +7936,7 @@
             </w:pPr>
             <w:r>
               <w:rPr>
-                <w:rFonts w:ascii="游ゴシック" w:cs="游ゴシック" w:eastAsia="游ゴシック" w:hAnsi="游ゴシック"/>
+                <w:rFonts w:ascii="BIZ UDPゴシック" w:cs="BIZ UDPゴシック" w:eastAsia="BIZ UDPゴシック" w:hAnsi="BIZ UDPゴシック"/>
                 <w:b w:val="false"/>
                 <w:bCs w:val="false"/>
                 <w:color w:val="000000"/>
@@ -7964,7 +7964,7 @@
             </w:pPr>
             <w:r>
               <w:rPr>
-                <w:rFonts w:ascii="游ゴシック" w:cs="游ゴシック" w:eastAsia="游ゴシック" w:hAnsi="游ゴシック"/>
+                <w:rFonts w:ascii="BIZ UDPゴシック" w:cs="BIZ UDPゴシック" w:eastAsia="BIZ UDPゴシック" w:hAnsi="BIZ UDPゴシック"/>
                 <w:b w:val="false"/>
                 <w:bCs w:val="false"/>
                 <w:color w:val="000000"/>
@@ -7993,7 +7993,7 @@
             </w:pPr>
             <w:r>
               <w:rPr>
-                <w:rFonts w:ascii="游ゴシック" w:cs="游ゴシック" w:eastAsia="游ゴシック" w:hAnsi="游ゴシック"/>
+                <w:rFonts w:ascii="BIZ UDPゴシック" w:cs="BIZ UDPゴシック" w:eastAsia="BIZ UDPゴシック" w:hAnsi="BIZ UDPゴシック"/>
                 <w:b w:val="false"/>
                 <w:bCs w:val="false"/>
                 <w:color w:val="000000"/>
@@ -8022,7 +8022,7 @@
             </w:pPr>
             <w:r>
               <w:rPr>
-                <w:rFonts w:ascii="游ゴシック" w:cs="游ゴシック" w:eastAsia="游ゴシック" w:hAnsi="游ゴシック"/>
+                <w:rFonts w:ascii="BIZ UDPゴシック" w:cs="BIZ UDPゴシック" w:eastAsia="BIZ UDPゴシック" w:hAnsi="BIZ UDPゴシック"/>
                 <w:b w:val="false"/>
                 <w:bCs w:val="false"/>
                 <w:color w:val="000000"/>
@@ -8051,7 +8051,7 @@
             </w:pPr>
             <w:r>
               <w:rPr>
-                <w:rFonts w:ascii="游ゴシック" w:cs="游ゴシック" w:eastAsia="游ゴシック" w:hAnsi="游ゴシック"/>
+                <w:rFonts w:ascii="BIZ UDPゴシック" w:cs="BIZ UDPゴシック" w:eastAsia="BIZ UDPゴシック" w:hAnsi="BIZ UDPゴシック"/>
                 <w:b w:val="false"/>
                 <w:bCs w:val="false"/>
                 <w:color w:val="000000"/>
@@ -8080,7 +8080,7 @@
             </w:pPr>
             <w:r>
               <w:rPr>
-                <w:rFonts w:ascii="游ゴシック" w:cs="游ゴシック" w:eastAsia="游ゴシック" w:hAnsi="游ゴシック"/>
+                <w:rFonts w:ascii="BIZ UDPゴシック" w:cs="BIZ UDPゴシック" w:eastAsia="BIZ UDPゴシック" w:hAnsi="BIZ UDPゴシック"/>
                 <w:b w:val="false"/>
                 <w:bCs w:val="false"/>
                 <w:color w:val="000000"/>
@@ -8108,7 +8108,7 @@
             </w:pPr>
             <w:r>
               <w:rPr>
-                <w:rFonts w:ascii="游ゴシック" w:cs="游ゴシック" w:eastAsia="游ゴシック" w:hAnsi="游ゴシック"/>
+                <w:rFonts w:ascii="BIZ UDPゴシック" w:cs="BIZ UDPゴシック" w:eastAsia="BIZ UDPゴシック" w:hAnsi="BIZ UDPゴシック"/>
                 <w:b w:val="false"/>
                 <w:bCs w:val="false"/>
                 <w:color w:val="000000"/>
@@ -8127,7 +8127,7 @@
       </w:pPr>
       <w:r>
         <w:rPr>
-          <w:rFonts w:ascii="游明朝" w:cs="游明朝" w:eastAsia="游明朝" w:hAnsi="游明朝"/>
+          <w:rFonts w:ascii="BIZ UDPゴシック" w:cs="BIZ UDPゴシック" w:eastAsia="BIZ UDPゴシック" w:hAnsi="BIZ UDPゴシック"/>
           <w:sz w:val="21"/>
           <w:szCs w:val="21"/>
         </w:rPr>
@@ -8140,7 +8140,7 @@
       </w:pPr>
       <w:r>
         <w:rPr>
-          <w:rFonts w:ascii="游明朝" w:cs="游明朝" w:eastAsia="游明朝" w:hAnsi="游明朝"/>
+          <w:rFonts w:ascii="BIZ UDPゴシック" w:cs="BIZ UDPゴシック" w:eastAsia="BIZ UDPゴシック" w:hAnsi="BIZ UDPゴシック"/>
           <w:sz w:val="21"/>
           <w:szCs w:val="21"/>
         </w:rPr>
@@ -8155,11 +8155,11 @@
     <w:p>
       <w:pPr>
         <w:keepNext/>
-        <w:spacing w:after="160" w:before="300" w:line="320" w:lineRule="exact"/>
+        <w:spacing w:after="160" w:before="300" w:line="360" w:lineRule="atLeast"/>
       </w:pPr>
       <w:r>
         <w:rPr>
-          <w:rFonts w:ascii="游ゴシック" w:cs="游ゴシック" w:eastAsia="游ゴシック" w:hAnsi="游ゴシック"/>
+          <w:rFonts w:ascii="BIZ UDPゴシック" w:cs="BIZ UDPゴシック" w:eastAsia="BIZ UDPゴシック" w:hAnsi="BIZ UDPゴシック"/>
           <w:b/>
           <w:bCs/>
           <w:color w:val="1F3864"/>
@@ -8175,7 +8175,7 @@
       </w:pPr>
       <w:r>
         <w:rPr>
-          <w:rFonts w:ascii="游明朝" w:cs="游明朝" w:eastAsia="游明朝" w:hAnsi="游明朝"/>
+          <w:rFonts w:ascii="BIZ UDPゴシック" w:cs="BIZ UDPゴシック" w:eastAsia="BIZ UDPゴシック" w:hAnsi="BIZ UDPゴシック"/>
           <w:sz w:val="21"/>
           <w:szCs w:val="21"/>
         </w:rPr>
@@ -8225,7 +8225,7 @@
             </w:pPr>
             <w:r>
               <w:rPr>
-                <w:rFonts w:ascii="游ゴシック" w:cs="游ゴシック" w:eastAsia="游ゴシック" w:hAnsi="游ゴシック"/>
+                <w:rFonts w:ascii="BIZ UDPゴシック" w:cs="BIZ UDPゴシック" w:eastAsia="BIZ UDPゴシック" w:hAnsi="BIZ UDPゴシック"/>
                 <w:b/>
                 <w:bCs/>
                 <w:color w:val="FFFFFF"/>
@@ -8254,7 +8254,7 @@
             </w:pPr>
             <w:r>
               <w:rPr>
-                <w:rFonts w:ascii="游ゴシック" w:cs="游ゴシック" w:eastAsia="游ゴシック" w:hAnsi="游ゴシック"/>
+                <w:rFonts w:ascii="BIZ UDPゴシック" w:cs="BIZ UDPゴシック" w:eastAsia="BIZ UDPゴシック" w:hAnsi="BIZ UDPゴシック"/>
                 <w:b/>
                 <w:bCs/>
                 <w:color w:val="FFFFFF"/>
@@ -8283,7 +8283,7 @@
             </w:pPr>
             <w:r>
               <w:rPr>
-                <w:rFonts w:ascii="游ゴシック" w:cs="游ゴシック" w:eastAsia="游ゴシック" w:hAnsi="游ゴシック"/>
+                <w:rFonts w:ascii="BIZ UDPゴシック" w:cs="BIZ UDPゴシック" w:eastAsia="BIZ UDPゴシック" w:hAnsi="BIZ UDPゴシック"/>
                 <w:b/>
                 <w:bCs/>
                 <w:color w:val="FFFFFF"/>
@@ -8312,7 +8312,7 @@
             </w:pPr>
             <w:r>
               <w:rPr>
-                <w:rFonts w:ascii="游ゴシック" w:cs="游ゴシック" w:eastAsia="游ゴシック" w:hAnsi="游ゴシック"/>
+                <w:rFonts w:ascii="BIZ UDPゴシック" w:cs="BIZ UDPゴシック" w:eastAsia="BIZ UDPゴシック" w:hAnsi="BIZ UDPゴシック"/>
                 <w:b/>
                 <w:bCs/>
                 <w:color w:val="FFFFFF"/>
@@ -8341,7 +8341,7 @@
             </w:pPr>
             <w:r>
               <w:rPr>
-                <w:rFonts w:ascii="游ゴシック" w:cs="游ゴシック" w:eastAsia="游ゴシック" w:hAnsi="游ゴシック"/>
+                <w:rFonts w:ascii="BIZ UDPゴシック" w:cs="BIZ UDPゴシック" w:eastAsia="BIZ UDPゴシック" w:hAnsi="BIZ UDPゴシック"/>
                 <w:b/>
                 <w:bCs/>
                 <w:color w:val="FFFFFF"/>
@@ -8370,7 +8370,7 @@
             </w:pPr>
             <w:r>
               <w:rPr>
-                <w:rFonts w:ascii="游ゴシック" w:cs="游ゴシック" w:eastAsia="游ゴシック" w:hAnsi="游ゴシック"/>
+                <w:rFonts w:ascii="BIZ UDPゴシック" w:cs="BIZ UDPゴシック" w:eastAsia="BIZ UDPゴシック" w:hAnsi="BIZ UDPゴシック"/>
                 <w:b/>
                 <w:bCs/>
                 <w:color w:val="FFFFFF"/>
@@ -8399,7 +8399,7 @@
             </w:pPr>
             <w:r>
               <w:rPr>
-                <w:rFonts w:ascii="游ゴシック" w:cs="游ゴシック" w:eastAsia="游ゴシック" w:hAnsi="游ゴシック"/>
+                <w:rFonts w:ascii="BIZ UDPゴシック" w:cs="BIZ UDPゴシック" w:eastAsia="BIZ UDPゴシック" w:hAnsi="BIZ UDPゴシック"/>
                 <w:b/>
                 <w:bCs/>
                 <w:color w:val="FFFFFF"/>
@@ -8429,7 +8429,7 @@
             </w:pPr>
             <w:r>
               <w:rPr>
-                <w:rFonts w:ascii="游ゴシック" w:cs="游ゴシック" w:eastAsia="游ゴシック" w:hAnsi="游ゴシック"/>
+                <w:rFonts w:ascii="BIZ UDPゴシック" w:cs="BIZ UDPゴシック" w:eastAsia="BIZ UDPゴシック" w:hAnsi="BIZ UDPゴシック"/>
                 <w:b w:val="false"/>
                 <w:bCs w:val="false"/>
                 <w:color w:val="000000"/>
@@ -8457,7 +8457,7 @@
             </w:pPr>
             <w:r>
               <w:rPr>
-                <w:rFonts w:ascii="游ゴシック" w:cs="游ゴシック" w:eastAsia="游ゴシック" w:hAnsi="游ゴシック"/>
+                <w:rFonts w:ascii="BIZ UDPゴシック" w:cs="BIZ UDPゴシック" w:eastAsia="BIZ UDPゴシック" w:hAnsi="BIZ UDPゴシック"/>
                 <w:b w:val="false"/>
                 <w:bCs w:val="false"/>
                 <w:color w:val="000000"/>
@@ -8485,7 +8485,7 @@
             </w:pPr>
             <w:r>
               <w:rPr>
-                <w:rFonts w:ascii="游ゴシック" w:cs="游ゴシック" w:eastAsia="游ゴシック" w:hAnsi="游ゴシック"/>
+                <w:rFonts w:ascii="BIZ UDPゴシック" w:cs="BIZ UDPゴシック" w:eastAsia="BIZ UDPゴシック" w:hAnsi="BIZ UDPゴシック"/>
                 <w:b w:val="false"/>
                 <w:bCs w:val="false"/>
                 <w:color w:val="000000"/>
@@ -8513,7 +8513,7 @@
             </w:pPr>
             <w:r>
               <w:rPr>
-                <w:rFonts w:ascii="游ゴシック" w:cs="游ゴシック" w:eastAsia="游ゴシック" w:hAnsi="游ゴシック"/>
+                <w:rFonts w:ascii="BIZ UDPゴシック" w:cs="BIZ UDPゴシック" w:eastAsia="BIZ UDPゴシック" w:hAnsi="BIZ UDPゴシック"/>
                 <w:b w:val="false"/>
                 <w:bCs w:val="false"/>
                 <w:color w:val="000000"/>
@@ -8542,7 +8542,7 @@
             </w:pPr>
             <w:r>
               <w:rPr>
-                <w:rFonts w:ascii="游ゴシック" w:cs="游ゴシック" w:eastAsia="游ゴシック" w:hAnsi="游ゴシック"/>
+                <w:rFonts w:ascii="BIZ UDPゴシック" w:cs="BIZ UDPゴシック" w:eastAsia="BIZ UDPゴシック" w:hAnsi="BIZ UDPゴシック"/>
                 <w:b w:val="false"/>
                 <w:bCs w:val="false"/>
                 <w:color w:val="000000"/>
@@ -8571,7 +8571,7 @@
             </w:pPr>
             <w:r>
               <w:rPr>
-                <w:rFonts w:ascii="游ゴシック" w:cs="游ゴシック" w:eastAsia="游ゴシック" w:hAnsi="游ゴシック"/>
+                <w:rFonts w:ascii="BIZ UDPゴシック" w:cs="BIZ UDPゴシック" w:eastAsia="BIZ UDPゴシック" w:hAnsi="BIZ UDPゴシック"/>
                 <w:b w:val="false"/>
                 <w:bCs w:val="false"/>
                 <w:color w:val="000000"/>
@@ -8600,7 +8600,7 @@
             </w:pPr>
             <w:r>
               <w:rPr>
-                <w:rFonts w:ascii="游ゴシック" w:cs="游ゴシック" w:eastAsia="游ゴシック" w:hAnsi="游ゴシック"/>
+                <w:rFonts w:ascii="BIZ UDPゴシック" w:cs="BIZ UDPゴシック" w:eastAsia="BIZ UDPゴシック" w:hAnsi="BIZ UDPゴシック"/>
                 <w:b w:val="false"/>
                 <w:bCs w:val="false"/>
                 <w:color w:val="000000"/>
@@ -8630,7 +8630,7 @@
             </w:pPr>
             <w:r>
               <w:rPr>
-                <w:rFonts w:ascii="游ゴシック" w:cs="游ゴシック" w:eastAsia="游ゴシック" w:hAnsi="游ゴシック"/>
+                <w:rFonts w:ascii="BIZ UDPゴシック" w:cs="BIZ UDPゴシック" w:eastAsia="BIZ UDPゴシック" w:hAnsi="BIZ UDPゴシック"/>
                 <w:b w:val="false"/>
                 <w:bCs w:val="false"/>
                 <w:color w:val="000000"/>
@@ -8658,7 +8658,7 @@
             </w:pPr>
             <w:r>
               <w:rPr>
-                <w:rFonts w:ascii="游ゴシック" w:cs="游ゴシック" w:eastAsia="游ゴシック" w:hAnsi="游ゴシック"/>
+                <w:rFonts w:ascii="BIZ UDPゴシック" w:cs="BIZ UDPゴシック" w:eastAsia="BIZ UDPゴシック" w:hAnsi="BIZ UDPゴシック"/>
                 <w:b w:val="false"/>
                 <w:bCs w:val="false"/>
                 <w:color w:val="000000"/>
@@ -8686,7 +8686,7 @@
             </w:pPr>
             <w:r>
               <w:rPr>
-                <w:rFonts w:ascii="游ゴシック" w:cs="游ゴシック" w:eastAsia="游ゴシック" w:hAnsi="游ゴシック"/>
+                <w:rFonts w:ascii="BIZ UDPゴシック" w:cs="BIZ UDPゴシック" w:eastAsia="BIZ UDPゴシック" w:hAnsi="BIZ UDPゴシック"/>
                 <w:b w:val="false"/>
                 <w:bCs w:val="false"/>
                 <w:color w:val="000000"/>
@@ -8714,7 +8714,7 @@
             </w:pPr>
             <w:r>
               <w:rPr>
-                <w:rFonts w:ascii="游ゴシック" w:cs="游ゴシック" w:eastAsia="游ゴシック" w:hAnsi="游ゴシック"/>
+                <w:rFonts w:ascii="BIZ UDPゴシック" w:cs="BIZ UDPゴシック" w:eastAsia="BIZ UDPゴシック" w:hAnsi="BIZ UDPゴシック"/>
                 <w:b w:val="false"/>
                 <w:bCs w:val="false"/>
                 <w:color w:val="000000"/>
@@ -8743,7 +8743,7 @@
             </w:pPr>
             <w:r>
               <w:rPr>
-                <w:rFonts w:ascii="游ゴシック" w:cs="游ゴシック" w:eastAsia="游ゴシック" w:hAnsi="游ゴシック"/>
+                <w:rFonts w:ascii="BIZ UDPゴシック" w:cs="BIZ UDPゴシック" w:eastAsia="BIZ UDPゴシック" w:hAnsi="BIZ UDPゴシック"/>
                 <w:b w:val="false"/>
                 <w:bCs w:val="false"/>
                 <w:color w:val="000000"/>
@@ -8772,7 +8772,7 @@
             </w:pPr>
             <w:r>
               <w:rPr>
-                <w:rFonts w:ascii="游ゴシック" w:cs="游ゴシック" w:eastAsia="游ゴシック" w:hAnsi="游ゴシック"/>
+                <w:rFonts w:ascii="BIZ UDPゴシック" w:cs="BIZ UDPゴシック" w:eastAsia="BIZ UDPゴシック" w:hAnsi="BIZ UDPゴシック"/>
                 <w:b w:val="false"/>
                 <w:bCs w:val="false"/>
                 <w:color w:val="000000"/>
@@ -8801,7 +8801,7 @@
             </w:pPr>
             <w:r>
               <w:rPr>
-                <w:rFonts w:ascii="游ゴシック" w:cs="游ゴシック" w:eastAsia="游ゴシック" w:hAnsi="游ゴシック"/>
+                <w:rFonts w:ascii="BIZ UDPゴシック" w:cs="BIZ UDPゴシック" w:eastAsia="BIZ UDPゴシック" w:hAnsi="BIZ UDPゴシック"/>
                 <w:b w:val="false"/>
                 <w:bCs w:val="false"/>
                 <w:color w:val="000000"/>
@@ -8831,7 +8831,7 @@
             </w:pPr>
             <w:r>
               <w:rPr>
-                <w:rFonts w:ascii="游ゴシック" w:cs="游ゴシック" w:eastAsia="游ゴシック" w:hAnsi="游ゴシック"/>
+                <w:rFonts w:ascii="BIZ UDPゴシック" w:cs="BIZ UDPゴシック" w:eastAsia="BIZ UDPゴシック" w:hAnsi="BIZ UDPゴシック"/>
                 <w:b w:val="false"/>
                 <w:bCs w:val="false"/>
                 <w:color w:val="000000"/>
@@ -8859,7 +8859,7 @@
             </w:pPr>
             <w:r>
               <w:rPr>
-                <w:rFonts w:ascii="游ゴシック" w:cs="游ゴシック" w:eastAsia="游ゴシック" w:hAnsi="游ゴシック"/>
+                <w:rFonts w:ascii="BIZ UDPゴシック" w:cs="BIZ UDPゴシック" w:eastAsia="BIZ UDPゴシック" w:hAnsi="BIZ UDPゴシック"/>
                 <w:b w:val="false"/>
                 <w:bCs w:val="false"/>
                 <w:color w:val="000000"/>
@@ -8887,7 +8887,7 @@
             </w:pPr>
             <w:r>
               <w:rPr>
-                <w:rFonts w:ascii="游ゴシック" w:cs="游ゴシック" w:eastAsia="游ゴシック" w:hAnsi="游ゴシック"/>
+                <w:rFonts w:ascii="BIZ UDPゴシック" w:cs="BIZ UDPゴシック" w:eastAsia="BIZ UDPゴシック" w:hAnsi="BIZ UDPゴシック"/>
                 <w:b w:val="false"/>
                 <w:bCs w:val="false"/>
                 <w:color w:val="000000"/>
@@ -8915,7 +8915,7 @@
             </w:pPr>
             <w:r>
               <w:rPr>
-                <w:rFonts w:ascii="游ゴシック" w:cs="游ゴシック" w:eastAsia="游ゴシック" w:hAnsi="游ゴシック"/>
+                <w:rFonts w:ascii="BIZ UDPゴシック" w:cs="BIZ UDPゴシック" w:eastAsia="BIZ UDPゴシック" w:hAnsi="BIZ UDPゴシック"/>
                 <w:b w:val="false"/>
                 <w:bCs w:val="false"/>
                 <w:color w:val="000000"/>
@@ -8944,7 +8944,7 @@
             </w:pPr>
             <w:r>
               <w:rPr>
-                <w:rFonts w:ascii="游ゴシック" w:cs="游ゴシック" w:eastAsia="游ゴシック" w:hAnsi="游ゴシック"/>
+                <w:rFonts w:ascii="BIZ UDPゴシック" w:cs="BIZ UDPゴシック" w:eastAsia="BIZ UDPゴシック" w:hAnsi="BIZ UDPゴシック"/>
                 <w:b w:val="false"/>
                 <w:bCs w:val="false"/>
                 <w:color w:val="000000"/>
@@ -8973,7 +8973,7 @@
             </w:pPr>
             <w:r>
               <w:rPr>
-                <w:rFonts w:ascii="游ゴシック" w:cs="游ゴシック" w:eastAsia="游ゴシック" w:hAnsi="游ゴシック"/>
+                <w:rFonts w:ascii="BIZ UDPゴシック" w:cs="BIZ UDPゴシック" w:eastAsia="BIZ UDPゴシック" w:hAnsi="BIZ UDPゴシック"/>
                 <w:b w:val="false"/>
                 <w:bCs w:val="false"/>
                 <w:color w:val="000000"/>
@@ -9002,7 +9002,7 @@
             </w:pPr>
             <w:r>
               <w:rPr>
-                <w:rFonts w:ascii="游ゴシック" w:cs="游ゴシック" w:eastAsia="游ゴシック" w:hAnsi="游ゴシック"/>
+                <w:rFonts w:ascii="BIZ UDPゴシック" w:cs="BIZ UDPゴシック" w:eastAsia="BIZ UDPゴシック" w:hAnsi="BIZ UDPゴシック"/>
                 <w:b w:val="false"/>
                 <w:bCs w:val="false"/>
                 <w:color w:val="000000"/>
@@ -9032,7 +9032,7 @@
             </w:pPr>
             <w:r>
               <w:rPr>
-                <w:rFonts w:ascii="游ゴシック" w:cs="游ゴシック" w:eastAsia="游ゴシック" w:hAnsi="游ゴシック"/>
+                <w:rFonts w:ascii="BIZ UDPゴシック" w:cs="BIZ UDPゴシック" w:eastAsia="BIZ UDPゴシック" w:hAnsi="BIZ UDPゴシック"/>
                 <w:b w:val="false"/>
                 <w:bCs w:val="false"/>
                 <w:color w:val="000000"/>
@@ -9060,7 +9060,7 @@
             </w:pPr>
             <w:r>
               <w:rPr>
-                <w:rFonts w:ascii="游ゴシック" w:cs="游ゴシック" w:eastAsia="游ゴシック" w:hAnsi="游ゴシック"/>
+                <w:rFonts w:ascii="BIZ UDPゴシック" w:cs="BIZ UDPゴシック" w:eastAsia="BIZ UDPゴシック" w:hAnsi="BIZ UDPゴシック"/>
                 <w:b w:val="false"/>
                 <w:bCs w:val="false"/>
                 <w:color w:val="000000"/>
@@ -9088,7 +9088,7 @@
             </w:pPr>
             <w:r>
               <w:rPr>
-                <w:rFonts w:ascii="游ゴシック" w:cs="游ゴシック" w:eastAsia="游ゴシック" w:hAnsi="游ゴシック"/>
+                <w:rFonts w:ascii="BIZ UDPゴシック" w:cs="BIZ UDPゴシック" w:eastAsia="BIZ UDPゴシック" w:hAnsi="BIZ UDPゴシック"/>
                 <w:b w:val="false"/>
                 <w:bCs w:val="false"/>
                 <w:color w:val="000000"/>
@@ -9116,7 +9116,7 @@
             </w:pPr>
             <w:r>
               <w:rPr>
-                <w:rFonts w:ascii="游ゴシック" w:cs="游ゴシック" w:eastAsia="游ゴシック" w:hAnsi="游ゴシック"/>
+                <w:rFonts w:ascii="BIZ UDPゴシック" w:cs="BIZ UDPゴシック" w:eastAsia="BIZ UDPゴシック" w:hAnsi="BIZ UDPゴシック"/>
                 <w:b w:val="false"/>
                 <w:bCs w:val="false"/>
                 <w:color w:val="000000"/>
@@ -9145,7 +9145,7 @@
             </w:pPr>
             <w:r>
               <w:rPr>
-                <w:rFonts w:ascii="游ゴシック" w:cs="游ゴシック" w:eastAsia="游ゴシック" w:hAnsi="游ゴシック"/>
+                <w:rFonts w:ascii="BIZ UDPゴシック" w:cs="BIZ UDPゴシック" w:eastAsia="BIZ UDPゴシック" w:hAnsi="BIZ UDPゴシック"/>
                 <w:b w:val="false"/>
                 <w:bCs w:val="false"/>
                 <w:color w:val="000000"/>
@@ -9174,7 +9174,7 @@
             </w:pPr>
             <w:r>
               <w:rPr>
-                <w:rFonts w:ascii="游ゴシック" w:cs="游ゴシック" w:eastAsia="游ゴシック" w:hAnsi="游ゴシック"/>
+                <w:rFonts w:ascii="BIZ UDPゴシック" w:cs="BIZ UDPゴシック" w:eastAsia="BIZ UDPゴシック" w:hAnsi="BIZ UDPゴシック"/>
                 <w:b w:val="false"/>
                 <w:bCs w:val="false"/>
                 <w:color w:val="000000"/>
@@ -9203,7 +9203,7 @@
             </w:pPr>
             <w:r>
               <w:rPr>
-                <w:rFonts w:ascii="游ゴシック" w:cs="游ゴシック" w:eastAsia="游ゴシック" w:hAnsi="游ゴシック"/>
+                <w:rFonts w:ascii="BIZ UDPゴシック" w:cs="BIZ UDPゴシック" w:eastAsia="BIZ UDPゴシック" w:hAnsi="BIZ UDPゴシック"/>
                 <w:b w:val="false"/>
                 <w:bCs w:val="false"/>
                 <w:color w:val="000000"/>
@@ -9233,7 +9233,7 @@
             </w:pPr>
             <w:r>
               <w:rPr>
-                <w:rFonts w:ascii="游ゴシック" w:cs="游ゴシック" w:eastAsia="游ゴシック" w:hAnsi="游ゴシック"/>
+                <w:rFonts w:ascii="BIZ UDPゴシック" w:cs="BIZ UDPゴシック" w:eastAsia="BIZ UDPゴシック" w:hAnsi="BIZ UDPゴシック"/>
                 <w:b w:val="false"/>
                 <w:bCs w:val="false"/>
                 <w:color w:val="000000"/>
@@ -9261,7 +9261,7 @@
             </w:pPr>
             <w:r>
               <w:rPr>
-                <w:rFonts w:ascii="游ゴシック" w:cs="游ゴシック" w:eastAsia="游ゴシック" w:hAnsi="游ゴシック"/>
+                <w:rFonts w:ascii="BIZ UDPゴシック" w:cs="BIZ UDPゴシック" w:eastAsia="BIZ UDPゴシック" w:hAnsi="BIZ UDPゴシック"/>
                 <w:b w:val="false"/>
                 <w:bCs w:val="false"/>
                 <w:color w:val="000000"/>
@@ -9289,7 +9289,7 @@
             </w:pPr>
             <w:r>
               <w:rPr>
-                <w:rFonts w:ascii="游ゴシック" w:cs="游ゴシック" w:eastAsia="游ゴシック" w:hAnsi="游ゴシック"/>
+                <w:rFonts w:ascii="BIZ UDPゴシック" w:cs="BIZ UDPゴシック" w:eastAsia="BIZ UDPゴシック" w:hAnsi="BIZ UDPゴシック"/>
                 <w:b w:val="false"/>
                 <w:bCs w:val="false"/>
                 <w:color w:val="000000"/>
@@ -9317,7 +9317,7 @@
             </w:pPr>
             <w:r>
               <w:rPr>
-                <w:rFonts w:ascii="游ゴシック" w:cs="游ゴシック" w:eastAsia="游ゴシック" w:hAnsi="游ゴシック"/>
+                <w:rFonts w:ascii="BIZ UDPゴシック" w:cs="BIZ UDPゴシック" w:eastAsia="BIZ UDPゴシック" w:hAnsi="BIZ UDPゴシック"/>
                 <w:b w:val="false"/>
                 <w:bCs w:val="false"/>
                 <w:color w:val="000000"/>
@@ -9346,7 +9346,7 @@
             </w:pPr>
             <w:r>
               <w:rPr>
-                <w:rFonts w:ascii="游ゴシック" w:cs="游ゴシック" w:eastAsia="游ゴシック" w:hAnsi="游ゴシック"/>
+                <w:rFonts w:ascii="BIZ UDPゴシック" w:cs="BIZ UDPゴシック" w:eastAsia="BIZ UDPゴシック" w:hAnsi="BIZ UDPゴシック"/>
                 <w:b w:val="false"/>
                 <w:bCs w:val="false"/>
                 <w:color w:val="000000"/>
@@ -9375,7 +9375,7 @@
             </w:pPr>
             <w:r>
               <w:rPr>
-                <w:rFonts w:ascii="游ゴシック" w:cs="游ゴシック" w:eastAsia="游ゴシック" w:hAnsi="游ゴシック"/>
+                <w:rFonts w:ascii="BIZ UDPゴシック" w:cs="BIZ UDPゴシック" w:eastAsia="BIZ UDPゴシック" w:hAnsi="BIZ UDPゴシック"/>
                 <w:b w:val="false"/>
                 <w:bCs w:val="false"/>
                 <w:color w:val="000000"/>
@@ -9404,7 +9404,7 @@
             </w:pPr>
             <w:r>
               <w:rPr>
-                <w:rFonts w:ascii="游ゴシック" w:cs="游ゴシック" w:eastAsia="游ゴシック" w:hAnsi="游ゴシック"/>
+                <w:rFonts w:ascii="BIZ UDPゴシック" w:cs="BIZ UDPゴシック" w:eastAsia="BIZ UDPゴシック" w:hAnsi="BIZ UDPゴシック"/>
                 <w:b w:val="false"/>
                 <w:bCs w:val="false"/>
                 <w:color w:val="000000"/>
@@ -9434,7 +9434,7 @@
             </w:pPr>
             <w:r>
               <w:rPr>
-                <w:rFonts w:ascii="游ゴシック" w:cs="游ゴシック" w:eastAsia="游ゴシック" w:hAnsi="游ゴシック"/>
+                <w:rFonts w:ascii="BIZ UDPゴシック" w:cs="BIZ UDPゴシック" w:eastAsia="BIZ UDPゴシック" w:hAnsi="BIZ UDPゴシック"/>
                 <w:b w:val="false"/>
                 <w:bCs w:val="false"/>
                 <w:color w:val="000000"/>
@@ -9462,7 +9462,7 @@
             </w:pPr>
             <w:r>
               <w:rPr>
-                <w:rFonts w:ascii="游ゴシック" w:cs="游ゴシック" w:eastAsia="游ゴシック" w:hAnsi="游ゴシック"/>
+                <w:rFonts w:ascii="BIZ UDPゴシック" w:cs="BIZ UDPゴシック" w:eastAsia="BIZ UDPゴシック" w:hAnsi="BIZ UDPゴシック"/>
                 <w:b w:val="false"/>
                 <w:bCs w:val="false"/>
                 <w:color w:val="000000"/>
@@ -9490,7 +9490,7 @@
             </w:pPr>
             <w:r>
               <w:rPr>
-                <w:rFonts w:ascii="游ゴシック" w:cs="游ゴシック" w:eastAsia="游ゴシック" w:hAnsi="游ゴシック"/>
+                <w:rFonts w:ascii="BIZ UDPゴシック" w:cs="BIZ UDPゴシック" w:eastAsia="BIZ UDPゴシック" w:hAnsi="BIZ UDPゴシック"/>
                 <w:b w:val="false"/>
                 <w:bCs w:val="false"/>
                 <w:color w:val="000000"/>
@@ -9518,7 +9518,7 @@
             </w:pPr>
             <w:r>
               <w:rPr>
-                <w:rFonts w:ascii="游ゴシック" w:cs="游ゴシック" w:eastAsia="游ゴシック" w:hAnsi="游ゴシック"/>
+                <w:rFonts w:ascii="BIZ UDPゴシック" w:cs="BIZ UDPゴシック" w:eastAsia="BIZ UDPゴシック" w:hAnsi="BIZ UDPゴシック"/>
                 <w:b w:val="false"/>
                 <w:bCs w:val="false"/>
                 <w:color w:val="000000"/>
@@ -9547,7 +9547,7 @@
             </w:pPr>
             <w:r>
               <w:rPr>
-                <w:rFonts w:ascii="游ゴシック" w:cs="游ゴシック" w:eastAsia="游ゴシック" w:hAnsi="游ゴシック"/>
+                <w:rFonts w:ascii="BIZ UDPゴシック" w:cs="BIZ UDPゴシック" w:eastAsia="BIZ UDPゴシック" w:hAnsi="BIZ UDPゴシック"/>
                 <w:b w:val="false"/>
                 <w:bCs w:val="false"/>
                 <w:color w:val="000000"/>
@@ -9576,7 +9576,7 @@
             </w:pPr>
             <w:r>
               <w:rPr>
-                <w:rFonts w:ascii="游ゴシック" w:cs="游ゴシック" w:eastAsia="游ゴシック" w:hAnsi="游ゴシック"/>
+                <w:rFonts w:ascii="BIZ UDPゴシック" w:cs="BIZ UDPゴシック" w:eastAsia="BIZ UDPゴシック" w:hAnsi="BIZ UDPゴシック"/>
                 <w:b w:val="false"/>
                 <w:bCs w:val="false"/>
                 <w:color w:val="000000"/>
@@ -9605,7 +9605,7 @@
             </w:pPr>
             <w:r>
               <w:rPr>
-                <w:rFonts w:ascii="游ゴシック" w:cs="游ゴシック" w:eastAsia="游ゴシック" w:hAnsi="游ゴシック"/>
+                <w:rFonts w:ascii="BIZ UDPゴシック" w:cs="BIZ UDPゴシック" w:eastAsia="BIZ UDPゴシック" w:hAnsi="BIZ UDPゴシック"/>
                 <w:b w:val="false"/>
                 <w:bCs w:val="false"/>
                 <w:color w:val="000000"/>
@@ -9635,7 +9635,7 @@
             </w:pPr>
             <w:r>
               <w:rPr>
-                <w:rFonts w:ascii="游ゴシック" w:cs="游ゴシック" w:eastAsia="游ゴシック" w:hAnsi="游ゴシック"/>
+                <w:rFonts w:ascii="BIZ UDPゴシック" w:cs="BIZ UDPゴシック" w:eastAsia="BIZ UDPゴシック" w:hAnsi="BIZ UDPゴシック"/>
                 <w:b w:val="false"/>
                 <w:bCs w:val="false"/>
                 <w:color w:val="000000"/>
@@ -9663,7 +9663,7 @@
             </w:pPr>
             <w:r>
               <w:rPr>
-                <w:rFonts w:ascii="游ゴシック" w:cs="游ゴシック" w:eastAsia="游ゴシック" w:hAnsi="游ゴシック"/>
+                <w:rFonts w:ascii="BIZ UDPゴシック" w:cs="BIZ UDPゴシック" w:eastAsia="BIZ UDPゴシック" w:hAnsi="BIZ UDPゴシック"/>
                 <w:b w:val="false"/>
                 <w:bCs w:val="false"/>
                 <w:color w:val="000000"/>
@@ -9691,7 +9691,7 @@
             </w:pPr>
             <w:r>
               <w:rPr>
-                <w:rFonts w:ascii="游ゴシック" w:cs="游ゴシック" w:eastAsia="游ゴシック" w:hAnsi="游ゴシック"/>
+                <w:rFonts w:ascii="BIZ UDPゴシック" w:cs="BIZ UDPゴシック" w:eastAsia="BIZ UDPゴシック" w:hAnsi="BIZ UDPゴシック"/>
                 <w:b w:val="false"/>
                 <w:bCs w:val="false"/>
                 <w:color w:val="000000"/>
@@ -9719,7 +9719,7 @@
             </w:pPr>
             <w:r>
               <w:rPr>
-                <w:rFonts w:ascii="游ゴシック" w:cs="游ゴシック" w:eastAsia="游ゴシック" w:hAnsi="游ゴシック"/>
+                <w:rFonts w:ascii="BIZ UDPゴシック" w:cs="BIZ UDPゴシック" w:eastAsia="BIZ UDPゴシック" w:hAnsi="BIZ UDPゴシック"/>
                 <w:b w:val="false"/>
                 <w:bCs w:val="false"/>
                 <w:color w:val="000000"/>
@@ -9748,7 +9748,7 @@
             </w:pPr>
             <w:r>
               <w:rPr>
-                <w:rFonts w:ascii="游ゴシック" w:cs="游ゴシック" w:eastAsia="游ゴシック" w:hAnsi="游ゴシック"/>
+                <w:rFonts w:ascii="BIZ UDPゴシック" w:cs="BIZ UDPゴシック" w:eastAsia="BIZ UDPゴシック" w:hAnsi="BIZ UDPゴシック"/>
                 <w:b w:val="false"/>
                 <w:bCs w:val="false"/>
                 <w:color w:val="000000"/>
@@ -9777,7 +9777,7 @@
             </w:pPr>
             <w:r>
               <w:rPr>
-                <w:rFonts w:ascii="游ゴシック" w:cs="游ゴシック" w:eastAsia="游ゴシック" w:hAnsi="游ゴシック"/>
+                <w:rFonts w:ascii="BIZ UDPゴシック" w:cs="BIZ UDPゴシック" w:eastAsia="BIZ UDPゴシック" w:hAnsi="BIZ UDPゴシック"/>
                 <w:b w:val="false"/>
                 <w:bCs w:val="false"/>
                 <w:color w:val="000000"/>
@@ -9806,7 +9806,7 @@
             </w:pPr>
             <w:r>
               <w:rPr>
-                <w:rFonts w:ascii="游ゴシック" w:cs="游ゴシック" w:eastAsia="游ゴシック" w:hAnsi="游ゴシック"/>
+                <w:rFonts w:ascii="BIZ UDPゴシック" w:cs="BIZ UDPゴシック" w:eastAsia="BIZ UDPゴシック" w:hAnsi="BIZ UDPゴシック"/>
                 <w:b w:val="false"/>
                 <w:bCs w:val="false"/>
                 <w:color w:val="000000"/>
@@ -9836,7 +9836,7 @@
             </w:pPr>
             <w:r>
               <w:rPr>
-                <w:rFonts w:ascii="游ゴシック" w:cs="游ゴシック" w:eastAsia="游ゴシック" w:hAnsi="游ゴシック"/>
+                <w:rFonts w:ascii="BIZ UDPゴシック" w:cs="BIZ UDPゴシック" w:eastAsia="BIZ UDPゴシック" w:hAnsi="BIZ UDPゴシック"/>
                 <w:b w:val="false"/>
                 <w:bCs w:val="false"/>
                 <w:color w:val="000000"/>
@@ -9864,7 +9864,7 @@
             </w:pPr>
             <w:r>
               <w:rPr>
-                <w:rFonts w:ascii="游ゴシック" w:cs="游ゴシック" w:eastAsia="游ゴシック" w:hAnsi="游ゴシック"/>
+                <w:rFonts w:ascii="BIZ UDPゴシック" w:cs="BIZ UDPゴシック" w:eastAsia="BIZ UDPゴシック" w:hAnsi="BIZ UDPゴシック"/>
                 <w:b w:val="false"/>
                 <w:bCs w:val="false"/>
                 <w:color w:val="000000"/>
@@ -9892,7 +9892,7 @@
             </w:pPr>
             <w:r>
               <w:rPr>
-                <w:rFonts w:ascii="游ゴシック" w:cs="游ゴシック" w:eastAsia="游ゴシック" w:hAnsi="游ゴシック"/>
+                <w:rFonts w:ascii="BIZ UDPゴシック" w:cs="BIZ UDPゴシック" w:eastAsia="BIZ UDPゴシック" w:hAnsi="BIZ UDPゴシック"/>
                 <w:b w:val="false"/>
                 <w:bCs w:val="false"/>
                 <w:color w:val="000000"/>
@@ -9920,7 +9920,7 @@
             </w:pPr>
             <w:r>
               <w:rPr>
-                <w:rFonts w:ascii="游ゴシック" w:cs="游ゴシック" w:eastAsia="游ゴシック" w:hAnsi="游ゴシック"/>
+                <w:rFonts w:ascii="BIZ UDPゴシック" w:cs="BIZ UDPゴシック" w:eastAsia="BIZ UDPゴシック" w:hAnsi="BIZ UDPゴシック"/>
                 <w:b w:val="false"/>
                 <w:bCs w:val="false"/>
                 <w:color w:val="000000"/>
@@ -9949,7 +9949,7 @@
             </w:pPr>
             <w:r>
               <w:rPr>
-                <w:rFonts w:ascii="游ゴシック" w:cs="游ゴシック" w:eastAsia="游ゴシック" w:hAnsi="游ゴシック"/>
+                <w:rFonts w:ascii="BIZ UDPゴシック" w:cs="BIZ UDPゴシック" w:eastAsia="BIZ UDPゴシック" w:hAnsi="BIZ UDPゴシック"/>
                 <w:b w:val="false"/>
                 <w:bCs w:val="false"/>
                 <w:color w:val="000000"/>
@@ -9978,7 +9978,7 @@
             </w:pPr>
             <w:r>
               <w:rPr>
-                <w:rFonts w:ascii="游ゴシック" w:cs="游ゴシック" w:eastAsia="游ゴシック" w:hAnsi="游ゴシック"/>
+                <w:rFonts w:ascii="BIZ UDPゴシック" w:cs="BIZ UDPゴシック" w:eastAsia="BIZ UDPゴシック" w:hAnsi="BIZ UDPゴシック"/>
                 <w:b w:val="false"/>
                 <w:bCs w:val="false"/>
                 <w:color w:val="000000"/>
@@ -10007,7 +10007,7 @@
             </w:pPr>
             <w:r>
               <w:rPr>
-                <w:rFonts w:ascii="游ゴシック" w:cs="游ゴシック" w:eastAsia="游ゴシック" w:hAnsi="游ゴシック"/>
+                <w:rFonts w:ascii="BIZ UDPゴシック" w:cs="BIZ UDPゴシック" w:eastAsia="BIZ UDPゴシック" w:hAnsi="BIZ UDPゴシック"/>
                 <w:b w:val="false"/>
                 <w:bCs w:val="false"/>
                 <w:color w:val="000000"/>
@@ -10037,7 +10037,7 @@
             </w:pPr>
             <w:r>
               <w:rPr>
-                <w:rFonts w:ascii="游ゴシック" w:cs="游ゴシック" w:eastAsia="游ゴシック" w:hAnsi="游ゴシック"/>
+                <w:rFonts w:ascii="BIZ UDPゴシック" w:cs="BIZ UDPゴシック" w:eastAsia="BIZ UDPゴシック" w:hAnsi="BIZ UDPゴシック"/>
                 <w:b w:val="false"/>
                 <w:bCs w:val="false"/>
                 <w:color w:val="000000"/>
@@ -10065,7 +10065,7 @@
             </w:pPr>
             <w:r>
               <w:rPr>
-                <w:rFonts w:ascii="游ゴシック" w:cs="游ゴシック" w:eastAsia="游ゴシック" w:hAnsi="游ゴシック"/>
+                <w:rFonts w:ascii="BIZ UDPゴシック" w:cs="BIZ UDPゴシック" w:eastAsia="BIZ UDPゴシック" w:hAnsi="BIZ UDPゴシック"/>
                 <w:b w:val="false"/>
                 <w:bCs w:val="false"/>
                 <w:color w:val="000000"/>
@@ -10093,7 +10093,7 @@
             </w:pPr>
             <w:r>
               <w:rPr>
-                <w:rFonts w:ascii="游ゴシック" w:cs="游ゴシック" w:eastAsia="游ゴシック" w:hAnsi="游ゴシック"/>
+                <w:rFonts w:ascii="BIZ UDPゴシック" w:cs="BIZ UDPゴシック" w:eastAsia="BIZ UDPゴシック" w:hAnsi="BIZ UDPゴシック"/>
                 <w:b w:val="false"/>
                 <w:bCs w:val="false"/>
                 <w:color w:val="000000"/>
@@ -10121,7 +10121,7 @@
             </w:pPr>
             <w:r>
               <w:rPr>
-                <w:rFonts w:ascii="游ゴシック" w:cs="游ゴシック" w:eastAsia="游ゴシック" w:hAnsi="游ゴシック"/>
+                <w:rFonts w:ascii="BIZ UDPゴシック" w:cs="BIZ UDPゴシック" w:eastAsia="BIZ UDPゴシック" w:hAnsi="BIZ UDPゴシック"/>
                 <w:b w:val="false"/>
                 <w:bCs w:val="false"/>
                 <w:color w:val="000000"/>
@@ -10150,7 +10150,7 @@
             </w:pPr>
             <w:r>
               <w:rPr>
-                <w:rFonts w:ascii="游ゴシック" w:cs="游ゴシック" w:eastAsia="游ゴシック" w:hAnsi="游ゴシック"/>
+                <w:rFonts w:ascii="BIZ UDPゴシック" w:cs="BIZ UDPゴシック" w:eastAsia="BIZ UDPゴシック" w:hAnsi="BIZ UDPゴシック"/>
                 <w:b w:val="false"/>
                 <w:bCs w:val="false"/>
                 <w:color w:val="000000"/>
@@ -10179,7 +10179,7 @@
             </w:pPr>
             <w:r>
               <w:rPr>
-                <w:rFonts w:ascii="游ゴシック" w:cs="游ゴシック" w:eastAsia="游ゴシック" w:hAnsi="游ゴシック"/>
+                <w:rFonts w:ascii="BIZ UDPゴシック" w:cs="BIZ UDPゴシック" w:eastAsia="BIZ UDPゴシック" w:hAnsi="BIZ UDPゴシック"/>
                 <w:b w:val="false"/>
                 <w:bCs w:val="false"/>
                 <w:color w:val="000000"/>
@@ -10208,7 +10208,7 @@
             </w:pPr>
             <w:r>
               <w:rPr>
-                <w:rFonts w:ascii="游ゴシック" w:cs="游ゴシック" w:eastAsia="游ゴシック" w:hAnsi="游ゴシック"/>
+                <w:rFonts w:ascii="BIZ UDPゴシック" w:cs="BIZ UDPゴシック" w:eastAsia="BIZ UDPゴシック" w:hAnsi="BIZ UDPゴシック"/>
                 <w:b w:val="false"/>
                 <w:bCs w:val="false"/>
                 <w:color w:val="000000"/>
@@ -10238,7 +10238,7 @@
             </w:pPr>
             <w:r>
               <w:rPr>
-                <w:rFonts w:ascii="游ゴシック" w:cs="游ゴシック" w:eastAsia="游ゴシック" w:hAnsi="游ゴシック"/>
+                <w:rFonts w:ascii="BIZ UDPゴシック" w:cs="BIZ UDPゴシック" w:eastAsia="BIZ UDPゴシック" w:hAnsi="BIZ UDPゴシック"/>
                 <w:b w:val="false"/>
                 <w:bCs w:val="false"/>
                 <w:color w:val="000000"/>
@@ -10266,7 +10266,7 @@
             </w:pPr>
             <w:r>
               <w:rPr>
-                <w:rFonts w:ascii="游ゴシック" w:cs="游ゴシック" w:eastAsia="游ゴシック" w:hAnsi="游ゴシック"/>
+                <w:rFonts w:ascii="BIZ UDPゴシック" w:cs="BIZ UDPゴシック" w:eastAsia="BIZ UDPゴシック" w:hAnsi="BIZ UDPゴシック"/>
                 <w:b w:val="false"/>
                 <w:bCs w:val="false"/>
                 <w:color w:val="000000"/>
@@ -10294,7 +10294,7 @@
             </w:pPr>
             <w:r>
               <w:rPr>
-                <w:rFonts w:ascii="游ゴシック" w:cs="游ゴシック" w:eastAsia="游ゴシック" w:hAnsi="游ゴシック"/>
+                <w:rFonts w:ascii="BIZ UDPゴシック" w:cs="BIZ UDPゴシック" w:eastAsia="BIZ UDPゴシック" w:hAnsi="BIZ UDPゴシック"/>
                 <w:b w:val="false"/>
                 <w:bCs w:val="false"/>
                 <w:color w:val="000000"/>
@@ -10322,7 +10322,7 @@
             </w:pPr>
             <w:r>
               <w:rPr>
-                <w:rFonts w:ascii="游ゴシック" w:cs="游ゴシック" w:eastAsia="游ゴシック" w:hAnsi="游ゴシック"/>
+                <w:rFonts w:ascii="BIZ UDPゴシック" w:cs="BIZ UDPゴシック" w:eastAsia="BIZ UDPゴシック" w:hAnsi="BIZ UDPゴシック"/>
                 <w:b w:val="false"/>
                 <w:bCs w:val="false"/>
                 <w:color w:val="000000"/>
@@ -10351,7 +10351,7 @@
             </w:pPr>
             <w:r>
               <w:rPr>
-                <w:rFonts w:ascii="游ゴシック" w:cs="游ゴシック" w:eastAsia="游ゴシック" w:hAnsi="游ゴシック"/>
+                <w:rFonts w:ascii="BIZ UDPゴシック" w:cs="BIZ UDPゴシック" w:eastAsia="BIZ UDPゴシック" w:hAnsi="BIZ UDPゴシック"/>
                 <w:b w:val="false"/>
                 <w:bCs w:val="false"/>
                 <w:color w:val="000000"/>
@@ -10380,7 +10380,7 @@
             </w:pPr>
             <w:r>
               <w:rPr>
-                <w:rFonts w:ascii="游ゴシック" w:cs="游ゴシック" w:eastAsia="游ゴシック" w:hAnsi="游ゴシック"/>
+                <w:rFonts w:ascii="BIZ UDPゴシック" w:cs="BIZ UDPゴシック" w:eastAsia="BIZ UDPゴシック" w:hAnsi="BIZ UDPゴシック"/>
                 <w:b w:val="false"/>
                 <w:bCs w:val="false"/>
                 <w:color w:val="000000"/>
@@ -10409,7 +10409,7 @@
             </w:pPr>
             <w:r>
               <w:rPr>
-                <w:rFonts w:ascii="游ゴシック" w:cs="游ゴシック" w:eastAsia="游ゴシック" w:hAnsi="游ゴシック"/>
+                <w:rFonts w:ascii="BIZ UDPゴシック" w:cs="BIZ UDPゴシック" w:eastAsia="BIZ UDPゴシック" w:hAnsi="BIZ UDPゴシック"/>
                 <w:b w:val="false"/>
                 <w:bCs w:val="false"/>
                 <w:color w:val="000000"/>
@@ -10439,7 +10439,7 @@
             </w:pPr>
             <w:r>
               <w:rPr>
-                <w:rFonts w:ascii="游ゴシック" w:cs="游ゴシック" w:eastAsia="游ゴシック" w:hAnsi="游ゴシック"/>
+                <w:rFonts w:ascii="BIZ UDPゴシック" w:cs="BIZ UDPゴシック" w:eastAsia="BIZ UDPゴシック" w:hAnsi="BIZ UDPゴシック"/>
                 <w:b w:val="false"/>
                 <w:bCs w:val="false"/>
                 <w:color w:val="000000"/>
@@ -10467,7 +10467,7 @@
             </w:pPr>
             <w:r>
               <w:rPr>
-                <w:rFonts w:ascii="游ゴシック" w:cs="游ゴシック" w:eastAsia="游ゴシック" w:hAnsi="游ゴシック"/>
+                <w:rFonts w:ascii="BIZ UDPゴシック" w:cs="BIZ UDPゴシック" w:eastAsia="BIZ UDPゴシック" w:hAnsi="BIZ UDPゴシック"/>
                 <w:b w:val="false"/>
                 <w:bCs w:val="false"/>
                 <w:color w:val="000000"/>
@@ -10495,7 +10495,7 @@
             </w:pPr>
             <w:r>
               <w:rPr>
-                <w:rFonts w:ascii="游ゴシック" w:cs="游ゴシック" w:eastAsia="游ゴシック" w:hAnsi="游ゴシック"/>
+                <w:rFonts w:ascii="BIZ UDPゴシック" w:cs="BIZ UDPゴシック" w:eastAsia="BIZ UDPゴシック" w:hAnsi="BIZ UDPゴシック"/>
                 <w:b w:val="false"/>
                 <w:bCs w:val="false"/>
                 <w:color w:val="000000"/>
@@ -10523,7 +10523,7 @@
             </w:pPr>
             <w:r>
               <w:rPr>
-                <w:rFonts w:ascii="游ゴシック" w:cs="游ゴシック" w:eastAsia="游ゴシック" w:hAnsi="游ゴシック"/>
+                <w:rFonts w:ascii="BIZ UDPゴシック" w:cs="BIZ UDPゴシック" w:eastAsia="BIZ UDPゴシック" w:hAnsi="BIZ UDPゴシック"/>
                 <w:b w:val="false"/>
                 <w:bCs w:val="false"/>
                 <w:color w:val="000000"/>
@@ -10552,7 +10552,7 @@
             </w:pPr>
             <w:r>
               <w:rPr>
-                <w:rFonts w:ascii="游ゴシック" w:cs="游ゴシック" w:eastAsia="游ゴシック" w:hAnsi="游ゴシック"/>
+                <w:rFonts w:ascii="BIZ UDPゴシック" w:cs="BIZ UDPゴシック" w:eastAsia="BIZ UDPゴシック" w:hAnsi="BIZ UDPゴシック"/>
                 <w:b w:val="false"/>
                 <w:bCs w:val="false"/>
                 <w:color w:val="000000"/>
@@ -10581,7 +10581,7 @@
             </w:pPr>
             <w:r>
               <w:rPr>
-                <w:rFonts w:ascii="游ゴシック" w:cs="游ゴシック" w:eastAsia="游ゴシック" w:hAnsi="游ゴシック"/>
+                <w:rFonts w:ascii="BIZ UDPゴシック" w:cs="BIZ UDPゴシック" w:eastAsia="BIZ UDPゴシック" w:hAnsi="BIZ UDPゴシック"/>
                 <w:b w:val="false"/>
                 <w:bCs w:val="false"/>
                 <w:color w:val="000000"/>
@@ -10610,7 +10610,7 @@
             </w:pPr>
             <w:r>
               <w:rPr>
-                <w:rFonts w:ascii="游ゴシック" w:cs="游ゴシック" w:eastAsia="游ゴシック" w:hAnsi="游ゴシック"/>
+                <w:rFonts w:ascii="BIZ UDPゴシック" w:cs="BIZ UDPゴシック" w:eastAsia="BIZ UDPゴシック" w:hAnsi="BIZ UDPゴシック"/>
                 <w:b w:val="false"/>
                 <w:bCs w:val="false"/>
                 <w:color w:val="000000"/>
@@ -10640,7 +10640,7 @@
             </w:pPr>
             <w:r>
               <w:rPr>
-                <w:rFonts w:ascii="游ゴシック" w:cs="游ゴシック" w:eastAsia="游ゴシック" w:hAnsi="游ゴシック"/>
+                <w:rFonts w:ascii="BIZ UDPゴシック" w:cs="BIZ UDPゴシック" w:eastAsia="BIZ UDPゴシック" w:hAnsi="BIZ UDPゴシック"/>
                 <w:b w:val="false"/>
                 <w:bCs w:val="false"/>
                 <w:color w:val="000000"/>
@@ -10668,7 +10668,7 @@
             </w:pPr>
             <w:r>
               <w:rPr>
-                <w:rFonts w:ascii="游ゴシック" w:cs="游ゴシック" w:eastAsia="游ゴシック" w:hAnsi="游ゴシック"/>
+                <w:rFonts w:ascii="BIZ UDPゴシック" w:cs="BIZ UDPゴシック" w:eastAsia="BIZ UDPゴシック" w:hAnsi="BIZ UDPゴシック"/>
                 <w:b w:val="false"/>
                 <w:bCs w:val="false"/>
                 <w:color w:val="000000"/>
@@ -10696,7 +10696,7 @@
             </w:pPr>
             <w:r>
               <w:rPr>
-                <w:rFonts w:ascii="游ゴシック" w:cs="游ゴシック" w:eastAsia="游ゴシック" w:hAnsi="游ゴシック"/>
+                <w:rFonts w:ascii="BIZ UDPゴシック" w:cs="BIZ UDPゴシック" w:eastAsia="BIZ UDPゴシック" w:hAnsi="BIZ UDPゴシック"/>
                 <w:b w:val="false"/>
                 <w:bCs w:val="false"/>
                 <w:color w:val="000000"/>
@@ -10724,7 +10724,7 @@
             </w:pPr>
             <w:r>
               <w:rPr>
-                <w:rFonts w:ascii="游ゴシック" w:cs="游ゴシック" w:eastAsia="游ゴシック" w:hAnsi="游ゴシック"/>
+                <w:rFonts w:ascii="BIZ UDPゴシック" w:cs="BIZ UDPゴシック" w:eastAsia="BIZ UDPゴシック" w:hAnsi="BIZ UDPゴシック"/>
                 <w:b w:val="false"/>
                 <w:bCs w:val="false"/>
                 <w:color w:val="000000"/>
@@ -10753,7 +10753,7 @@
             </w:pPr>
             <w:r>
               <w:rPr>
-                <w:rFonts w:ascii="游ゴシック" w:cs="游ゴシック" w:eastAsia="游ゴシック" w:hAnsi="游ゴシック"/>
+                <w:rFonts w:ascii="BIZ UDPゴシック" w:cs="BIZ UDPゴシック" w:eastAsia="BIZ UDPゴシック" w:hAnsi="BIZ UDPゴシック"/>
                 <w:b w:val="false"/>
                 <w:bCs w:val="false"/>
                 <w:color w:val="000000"/>
@@ -10782,7 +10782,7 @@
             </w:pPr>
             <w:r>
               <w:rPr>
-                <w:rFonts w:ascii="游ゴシック" w:cs="游ゴシック" w:eastAsia="游ゴシック" w:hAnsi="游ゴシック"/>
+                <w:rFonts w:ascii="BIZ UDPゴシック" w:cs="BIZ UDPゴシック" w:eastAsia="BIZ UDPゴシック" w:hAnsi="BIZ UDPゴシック"/>
                 <w:b w:val="false"/>
                 <w:bCs w:val="false"/>
                 <w:color w:val="000000"/>
@@ -10811,7 +10811,7 @@
             </w:pPr>
             <w:r>
               <w:rPr>
-                <w:rFonts w:ascii="游ゴシック" w:cs="游ゴシック" w:eastAsia="游ゴシック" w:hAnsi="游ゴシック"/>
+                <w:rFonts w:ascii="BIZ UDPゴシック" w:cs="BIZ UDPゴシック" w:eastAsia="BIZ UDPゴシック" w:hAnsi="BIZ UDPゴシック"/>
                 <w:b w:val="false"/>
                 <w:bCs w:val="false"/>
                 <w:color w:val="000000"/>
@@ -10841,7 +10841,7 @@
             </w:pPr>
             <w:r>
               <w:rPr>
-                <w:rFonts w:ascii="游ゴシック" w:cs="游ゴシック" w:eastAsia="游ゴシック" w:hAnsi="游ゴシック"/>
+                <w:rFonts w:ascii="BIZ UDPゴシック" w:cs="BIZ UDPゴシック" w:eastAsia="BIZ UDPゴシック" w:hAnsi="BIZ UDPゴシック"/>
                 <w:b w:val="false"/>
                 <w:bCs w:val="false"/>
                 <w:color w:val="000000"/>
@@ -10869,7 +10869,7 @@
             </w:pPr>
             <w:r>
               <w:rPr>
-                <w:rFonts w:ascii="游ゴシック" w:cs="游ゴシック" w:eastAsia="游ゴシック" w:hAnsi="游ゴシック"/>
+                <w:rFonts w:ascii="BIZ UDPゴシック" w:cs="BIZ UDPゴシック" w:eastAsia="BIZ UDPゴシック" w:hAnsi="BIZ UDPゴシック"/>
                 <w:b w:val="false"/>
                 <w:bCs w:val="false"/>
                 <w:color w:val="000000"/>
@@ -10897,7 +10897,7 @@
             </w:pPr>
             <w:r>
               <w:rPr>
-                <w:rFonts w:ascii="游ゴシック" w:cs="游ゴシック" w:eastAsia="游ゴシック" w:hAnsi="游ゴシック"/>
+                <w:rFonts w:ascii="BIZ UDPゴシック" w:cs="BIZ UDPゴシック" w:eastAsia="BIZ UDPゴシック" w:hAnsi="BIZ UDPゴシック"/>
                 <w:b w:val="false"/>
                 <w:bCs w:val="false"/>
                 <w:color w:val="000000"/>
@@ -10925,7 +10925,7 @@
             </w:pPr>
             <w:r>
               <w:rPr>
-                <w:rFonts w:ascii="游ゴシック" w:cs="游ゴシック" w:eastAsia="游ゴシック" w:hAnsi="游ゴシック"/>
+                <w:rFonts w:ascii="BIZ UDPゴシック" w:cs="BIZ UDPゴシック" w:eastAsia="BIZ UDPゴシック" w:hAnsi="BIZ UDPゴシック"/>
                 <w:b w:val="false"/>
                 <w:bCs w:val="false"/>
                 <w:color w:val="000000"/>
@@ -10954,7 +10954,7 @@
             </w:pPr>
             <w:r>
               <w:rPr>
-                <w:rFonts w:ascii="游ゴシック" w:cs="游ゴシック" w:eastAsia="游ゴシック" w:hAnsi="游ゴシック"/>
+                <w:rFonts w:ascii="BIZ UDPゴシック" w:cs="BIZ UDPゴシック" w:eastAsia="BIZ UDPゴシック" w:hAnsi="BIZ UDPゴシック"/>
                 <w:b w:val="false"/>
                 <w:bCs w:val="false"/>
                 <w:color w:val="000000"/>
@@ -10983,7 +10983,7 @@
             </w:pPr>
             <w:r>
               <w:rPr>
-                <w:rFonts w:ascii="游ゴシック" w:cs="游ゴシック" w:eastAsia="游ゴシック" w:hAnsi="游ゴシック"/>
+                <w:rFonts w:ascii="BIZ UDPゴシック" w:cs="BIZ UDPゴシック" w:eastAsia="BIZ UDPゴシック" w:hAnsi="BIZ UDPゴシック"/>
                 <w:b w:val="false"/>
                 <w:bCs w:val="false"/>
                 <w:color w:val="000000"/>
@@ -11012,7 +11012,7 @@
             </w:pPr>
             <w:r>
               <w:rPr>
-                <w:rFonts w:ascii="游ゴシック" w:cs="游ゴシック" w:eastAsia="游ゴシック" w:hAnsi="游ゴシック"/>
+                <w:rFonts w:ascii="BIZ UDPゴシック" w:cs="BIZ UDPゴシック" w:eastAsia="BIZ UDPゴシック" w:hAnsi="BIZ UDPゴシック"/>
                 <w:b w:val="false"/>
                 <w:bCs w:val="false"/>
                 <w:color w:val="000000"/>
@@ -11042,7 +11042,7 @@
             </w:pPr>
             <w:r>
               <w:rPr>
-                <w:rFonts w:ascii="游ゴシック" w:cs="游ゴシック" w:eastAsia="游ゴシック" w:hAnsi="游ゴシック"/>
+                <w:rFonts w:ascii="BIZ UDPゴシック" w:cs="BIZ UDPゴシック" w:eastAsia="BIZ UDPゴシック" w:hAnsi="BIZ UDPゴシック"/>
                 <w:b w:val="false"/>
                 <w:bCs w:val="false"/>
                 <w:color w:val="000000"/>
@@ -11070,7 +11070,7 @@
             </w:pPr>
             <w:r>
               <w:rPr>
-                <w:rFonts w:ascii="游ゴシック" w:cs="游ゴシック" w:eastAsia="游ゴシック" w:hAnsi="游ゴシック"/>
+                <w:rFonts w:ascii="BIZ UDPゴシック" w:cs="BIZ UDPゴシック" w:eastAsia="BIZ UDPゴシック" w:hAnsi="BIZ UDPゴシック"/>
                 <w:b w:val="false"/>
                 <w:bCs w:val="false"/>
                 <w:color w:val="000000"/>
@@ -11098,7 +11098,7 @@
             </w:pPr>
             <w:r>
               <w:rPr>
-                <w:rFonts w:ascii="游ゴシック" w:cs="游ゴシック" w:eastAsia="游ゴシック" w:hAnsi="游ゴシック"/>
+                <w:rFonts w:ascii="BIZ UDPゴシック" w:cs="BIZ UDPゴシック" w:eastAsia="BIZ UDPゴシック" w:hAnsi="BIZ UDPゴシック"/>
                 <w:b w:val="false"/>
                 <w:bCs w:val="false"/>
                 <w:color w:val="000000"/>
@@ -11126,7 +11126,7 @@
             </w:pPr>
             <w:r>
               <w:rPr>
-                <w:rFonts w:ascii="游ゴシック" w:cs="游ゴシック" w:eastAsia="游ゴシック" w:hAnsi="游ゴシック"/>
+                <w:rFonts w:ascii="BIZ UDPゴシック" w:cs="BIZ UDPゴシック" w:eastAsia="BIZ UDPゴシック" w:hAnsi="BIZ UDPゴシック"/>
                 <w:b w:val="false"/>
                 <w:bCs w:val="false"/>
                 <w:color w:val="000000"/>
@@ -11155,7 +11155,7 @@
             </w:pPr>
             <w:r>
               <w:rPr>
-                <w:rFonts w:ascii="游ゴシック" w:cs="游ゴシック" w:eastAsia="游ゴシック" w:hAnsi="游ゴシック"/>
+                <w:rFonts w:ascii="BIZ UDPゴシック" w:cs="BIZ UDPゴシック" w:eastAsia="BIZ UDPゴシック" w:hAnsi="BIZ UDPゴシック"/>
                 <w:b w:val="false"/>
                 <w:bCs w:val="false"/>
                 <w:color w:val="000000"/>
@@ -11184,7 +11184,7 @@
             </w:pPr>
             <w:r>
               <w:rPr>
-                <w:rFonts w:ascii="游ゴシック" w:cs="游ゴシック" w:eastAsia="游ゴシック" w:hAnsi="游ゴシック"/>
+                <w:rFonts w:ascii="BIZ UDPゴシック" w:cs="BIZ UDPゴシック" w:eastAsia="BIZ UDPゴシック" w:hAnsi="BIZ UDPゴシック"/>
                 <w:b w:val="false"/>
                 <w:bCs w:val="false"/>
                 <w:color w:val="000000"/>
@@ -11213,7 +11213,7 @@
             </w:pPr>
             <w:r>
               <w:rPr>
-                <w:rFonts w:ascii="游ゴシック" w:cs="游ゴシック" w:eastAsia="游ゴシック" w:hAnsi="游ゴシック"/>
+                <w:rFonts w:ascii="BIZ UDPゴシック" w:cs="BIZ UDPゴシック" w:eastAsia="BIZ UDPゴシック" w:hAnsi="BIZ UDPゴシック"/>
                 <w:b w:val="false"/>
                 <w:bCs w:val="false"/>
                 <w:color w:val="000000"/>
@@ -11243,7 +11243,7 @@
             </w:pPr>
             <w:r>
               <w:rPr>
-                <w:rFonts w:ascii="游ゴシック" w:cs="游ゴシック" w:eastAsia="游ゴシック" w:hAnsi="游ゴシック"/>
+                <w:rFonts w:ascii="BIZ UDPゴシック" w:cs="BIZ UDPゴシック" w:eastAsia="BIZ UDPゴシック" w:hAnsi="BIZ UDPゴシック"/>
                 <w:b w:val="false"/>
                 <w:bCs w:val="false"/>
                 <w:color w:val="000000"/>
@@ -11271,7 +11271,7 @@
             </w:pPr>
             <w:r>
               <w:rPr>
-                <w:rFonts w:ascii="游ゴシック" w:cs="游ゴシック" w:eastAsia="游ゴシック" w:hAnsi="游ゴシック"/>
+                <w:rFonts w:ascii="BIZ UDPゴシック" w:cs="BIZ UDPゴシック" w:eastAsia="BIZ UDPゴシック" w:hAnsi="BIZ UDPゴシック"/>
                 <w:b w:val="false"/>
                 <w:bCs w:val="false"/>
                 <w:color w:val="000000"/>
@@ -11299,7 +11299,7 @@
             </w:pPr>
             <w:r>
               <w:rPr>
-                <w:rFonts w:ascii="游ゴシック" w:cs="游ゴシック" w:eastAsia="游ゴシック" w:hAnsi="游ゴシック"/>
+                <w:rFonts w:ascii="BIZ UDPゴシック" w:cs="BIZ UDPゴシック" w:eastAsia="BIZ UDPゴシック" w:hAnsi="BIZ UDPゴシック"/>
                 <w:b w:val="false"/>
                 <w:bCs w:val="false"/>
                 <w:color w:val="000000"/>
@@ -11327,7 +11327,7 @@
             </w:pPr>
             <w:r>
               <w:rPr>
-                <w:rFonts w:ascii="游ゴシック" w:cs="游ゴシック" w:eastAsia="游ゴシック" w:hAnsi="游ゴシック"/>
+                <w:rFonts w:ascii="BIZ UDPゴシック" w:cs="BIZ UDPゴシック" w:eastAsia="BIZ UDPゴシック" w:hAnsi="BIZ UDPゴシック"/>
                 <w:b w:val="false"/>
                 <w:bCs w:val="false"/>
                 <w:color w:val="000000"/>
@@ -11356,7 +11356,7 @@
             </w:pPr>
             <w:r>
               <w:rPr>
-                <w:rFonts w:ascii="游ゴシック" w:cs="游ゴシック" w:eastAsia="游ゴシック" w:hAnsi="游ゴシック"/>
+                <w:rFonts w:ascii="BIZ UDPゴシック" w:cs="BIZ UDPゴシック" w:eastAsia="BIZ UDPゴシック" w:hAnsi="BIZ UDPゴシック"/>
                 <w:b w:val="false"/>
                 <w:bCs w:val="false"/>
                 <w:color w:val="000000"/>
@@ -11385,7 +11385,7 @@
             </w:pPr>
             <w:r>
               <w:rPr>
-                <w:rFonts w:ascii="游ゴシック" w:cs="游ゴシック" w:eastAsia="游ゴシック" w:hAnsi="游ゴシック"/>
+                <w:rFonts w:ascii="BIZ UDPゴシック" w:cs="BIZ UDPゴシック" w:eastAsia="BIZ UDPゴシック" w:hAnsi="BIZ UDPゴシック"/>
                 <w:b w:val="false"/>
                 <w:bCs w:val="false"/>
                 <w:color w:val="000000"/>
@@ -11414,7 +11414,7 @@
             </w:pPr>
             <w:r>
               <w:rPr>
-                <w:rFonts w:ascii="游ゴシック" w:cs="游ゴシック" w:eastAsia="游ゴシック" w:hAnsi="游ゴシック"/>
+                <w:rFonts w:ascii="BIZ UDPゴシック" w:cs="BIZ UDPゴシック" w:eastAsia="BIZ UDPゴシック" w:hAnsi="BIZ UDPゴシック"/>
                 <w:b w:val="false"/>
                 <w:bCs w:val="false"/>
                 <w:color w:val="000000"/>
@@ -11444,7 +11444,7 @@
             </w:pPr>
             <w:r>
               <w:rPr>
-                <w:rFonts w:ascii="游ゴシック" w:cs="游ゴシック" w:eastAsia="游ゴシック" w:hAnsi="游ゴシック"/>
+                <w:rFonts w:ascii="BIZ UDPゴシック" w:cs="BIZ UDPゴシック" w:eastAsia="BIZ UDPゴシック" w:hAnsi="BIZ UDPゴシック"/>
                 <w:b w:val="false"/>
                 <w:bCs w:val="false"/>
                 <w:color w:val="000000"/>
@@ -11472,7 +11472,7 @@
             </w:pPr>
             <w:r>
               <w:rPr>
-                <w:rFonts w:ascii="游ゴシック" w:cs="游ゴシック" w:eastAsia="游ゴシック" w:hAnsi="游ゴシック"/>
+                <w:rFonts w:ascii="BIZ UDPゴシック" w:cs="BIZ UDPゴシック" w:eastAsia="BIZ UDPゴシック" w:hAnsi="BIZ UDPゴシック"/>
                 <w:b w:val="false"/>
                 <w:bCs w:val="false"/>
                 <w:color w:val="000000"/>
@@ -11500,7 +11500,7 @@
             </w:pPr>
             <w:r>
               <w:rPr>
-                <w:rFonts w:ascii="游ゴシック" w:cs="游ゴシック" w:eastAsia="游ゴシック" w:hAnsi="游ゴシック"/>
+                <w:rFonts w:ascii="BIZ UDPゴシック" w:cs="BIZ UDPゴシック" w:eastAsia="BIZ UDPゴシック" w:hAnsi="BIZ UDPゴシック"/>
                 <w:b w:val="false"/>
                 <w:bCs w:val="false"/>
                 <w:color w:val="000000"/>
@@ -11528,7 +11528,7 @@
             </w:pPr>
             <w:r>
               <w:rPr>
-                <w:rFonts w:ascii="游ゴシック" w:cs="游ゴシック" w:eastAsia="游ゴシック" w:hAnsi="游ゴシック"/>
+                <w:rFonts w:ascii="BIZ UDPゴシック" w:cs="BIZ UDPゴシック" w:eastAsia="BIZ UDPゴシック" w:hAnsi="BIZ UDPゴシック"/>
                 <w:b w:val="false"/>
                 <w:bCs w:val="false"/>
                 <w:color w:val="000000"/>
@@ -11557,7 +11557,7 @@
             </w:pPr>
             <w:r>
               <w:rPr>
-                <w:rFonts w:ascii="游ゴシック" w:cs="游ゴシック" w:eastAsia="游ゴシック" w:hAnsi="游ゴシック"/>
+                <w:rFonts w:ascii="BIZ UDPゴシック" w:cs="BIZ UDPゴシック" w:eastAsia="BIZ UDPゴシック" w:hAnsi="BIZ UDPゴシック"/>
                 <w:b w:val="false"/>
                 <w:bCs w:val="false"/>
                 <w:color w:val="000000"/>
@@ -11586,7 +11586,7 @@
             </w:pPr>
             <w:r>
               <w:rPr>
-                <w:rFonts w:ascii="游ゴシック" w:cs="游ゴシック" w:eastAsia="游ゴシック" w:hAnsi="游ゴシック"/>
+                <w:rFonts w:ascii="BIZ UDPゴシック" w:cs="BIZ UDPゴシック" w:eastAsia="BIZ UDPゴシック" w:hAnsi="BIZ UDPゴシック"/>
                 <w:b w:val="false"/>
                 <w:bCs w:val="false"/>
                 <w:color w:val="000000"/>
@@ -11615,7 +11615,7 @@
             </w:pPr>
             <w:r>
               <w:rPr>
-                <w:rFonts w:ascii="游ゴシック" w:cs="游ゴシック" w:eastAsia="游ゴシック" w:hAnsi="游ゴシック"/>
+                <w:rFonts w:ascii="BIZ UDPゴシック" w:cs="BIZ UDPゴシック" w:eastAsia="BIZ UDPゴシック" w:hAnsi="BIZ UDPゴシック"/>
                 <w:b w:val="false"/>
                 <w:bCs w:val="false"/>
                 <w:color w:val="000000"/>
@@ -11645,7 +11645,7 @@
             </w:pPr>
             <w:r>
               <w:rPr>
-                <w:rFonts w:ascii="游ゴシック" w:cs="游ゴシック" w:eastAsia="游ゴシック" w:hAnsi="游ゴシック"/>
+                <w:rFonts w:ascii="BIZ UDPゴシック" w:cs="BIZ UDPゴシック" w:eastAsia="BIZ UDPゴシック" w:hAnsi="BIZ UDPゴシック"/>
                 <w:b w:val="false"/>
                 <w:bCs w:val="false"/>
                 <w:color w:val="000000"/>
@@ -11673,7 +11673,7 @@
             </w:pPr>
             <w:r>
               <w:rPr>
-                <w:rFonts w:ascii="游ゴシック" w:cs="游ゴシック" w:eastAsia="游ゴシック" w:hAnsi="游ゴシック"/>
+                <w:rFonts w:ascii="BIZ UDPゴシック" w:cs="BIZ UDPゴシック" w:eastAsia="BIZ UDPゴシック" w:hAnsi="BIZ UDPゴシック"/>
                 <w:b w:val="false"/>
                 <w:bCs w:val="false"/>
                 <w:color w:val="000000"/>
@@ -11701,7 +11701,7 @@
             </w:pPr>
             <w:r>
               <w:rPr>
-                <w:rFonts w:ascii="游ゴシック" w:cs="游ゴシック" w:eastAsia="游ゴシック" w:hAnsi="游ゴシック"/>
+                <w:rFonts w:ascii="BIZ UDPゴシック" w:cs="BIZ UDPゴシック" w:eastAsia="BIZ UDPゴシック" w:hAnsi="BIZ UDPゴシック"/>
                 <w:b w:val="false"/>
                 <w:bCs w:val="false"/>
                 <w:color w:val="000000"/>
@@ -11729,7 +11729,7 @@
             </w:pPr>
             <w:r>
               <w:rPr>
-                <w:rFonts w:ascii="游ゴシック" w:cs="游ゴシック" w:eastAsia="游ゴシック" w:hAnsi="游ゴシック"/>
+                <w:rFonts w:ascii="BIZ UDPゴシック" w:cs="BIZ UDPゴシック" w:eastAsia="BIZ UDPゴシック" w:hAnsi="BIZ UDPゴシック"/>
                 <w:b w:val="false"/>
                 <w:bCs w:val="false"/>
                 <w:color w:val="000000"/>
@@ -11758,7 +11758,7 @@
             </w:pPr>
             <w:r>
               <w:rPr>
-                <w:rFonts w:ascii="游ゴシック" w:cs="游ゴシック" w:eastAsia="游ゴシック" w:hAnsi="游ゴシック"/>
+                <w:rFonts w:ascii="BIZ UDPゴシック" w:cs="BIZ UDPゴシック" w:eastAsia="BIZ UDPゴシック" w:hAnsi="BIZ UDPゴシック"/>
                 <w:b w:val="false"/>
                 <w:bCs w:val="false"/>
                 <w:color w:val="000000"/>
@@ -11787,7 +11787,7 @@
             </w:pPr>
             <w:r>
               <w:rPr>
-                <w:rFonts w:ascii="游ゴシック" w:cs="游ゴシック" w:eastAsia="游ゴシック" w:hAnsi="游ゴシック"/>
+                <w:rFonts w:ascii="BIZ UDPゴシック" w:cs="BIZ UDPゴシック" w:eastAsia="BIZ UDPゴシック" w:hAnsi="BIZ UDPゴシック"/>
                 <w:b w:val="false"/>
                 <w:bCs w:val="false"/>
                 <w:color w:val="000000"/>
@@ -11816,7 +11816,7 @@
             </w:pPr>
             <w:r>
               <w:rPr>
-                <w:rFonts w:ascii="游ゴシック" w:cs="游ゴシック" w:eastAsia="游ゴシック" w:hAnsi="游ゴシック"/>
+                <w:rFonts w:ascii="BIZ UDPゴシック" w:cs="BIZ UDPゴシック" w:eastAsia="BIZ UDPゴシック" w:hAnsi="BIZ UDPゴシック"/>
                 <w:b w:val="false"/>
                 <w:bCs w:val="false"/>
                 <w:color w:val="000000"/>
@@ -11846,7 +11846,7 @@
             </w:pPr>
             <w:r>
               <w:rPr>
-                <w:rFonts w:ascii="游ゴシック" w:cs="游ゴシック" w:eastAsia="游ゴシック" w:hAnsi="游ゴシック"/>
+                <w:rFonts w:ascii="BIZ UDPゴシック" w:cs="BIZ UDPゴシック" w:eastAsia="BIZ UDPゴシック" w:hAnsi="BIZ UDPゴシック"/>
                 <w:b w:val="false"/>
                 <w:bCs w:val="false"/>
                 <w:color w:val="000000"/>
@@ -11874,7 +11874,7 @@
             </w:pPr>
             <w:r>
               <w:rPr>
-                <w:rFonts w:ascii="游ゴシック" w:cs="游ゴシック" w:eastAsia="游ゴシック" w:hAnsi="游ゴシック"/>
+                <w:rFonts w:ascii="BIZ UDPゴシック" w:cs="BIZ UDPゴシック" w:eastAsia="BIZ UDPゴシック" w:hAnsi="BIZ UDPゴシック"/>
                 <w:b w:val="false"/>
                 <w:bCs w:val="false"/>
                 <w:color w:val="000000"/>
@@ -11902,7 +11902,7 @@
             </w:pPr>
             <w:r>
               <w:rPr>
-                <w:rFonts w:ascii="游ゴシック" w:cs="游ゴシック" w:eastAsia="游ゴシック" w:hAnsi="游ゴシック"/>
+                <w:rFonts w:ascii="BIZ UDPゴシック" w:cs="BIZ UDPゴシック" w:eastAsia="BIZ UDPゴシック" w:hAnsi="BIZ UDPゴシック"/>
                 <w:b w:val="false"/>
                 <w:bCs w:val="false"/>
                 <w:color w:val="000000"/>
@@ -11930,7 +11930,7 @@
             </w:pPr>
             <w:r>
               <w:rPr>
-                <w:rFonts w:ascii="游ゴシック" w:cs="游ゴシック" w:eastAsia="游ゴシック" w:hAnsi="游ゴシック"/>
+                <w:rFonts w:ascii="BIZ UDPゴシック" w:cs="BIZ UDPゴシック" w:eastAsia="BIZ UDPゴシック" w:hAnsi="BIZ UDPゴシック"/>
                 <w:b w:val="false"/>
                 <w:bCs w:val="false"/>
                 <w:color w:val="000000"/>
@@ -11959,7 +11959,7 @@
             </w:pPr>
             <w:r>
               <w:rPr>
-                <w:rFonts w:ascii="游ゴシック" w:cs="游ゴシック" w:eastAsia="游ゴシック" w:hAnsi="游ゴシック"/>
+                <w:rFonts w:ascii="BIZ UDPゴシック" w:cs="BIZ UDPゴシック" w:eastAsia="BIZ UDPゴシック" w:hAnsi="BIZ UDPゴシック"/>
                 <w:b w:val="false"/>
                 <w:bCs w:val="false"/>
                 <w:color w:val="000000"/>
@@ -11988,7 +11988,7 @@
             </w:pPr>
             <w:r>
               <w:rPr>
-                <w:rFonts w:ascii="游ゴシック" w:cs="游ゴシック" w:eastAsia="游ゴシック" w:hAnsi="游ゴシック"/>
+                <w:rFonts w:ascii="BIZ UDPゴシック" w:cs="BIZ UDPゴシック" w:eastAsia="BIZ UDPゴシック" w:hAnsi="BIZ UDPゴシック"/>
                 <w:b w:val="false"/>
                 <w:bCs w:val="false"/>
                 <w:color w:val="000000"/>
@@ -12017,7 +12017,7 @@
             </w:pPr>
             <w:r>
               <w:rPr>
-                <w:rFonts w:ascii="游ゴシック" w:cs="游ゴシック" w:eastAsia="游ゴシック" w:hAnsi="游ゴシック"/>
+                <w:rFonts w:ascii="BIZ UDPゴシック" w:cs="BIZ UDPゴシック" w:eastAsia="BIZ UDPゴシック" w:hAnsi="BIZ UDPゴシック"/>
                 <w:b w:val="false"/>
                 <w:bCs w:val="false"/>
                 <w:color w:val="000000"/>
@@ -12047,7 +12047,7 @@
             </w:pPr>
             <w:r>
               <w:rPr>
-                <w:rFonts w:ascii="游ゴシック" w:cs="游ゴシック" w:eastAsia="游ゴシック" w:hAnsi="游ゴシック"/>
+                <w:rFonts w:ascii="BIZ UDPゴシック" w:cs="BIZ UDPゴシック" w:eastAsia="BIZ UDPゴシック" w:hAnsi="BIZ UDPゴシック"/>
                 <w:b w:val="false"/>
                 <w:bCs w:val="false"/>
                 <w:color w:val="000000"/>
@@ -12075,7 +12075,7 @@
             </w:pPr>
             <w:r>
               <w:rPr>
-                <w:rFonts w:ascii="游ゴシック" w:cs="游ゴシック" w:eastAsia="游ゴシック" w:hAnsi="游ゴシック"/>
+                <w:rFonts w:ascii="BIZ UDPゴシック" w:cs="BIZ UDPゴシック" w:eastAsia="BIZ UDPゴシック" w:hAnsi="BIZ UDPゴシック"/>
                 <w:b w:val="false"/>
                 <w:bCs w:val="false"/>
                 <w:color w:val="000000"/>
@@ -12103,7 +12103,7 @@
             </w:pPr>
             <w:r>
               <w:rPr>
-                <w:rFonts w:ascii="游ゴシック" w:cs="游ゴシック" w:eastAsia="游ゴシック" w:hAnsi="游ゴシック"/>
+                <w:rFonts w:ascii="BIZ UDPゴシック" w:cs="BIZ UDPゴシック" w:eastAsia="BIZ UDPゴシック" w:hAnsi="BIZ UDPゴシック"/>
                 <w:b w:val="false"/>
                 <w:bCs w:val="false"/>
                 <w:color w:val="000000"/>
@@ -12131,7 +12131,7 @@
             </w:pPr>
             <w:r>
               <w:rPr>
-                <w:rFonts w:ascii="游ゴシック" w:cs="游ゴシック" w:eastAsia="游ゴシック" w:hAnsi="游ゴシック"/>
+                <w:rFonts w:ascii="BIZ UDPゴシック" w:cs="BIZ UDPゴシック" w:eastAsia="BIZ UDPゴシック" w:hAnsi="BIZ UDPゴシック"/>
                 <w:b w:val="false"/>
                 <w:bCs w:val="false"/>
                 <w:color w:val="000000"/>
@@ -12160,7 +12160,7 @@
             </w:pPr>
             <w:r>
               <w:rPr>
-                <w:rFonts w:ascii="游ゴシック" w:cs="游ゴシック" w:eastAsia="游ゴシック" w:hAnsi="游ゴシック"/>
+                <w:rFonts w:ascii="BIZ UDPゴシック" w:cs="BIZ UDPゴシック" w:eastAsia="BIZ UDPゴシック" w:hAnsi="BIZ UDPゴシック"/>
                 <w:b w:val="false"/>
                 <w:bCs w:val="false"/>
                 <w:color w:val="000000"/>
@@ -12189,7 +12189,7 @@
             </w:pPr>
             <w:r>
               <w:rPr>
-                <w:rFonts w:ascii="游ゴシック" w:cs="游ゴシック" w:eastAsia="游ゴシック" w:hAnsi="游ゴシック"/>
+                <w:rFonts w:ascii="BIZ UDPゴシック" w:cs="BIZ UDPゴシック" w:eastAsia="BIZ UDPゴシック" w:hAnsi="BIZ UDPゴシック"/>
                 <w:b w:val="false"/>
                 <w:bCs w:val="false"/>
                 <w:color w:val="000000"/>
@@ -12218,7 +12218,7 @@
             </w:pPr>
             <w:r>
               <w:rPr>
-                <w:rFonts w:ascii="游ゴシック" w:cs="游ゴシック" w:eastAsia="游ゴシック" w:hAnsi="游ゴシック"/>
+                <w:rFonts w:ascii="BIZ UDPゴシック" w:cs="BIZ UDPゴシック" w:eastAsia="BIZ UDPゴシック" w:hAnsi="BIZ UDPゴシック"/>
                 <w:b w:val="false"/>
                 <w:bCs w:val="false"/>
                 <w:color w:val="000000"/>
@@ -12248,7 +12248,7 @@
             </w:pPr>
             <w:r>
               <w:rPr>
-                <w:rFonts w:ascii="游ゴシック" w:cs="游ゴシック" w:eastAsia="游ゴシック" w:hAnsi="游ゴシック"/>
+                <w:rFonts w:ascii="BIZ UDPゴシック" w:cs="BIZ UDPゴシック" w:eastAsia="BIZ UDPゴシック" w:hAnsi="BIZ UDPゴシック"/>
                 <w:b w:val="false"/>
                 <w:bCs w:val="false"/>
                 <w:color w:val="000000"/>
@@ -12276,7 +12276,7 @@
             </w:pPr>
             <w:r>
               <w:rPr>
-                <w:rFonts w:ascii="游ゴシック" w:cs="游ゴシック" w:eastAsia="游ゴシック" w:hAnsi="游ゴシック"/>
+                <w:rFonts w:ascii="BIZ UDPゴシック" w:cs="BIZ UDPゴシック" w:eastAsia="BIZ UDPゴシック" w:hAnsi="BIZ UDPゴシック"/>
                 <w:b w:val="false"/>
                 <w:bCs w:val="false"/>
                 <w:color w:val="000000"/>
@@ -12304,7 +12304,7 @@
             </w:pPr>
             <w:r>
               <w:rPr>
-                <w:rFonts w:ascii="游ゴシック" w:cs="游ゴシック" w:eastAsia="游ゴシック" w:hAnsi="游ゴシック"/>
+                <w:rFonts w:ascii="BIZ UDPゴシック" w:cs="BIZ UDPゴシック" w:eastAsia="BIZ UDPゴシック" w:hAnsi="BIZ UDPゴシック"/>
                 <w:b w:val="false"/>
                 <w:bCs w:val="false"/>
                 <w:color w:val="000000"/>
@@ -12332,7 +12332,7 @@
             </w:pPr>
             <w:r>
               <w:rPr>
-                <w:rFonts w:ascii="游ゴシック" w:cs="游ゴシック" w:eastAsia="游ゴシック" w:hAnsi="游ゴシック"/>
+                <w:rFonts w:ascii="BIZ UDPゴシック" w:cs="BIZ UDPゴシック" w:eastAsia="BIZ UDPゴシック" w:hAnsi="BIZ UDPゴシック"/>
                 <w:b w:val="false"/>
                 <w:bCs w:val="false"/>
                 <w:color w:val="000000"/>
@@ -12361,7 +12361,7 @@
             </w:pPr>
             <w:r>
               <w:rPr>
-                <w:rFonts w:ascii="游ゴシック" w:cs="游ゴシック" w:eastAsia="游ゴシック" w:hAnsi="游ゴシック"/>
+                <w:rFonts w:ascii="BIZ UDPゴシック" w:cs="BIZ UDPゴシック" w:eastAsia="BIZ UDPゴシック" w:hAnsi="BIZ UDPゴシック"/>
                 <w:b w:val="false"/>
                 <w:bCs w:val="false"/>
                 <w:color w:val="000000"/>
@@ -12390,7 +12390,7 @@
             </w:pPr>
             <w:r>
               <w:rPr>
-                <w:rFonts w:ascii="游ゴシック" w:cs="游ゴシック" w:eastAsia="游ゴシック" w:hAnsi="游ゴシック"/>
+                <w:rFonts w:ascii="BIZ UDPゴシック" w:cs="BIZ UDPゴシック" w:eastAsia="BIZ UDPゴシック" w:hAnsi="BIZ UDPゴシック"/>
                 <w:b w:val="false"/>
                 <w:bCs w:val="false"/>
                 <w:color w:val="000000"/>
@@ -12419,7 +12419,7 @@
             </w:pPr>
             <w:r>
               <w:rPr>
-                <w:rFonts w:ascii="游ゴシック" w:cs="游ゴシック" w:eastAsia="游ゴシック" w:hAnsi="游ゴシック"/>
+                <w:rFonts w:ascii="BIZ UDPゴシック" w:cs="BIZ UDPゴシック" w:eastAsia="BIZ UDPゴシック" w:hAnsi="BIZ UDPゴシック"/>
                 <w:b w:val="false"/>
                 <w:bCs w:val="false"/>
                 <w:color w:val="000000"/>
@@ -12449,7 +12449,7 @@
             </w:pPr>
             <w:r>
               <w:rPr>
-                <w:rFonts w:ascii="游ゴシック" w:cs="游ゴシック" w:eastAsia="游ゴシック" w:hAnsi="游ゴシック"/>
+                <w:rFonts w:ascii="BIZ UDPゴシック" w:cs="BIZ UDPゴシック" w:eastAsia="BIZ UDPゴシック" w:hAnsi="BIZ UDPゴシック"/>
                 <w:b w:val="false"/>
                 <w:bCs w:val="false"/>
                 <w:color w:val="000000"/>
@@ -12477,7 +12477,7 @@
             </w:pPr>
             <w:r>
               <w:rPr>
-                <w:rFonts w:ascii="游ゴシック" w:cs="游ゴシック" w:eastAsia="游ゴシック" w:hAnsi="游ゴシック"/>
+                <w:rFonts w:ascii="BIZ UDPゴシック" w:cs="BIZ UDPゴシック" w:eastAsia="BIZ UDPゴシック" w:hAnsi="BIZ UDPゴシック"/>
                 <w:b w:val="false"/>
                 <w:bCs w:val="false"/>
                 <w:color w:val="000000"/>
@@ -12505,7 +12505,7 @@
             </w:pPr>
             <w:r>
               <w:rPr>
-                <w:rFonts w:ascii="游ゴシック" w:cs="游ゴシック" w:eastAsia="游ゴシック" w:hAnsi="游ゴシック"/>
+                <w:rFonts w:ascii="BIZ UDPゴシック" w:cs="BIZ UDPゴシック" w:eastAsia="BIZ UDPゴシック" w:hAnsi="BIZ UDPゴシック"/>
                 <w:b w:val="false"/>
                 <w:bCs w:val="false"/>
                 <w:color w:val="000000"/>
@@ -12533,7 +12533,7 @@
             </w:pPr>
             <w:r>
               <w:rPr>
-                <w:rFonts w:ascii="游ゴシック" w:cs="游ゴシック" w:eastAsia="游ゴシック" w:hAnsi="游ゴシック"/>
+                <w:rFonts w:ascii="BIZ UDPゴシック" w:cs="BIZ UDPゴシック" w:eastAsia="BIZ UDPゴシック" w:hAnsi="BIZ UDPゴシック"/>
                 <w:b w:val="false"/>
                 <w:bCs w:val="false"/>
                 <w:color w:val="000000"/>
@@ -12562,7 +12562,7 @@
             </w:pPr>
             <w:r>
               <w:rPr>
-                <w:rFonts w:ascii="游ゴシック" w:cs="游ゴシック" w:eastAsia="游ゴシック" w:hAnsi="游ゴシック"/>
+                <w:rFonts w:ascii="BIZ UDPゴシック" w:cs="BIZ UDPゴシック" w:eastAsia="BIZ UDPゴシック" w:hAnsi="BIZ UDPゴシック"/>
                 <w:b w:val="false"/>
                 <w:bCs w:val="false"/>
                 <w:color w:val="000000"/>
@@ -12591,7 +12591,7 @@
             </w:pPr>
             <w:r>
               <w:rPr>
-                <w:rFonts w:ascii="游ゴシック" w:cs="游ゴシック" w:eastAsia="游ゴシック" w:hAnsi="游ゴシック"/>
+                <w:rFonts w:ascii="BIZ UDPゴシック" w:cs="BIZ UDPゴシック" w:eastAsia="BIZ UDPゴシック" w:hAnsi="BIZ UDPゴシック"/>
                 <w:b w:val="false"/>
                 <w:bCs w:val="false"/>
                 <w:color w:val="000000"/>
@@ -12620,7 +12620,7 @@
             </w:pPr>
             <w:r>
               <w:rPr>
-                <w:rFonts w:ascii="游ゴシック" w:cs="游ゴシック" w:eastAsia="游ゴシック" w:hAnsi="游ゴシック"/>
+                <w:rFonts w:ascii="BIZ UDPゴシック" w:cs="BIZ UDPゴシック" w:eastAsia="BIZ UDPゴシック" w:hAnsi="BIZ UDPゴシック"/>
                 <w:b w:val="false"/>
                 <w:bCs w:val="false"/>
                 <w:color w:val="000000"/>
@@ -12650,7 +12650,7 @@
             </w:pPr>
             <w:r>
               <w:rPr>
-                <w:rFonts w:ascii="游ゴシック" w:cs="游ゴシック" w:eastAsia="游ゴシック" w:hAnsi="游ゴシック"/>
+                <w:rFonts w:ascii="BIZ UDPゴシック" w:cs="BIZ UDPゴシック" w:eastAsia="BIZ UDPゴシック" w:hAnsi="BIZ UDPゴシック"/>
                 <w:b w:val="false"/>
                 <w:bCs w:val="false"/>
                 <w:color w:val="000000"/>
@@ -12678,7 +12678,7 @@
             </w:pPr>
             <w:r>
               <w:rPr>
-                <w:rFonts w:ascii="游ゴシック" w:cs="游ゴシック" w:eastAsia="游ゴシック" w:hAnsi="游ゴシック"/>
+                <w:rFonts w:ascii="BIZ UDPゴシック" w:cs="BIZ UDPゴシック" w:eastAsia="BIZ UDPゴシック" w:hAnsi="BIZ UDPゴシック"/>
                 <w:b w:val="false"/>
                 <w:bCs w:val="false"/>
                 <w:color w:val="000000"/>
@@ -12706,7 +12706,7 @@
             </w:pPr>
             <w:r>
               <w:rPr>
-                <w:rFonts w:ascii="游ゴシック" w:cs="游ゴシック" w:eastAsia="游ゴシック" w:hAnsi="游ゴシック"/>
+                <w:rFonts w:ascii="BIZ UDPゴシック" w:cs="BIZ UDPゴシック" w:eastAsia="BIZ UDPゴシック" w:hAnsi="BIZ UDPゴシック"/>
                 <w:b w:val="false"/>
                 <w:bCs w:val="false"/>
                 <w:color w:val="000000"/>
@@ -12734,7 +12734,7 @@
             </w:pPr>
             <w:r>
               <w:rPr>
-                <w:rFonts w:ascii="游ゴシック" w:cs="游ゴシック" w:eastAsia="游ゴシック" w:hAnsi="游ゴシック"/>
+                <w:rFonts w:ascii="BIZ UDPゴシック" w:cs="BIZ UDPゴシック" w:eastAsia="BIZ UDPゴシック" w:hAnsi="BIZ UDPゴシック"/>
                 <w:b w:val="false"/>
                 <w:bCs w:val="false"/>
                 <w:color w:val="000000"/>
@@ -12763,7 +12763,7 @@
             </w:pPr>
             <w:r>
               <w:rPr>
-                <w:rFonts w:ascii="游ゴシック" w:cs="游ゴシック" w:eastAsia="游ゴシック" w:hAnsi="游ゴシック"/>
+                <w:rFonts w:ascii="BIZ UDPゴシック" w:cs="BIZ UDPゴシック" w:eastAsia="BIZ UDPゴシック" w:hAnsi="BIZ UDPゴシック"/>
                 <w:b w:val="false"/>
                 <w:bCs w:val="false"/>
                 <w:color w:val="000000"/>
@@ -12792,7 +12792,7 @@
             </w:pPr>
             <w:r>
               <w:rPr>
-                <w:rFonts w:ascii="游ゴシック" w:cs="游ゴシック" w:eastAsia="游ゴシック" w:hAnsi="游ゴシック"/>
+                <w:rFonts w:ascii="BIZ UDPゴシック" w:cs="BIZ UDPゴシック" w:eastAsia="BIZ UDPゴシック" w:hAnsi="BIZ UDPゴシック"/>
                 <w:b w:val="false"/>
                 <w:bCs w:val="false"/>
                 <w:color w:val="000000"/>
@@ -12821,7 +12821,7 @@
             </w:pPr>
             <w:r>
               <w:rPr>
-                <w:rFonts w:ascii="游ゴシック" w:cs="游ゴシック" w:eastAsia="游ゴシック" w:hAnsi="游ゴシック"/>
+                <w:rFonts w:ascii="BIZ UDPゴシック" w:cs="BIZ UDPゴシック" w:eastAsia="BIZ UDPゴシック" w:hAnsi="BIZ UDPゴシック"/>
                 <w:b w:val="false"/>
                 <w:bCs w:val="false"/>
                 <w:color w:val="000000"/>
@@ -12851,7 +12851,7 @@
             </w:pPr>
             <w:r>
               <w:rPr>
-                <w:rFonts w:ascii="游ゴシック" w:cs="游ゴシック" w:eastAsia="游ゴシック" w:hAnsi="游ゴシック"/>
+                <w:rFonts w:ascii="BIZ UDPゴシック" w:cs="BIZ UDPゴシック" w:eastAsia="BIZ UDPゴシック" w:hAnsi="BIZ UDPゴシック"/>
                 <w:b w:val="false"/>
                 <w:bCs w:val="false"/>
                 <w:color w:val="000000"/>
@@ -12879,7 +12879,7 @@
             </w:pPr>
             <w:r>
               <w:rPr>
-                <w:rFonts w:ascii="游ゴシック" w:cs="游ゴシック" w:eastAsia="游ゴシック" w:hAnsi="游ゴシック"/>
+                <w:rFonts w:ascii="BIZ UDPゴシック" w:cs="BIZ UDPゴシック" w:eastAsia="BIZ UDPゴシック" w:hAnsi="BIZ UDPゴシック"/>
                 <w:b w:val="false"/>
                 <w:bCs w:val="false"/>
                 <w:color w:val="000000"/>
@@ -12907,7 +12907,7 @@
             </w:pPr>
             <w:r>
               <w:rPr>
-                <w:rFonts w:ascii="游ゴシック" w:cs="游ゴシック" w:eastAsia="游ゴシック" w:hAnsi="游ゴシック"/>
+                <w:rFonts w:ascii="BIZ UDPゴシック" w:cs="BIZ UDPゴシック" w:eastAsia="BIZ UDPゴシック" w:hAnsi="BIZ UDPゴシック"/>
                 <w:b w:val="false"/>
                 <w:bCs w:val="false"/>
                 <w:color w:val="000000"/>
@@ -12935,7 +12935,7 @@
             </w:pPr>
             <w:r>
               <w:rPr>
-                <w:rFonts w:ascii="游ゴシック" w:cs="游ゴシック" w:eastAsia="游ゴシック" w:hAnsi="游ゴシック"/>
+                <w:rFonts w:ascii="BIZ UDPゴシック" w:cs="BIZ UDPゴシック" w:eastAsia="BIZ UDPゴシック" w:hAnsi="BIZ UDPゴシック"/>
                 <w:b w:val="false"/>
                 <w:bCs w:val="false"/>
                 <w:color w:val="000000"/>
@@ -12964,7 +12964,7 @@
             </w:pPr>
             <w:r>
               <w:rPr>
-                <w:rFonts w:ascii="游ゴシック" w:cs="游ゴシック" w:eastAsia="游ゴシック" w:hAnsi="游ゴシック"/>
+                <w:rFonts w:ascii="BIZ UDPゴシック" w:cs="BIZ UDPゴシック" w:eastAsia="BIZ UDPゴシック" w:hAnsi="BIZ UDPゴシック"/>
                 <w:b w:val="false"/>
                 <w:bCs w:val="false"/>
                 <w:color w:val="000000"/>
@@ -12993,7 +12993,7 @@
             </w:pPr>
             <w:r>
               <w:rPr>
-                <w:rFonts w:ascii="游ゴシック" w:cs="游ゴシック" w:eastAsia="游ゴシック" w:hAnsi="游ゴシック"/>
+                <w:rFonts w:ascii="BIZ UDPゴシック" w:cs="BIZ UDPゴシック" w:eastAsia="BIZ UDPゴシック" w:hAnsi="BIZ UDPゴシック"/>
                 <w:b w:val="false"/>
                 <w:bCs w:val="false"/>
                 <w:color w:val="000000"/>
@@ -13022,7 +13022,7 @@
             </w:pPr>
             <w:r>
               <w:rPr>
-                <w:rFonts w:ascii="游ゴシック" w:cs="游ゴシック" w:eastAsia="游ゴシック" w:hAnsi="游ゴシック"/>
+                <w:rFonts w:ascii="BIZ UDPゴシック" w:cs="BIZ UDPゴシック" w:eastAsia="BIZ UDPゴシック" w:hAnsi="BIZ UDPゴシック"/>
                 <w:b w:val="false"/>
                 <w:bCs w:val="false"/>
                 <w:color w:val="000000"/>
@@ -13052,7 +13052,7 @@
             </w:pPr>
             <w:r>
               <w:rPr>
-                <w:rFonts w:ascii="游ゴシック" w:cs="游ゴシック" w:eastAsia="游ゴシック" w:hAnsi="游ゴシック"/>
+                <w:rFonts w:ascii="BIZ UDPゴシック" w:cs="BIZ UDPゴシック" w:eastAsia="BIZ UDPゴシック" w:hAnsi="BIZ UDPゴシック"/>
                 <w:b w:val="false"/>
                 <w:bCs w:val="false"/>
                 <w:color w:val="000000"/>
@@ -13080,7 +13080,7 @@
             </w:pPr>
             <w:r>
               <w:rPr>
-                <w:rFonts w:ascii="游ゴシック" w:cs="游ゴシック" w:eastAsia="游ゴシック" w:hAnsi="游ゴシック"/>
+                <w:rFonts w:ascii="BIZ UDPゴシック" w:cs="BIZ UDPゴシック" w:eastAsia="BIZ UDPゴシック" w:hAnsi="BIZ UDPゴシック"/>
                 <w:b w:val="false"/>
                 <w:bCs w:val="false"/>
                 <w:color w:val="000000"/>
@@ -13108,7 +13108,7 @@
             </w:pPr>
             <w:r>
               <w:rPr>
-                <w:rFonts w:ascii="游ゴシック" w:cs="游ゴシック" w:eastAsia="游ゴシック" w:hAnsi="游ゴシック"/>
+                <w:rFonts w:ascii="BIZ UDPゴシック" w:cs="BIZ UDPゴシック" w:eastAsia="BIZ UDPゴシック" w:hAnsi="BIZ UDPゴシック"/>
                 <w:b w:val="false"/>
                 <w:bCs w:val="false"/>
                 <w:color w:val="000000"/>
@@ -13136,7 +13136,7 @@
             </w:pPr>
             <w:r>
               <w:rPr>
-                <w:rFonts w:ascii="游ゴシック" w:cs="游ゴシック" w:eastAsia="游ゴシック" w:hAnsi="游ゴシック"/>
+                <w:rFonts w:ascii="BIZ UDPゴシック" w:cs="BIZ UDPゴシック" w:eastAsia="BIZ UDPゴシック" w:hAnsi="BIZ UDPゴシック"/>
                 <w:b w:val="false"/>
                 <w:bCs w:val="false"/>
                 <w:color w:val="000000"/>
@@ -13165,7 +13165,7 @@
             </w:pPr>
             <w:r>
               <w:rPr>
-                <w:rFonts w:ascii="游ゴシック" w:cs="游ゴシック" w:eastAsia="游ゴシック" w:hAnsi="游ゴシック"/>
+                <w:rFonts w:ascii="BIZ UDPゴシック" w:cs="BIZ UDPゴシック" w:eastAsia="BIZ UDPゴシック" w:hAnsi="BIZ UDPゴシック"/>
                 <w:b w:val="false"/>
                 <w:bCs w:val="false"/>
                 <w:color w:val="000000"/>
@@ -13194,7 +13194,7 @@
             </w:pPr>
             <w:r>
               <w:rPr>
-                <w:rFonts w:ascii="游ゴシック" w:cs="游ゴシック" w:eastAsia="游ゴシック" w:hAnsi="游ゴシック"/>
+                <w:rFonts w:ascii="BIZ UDPゴシック" w:cs="BIZ UDPゴシック" w:eastAsia="BIZ UDPゴシック" w:hAnsi="BIZ UDPゴシック"/>
                 <w:b w:val="false"/>
                 <w:bCs w:val="false"/>
                 <w:color w:val="000000"/>
@@ -13223,7 +13223,7 @@
             </w:pPr>
             <w:r>
               <w:rPr>
-                <w:rFonts w:ascii="游ゴシック" w:cs="游ゴシック" w:eastAsia="游ゴシック" w:hAnsi="游ゴシック"/>
+                <w:rFonts w:ascii="BIZ UDPゴシック" w:cs="BIZ UDPゴシック" w:eastAsia="BIZ UDPゴシック" w:hAnsi="BIZ UDPゴシック"/>
                 <w:b w:val="false"/>
                 <w:bCs w:val="false"/>
                 <w:color w:val="000000"/>
@@ -13253,7 +13253,7 @@
             </w:pPr>
             <w:r>
               <w:rPr>
-                <w:rFonts w:ascii="游ゴシック" w:cs="游ゴシック" w:eastAsia="游ゴシック" w:hAnsi="游ゴシック"/>
+                <w:rFonts w:ascii="BIZ UDPゴシック" w:cs="BIZ UDPゴシック" w:eastAsia="BIZ UDPゴシック" w:hAnsi="BIZ UDPゴシック"/>
                 <w:b w:val="false"/>
                 <w:bCs w:val="false"/>
                 <w:color w:val="000000"/>
@@ -13281,7 +13281,7 @@
             </w:pPr>
             <w:r>
               <w:rPr>
-                <w:rFonts w:ascii="游ゴシック" w:cs="游ゴシック" w:eastAsia="游ゴシック" w:hAnsi="游ゴシック"/>
+                <w:rFonts w:ascii="BIZ UDPゴシック" w:cs="BIZ UDPゴシック" w:eastAsia="BIZ UDPゴシック" w:hAnsi="BIZ UDPゴシック"/>
                 <w:b w:val="false"/>
                 <w:bCs w:val="false"/>
                 <w:color w:val="000000"/>
@@ -13309,7 +13309,7 @@
             </w:pPr>
             <w:r>
               <w:rPr>
-                <w:rFonts w:ascii="游ゴシック" w:cs="游ゴシック" w:eastAsia="游ゴシック" w:hAnsi="游ゴシック"/>
+                <w:rFonts w:ascii="BIZ UDPゴシック" w:cs="BIZ UDPゴシック" w:eastAsia="BIZ UDPゴシック" w:hAnsi="BIZ UDPゴシック"/>
                 <w:b w:val="false"/>
                 <w:bCs w:val="false"/>
                 <w:color w:val="000000"/>
@@ -13337,7 +13337,7 @@
             </w:pPr>
             <w:r>
               <w:rPr>
-                <w:rFonts w:ascii="游ゴシック" w:cs="游ゴシック" w:eastAsia="游ゴシック" w:hAnsi="游ゴシック"/>
+                <w:rFonts w:ascii="BIZ UDPゴシック" w:cs="BIZ UDPゴシック" w:eastAsia="BIZ UDPゴシック" w:hAnsi="BIZ UDPゴシック"/>
                 <w:b w:val="false"/>
                 <w:bCs w:val="false"/>
                 <w:color w:val="000000"/>
@@ -13366,7 +13366,7 @@
             </w:pPr>
             <w:r>
               <w:rPr>
-                <w:rFonts w:ascii="游ゴシック" w:cs="游ゴシック" w:eastAsia="游ゴシック" w:hAnsi="游ゴシック"/>
+                <w:rFonts w:ascii="BIZ UDPゴシック" w:cs="BIZ UDPゴシック" w:eastAsia="BIZ UDPゴシック" w:hAnsi="BIZ UDPゴシック"/>
                 <w:b w:val="false"/>
                 <w:bCs w:val="false"/>
                 <w:color w:val="000000"/>
@@ -13395,7 +13395,7 @@
             </w:pPr>
             <w:r>
               <w:rPr>
-                <w:rFonts w:ascii="游ゴシック" w:cs="游ゴシック" w:eastAsia="游ゴシック" w:hAnsi="游ゴシック"/>
+                <w:rFonts w:ascii="BIZ UDPゴシック" w:cs="BIZ UDPゴシック" w:eastAsia="BIZ UDPゴシック" w:hAnsi="BIZ UDPゴシック"/>
                 <w:b w:val="false"/>
                 <w:bCs w:val="false"/>
                 <w:color w:val="000000"/>
@@ -13424,7 +13424,7 @@
             </w:pPr>
             <w:r>
               <w:rPr>
-                <w:rFonts w:ascii="游ゴシック" w:cs="游ゴシック" w:eastAsia="游ゴシック" w:hAnsi="游ゴシック"/>
+                <w:rFonts w:ascii="BIZ UDPゴシック" w:cs="BIZ UDPゴシック" w:eastAsia="BIZ UDPゴシック" w:hAnsi="BIZ UDPゴシック"/>
                 <w:b w:val="false"/>
                 <w:bCs w:val="false"/>
                 <w:color w:val="000000"/>
@@ -13454,7 +13454,7 @@
             </w:pPr>
             <w:r>
               <w:rPr>
-                <w:rFonts w:ascii="游ゴシック" w:cs="游ゴシック" w:eastAsia="游ゴシック" w:hAnsi="游ゴシック"/>
+                <w:rFonts w:ascii="BIZ UDPゴシック" w:cs="BIZ UDPゴシック" w:eastAsia="BIZ UDPゴシック" w:hAnsi="BIZ UDPゴシック"/>
                 <w:b w:val="false"/>
                 <w:bCs w:val="false"/>
                 <w:color w:val="000000"/>
@@ -13482,7 +13482,7 @@
             </w:pPr>
             <w:r>
               <w:rPr>
-                <w:rFonts w:ascii="游ゴシック" w:cs="游ゴシック" w:eastAsia="游ゴシック" w:hAnsi="游ゴシック"/>
+                <w:rFonts w:ascii="BIZ UDPゴシック" w:cs="BIZ UDPゴシック" w:eastAsia="BIZ UDPゴシック" w:hAnsi="BIZ UDPゴシック"/>
                 <w:b w:val="false"/>
                 <w:bCs w:val="false"/>
                 <w:color w:val="000000"/>
@@ -13510,7 +13510,7 @@
             </w:pPr>
             <w:r>
               <w:rPr>
-                <w:rFonts w:ascii="游ゴシック" w:cs="游ゴシック" w:eastAsia="游ゴシック" w:hAnsi="游ゴシック"/>
+                <w:rFonts w:ascii="BIZ UDPゴシック" w:cs="BIZ UDPゴシック" w:eastAsia="BIZ UDPゴシック" w:hAnsi="BIZ UDPゴシック"/>
                 <w:b w:val="false"/>
                 <w:bCs w:val="false"/>
                 <w:color w:val="000000"/>
@@ -13538,7 +13538,7 @@
             </w:pPr>
             <w:r>
               <w:rPr>
-                <w:rFonts w:ascii="游ゴシック" w:cs="游ゴシック" w:eastAsia="游ゴシック" w:hAnsi="游ゴシック"/>
+                <w:rFonts w:ascii="BIZ UDPゴシック" w:cs="BIZ UDPゴシック" w:eastAsia="BIZ UDPゴシック" w:hAnsi="BIZ UDPゴシック"/>
                 <w:b w:val="false"/>
                 <w:bCs w:val="false"/>
                 <w:color w:val="000000"/>
@@ -13567,7 +13567,7 @@
             </w:pPr>
             <w:r>
               <w:rPr>
-                <w:rFonts w:ascii="游ゴシック" w:cs="游ゴシック" w:eastAsia="游ゴシック" w:hAnsi="游ゴシック"/>
+                <w:rFonts w:ascii="BIZ UDPゴシック" w:cs="BIZ UDPゴシック" w:eastAsia="BIZ UDPゴシック" w:hAnsi="BIZ UDPゴシック"/>
                 <w:b w:val="false"/>
                 <w:bCs w:val="false"/>
                 <w:color w:val="000000"/>
@@ -13596,7 +13596,7 @@
             </w:pPr>
             <w:r>
               <w:rPr>
-                <w:rFonts w:ascii="游ゴシック" w:cs="游ゴシック" w:eastAsia="游ゴシック" w:hAnsi="游ゴシック"/>
+                <w:rFonts w:ascii="BIZ UDPゴシック" w:cs="BIZ UDPゴシック" w:eastAsia="BIZ UDPゴシック" w:hAnsi="BIZ UDPゴシック"/>
                 <w:b w:val="false"/>
                 <w:bCs w:val="false"/>
                 <w:color w:val="000000"/>
@@ -13625,7 +13625,7 @@
             </w:pPr>
             <w:r>
               <w:rPr>
-                <w:rFonts w:ascii="游ゴシック" w:cs="游ゴシック" w:eastAsia="游ゴシック" w:hAnsi="游ゴシック"/>
+                <w:rFonts w:ascii="BIZ UDPゴシック" w:cs="BIZ UDPゴシック" w:eastAsia="BIZ UDPゴシック" w:hAnsi="BIZ UDPゴシック"/>
                 <w:b w:val="false"/>
                 <w:bCs w:val="false"/>
                 <w:color w:val="000000"/>
@@ -13655,7 +13655,7 @@
             </w:pPr>
             <w:r>
               <w:rPr>
-                <w:rFonts w:ascii="游ゴシック" w:cs="游ゴシック" w:eastAsia="游ゴシック" w:hAnsi="游ゴシック"/>
+                <w:rFonts w:ascii="BIZ UDPゴシック" w:cs="BIZ UDPゴシック" w:eastAsia="BIZ UDPゴシック" w:hAnsi="BIZ UDPゴシック"/>
                 <w:b w:val="false"/>
                 <w:bCs w:val="false"/>
                 <w:color w:val="000000"/>
@@ -13683,7 +13683,7 @@
             </w:pPr>
             <w:r>
               <w:rPr>
-                <w:rFonts w:ascii="游ゴシック" w:cs="游ゴシック" w:eastAsia="游ゴシック" w:hAnsi="游ゴシック"/>
+                <w:rFonts w:ascii="BIZ UDPゴシック" w:cs="BIZ UDPゴシック" w:eastAsia="BIZ UDPゴシック" w:hAnsi="BIZ UDPゴシック"/>
                 <w:b w:val="false"/>
                 <w:bCs w:val="false"/>
                 <w:color w:val="000000"/>
@@ -13711,7 +13711,7 @@
             </w:pPr>
             <w:r>
               <w:rPr>
-                <w:rFonts w:ascii="游ゴシック" w:cs="游ゴシック" w:eastAsia="游ゴシック" w:hAnsi="游ゴシック"/>
+                <w:rFonts w:ascii="BIZ UDPゴシック" w:cs="BIZ UDPゴシック" w:eastAsia="BIZ UDPゴシック" w:hAnsi="BIZ UDPゴシック"/>
                 <w:b w:val="false"/>
                 <w:bCs w:val="false"/>
                 <w:color w:val="000000"/>
@@ -13739,7 +13739,7 @@
             </w:pPr>
             <w:r>
               <w:rPr>
-                <w:rFonts w:ascii="游ゴシック" w:cs="游ゴシック" w:eastAsia="游ゴシック" w:hAnsi="游ゴシック"/>
+                <w:rFonts w:ascii="BIZ UDPゴシック" w:cs="BIZ UDPゴシック" w:eastAsia="BIZ UDPゴシック" w:hAnsi="BIZ UDPゴシック"/>
                 <w:b w:val="false"/>
                 <w:bCs w:val="false"/>
                 <w:color w:val="000000"/>
@@ -13768,7 +13768,7 @@
             </w:pPr>
             <w:r>
               <w:rPr>
-                <w:rFonts w:ascii="游ゴシック" w:cs="游ゴシック" w:eastAsia="游ゴシック" w:hAnsi="游ゴシック"/>
+                <w:rFonts w:ascii="BIZ UDPゴシック" w:cs="BIZ UDPゴシック" w:eastAsia="BIZ UDPゴシック" w:hAnsi="BIZ UDPゴシック"/>
                 <w:b w:val="false"/>
                 <w:bCs w:val="false"/>
                 <w:color w:val="000000"/>
@@ -13797,7 +13797,7 @@
             </w:pPr>
             <w:r>
               <w:rPr>
-                <w:rFonts w:ascii="游ゴシック" w:cs="游ゴシック" w:eastAsia="游ゴシック" w:hAnsi="游ゴシック"/>
+                <w:rFonts w:ascii="BIZ UDPゴシック" w:cs="BIZ UDPゴシック" w:eastAsia="BIZ UDPゴシック" w:hAnsi="BIZ UDPゴシック"/>
                 <w:b w:val="false"/>
                 <w:bCs w:val="false"/>
                 <w:color w:val="000000"/>
@@ -13826,7 +13826,7 @@
             </w:pPr>
             <w:r>
               <w:rPr>
-                <w:rFonts w:ascii="游ゴシック" w:cs="游ゴシック" w:eastAsia="游ゴシック" w:hAnsi="游ゴシック"/>
+                <w:rFonts w:ascii="BIZ UDPゴシック" w:cs="BIZ UDPゴシック" w:eastAsia="BIZ UDPゴシック" w:hAnsi="BIZ UDPゴシック"/>
                 <w:b w:val="false"/>
                 <w:bCs w:val="false"/>
                 <w:color w:val="000000"/>
@@ -13856,7 +13856,7 @@
             </w:pPr>
             <w:r>
               <w:rPr>
-                <w:rFonts w:ascii="游ゴシック" w:cs="游ゴシック" w:eastAsia="游ゴシック" w:hAnsi="游ゴシック"/>
+                <w:rFonts w:ascii="BIZ UDPゴシック" w:cs="BIZ UDPゴシック" w:eastAsia="BIZ UDPゴシック" w:hAnsi="BIZ UDPゴシック"/>
                 <w:b w:val="false"/>
                 <w:bCs w:val="false"/>
                 <w:color w:val="000000"/>
@@ -13884,7 +13884,7 @@
             </w:pPr>
             <w:r>
               <w:rPr>
-                <w:rFonts w:ascii="游ゴシック" w:cs="游ゴシック" w:eastAsia="游ゴシック" w:hAnsi="游ゴシック"/>
+                <w:rFonts w:ascii="BIZ UDPゴシック" w:cs="BIZ UDPゴシック" w:eastAsia="BIZ UDPゴシック" w:hAnsi="BIZ UDPゴシック"/>
                 <w:b w:val="false"/>
                 <w:bCs w:val="false"/>
                 <w:color w:val="000000"/>
@@ -13912,7 +13912,7 @@
             </w:pPr>
             <w:r>
               <w:rPr>
-                <w:rFonts w:ascii="游ゴシック" w:cs="游ゴシック" w:eastAsia="游ゴシック" w:hAnsi="游ゴシック"/>
+                <w:rFonts w:ascii="BIZ UDPゴシック" w:cs="BIZ UDPゴシック" w:eastAsia="BIZ UDPゴシック" w:hAnsi="BIZ UDPゴシック"/>
                 <w:b w:val="false"/>
                 <w:bCs w:val="false"/>
                 <w:color w:val="000000"/>
@@ -13940,7 +13940,7 @@
             </w:pPr>
             <w:r>
               <w:rPr>
-                <w:rFonts w:ascii="游ゴシック" w:cs="游ゴシック" w:eastAsia="游ゴシック" w:hAnsi="游ゴシック"/>
+                <w:rFonts w:ascii="BIZ UDPゴシック" w:cs="BIZ UDPゴシック" w:eastAsia="BIZ UDPゴシック" w:hAnsi="BIZ UDPゴシック"/>
                 <w:b w:val="false"/>
                 <w:bCs w:val="false"/>
                 <w:color w:val="000000"/>
@@ -13969,7 +13969,7 @@
             </w:pPr>
             <w:r>
               <w:rPr>
-                <w:rFonts w:ascii="游ゴシック" w:cs="游ゴシック" w:eastAsia="游ゴシック" w:hAnsi="游ゴシック"/>
+                <w:rFonts w:ascii="BIZ UDPゴシック" w:cs="BIZ UDPゴシック" w:eastAsia="BIZ UDPゴシック" w:hAnsi="BIZ UDPゴシック"/>
                 <w:b w:val="false"/>
                 <w:bCs w:val="false"/>
                 <w:color w:val="000000"/>
@@ -13998,7 +13998,7 @@
             </w:pPr>
             <w:r>
               <w:rPr>
-                <w:rFonts w:ascii="游ゴシック" w:cs="游ゴシック" w:eastAsia="游ゴシック" w:hAnsi="游ゴシック"/>
+                <w:rFonts w:ascii="BIZ UDPゴシック" w:cs="BIZ UDPゴシック" w:eastAsia="BIZ UDPゴシック" w:hAnsi="BIZ UDPゴシック"/>
                 <w:b w:val="false"/>
                 <w:bCs w:val="false"/>
                 <w:color w:val="000000"/>
@@ -14027,7 +14027,7 @@
             </w:pPr>
             <w:r>
               <w:rPr>
-                <w:rFonts w:ascii="游ゴシック" w:cs="游ゴシック" w:eastAsia="游ゴシック" w:hAnsi="游ゴシック"/>
+                <w:rFonts w:ascii="BIZ UDPゴシック" w:cs="BIZ UDPゴシック" w:eastAsia="BIZ UDPゴシック" w:hAnsi="BIZ UDPゴシック"/>
                 <w:b w:val="false"/>
                 <w:bCs w:val="false"/>
                 <w:color w:val="000000"/>
@@ -14057,7 +14057,7 @@
             </w:pPr>
             <w:r>
               <w:rPr>
-                <w:rFonts w:ascii="游ゴシック" w:cs="游ゴシック" w:eastAsia="游ゴシック" w:hAnsi="游ゴシック"/>
+                <w:rFonts w:ascii="BIZ UDPゴシック" w:cs="BIZ UDPゴシック" w:eastAsia="BIZ UDPゴシック" w:hAnsi="BIZ UDPゴシック"/>
                 <w:b w:val="false"/>
                 <w:bCs w:val="false"/>
                 <w:color w:val="000000"/>
@@ -14085,7 +14085,7 @@
             </w:pPr>
             <w:r>
               <w:rPr>
-                <w:rFonts w:ascii="游ゴシック" w:cs="游ゴシック" w:eastAsia="游ゴシック" w:hAnsi="游ゴシック"/>
+                <w:rFonts w:ascii="BIZ UDPゴシック" w:cs="BIZ UDPゴシック" w:eastAsia="BIZ UDPゴシック" w:hAnsi="BIZ UDPゴシック"/>
                 <w:b w:val="false"/>
                 <w:bCs w:val="false"/>
                 <w:color w:val="000000"/>
@@ -14113,7 +14113,7 @@
             </w:pPr>
             <w:r>
               <w:rPr>
-                <w:rFonts w:ascii="游ゴシック" w:cs="游ゴシック" w:eastAsia="游ゴシック" w:hAnsi="游ゴシック"/>
+                <w:rFonts w:ascii="BIZ UDPゴシック" w:cs="BIZ UDPゴシック" w:eastAsia="BIZ UDPゴシック" w:hAnsi="BIZ UDPゴシック"/>
                 <w:b w:val="false"/>
                 <w:bCs w:val="false"/>
                 <w:color w:val="000000"/>
@@ -14141,7 +14141,7 @@
             </w:pPr>
             <w:r>
               <w:rPr>
-                <w:rFonts w:ascii="游ゴシック" w:cs="游ゴシック" w:eastAsia="游ゴシック" w:hAnsi="游ゴシック"/>
+                <w:rFonts w:ascii="BIZ UDPゴシック" w:cs="BIZ UDPゴシック" w:eastAsia="BIZ UDPゴシック" w:hAnsi="BIZ UDPゴシック"/>
                 <w:b w:val="false"/>
                 <w:bCs w:val="false"/>
                 <w:color w:val="000000"/>
@@ -14170,7 +14170,7 @@
             </w:pPr>
             <w:r>
               <w:rPr>
-                <w:rFonts w:ascii="游ゴシック" w:cs="游ゴシック" w:eastAsia="游ゴシック" w:hAnsi="游ゴシック"/>
+                <w:rFonts w:ascii="BIZ UDPゴシック" w:cs="BIZ UDPゴシック" w:eastAsia="BIZ UDPゴシック" w:hAnsi="BIZ UDPゴシック"/>
                 <w:b w:val="false"/>
                 <w:bCs w:val="false"/>
                 <w:color w:val="000000"/>
@@ -14199,7 +14199,7 @@
             </w:pPr>
             <w:r>
               <w:rPr>
-                <w:rFonts w:ascii="游ゴシック" w:cs="游ゴシック" w:eastAsia="游ゴシック" w:hAnsi="游ゴシック"/>
+                <w:rFonts w:ascii="BIZ UDPゴシック" w:cs="BIZ UDPゴシック" w:eastAsia="BIZ UDPゴシック" w:hAnsi="BIZ UDPゴシック"/>
                 <w:b w:val="false"/>
                 <w:bCs w:val="false"/>
                 <w:color w:val="000000"/>
@@ -14228,7 +14228,7 @@
             </w:pPr>
             <w:r>
               <w:rPr>
-                <w:rFonts w:ascii="游ゴシック" w:cs="游ゴシック" w:eastAsia="游ゴシック" w:hAnsi="游ゴシック"/>
+                <w:rFonts w:ascii="BIZ UDPゴシック" w:cs="BIZ UDPゴシック" w:eastAsia="BIZ UDPゴシック" w:hAnsi="BIZ UDPゴシック"/>
                 <w:b w:val="false"/>
                 <w:bCs w:val="false"/>
                 <w:color w:val="000000"/>
@@ -14247,7 +14247,7 @@
       </w:pPr>
       <w:r>
         <w:rPr>
-          <w:rFonts w:ascii="游明朝" w:cs="游明朝" w:eastAsia="游明朝" w:hAnsi="游明朝"/>
+          <w:rFonts w:ascii="BIZ UDPゴシック" w:cs="BIZ UDPゴシック" w:eastAsia="BIZ UDPゴシック" w:hAnsi="BIZ UDPゴシック"/>
           <w:sz w:val="21"/>
           <w:szCs w:val="21"/>
         </w:rPr>
@@ -14260,7 +14260,7 @@
       </w:pPr>
       <w:r>
         <w:rPr>
-          <w:rFonts w:ascii="游ゴシック" w:cs="游ゴシック" w:eastAsia="游ゴシック" w:hAnsi="游ゴシック"/>
+          <w:rFonts w:ascii="BIZ UDPゴシック" w:cs="BIZ UDPゴシック" w:eastAsia="BIZ UDPゴシック" w:hAnsi="BIZ UDPゴシック"/>
           <w:color w:val="595959"/>
           <w:sz w:val="19"/>
           <w:szCs w:val="19"/>
@@ -14276,11 +14276,11 @@
     <w:p>
       <w:pPr>
         <w:keepNext/>
-        <w:spacing w:after="160" w:before="300" w:line="320" w:lineRule="exact"/>
+        <w:spacing w:after="160" w:before="300" w:line="360" w:lineRule="atLeast"/>
       </w:pPr>
       <w:r>
         <w:rPr>
-          <w:rFonts w:ascii="游ゴシック" w:cs="游ゴシック" w:eastAsia="游ゴシック" w:hAnsi="游ゴシック"/>
+          <w:rFonts w:ascii="BIZ UDPゴシック" w:cs="BIZ UDPゴシック" w:eastAsia="BIZ UDPゴシック" w:hAnsi="BIZ UDPゴシック"/>
           <w:b/>
           <w:bCs/>
           <w:color w:val="1F3864"/>
@@ -14296,7 +14296,7 @@
       </w:pPr>
       <w:r>
         <w:rPr>
-          <w:rFonts w:ascii="游明朝" w:cs="游明朝" w:eastAsia="游明朝" w:hAnsi="游明朝"/>
+          <w:rFonts w:ascii="BIZ UDPゴシック" w:cs="BIZ UDPゴシック" w:eastAsia="BIZ UDPゴシック" w:hAnsi="BIZ UDPゴシック"/>
           <w:sz w:val="21"/>
           <w:szCs w:val="21"/>
         </w:rPr>
@@ -14310,7 +14310,7 @@
       </w:pPr>
       <w:r>
         <w:rPr>
-          <w:rFonts w:ascii="游ゴシック" w:cs="游ゴシック" w:eastAsia="游ゴシック" w:hAnsi="游ゴシック"/>
+          <w:rFonts w:ascii="BIZ UDPゴシック" w:cs="BIZ UDPゴシック" w:eastAsia="BIZ UDPゴシック" w:hAnsi="BIZ UDPゴシック"/>
           <w:b/>
           <w:bCs/>
           <w:color w:val="1F3864"/>
@@ -14321,7 +14321,7 @@
       </w:r>
       <w:r>
         <w:rPr>
-          <w:rFonts w:ascii="游ゴシック" w:cs="游ゴシック" w:eastAsia="游ゴシック" w:hAnsi="游ゴシック"/>
+          <w:rFonts w:ascii="BIZ UDPゴシック" w:cs="BIZ UDPゴシック" w:eastAsia="BIZ UDPゴシック" w:hAnsi="BIZ UDPゴシック"/>
           <w:color w:val="595959"/>
           <w:sz w:val="18"/>
           <w:szCs w:val="18"/>
@@ -14335,7 +14335,7 @@
       </w:pPr>
       <w:r>
         <w:rPr>
-          <w:rFonts w:ascii="游明朝" w:cs="游明朝" w:eastAsia="游明朝" w:hAnsi="游明朝"/>
+          <w:rFonts w:ascii="BIZ UDPゴシック" w:cs="BIZ UDPゴシック" w:eastAsia="BIZ UDPゴシック" w:hAnsi="BIZ UDPゴシック"/>
           <w:sz w:val="20"/>
           <w:szCs w:val="20"/>
         </w:rPr>
@@ -14348,7 +14348,7 @@
       </w:pPr>
       <w:r>
         <w:rPr>
-          <w:rFonts w:ascii="游ゴシック" w:cs="游ゴシック" w:eastAsia="游ゴシック" w:hAnsi="游ゴシック"/>
+          <w:rFonts w:ascii="BIZ UDPゴシック" w:cs="BIZ UDPゴシック" w:eastAsia="BIZ UDPゴシック" w:hAnsi="BIZ UDPゴシック"/>
           <w:color w:val="595959"/>
           <w:sz w:val="20"/>
           <w:szCs w:val="20"/>
@@ -14363,7 +14363,7 @@
       </w:pPr>
       <w:r>
         <w:rPr>
-          <w:rFonts w:ascii="游ゴシック" w:cs="游ゴシック" w:eastAsia="游ゴシック" w:hAnsi="游ゴシック"/>
+          <w:rFonts w:ascii="BIZ UDPゴシック" w:cs="BIZ UDPゴシック" w:eastAsia="BIZ UDPゴシック" w:hAnsi="BIZ UDPゴシック"/>
           <w:b/>
           <w:bCs/>
           <w:color w:val="1F3864"/>
@@ -14374,7 +14374,7 @@
       </w:r>
       <w:r>
         <w:rPr>
-          <w:rFonts w:ascii="游ゴシック" w:cs="游ゴシック" w:eastAsia="游ゴシック" w:hAnsi="游ゴシック"/>
+          <w:rFonts w:ascii="BIZ UDPゴシック" w:cs="BIZ UDPゴシック" w:eastAsia="BIZ UDPゴシック" w:hAnsi="BIZ UDPゴシック"/>
           <w:color w:val="595959"/>
           <w:sz w:val="18"/>
           <w:szCs w:val="18"/>
@@ -14388,7 +14388,7 @@
       </w:pPr>
       <w:r>
         <w:rPr>
-          <w:rFonts w:ascii="游明朝" w:cs="游明朝" w:eastAsia="游明朝" w:hAnsi="游明朝"/>
+          <w:rFonts w:ascii="BIZ UDPゴシック" w:cs="BIZ UDPゴシック" w:eastAsia="BIZ UDPゴシック" w:hAnsi="BIZ UDPゴシック"/>
           <w:sz w:val="20"/>
           <w:szCs w:val="20"/>
         </w:rPr>
@@ -14401,7 +14401,7 @@
       </w:pPr>
       <w:r>
         <w:rPr>
-          <w:rFonts w:ascii="游ゴシック" w:cs="游ゴシック" w:eastAsia="游ゴシック" w:hAnsi="游ゴシック"/>
+          <w:rFonts w:ascii="BIZ UDPゴシック" w:cs="BIZ UDPゴシック" w:eastAsia="BIZ UDPゴシック" w:hAnsi="BIZ UDPゴシック"/>
           <w:color w:val="595959"/>
           <w:sz w:val="20"/>
           <w:szCs w:val="20"/>
@@ -14416,7 +14416,7 @@
       </w:pPr>
       <w:r>
         <w:rPr>
-          <w:rFonts w:ascii="游ゴシック" w:cs="游ゴシック" w:eastAsia="游ゴシック" w:hAnsi="游ゴシック"/>
+          <w:rFonts w:ascii="BIZ UDPゴシック" w:cs="BIZ UDPゴシック" w:eastAsia="BIZ UDPゴシック" w:hAnsi="BIZ UDPゴシック"/>
           <w:b/>
           <w:bCs/>
           <w:color w:val="1F3864"/>
@@ -14427,7 +14427,7 @@
       </w:r>
       <w:r>
         <w:rPr>
-          <w:rFonts w:ascii="游ゴシック" w:cs="游ゴシック" w:eastAsia="游ゴシック" w:hAnsi="游ゴシック"/>
+          <w:rFonts w:ascii="BIZ UDPゴシック" w:cs="BIZ UDPゴシック" w:eastAsia="BIZ UDPゴシック" w:hAnsi="BIZ UDPゴシック"/>
           <w:color w:val="595959"/>
           <w:sz w:val="18"/>
           <w:szCs w:val="18"/>
@@ -14441,7 +14441,7 @@
       </w:pPr>
       <w:r>
         <w:rPr>
-          <w:rFonts w:ascii="游明朝" w:cs="游明朝" w:eastAsia="游明朝" w:hAnsi="游明朝"/>
+          <w:rFonts w:ascii="BIZ UDPゴシック" w:cs="BIZ UDPゴシック" w:eastAsia="BIZ UDPゴシック" w:hAnsi="BIZ UDPゴシック"/>
           <w:sz w:val="20"/>
           <w:szCs w:val="20"/>
         </w:rPr>
@@ -14454,7 +14454,7 @@
       </w:pPr>
       <w:r>
         <w:rPr>
-          <w:rFonts w:ascii="游ゴシック" w:cs="游ゴシック" w:eastAsia="游ゴシック" w:hAnsi="游ゴシック"/>
+          <w:rFonts w:ascii="BIZ UDPゴシック" w:cs="BIZ UDPゴシック" w:eastAsia="BIZ UDPゴシック" w:hAnsi="BIZ UDPゴシック"/>
           <w:color w:val="595959"/>
           <w:sz w:val="20"/>
           <w:szCs w:val="20"/>
@@ -14469,7 +14469,7 @@
       </w:pPr>
       <w:r>
         <w:rPr>
-          <w:rFonts w:ascii="游ゴシック" w:cs="游ゴシック" w:eastAsia="游ゴシック" w:hAnsi="游ゴシック"/>
+          <w:rFonts w:ascii="BIZ UDPゴシック" w:cs="BIZ UDPゴシック" w:eastAsia="BIZ UDPゴシック" w:hAnsi="BIZ UDPゴシック"/>
           <w:b/>
           <w:bCs/>
           <w:color w:val="1F3864"/>
@@ -14480,7 +14480,7 @@
       </w:r>
       <w:r>
         <w:rPr>
-          <w:rFonts w:ascii="游ゴシック" w:cs="游ゴシック" w:eastAsia="游ゴシック" w:hAnsi="游ゴシック"/>
+          <w:rFonts w:ascii="BIZ UDPゴシック" w:cs="BIZ UDPゴシック" w:eastAsia="BIZ UDPゴシック" w:hAnsi="BIZ UDPゴシック"/>
           <w:color w:val="595959"/>
           <w:sz w:val="18"/>
           <w:szCs w:val="18"/>
@@ -14494,7 +14494,7 @@
       </w:pPr>
       <w:r>
         <w:rPr>
-          <w:rFonts w:ascii="游明朝" w:cs="游明朝" w:eastAsia="游明朝" w:hAnsi="游明朝"/>
+          <w:rFonts w:ascii="BIZ UDPゴシック" w:cs="BIZ UDPゴシック" w:eastAsia="BIZ UDPゴシック" w:hAnsi="BIZ UDPゴシック"/>
           <w:sz w:val="20"/>
           <w:szCs w:val="20"/>
         </w:rPr>
@@ -14507,7 +14507,7 @@
       </w:pPr>
       <w:r>
         <w:rPr>
-          <w:rFonts w:ascii="游ゴシック" w:cs="游ゴシック" w:eastAsia="游ゴシック" w:hAnsi="游ゴシック"/>
+          <w:rFonts w:ascii="BIZ UDPゴシック" w:cs="BIZ UDPゴシック" w:eastAsia="BIZ UDPゴシック" w:hAnsi="BIZ UDPゴシック"/>
           <w:color w:val="595959"/>
           <w:sz w:val="20"/>
           <w:szCs w:val="20"/>
@@ -14522,7 +14522,7 @@
       </w:pPr>
       <w:r>
         <w:rPr>
-          <w:rFonts w:ascii="游ゴシック" w:cs="游ゴシック" w:eastAsia="游ゴシック" w:hAnsi="游ゴシック"/>
+          <w:rFonts w:ascii="BIZ UDPゴシック" w:cs="BIZ UDPゴシック" w:eastAsia="BIZ UDPゴシック" w:hAnsi="BIZ UDPゴシック"/>
           <w:b/>
           <w:bCs/>
           <w:color w:val="1F3864"/>
@@ -14533,7 +14533,7 @@
       </w:r>
       <w:r>
         <w:rPr>
-          <w:rFonts w:ascii="游ゴシック" w:cs="游ゴシック" w:eastAsia="游ゴシック" w:hAnsi="游ゴシック"/>
+          <w:rFonts w:ascii="BIZ UDPゴシック" w:cs="BIZ UDPゴシック" w:eastAsia="BIZ UDPゴシック" w:hAnsi="BIZ UDPゴシック"/>
           <w:color w:val="595959"/>
           <w:sz w:val="18"/>
           <w:szCs w:val="18"/>
@@ -14547,7 +14547,7 @@
       </w:pPr>
       <w:r>
         <w:rPr>
-          <w:rFonts w:ascii="游明朝" w:cs="游明朝" w:eastAsia="游明朝" w:hAnsi="游明朝"/>
+          <w:rFonts w:ascii="BIZ UDPゴシック" w:cs="BIZ UDPゴシック" w:eastAsia="BIZ UDPゴシック" w:hAnsi="BIZ UDPゴシック"/>
           <w:sz w:val="20"/>
           <w:szCs w:val="20"/>
         </w:rPr>
@@ -14560,7 +14560,7 @@
       </w:pPr>
       <w:r>
         <w:rPr>
-          <w:rFonts w:ascii="游ゴシック" w:cs="游ゴシック" w:eastAsia="游ゴシック" w:hAnsi="游ゴシック"/>
+          <w:rFonts w:ascii="BIZ UDPゴシック" w:cs="BIZ UDPゴシック" w:eastAsia="BIZ UDPゴシック" w:hAnsi="BIZ UDPゴシック"/>
           <w:color w:val="595959"/>
           <w:sz w:val="20"/>
           <w:szCs w:val="20"/>
@@ -14575,7 +14575,7 @@
       </w:pPr>
       <w:r>
         <w:rPr>
-          <w:rFonts w:ascii="游ゴシック" w:cs="游ゴシック" w:eastAsia="游ゴシック" w:hAnsi="游ゴシック"/>
+          <w:rFonts w:ascii="BIZ UDPゴシック" w:cs="BIZ UDPゴシック" w:eastAsia="BIZ UDPゴシック" w:hAnsi="BIZ UDPゴシック"/>
           <w:b/>
           <w:bCs/>
           <w:color w:val="1F3864"/>
@@ -14586,7 +14586,7 @@
       </w:r>
       <w:r>
         <w:rPr>
-          <w:rFonts w:ascii="游ゴシック" w:cs="游ゴシック" w:eastAsia="游ゴシック" w:hAnsi="游ゴシック"/>
+          <w:rFonts w:ascii="BIZ UDPゴシック" w:cs="BIZ UDPゴシック" w:eastAsia="BIZ UDPゴシック" w:hAnsi="BIZ UDPゴシック"/>
           <w:color w:val="595959"/>
           <w:sz w:val="18"/>
           <w:szCs w:val="18"/>
@@ -14600,7 +14600,7 @@
       </w:pPr>
       <w:r>
         <w:rPr>
-          <w:rFonts w:ascii="游明朝" w:cs="游明朝" w:eastAsia="游明朝" w:hAnsi="游明朝"/>
+          <w:rFonts w:ascii="BIZ UDPゴシック" w:cs="BIZ UDPゴシック" w:eastAsia="BIZ UDPゴシック" w:hAnsi="BIZ UDPゴシック"/>
           <w:sz w:val="20"/>
           <w:szCs w:val="20"/>
         </w:rPr>
@@ -14613,7 +14613,7 @@
       </w:pPr>
       <w:r>
         <w:rPr>
-          <w:rFonts w:ascii="游ゴシック" w:cs="游ゴシック" w:eastAsia="游ゴシック" w:hAnsi="游ゴシック"/>
+          <w:rFonts w:ascii="BIZ UDPゴシック" w:cs="BIZ UDPゴシック" w:eastAsia="BIZ UDPゴシック" w:hAnsi="BIZ UDPゴシック"/>
           <w:color w:val="595959"/>
           <w:sz w:val="20"/>
           <w:szCs w:val="20"/>
@@ -14628,7 +14628,7 @@
       </w:pPr>
       <w:r>
         <w:rPr>
-          <w:rFonts w:ascii="游ゴシック" w:cs="游ゴシック" w:eastAsia="游ゴシック" w:hAnsi="游ゴシック"/>
+          <w:rFonts w:ascii="BIZ UDPゴシック" w:cs="BIZ UDPゴシック" w:eastAsia="BIZ UDPゴシック" w:hAnsi="BIZ UDPゴシック"/>
           <w:b/>
           <w:bCs/>
           <w:color w:val="1F3864"/>
@@ -14639,7 +14639,7 @@
       </w:r>
       <w:r>
         <w:rPr>
-          <w:rFonts w:ascii="游ゴシック" w:cs="游ゴシック" w:eastAsia="游ゴシック" w:hAnsi="游ゴシック"/>
+          <w:rFonts w:ascii="BIZ UDPゴシック" w:cs="BIZ UDPゴシック" w:eastAsia="BIZ UDPゴシック" w:hAnsi="BIZ UDPゴシック"/>
           <w:color w:val="595959"/>
           <w:sz w:val="18"/>
           <w:szCs w:val="18"/>
@@ -14653,7 +14653,7 @@
       </w:pPr>
       <w:r>
         <w:rPr>
-          <w:rFonts w:ascii="游明朝" w:cs="游明朝" w:eastAsia="游明朝" w:hAnsi="游明朝"/>
+          <w:rFonts w:ascii="BIZ UDPゴシック" w:cs="BIZ UDPゴシック" w:eastAsia="BIZ UDPゴシック" w:hAnsi="BIZ UDPゴシック"/>
           <w:sz w:val="20"/>
           <w:szCs w:val="20"/>
         </w:rPr>
@@ -14666,7 +14666,7 @@
       </w:pPr>
       <w:r>
         <w:rPr>
-          <w:rFonts w:ascii="游ゴシック" w:cs="游ゴシック" w:eastAsia="游ゴシック" w:hAnsi="游ゴシック"/>
+          <w:rFonts w:ascii="BIZ UDPゴシック" w:cs="BIZ UDPゴシック" w:eastAsia="BIZ UDPゴシック" w:hAnsi="BIZ UDPゴシック"/>
           <w:color w:val="595959"/>
           <w:sz w:val="20"/>
           <w:szCs w:val="20"/>
@@ -14681,7 +14681,7 @@
       </w:pPr>
       <w:r>
         <w:rPr>
-          <w:rFonts w:ascii="游ゴシック" w:cs="游ゴシック" w:eastAsia="游ゴシック" w:hAnsi="游ゴシック"/>
+          <w:rFonts w:ascii="BIZ UDPゴシック" w:cs="BIZ UDPゴシック" w:eastAsia="BIZ UDPゴシック" w:hAnsi="BIZ UDPゴシック"/>
           <w:b/>
           <w:bCs/>
           <w:color w:val="1F3864"/>
@@ -14692,7 +14692,7 @@
       </w:r>
       <w:r>
         <w:rPr>
-          <w:rFonts w:ascii="游ゴシック" w:cs="游ゴシック" w:eastAsia="游ゴシック" w:hAnsi="游ゴシック"/>
+          <w:rFonts w:ascii="BIZ UDPゴシック" w:cs="BIZ UDPゴシック" w:eastAsia="BIZ UDPゴシック" w:hAnsi="BIZ UDPゴシック"/>
           <w:color w:val="595959"/>
           <w:sz w:val="18"/>
           <w:szCs w:val="18"/>
@@ -14706,7 +14706,7 @@
       </w:pPr>
       <w:r>
         <w:rPr>
-          <w:rFonts w:ascii="游明朝" w:cs="游明朝" w:eastAsia="游明朝" w:hAnsi="游明朝"/>
+          <w:rFonts w:ascii="BIZ UDPゴシック" w:cs="BIZ UDPゴシック" w:eastAsia="BIZ UDPゴシック" w:hAnsi="BIZ UDPゴシック"/>
           <w:sz w:val="20"/>
           <w:szCs w:val="20"/>
         </w:rPr>
@@ -14719,7 +14719,7 @@
       </w:pPr>
       <w:r>
         <w:rPr>
-          <w:rFonts w:ascii="游ゴシック" w:cs="游ゴシック" w:eastAsia="游ゴシック" w:hAnsi="游ゴシック"/>
+          <w:rFonts w:ascii="BIZ UDPゴシック" w:cs="BIZ UDPゴシック" w:eastAsia="BIZ UDPゴシック" w:hAnsi="BIZ UDPゴシック"/>
           <w:color w:val="595959"/>
           <w:sz w:val="20"/>
           <w:szCs w:val="20"/>
@@ -14734,7 +14734,7 @@
       </w:pPr>
       <w:r>
         <w:rPr>
-          <w:rFonts w:ascii="游ゴシック" w:cs="游ゴシック" w:eastAsia="游ゴシック" w:hAnsi="游ゴシック"/>
+          <w:rFonts w:ascii="BIZ UDPゴシック" w:cs="BIZ UDPゴシック" w:eastAsia="BIZ UDPゴシック" w:hAnsi="BIZ UDPゴシック"/>
           <w:b/>
           <w:bCs/>
           <w:color w:val="1F3864"/>
@@ -14745,7 +14745,7 @@
       </w:r>
       <w:r>
         <w:rPr>
-          <w:rFonts w:ascii="游ゴシック" w:cs="游ゴシック" w:eastAsia="游ゴシック" w:hAnsi="游ゴシック"/>
+          <w:rFonts w:ascii="BIZ UDPゴシック" w:cs="BIZ UDPゴシック" w:eastAsia="BIZ UDPゴシック" w:hAnsi="BIZ UDPゴシック"/>
           <w:color w:val="595959"/>
           <w:sz w:val="18"/>
           <w:szCs w:val="18"/>
@@ -14759,7 +14759,7 @@
       </w:pPr>
       <w:r>
         <w:rPr>
-          <w:rFonts w:ascii="游明朝" w:cs="游明朝" w:eastAsia="游明朝" w:hAnsi="游明朝"/>
+          <w:rFonts w:ascii="BIZ UDPゴシック" w:cs="BIZ UDPゴシック" w:eastAsia="BIZ UDPゴシック" w:hAnsi="BIZ UDPゴシック"/>
           <w:sz w:val="20"/>
           <w:szCs w:val="20"/>
         </w:rPr>
@@ -14772,7 +14772,7 @@
       </w:pPr>
       <w:r>
         <w:rPr>
-          <w:rFonts w:ascii="游ゴシック" w:cs="游ゴシック" w:eastAsia="游ゴシック" w:hAnsi="游ゴシック"/>
+          <w:rFonts w:ascii="BIZ UDPゴシック" w:cs="BIZ UDPゴシック" w:eastAsia="BIZ UDPゴシック" w:hAnsi="BIZ UDPゴシック"/>
           <w:color w:val="595959"/>
           <w:sz w:val="20"/>
           <w:szCs w:val="20"/>
@@ -14787,7 +14787,7 @@
       </w:pPr>
       <w:r>
         <w:rPr>
-          <w:rFonts w:ascii="游ゴシック" w:cs="游ゴシック" w:eastAsia="游ゴシック" w:hAnsi="游ゴシック"/>
+          <w:rFonts w:ascii="BIZ UDPゴシック" w:cs="BIZ UDPゴシック" w:eastAsia="BIZ UDPゴシック" w:hAnsi="BIZ UDPゴシック"/>
           <w:b/>
           <w:bCs/>
           <w:color w:val="1F3864"/>
@@ -14798,7 +14798,7 @@
       </w:r>
       <w:r>
         <w:rPr>
-          <w:rFonts w:ascii="游ゴシック" w:cs="游ゴシック" w:eastAsia="游ゴシック" w:hAnsi="游ゴシック"/>
+          <w:rFonts w:ascii="BIZ UDPゴシック" w:cs="BIZ UDPゴシック" w:eastAsia="BIZ UDPゴシック" w:hAnsi="BIZ UDPゴシック"/>
           <w:color w:val="595959"/>
           <w:sz w:val="18"/>
           <w:szCs w:val="18"/>
@@ -14812,7 +14812,7 @@
       </w:pPr>
       <w:r>
         <w:rPr>
-          <w:rFonts w:ascii="游明朝" w:cs="游明朝" w:eastAsia="游明朝" w:hAnsi="游明朝"/>
+          <w:rFonts w:ascii="BIZ UDPゴシック" w:cs="BIZ UDPゴシック" w:eastAsia="BIZ UDPゴシック" w:hAnsi="BIZ UDPゴシック"/>
           <w:sz w:val="20"/>
           <w:szCs w:val="20"/>
         </w:rPr>
@@ -14825,7 +14825,7 @@
       </w:pPr>
       <w:r>
         <w:rPr>
-          <w:rFonts w:ascii="游ゴシック" w:cs="游ゴシック" w:eastAsia="游ゴシック" w:hAnsi="游ゴシック"/>
+          <w:rFonts w:ascii="BIZ UDPゴシック" w:cs="BIZ UDPゴシック" w:eastAsia="BIZ UDPゴシック" w:hAnsi="BIZ UDPゴシック"/>
           <w:color w:val="595959"/>
           <w:sz w:val="20"/>
           <w:szCs w:val="20"/>
@@ -14840,7 +14840,7 @@
       </w:pPr>
       <w:r>
         <w:rPr>
-          <w:rFonts w:ascii="游ゴシック" w:cs="游ゴシック" w:eastAsia="游ゴシック" w:hAnsi="游ゴシック"/>
+          <w:rFonts w:ascii="BIZ UDPゴシック" w:cs="BIZ UDPゴシック" w:eastAsia="BIZ UDPゴシック" w:hAnsi="BIZ UDPゴシック"/>
           <w:b/>
           <w:bCs/>
           <w:color w:val="1F3864"/>
@@ -14851,7 +14851,7 @@
       </w:r>
       <w:r>
         <w:rPr>
-          <w:rFonts w:ascii="游ゴシック" w:cs="游ゴシック" w:eastAsia="游ゴシック" w:hAnsi="游ゴシック"/>
+          <w:rFonts w:ascii="BIZ UDPゴシック" w:cs="BIZ UDPゴシック" w:eastAsia="BIZ UDPゴシック" w:hAnsi="BIZ UDPゴシック"/>
           <w:color w:val="595959"/>
           <w:sz w:val="18"/>
           <w:szCs w:val="18"/>
@@ -14865,7 +14865,7 @@
       </w:pPr>
       <w:r>
         <w:rPr>
-          <w:rFonts w:ascii="游明朝" w:cs="游明朝" w:eastAsia="游明朝" w:hAnsi="游明朝"/>
+          <w:rFonts w:ascii="BIZ UDPゴシック" w:cs="BIZ UDPゴシック" w:eastAsia="BIZ UDPゴシック" w:hAnsi="BIZ UDPゴシック"/>
           <w:sz w:val="20"/>
           <w:szCs w:val="20"/>
         </w:rPr>
@@ -14878,7 +14878,7 @@
       </w:pPr>
       <w:r>
         <w:rPr>
-          <w:rFonts w:ascii="游ゴシック" w:cs="游ゴシック" w:eastAsia="游ゴシック" w:hAnsi="游ゴシック"/>
+          <w:rFonts w:ascii="BIZ UDPゴシック" w:cs="BIZ UDPゴシック" w:eastAsia="BIZ UDPゴシック" w:hAnsi="BIZ UDPゴシック"/>
           <w:color w:val="595959"/>
           <w:sz w:val="20"/>
           <w:szCs w:val="20"/>
@@ -14893,7 +14893,7 @@
       </w:pPr>
       <w:r>
         <w:rPr>
-          <w:rFonts w:ascii="游ゴシック" w:cs="游ゴシック" w:eastAsia="游ゴシック" w:hAnsi="游ゴシック"/>
+          <w:rFonts w:ascii="BIZ UDPゴシック" w:cs="BIZ UDPゴシック" w:eastAsia="BIZ UDPゴシック" w:hAnsi="BIZ UDPゴシック"/>
           <w:b/>
           <w:bCs/>
           <w:color w:val="1F3864"/>
@@ -14904,7 +14904,7 @@
       </w:r>
       <w:r>
         <w:rPr>
-          <w:rFonts w:ascii="游ゴシック" w:cs="游ゴシック" w:eastAsia="游ゴシック" w:hAnsi="游ゴシック"/>
+          <w:rFonts w:ascii="BIZ UDPゴシック" w:cs="BIZ UDPゴシック" w:eastAsia="BIZ UDPゴシック" w:hAnsi="BIZ UDPゴシック"/>
           <w:color w:val="595959"/>
           <w:sz w:val="18"/>
           <w:szCs w:val="18"/>
@@ -14918,7 +14918,7 @@
       </w:pPr>
       <w:r>
         <w:rPr>
-          <w:rFonts w:ascii="游明朝" w:cs="游明朝" w:eastAsia="游明朝" w:hAnsi="游明朝"/>
+          <w:rFonts w:ascii="BIZ UDPゴシック" w:cs="BIZ UDPゴシック" w:eastAsia="BIZ UDPゴシック" w:hAnsi="BIZ UDPゴシック"/>
           <w:sz w:val="20"/>
           <w:szCs w:val="20"/>
         </w:rPr>
@@ -14931,7 +14931,7 @@
       </w:pPr>
       <w:r>
         <w:rPr>
-          <w:rFonts w:ascii="游ゴシック" w:cs="游ゴシック" w:eastAsia="游ゴシック" w:hAnsi="游ゴシック"/>
+          <w:rFonts w:ascii="BIZ UDPゴシック" w:cs="BIZ UDPゴシック" w:eastAsia="BIZ UDPゴシック" w:hAnsi="BIZ UDPゴシック"/>
           <w:color w:val="595959"/>
           <w:sz w:val="20"/>
           <w:szCs w:val="20"/>
@@ -14946,7 +14946,7 @@
       </w:pPr>
       <w:r>
         <w:rPr>
-          <w:rFonts w:ascii="游ゴシック" w:cs="游ゴシック" w:eastAsia="游ゴシック" w:hAnsi="游ゴシック"/>
+          <w:rFonts w:ascii="BIZ UDPゴシック" w:cs="BIZ UDPゴシック" w:eastAsia="BIZ UDPゴシック" w:hAnsi="BIZ UDPゴシック"/>
           <w:b/>
           <w:bCs/>
           <w:color w:val="1F3864"/>
@@ -14957,7 +14957,7 @@
       </w:r>
       <w:r>
         <w:rPr>
-          <w:rFonts w:ascii="游ゴシック" w:cs="游ゴシック" w:eastAsia="游ゴシック" w:hAnsi="游ゴシック"/>
+          <w:rFonts w:ascii="BIZ UDPゴシック" w:cs="BIZ UDPゴシック" w:eastAsia="BIZ UDPゴシック" w:hAnsi="BIZ UDPゴシック"/>
           <w:color w:val="595959"/>
           <w:sz w:val="18"/>
           <w:szCs w:val="18"/>
@@ -14971,7 +14971,7 @@
       </w:pPr>
       <w:r>
         <w:rPr>
-          <w:rFonts w:ascii="游明朝" w:cs="游明朝" w:eastAsia="游明朝" w:hAnsi="游明朝"/>
+          <w:rFonts w:ascii="BIZ UDPゴシック" w:cs="BIZ UDPゴシック" w:eastAsia="BIZ UDPゴシック" w:hAnsi="BIZ UDPゴシック"/>
           <w:sz w:val="20"/>
           <w:szCs w:val="20"/>
         </w:rPr>
@@ -14984,7 +14984,7 @@
       </w:pPr>
       <w:r>
         <w:rPr>
-          <w:rFonts w:ascii="游ゴシック" w:cs="游ゴシック" w:eastAsia="游ゴシック" w:hAnsi="游ゴシック"/>
+          <w:rFonts w:ascii="BIZ UDPゴシック" w:cs="BIZ UDPゴシック" w:eastAsia="BIZ UDPゴシック" w:hAnsi="BIZ UDPゴシック"/>
           <w:color w:val="595959"/>
           <w:sz w:val="20"/>
           <w:szCs w:val="20"/>
@@ -14999,7 +14999,7 @@
       </w:pPr>
       <w:r>
         <w:rPr>
-          <w:rFonts w:ascii="游ゴシック" w:cs="游ゴシック" w:eastAsia="游ゴシック" w:hAnsi="游ゴシック"/>
+          <w:rFonts w:ascii="BIZ UDPゴシック" w:cs="BIZ UDPゴシック" w:eastAsia="BIZ UDPゴシック" w:hAnsi="BIZ UDPゴシック"/>
           <w:b/>
           <w:bCs/>
           <w:color w:val="1F3864"/>
@@ -15010,7 +15010,7 @@
       </w:r>
       <w:r>
         <w:rPr>
-          <w:rFonts w:ascii="游ゴシック" w:cs="游ゴシック" w:eastAsia="游ゴシック" w:hAnsi="游ゴシック"/>
+          <w:rFonts w:ascii="BIZ UDPゴシック" w:cs="BIZ UDPゴシック" w:eastAsia="BIZ UDPゴシック" w:hAnsi="BIZ UDPゴシック"/>
           <w:color w:val="595959"/>
           <w:sz w:val="18"/>
           <w:szCs w:val="18"/>
@@ -15024,7 +15024,7 @@
       </w:pPr>
       <w:r>
         <w:rPr>
-          <w:rFonts w:ascii="游明朝" w:cs="游明朝" w:eastAsia="游明朝" w:hAnsi="游明朝"/>
+          <w:rFonts w:ascii="BIZ UDPゴシック" w:cs="BIZ UDPゴシック" w:eastAsia="BIZ UDPゴシック" w:hAnsi="BIZ UDPゴシック"/>
           <w:sz w:val="20"/>
           <w:szCs w:val="20"/>
         </w:rPr>
@@ -15037,7 +15037,7 @@
       </w:pPr>
       <w:r>
         <w:rPr>
-          <w:rFonts w:ascii="游ゴシック" w:cs="游ゴシック" w:eastAsia="游ゴシック" w:hAnsi="游ゴシック"/>
+          <w:rFonts w:ascii="BIZ UDPゴシック" w:cs="BIZ UDPゴシック" w:eastAsia="BIZ UDPゴシック" w:hAnsi="BIZ UDPゴシック"/>
           <w:color w:val="595959"/>
           <w:sz w:val="20"/>
           <w:szCs w:val="20"/>
@@ -15048,11 +15048,11 @@
     <w:p>
       <w:pPr>
         <w:keepNext/>
-        <w:spacing w:after="160" w:before="300" w:line="320" w:lineRule="exact"/>
+        <w:spacing w:after="160" w:before="300" w:line="360" w:lineRule="atLeast"/>
       </w:pPr>
       <w:r>
         <w:rPr>
-          <w:rFonts w:ascii="游ゴシック" w:cs="游ゴシック" w:eastAsia="游ゴシック" w:hAnsi="游ゴシック"/>
+          <w:rFonts w:ascii="BIZ UDPゴシック" w:cs="BIZ UDPゴシック" w:eastAsia="BIZ UDPゴシック" w:hAnsi="BIZ UDPゴシック"/>
           <w:b/>
           <w:bCs/>
           <w:color w:val="1F3864"/>
@@ -15068,7 +15068,7 @@
       </w:pPr>
       <w:r>
         <w:rPr>
-          <w:rFonts w:ascii="游明朝" w:cs="游明朝" w:eastAsia="游明朝" w:hAnsi="游明朝"/>
+          <w:rFonts w:ascii="BIZ UDPゴシック" w:cs="BIZ UDPゴシック" w:eastAsia="BIZ UDPゴシック" w:hAnsi="BIZ UDPゴシック"/>
           <w:sz w:val="21"/>
           <w:szCs w:val="21"/>
         </w:rPr>
@@ -15115,7 +15115,7 @@
             </w:pPr>
             <w:r>
               <w:rPr>
-                <w:rFonts w:ascii="游ゴシック" w:cs="游ゴシック" w:eastAsia="游ゴシック" w:hAnsi="游ゴシック"/>
+                <w:rFonts w:ascii="BIZ UDPゴシック" w:cs="BIZ UDPゴシック" w:eastAsia="BIZ UDPゴシック" w:hAnsi="BIZ UDPゴシック"/>
                 <w:b/>
                 <w:bCs/>
                 <w:color w:val="FFFFFF"/>
@@ -15144,7 +15144,7 @@
             </w:pPr>
             <w:r>
               <w:rPr>
-                <w:rFonts w:ascii="游ゴシック" w:cs="游ゴシック" w:eastAsia="游ゴシック" w:hAnsi="游ゴシック"/>
+                <w:rFonts w:ascii="BIZ UDPゴシック" w:cs="BIZ UDPゴシック" w:eastAsia="BIZ UDPゴシック" w:hAnsi="BIZ UDPゴシック"/>
                 <w:b/>
                 <w:bCs/>
                 <w:color w:val="FFFFFF"/>
@@ -15173,7 +15173,7 @@
             </w:pPr>
             <w:r>
               <w:rPr>
-                <w:rFonts w:ascii="游ゴシック" w:cs="游ゴシック" w:eastAsia="游ゴシック" w:hAnsi="游ゴシック"/>
+                <w:rFonts w:ascii="BIZ UDPゴシック" w:cs="BIZ UDPゴシック" w:eastAsia="BIZ UDPゴシック" w:hAnsi="BIZ UDPゴシック"/>
                 <w:b/>
                 <w:bCs/>
                 <w:color w:val="FFFFFF"/>
@@ -15202,7 +15202,7 @@
             </w:pPr>
             <w:r>
               <w:rPr>
-                <w:rFonts w:ascii="游ゴシック" w:cs="游ゴシック" w:eastAsia="游ゴシック" w:hAnsi="游ゴシック"/>
+                <w:rFonts w:ascii="BIZ UDPゴシック" w:cs="BIZ UDPゴシック" w:eastAsia="BIZ UDPゴシック" w:hAnsi="BIZ UDPゴシック"/>
                 <w:b/>
                 <w:bCs/>
                 <w:color w:val="FFFFFF"/>
@@ -15232,7 +15232,7 @@
             </w:pPr>
             <w:r>
               <w:rPr>
-                <w:rFonts w:ascii="游ゴシック" w:cs="游ゴシック" w:eastAsia="游ゴシック" w:hAnsi="游ゴシック"/>
+                <w:rFonts w:ascii="BIZ UDPゴシック" w:cs="BIZ UDPゴシック" w:eastAsia="BIZ UDPゴシック" w:hAnsi="BIZ UDPゴシック"/>
                 <w:b w:val="false"/>
                 <w:bCs w:val="false"/>
                 <w:color w:val="000000"/>
@@ -15260,7 +15260,7 @@
             </w:pPr>
             <w:r>
               <w:rPr>
-                <w:rFonts w:ascii="游ゴシック" w:cs="游ゴシック" w:eastAsia="游ゴシック" w:hAnsi="游ゴシック"/>
+                <w:rFonts w:ascii="BIZ UDPゴシック" w:cs="BIZ UDPゴシック" w:eastAsia="BIZ UDPゴシック" w:hAnsi="BIZ UDPゴシック"/>
                 <w:b w:val="false"/>
                 <w:bCs w:val="false"/>
                 <w:color w:val="000000"/>
@@ -15289,7 +15289,7 @@
             </w:pPr>
             <w:r>
               <w:rPr>
-                <w:rFonts w:ascii="游ゴシック" w:cs="游ゴシック" w:eastAsia="游ゴシック" w:hAnsi="游ゴシック"/>
+                <w:rFonts w:ascii="BIZ UDPゴシック" w:cs="BIZ UDPゴシック" w:eastAsia="BIZ UDPゴシック" w:hAnsi="BIZ UDPゴシック"/>
                 <w:b w:val="false"/>
                 <w:bCs w:val="false"/>
                 <w:color w:val="000000"/>
@@ -15318,7 +15318,7 @@
             </w:pPr>
             <w:r>
               <w:rPr>
-                <w:rFonts w:ascii="游ゴシック" w:cs="游ゴシック" w:eastAsia="游ゴシック" w:hAnsi="游ゴシック"/>
+                <w:rFonts w:ascii="BIZ UDPゴシック" w:cs="BIZ UDPゴシック" w:eastAsia="BIZ UDPゴシック" w:hAnsi="BIZ UDPゴシック"/>
                 <w:b w:val="false"/>
                 <w:bCs w:val="false"/>
                 <w:color w:val="000000"/>
@@ -15348,7 +15348,7 @@
             </w:pPr>
             <w:r>
               <w:rPr>
-                <w:rFonts w:ascii="游ゴシック" w:cs="游ゴシック" w:eastAsia="游ゴシック" w:hAnsi="游ゴシック"/>
+                <w:rFonts w:ascii="BIZ UDPゴシック" w:cs="BIZ UDPゴシック" w:eastAsia="BIZ UDPゴシック" w:hAnsi="BIZ UDPゴシック"/>
                 <w:b w:val="false"/>
                 <w:bCs w:val="false"/>
                 <w:color w:val="000000"/>
@@ -15376,7 +15376,7 @@
             </w:pPr>
             <w:r>
               <w:rPr>
-                <w:rFonts w:ascii="游ゴシック" w:cs="游ゴシック" w:eastAsia="游ゴシック" w:hAnsi="游ゴシック"/>
+                <w:rFonts w:ascii="BIZ UDPゴシック" w:cs="BIZ UDPゴシック" w:eastAsia="BIZ UDPゴシック" w:hAnsi="BIZ UDPゴシック"/>
                 <w:b w:val="false"/>
                 <w:bCs w:val="false"/>
                 <w:color w:val="000000"/>
@@ -15405,7 +15405,7 @@
             </w:pPr>
             <w:r>
               <w:rPr>
-                <w:rFonts w:ascii="游ゴシック" w:cs="游ゴシック" w:eastAsia="游ゴシック" w:hAnsi="游ゴシック"/>
+                <w:rFonts w:ascii="BIZ UDPゴシック" w:cs="BIZ UDPゴシック" w:eastAsia="BIZ UDPゴシック" w:hAnsi="BIZ UDPゴシック"/>
                 <w:b w:val="false"/>
                 <w:bCs w:val="false"/>
                 <w:color w:val="000000"/>
@@ -15434,7 +15434,7 @@
             </w:pPr>
             <w:r>
               <w:rPr>
-                <w:rFonts w:ascii="游ゴシック" w:cs="游ゴシック" w:eastAsia="游ゴシック" w:hAnsi="游ゴシック"/>
+                <w:rFonts w:ascii="BIZ UDPゴシック" w:cs="BIZ UDPゴシック" w:eastAsia="BIZ UDPゴシック" w:hAnsi="BIZ UDPゴシック"/>
                 <w:b w:val="false"/>
                 <w:bCs w:val="false"/>
                 <w:color w:val="000000"/>
@@ -15464,7 +15464,7 @@
             </w:pPr>
             <w:r>
               <w:rPr>
-                <w:rFonts w:ascii="游ゴシック" w:cs="游ゴシック" w:eastAsia="游ゴシック" w:hAnsi="游ゴシック"/>
+                <w:rFonts w:ascii="BIZ UDPゴシック" w:cs="BIZ UDPゴシック" w:eastAsia="BIZ UDPゴシック" w:hAnsi="BIZ UDPゴシック"/>
                 <w:b w:val="false"/>
                 <w:bCs w:val="false"/>
                 <w:color w:val="000000"/>
@@ -15492,7 +15492,7 @@
             </w:pPr>
             <w:r>
               <w:rPr>
-                <w:rFonts w:ascii="游ゴシック" w:cs="游ゴシック" w:eastAsia="游ゴシック" w:hAnsi="游ゴシック"/>
+                <w:rFonts w:ascii="BIZ UDPゴシック" w:cs="BIZ UDPゴシック" w:eastAsia="BIZ UDPゴシック" w:hAnsi="BIZ UDPゴシック"/>
                 <w:b w:val="false"/>
                 <w:bCs w:val="false"/>
                 <w:color w:val="000000"/>
@@ -15521,7 +15521,7 @@
             </w:pPr>
             <w:r>
               <w:rPr>
-                <w:rFonts w:ascii="游ゴシック" w:cs="游ゴシック" w:eastAsia="游ゴシック" w:hAnsi="游ゴシック"/>
+                <w:rFonts w:ascii="BIZ UDPゴシック" w:cs="BIZ UDPゴシック" w:eastAsia="BIZ UDPゴシック" w:hAnsi="BIZ UDPゴシック"/>
                 <w:b w:val="false"/>
                 <w:bCs w:val="false"/>
                 <w:color w:val="000000"/>
@@ -15550,7 +15550,7 @@
             </w:pPr>
             <w:r>
               <w:rPr>
-                <w:rFonts w:ascii="游ゴシック" w:cs="游ゴシック" w:eastAsia="游ゴシック" w:hAnsi="游ゴシック"/>
+                <w:rFonts w:ascii="BIZ UDPゴシック" w:cs="BIZ UDPゴシック" w:eastAsia="BIZ UDPゴシック" w:hAnsi="BIZ UDPゴシック"/>
                 <w:b w:val="false"/>
                 <w:bCs w:val="false"/>
                 <w:color w:val="000000"/>
@@ -15580,7 +15580,7 @@
             </w:pPr>
             <w:r>
               <w:rPr>
-                <w:rFonts w:ascii="游ゴシック" w:cs="游ゴシック" w:eastAsia="游ゴシック" w:hAnsi="游ゴシック"/>
+                <w:rFonts w:ascii="BIZ UDPゴシック" w:cs="BIZ UDPゴシック" w:eastAsia="BIZ UDPゴシック" w:hAnsi="BIZ UDPゴシック"/>
                 <w:b w:val="false"/>
                 <w:bCs w:val="false"/>
                 <w:color w:val="000000"/>
@@ -15608,7 +15608,7 @@
             </w:pPr>
             <w:r>
               <w:rPr>
-                <w:rFonts w:ascii="游ゴシック" w:cs="游ゴシック" w:eastAsia="游ゴシック" w:hAnsi="游ゴシック"/>
+                <w:rFonts w:ascii="BIZ UDPゴシック" w:cs="BIZ UDPゴシック" w:eastAsia="BIZ UDPゴシック" w:hAnsi="BIZ UDPゴシック"/>
                 <w:b w:val="false"/>
                 <w:bCs w:val="false"/>
                 <w:color w:val="000000"/>
@@ -15637,7 +15637,7 @@
             </w:pPr>
             <w:r>
               <w:rPr>
-                <w:rFonts w:ascii="游ゴシック" w:cs="游ゴシック" w:eastAsia="游ゴシック" w:hAnsi="游ゴシック"/>
+                <w:rFonts w:ascii="BIZ UDPゴシック" w:cs="BIZ UDPゴシック" w:eastAsia="BIZ UDPゴシック" w:hAnsi="BIZ UDPゴシック"/>
                 <w:b w:val="false"/>
                 <w:bCs w:val="false"/>
                 <w:color w:val="000000"/>
@@ -15666,7 +15666,7 @@
             </w:pPr>
             <w:r>
               <w:rPr>
-                <w:rFonts w:ascii="游ゴシック" w:cs="游ゴシック" w:eastAsia="游ゴシック" w:hAnsi="游ゴシック"/>
+                <w:rFonts w:ascii="BIZ UDPゴシック" w:cs="BIZ UDPゴシック" w:eastAsia="BIZ UDPゴシック" w:hAnsi="BIZ UDPゴシック"/>
                 <w:b w:val="false"/>
                 <w:bCs w:val="false"/>
                 <w:color w:val="000000"/>
@@ -15696,7 +15696,7 @@
             </w:pPr>
             <w:r>
               <w:rPr>
-                <w:rFonts w:ascii="游ゴシック" w:cs="游ゴシック" w:eastAsia="游ゴシック" w:hAnsi="游ゴシック"/>
+                <w:rFonts w:ascii="BIZ UDPゴシック" w:cs="BIZ UDPゴシック" w:eastAsia="BIZ UDPゴシック" w:hAnsi="BIZ UDPゴシック"/>
                 <w:b w:val="false"/>
                 <w:bCs w:val="false"/>
                 <w:color w:val="000000"/>
@@ -15724,7 +15724,7 @@
             </w:pPr>
             <w:r>
               <w:rPr>
-                <w:rFonts w:ascii="游ゴシック" w:cs="游ゴシック" w:eastAsia="游ゴシック" w:hAnsi="游ゴシック"/>
+                <w:rFonts w:ascii="BIZ UDPゴシック" w:cs="BIZ UDPゴシック" w:eastAsia="BIZ UDPゴシック" w:hAnsi="BIZ UDPゴシック"/>
                 <w:b w:val="false"/>
                 <w:bCs w:val="false"/>
                 <w:color w:val="000000"/>
@@ -15753,7 +15753,7 @@
             </w:pPr>
             <w:r>
               <w:rPr>
-                <w:rFonts w:ascii="游ゴシック" w:cs="游ゴシック" w:eastAsia="游ゴシック" w:hAnsi="游ゴシック"/>
+                <w:rFonts w:ascii="BIZ UDPゴシック" w:cs="BIZ UDPゴシック" w:eastAsia="BIZ UDPゴシック" w:hAnsi="BIZ UDPゴシック"/>
                 <w:b w:val="false"/>
                 <w:bCs w:val="false"/>
                 <w:color w:val="000000"/>
@@ -15782,7 +15782,7 @@
             </w:pPr>
             <w:r>
               <w:rPr>
-                <w:rFonts w:ascii="游ゴシック" w:cs="游ゴシック" w:eastAsia="游ゴシック" w:hAnsi="游ゴシック"/>
+                <w:rFonts w:ascii="BIZ UDPゴシック" w:cs="BIZ UDPゴシック" w:eastAsia="BIZ UDPゴシック" w:hAnsi="BIZ UDPゴシック"/>
                 <w:b w:val="false"/>
                 <w:bCs w:val="false"/>
                 <w:color w:val="000000"/>
@@ -15812,7 +15812,7 @@
             </w:pPr>
             <w:r>
               <w:rPr>
-                <w:rFonts w:ascii="游ゴシック" w:cs="游ゴシック" w:eastAsia="游ゴシック" w:hAnsi="游ゴシック"/>
+                <w:rFonts w:ascii="BIZ UDPゴシック" w:cs="BIZ UDPゴシック" w:eastAsia="BIZ UDPゴシック" w:hAnsi="BIZ UDPゴシック"/>
                 <w:b w:val="false"/>
                 <w:bCs w:val="false"/>
                 <w:color w:val="000000"/>
@@ -15840,7 +15840,7 @@
             </w:pPr>
             <w:r>
               <w:rPr>
-                <w:rFonts w:ascii="游ゴシック" w:cs="游ゴシック" w:eastAsia="游ゴシック" w:hAnsi="游ゴシック"/>
+                <w:rFonts w:ascii="BIZ UDPゴシック" w:cs="BIZ UDPゴシック" w:eastAsia="BIZ UDPゴシック" w:hAnsi="BIZ UDPゴシック"/>
                 <w:b w:val="false"/>
                 <w:bCs w:val="false"/>
                 <w:color w:val="000000"/>
@@ -15869,7 +15869,7 @@
             </w:pPr>
             <w:r>
               <w:rPr>
-                <w:rFonts w:ascii="游ゴシック" w:cs="游ゴシック" w:eastAsia="游ゴシック" w:hAnsi="游ゴシック"/>
+                <w:rFonts w:ascii="BIZ UDPゴシック" w:cs="BIZ UDPゴシック" w:eastAsia="BIZ UDPゴシック" w:hAnsi="BIZ UDPゴシック"/>
                 <w:b w:val="false"/>
                 <w:bCs w:val="false"/>
                 <w:color w:val="000000"/>
@@ -15898,7 +15898,7 @@
             </w:pPr>
             <w:r>
               <w:rPr>
-                <w:rFonts w:ascii="游ゴシック" w:cs="游ゴシック" w:eastAsia="游ゴシック" w:hAnsi="游ゴシック"/>
+                <w:rFonts w:ascii="BIZ UDPゴシック" w:cs="BIZ UDPゴシック" w:eastAsia="BIZ UDPゴシック" w:hAnsi="BIZ UDPゴシック"/>
                 <w:b w:val="false"/>
                 <w:bCs w:val="false"/>
                 <w:color w:val="000000"/>
@@ -15928,7 +15928,7 @@
             </w:pPr>
             <w:r>
               <w:rPr>
-                <w:rFonts w:ascii="游ゴシック" w:cs="游ゴシック" w:eastAsia="游ゴシック" w:hAnsi="游ゴシック"/>
+                <w:rFonts w:ascii="BIZ UDPゴシック" w:cs="BIZ UDPゴシック" w:eastAsia="BIZ UDPゴシック" w:hAnsi="BIZ UDPゴシック"/>
                 <w:b w:val="false"/>
                 <w:bCs w:val="false"/>
                 <w:color w:val="000000"/>
@@ -15956,7 +15956,7 @@
             </w:pPr>
             <w:r>
               <w:rPr>
-                <w:rFonts w:ascii="游ゴシック" w:cs="游ゴシック" w:eastAsia="游ゴシック" w:hAnsi="游ゴシック"/>
+                <w:rFonts w:ascii="BIZ UDPゴシック" w:cs="BIZ UDPゴシック" w:eastAsia="BIZ UDPゴシック" w:hAnsi="BIZ UDPゴシック"/>
                 <w:b w:val="false"/>
                 <w:bCs w:val="false"/>
                 <w:color w:val="000000"/>
@@ -15985,7 +15985,7 @@
             </w:pPr>
             <w:r>
               <w:rPr>
-                <w:rFonts w:ascii="游ゴシック" w:cs="游ゴシック" w:eastAsia="游ゴシック" w:hAnsi="游ゴシック"/>
+                <w:rFonts w:ascii="BIZ UDPゴシック" w:cs="BIZ UDPゴシック" w:eastAsia="BIZ UDPゴシック" w:hAnsi="BIZ UDPゴシック"/>
                 <w:b w:val="false"/>
                 <w:bCs w:val="false"/>
                 <w:color w:val="000000"/>
@@ -16014,7 +16014,7 @@
             </w:pPr>
             <w:r>
               <w:rPr>
-                <w:rFonts w:ascii="游ゴシック" w:cs="游ゴシック" w:eastAsia="游ゴシック" w:hAnsi="游ゴシック"/>
+                <w:rFonts w:ascii="BIZ UDPゴシック" w:cs="BIZ UDPゴシック" w:eastAsia="BIZ UDPゴシック" w:hAnsi="BIZ UDPゴシック"/>
                 <w:b w:val="false"/>
                 <w:bCs w:val="false"/>
                 <w:color w:val="000000"/>
@@ -16044,7 +16044,7 @@
             </w:pPr>
             <w:r>
               <w:rPr>
-                <w:rFonts w:ascii="游ゴシック" w:cs="游ゴシック" w:eastAsia="游ゴシック" w:hAnsi="游ゴシック"/>
+                <w:rFonts w:ascii="BIZ UDPゴシック" w:cs="BIZ UDPゴシック" w:eastAsia="BIZ UDPゴシック" w:hAnsi="BIZ UDPゴシック"/>
                 <w:b w:val="false"/>
                 <w:bCs w:val="false"/>
                 <w:color w:val="000000"/>
@@ -16072,7 +16072,7 @@
             </w:pPr>
             <w:r>
               <w:rPr>
-                <w:rFonts w:ascii="游ゴシック" w:cs="游ゴシック" w:eastAsia="游ゴシック" w:hAnsi="游ゴシック"/>
+                <w:rFonts w:ascii="BIZ UDPゴシック" w:cs="BIZ UDPゴシック" w:eastAsia="BIZ UDPゴシック" w:hAnsi="BIZ UDPゴシック"/>
                 <w:b w:val="false"/>
                 <w:bCs w:val="false"/>
                 <w:color w:val="000000"/>
@@ -16101,7 +16101,7 @@
             </w:pPr>
             <w:r>
               <w:rPr>
-                <w:rFonts w:ascii="游ゴシック" w:cs="游ゴシック" w:eastAsia="游ゴシック" w:hAnsi="游ゴシック"/>
+                <w:rFonts w:ascii="BIZ UDPゴシック" w:cs="BIZ UDPゴシック" w:eastAsia="BIZ UDPゴシック" w:hAnsi="BIZ UDPゴシック"/>
                 <w:b w:val="false"/>
                 <w:bCs w:val="false"/>
                 <w:color w:val="000000"/>
@@ -16130,7 +16130,7 @@
             </w:pPr>
             <w:r>
               <w:rPr>
-                <w:rFonts w:ascii="游ゴシック" w:cs="游ゴシック" w:eastAsia="游ゴシック" w:hAnsi="游ゴシック"/>
+                <w:rFonts w:ascii="BIZ UDPゴシック" w:cs="BIZ UDPゴシック" w:eastAsia="BIZ UDPゴシック" w:hAnsi="BIZ UDPゴシック"/>
                 <w:b w:val="false"/>
                 <w:bCs w:val="false"/>
                 <w:color w:val="000000"/>
@@ -16160,7 +16160,7 @@
             </w:pPr>
             <w:r>
               <w:rPr>
-                <w:rFonts w:ascii="游ゴシック" w:cs="游ゴシック" w:eastAsia="游ゴシック" w:hAnsi="游ゴシック"/>
+                <w:rFonts w:ascii="BIZ UDPゴシック" w:cs="BIZ UDPゴシック" w:eastAsia="BIZ UDPゴシック" w:hAnsi="BIZ UDPゴシック"/>
                 <w:b w:val="false"/>
                 <w:bCs w:val="false"/>
                 <w:color w:val="000000"/>
@@ -16188,7 +16188,7 @@
             </w:pPr>
             <w:r>
               <w:rPr>
-                <w:rFonts w:ascii="游ゴシック" w:cs="游ゴシック" w:eastAsia="游ゴシック" w:hAnsi="游ゴシック"/>
+                <w:rFonts w:ascii="BIZ UDPゴシック" w:cs="BIZ UDPゴシック" w:eastAsia="BIZ UDPゴシック" w:hAnsi="BIZ UDPゴシック"/>
                 <w:b w:val="false"/>
                 <w:bCs w:val="false"/>
                 <w:color w:val="000000"/>
@@ -16217,7 +16217,7 @@
             </w:pPr>
             <w:r>
               <w:rPr>
-                <w:rFonts w:ascii="游ゴシック" w:cs="游ゴシック" w:eastAsia="游ゴシック" w:hAnsi="游ゴシック"/>
+                <w:rFonts w:ascii="BIZ UDPゴシック" w:cs="BIZ UDPゴシック" w:eastAsia="BIZ UDPゴシック" w:hAnsi="BIZ UDPゴシック"/>
                 <w:b w:val="false"/>
                 <w:bCs w:val="false"/>
                 <w:color w:val="000000"/>
@@ -16246,7 +16246,7 @@
             </w:pPr>
             <w:r>
               <w:rPr>
-                <w:rFonts w:ascii="游ゴシック" w:cs="游ゴシック" w:eastAsia="游ゴシック" w:hAnsi="游ゴシック"/>
+                <w:rFonts w:ascii="BIZ UDPゴシック" w:cs="BIZ UDPゴシック" w:eastAsia="BIZ UDPゴシック" w:hAnsi="BIZ UDPゴシック"/>
                 <w:b w:val="false"/>
                 <w:bCs w:val="false"/>
                 <w:color w:val="000000"/>
@@ -16276,7 +16276,7 @@
             </w:pPr>
             <w:r>
               <w:rPr>
-                <w:rFonts w:ascii="游ゴシック" w:cs="游ゴシック" w:eastAsia="游ゴシック" w:hAnsi="游ゴシック"/>
+                <w:rFonts w:ascii="BIZ UDPゴシック" w:cs="BIZ UDPゴシック" w:eastAsia="BIZ UDPゴシック" w:hAnsi="BIZ UDPゴシック"/>
                 <w:b w:val="false"/>
                 <w:bCs w:val="false"/>
                 <w:color w:val="000000"/>
@@ -16304,7 +16304,7 @@
             </w:pPr>
             <w:r>
               <w:rPr>
-                <w:rFonts w:ascii="游ゴシック" w:cs="游ゴシック" w:eastAsia="游ゴシック" w:hAnsi="游ゴシック"/>
+                <w:rFonts w:ascii="BIZ UDPゴシック" w:cs="BIZ UDPゴシック" w:eastAsia="BIZ UDPゴシック" w:hAnsi="BIZ UDPゴシック"/>
                 <w:b w:val="false"/>
                 <w:bCs w:val="false"/>
                 <w:color w:val="000000"/>
@@ -16333,7 +16333,7 @@
             </w:pPr>
             <w:r>
               <w:rPr>
-                <w:rFonts w:ascii="游ゴシック" w:cs="游ゴシック" w:eastAsia="游ゴシック" w:hAnsi="游ゴシック"/>
+                <w:rFonts w:ascii="BIZ UDPゴシック" w:cs="BIZ UDPゴシック" w:eastAsia="BIZ UDPゴシック" w:hAnsi="BIZ UDPゴシック"/>
                 <w:b w:val="false"/>
                 <w:bCs w:val="false"/>
                 <w:color w:val="000000"/>
@@ -16362,7 +16362,7 @@
             </w:pPr>
             <w:r>
               <w:rPr>
-                <w:rFonts w:ascii="游ゴシック" w:cs="游ゴシック" w:eastAsia="游ゴシック" w:hAnsi="游ゴシック"/>
+                <w:rFonts w:ascii="BIZ UDPゴシック" w:cs="BIZ UDPゴシック" w:eastAsia="BIZ UDPゴシック" w:hAnsi="BIZ UDPゴシック"/>
                 <w:b w:val="false"/>
                 <w:bCs w:val="false"/>
                 <w:color w:val="000000"/>
@@ -16392,7 +16392,7 @@
             </w:pPr>
             <w:r>
               <w:rPr>
-                <w:rFonts w:ascii="游ゴシック" w:cs="游ゴシック" w:eastAsia="游ゴシック" w:hAnsi="游ゴシック"/>
+                <w:rFonts w:ascii="BIZ UDPゴシック" w:cs="BIZ UDPゴシック" w:eastAsia="BIZ UDPゴシック" w:hAnsi="BIZ UDPゴシック"/>
                 <w:b w:val="false"/>
                 <w:bCs w:val="false"/>
                 <w:color w:val="000000"/>
@@ -16420,7 +16420,7 @@
             </w:pPr>
             <w:r>
               <w:rPr>
-                <w:rFonts w:ascii="游ゴシック" w:cs="游ゴシック" w:eastAsia="游ゴシック" w:hAnsi="游ゴシック"/>
+                <w:rFonts w:ascii="BIZ UDPゴシック" w:cs="BIZ UDPゴシック" w:eastAsia="BIZ UDPゴシック" w:hAnsi="BIZ UDPゴシック"/>
                 <w:b w:val="false"/>
                 <w:bCs w:val="false"/>
                 <w:color w:val="000000"/>
@@ -16449,7 +16449,7 @@
             </w:pPr>
             <w:r>
               <w:rPr>
-                <w:rFonts w:ascii="游ゴシック" w:cs="游ゴシック" w:eastAsia="游ゴシック" w:hAnsi="游ゴシック"/>
+                <w:rFonts w:ascii="BIZ UDPゴシック" w:cs="BIZ UDPゴシック" w:eastAsia="BIZ UDPゴシック" w:hAnsi="BIZ UDPゴシック"/>
                 <w:b w:val="false"/>
                 <w:bCs w:val="false"/>
                 <w:color w:val="000000"/>
@@ -16478,7 +16478,7 @@
             </w:pPr>
             <w:r>
               <w:rPr>
-                <w:rFonts w:ascii="游ゴシック" w:cs="游ゴシック" w:eastAsia="游ゴシック" w:hAnsi="游ゴシック"/>
+                <w:rFonts w:ascii="BIZ UDPゴシック" w:cs="BIZ UDPゴシック" w:eastAsia="BIZ UDPゴシック" w:hAnsi="BIZ UDPゴシック"/>
                 <w:b w:val="false"/>
                 <w:bCs w:val="false"/>
                 <w:color w:val="000000"/>
@@ -16508,7 +16508,7 @@
             </w:pPr>
             <w:r>
               <w:rPr>
-                <w:rFonts w:ascii="游ゴシック" w:cs="游ゴシック" w:eastAsia="游ゴシック" w:hAnsi="游ゴシック"/>
+                <w:rFonts w:ascii="BIZ UDPゴシック" w:cs="BIZ UDPゴシック" w:eastAsia="BIZ UDPゴシック" w:hAnsi="BIZ UDPゴシック"/>
                 <w:b w:val="false"/>
                 <w:bCs w:val="false"/>
                 <w:color w:val="000000"/>
@@ -16536,7 +16536,7 @@
             </w:pPr>
             <w:r>
               <w:rPr>
-                <w:rFonts w:ascii="游ゴシック" w:cs="游ゴシック" w:eastAsia="游ゴシック" w:hAnsi="游ゴシック"/>
+                <w:rFonts w:ascii="BIZ UDPゴシック" w:cs="BIZ UDPゴシック" w:eastAsia="BIZ UDPゴシック" w:hAnsi="BIZ UDPゴシック"/>
                 <w:b w:val="false"/>
                 <w:bCs w:val="false"/>
                 <w:color w:val="000000"/>
@@ -16565,7 +16565,7 @@
             </w:pPr>
             <w:r>
               <w:rPr>
-                <w:rFonts w:ascii="游ゴシック" w:cs="游ゴシック" w:eastAsia="游ゴシック" w:hAnsi="游ゴシック"/>
+                <w:rFonts w:ascii="BIZ UDPゴシック" w:cs="BIZ UDPゴシック" w:eastAsia="BIZ UDPゴシック" w:hAnsi="BIZ UDPゴシック"/>
                 <w:b w:val="false"/>
                 <w:bCs w:val="false"/>
                 <w:color w:val="000000"/>
@@ -16594,7 +16594,7 @@
             </w:pPr>
             <w:r>
               <w:rPr>
-                <w:rFonts w:ascii="游ゴシック" w:cs="游ゴシック" w:eastAsia="游ゴシック" w:hAnsi="游ゴシック"/>
+                <w:rFonts w:ascii="BIZ UDPゴシック" w:cs="BIZ UDPゴシック" w:eastAsia="BIZ UDPゴシック" w:hAnsi="BIZ UDPゴシック"/>
                 <w:b w:val="false"/>
                 <w:bCs w:val="false"/>
                 <w:color w:val="000000"/>
@@ -16615,11 +16615,11 @@
     <w:p>
       <w:pPr>
         <w:keepNext/>
-        <w:spacing w:after="160" w:before="300" w:line="320" w:lineRule="exact"/>
+        <w:spacing w:after="160" w:before="300" w:line="360" w:lineRule="atLeast"/>
       </w:pPr>
       <w:r>
         <w:rPr>
-          <w:rFonts w:ascii="游ゴシック" w:cs="游ゴシック" w:eastAsia="游ゴシック" w:hAnsi="游ゴシック"/>
+          <w:rFonts w:ascii="BIZ UDPゴシック" w:cs="BIZ UDPゴシック" w:eastAsia="BIZ UDPゴシック" w:hAnsi="BIZ UDPゴシック"/>
           <w:b/>
           <w:bCs/>
           <w:color w:val="1F3864"/>
@@ -16635,7 +16635,7 @@
       </w:pPr>
       <w:r>
         <w:rPr>
-          <w:rFonts w:ascii="游明朝" w:cs="游明朝" w:eastAsia="游明朝" w:hAnsi="游明朝"/>
+          <w:rFonts w:ascii="BIZ UDPゴシック" w:cs="BIZ UDPゴシック" w:eastAsia="BIZ UDPゴシック" w:hAnsi="BIZ UDPゴシック"/>
           <w:sz w:val="21"/>
           <w:szCs w:val="21"/>
         </w:rPr>
@@ -16686,7 +16686,7 @@
             </w:pPr>
             <w:r>
               <w:rPr>
-                <w:rFonts w:ascii="游ゴシック" w:cs="游ゴシック" w:eastAsia="游ゴシック" w:hAnsi="游ゴシック"/>
+                <w:rFonts w:ascii="BIZ UDPゴシック" w:cs="BIZ UDPゴシック" w:eastAsia="BIZ UDPゴシック" w:hAnsi="BIZ UDPゴシック"/>
                 <w:b/>
                 <w:bCs/>
                 <w:color w:val="FFFFFF"/>
@@ -16715,7 +16715,7 @@
             </w:pPr>
             <w:r>
               <w:rPr>
-                <w:rFonts w:ascii="游ゴシック" w:cs="游ゴシック" w:eastAsia="游ゴシック" w:hAnsi="游ゴシック"/>
+                <w:rFonts w:ascii="BIZ UDPゴシック" w:cs="BIZ UDPゴシック" w:eastAsia="BIZ UDPゴシック" w:hAnsi="BIZ UDPゴシック"/>
                 <w:b/>
                 <w:bCs/>
                 <w:color w:val="FFFFFF"/>
@@ -16744,7 +16744,7 @@
             </w:pPr>
             <w:r>
               <w:rPr>
-                <w:rFonts w:ascii="游ゴシック" w:cs="游ゴシック" w:eastAsia="游ゴシック" w:hAnsi="游ゴシック"/>
+                <w:rFonts w:ascii="BIZ UDPゴシック" w:cs="BIZ UDPゴシック" w:eastAsia="BIZ UDPゴシック" w:hAnsi="BIZ UDPゴシック"/>
                 <w:b/>
                 <w:bCs/>
                 <w:color w:val="FFFFFF"/>
@@ -16773,7 +16773,7 @@
             </w:pPr>
             <w:r>
               <w:rPr>
-                <w:rFonts w:ascii="游ゴシック" w:cs="游ゴシック" w:eastAsia="游ゴシック" w:hAnsi="游ゴシック"/>
+                <w:rFonts w:ascii="BIZ UDPゴシック" w:cs="BIZ UDPゴシック" w:eastAsia="BIZ UDPゴシック" w:hAnsi="BIZ UDPゴシック"/>
                 <w:b/>
                 <w:bCs/>
                 <w:color w:val="FFFFFF"/>
@@ -16802,7 +16802,7 @@
             </w:pPr>
             <w:r>
               <w:rPr>
-                <w:rFonts w:ascii="游ゴシック" w:cs="游ゴシック" w:eastAsia="游ゴシック" w:hAnsi="游ゴシック"/>
+                <w:rFonts w:ascii="BIZ UDPゴシック" w:cs="BIZ UDPゴシック" w:eastAsia="BIZ UDPゴシック" w:hAnsi="BIZ UDPゴシック"/>
                 <w:b/>
                 <w:bCs/>
                 <w:color w:val="FFFFFF"/>
@@ -16831,7 +16831,7 @@
             </w:pPr>
             <w:r>
               <w:rPr>
-                <w:rFonts w:ascii="游ゴシック" w:cs="游ゴシック" w:eastAsia="游ゴシック" w:hAnsi="游ゴシック"/>
+                <w:rFonts w:ascii="BIZ UDPゴシック" w:cs="BIZ UDPゴシック" w:eastAsia="BIZ UDPゴシック" w:hAnsi="BIZ UDPゴシック"/>
                 <w:b/>
                 <w:bCs/>
                 <w:color w:val="FFFFFF"/>
@@ -16860,7 +16860,7 @@
             </w:pPr>
             <w:r>
               <w:rPr>
-                <w:rFonts w:ascii="游ゴシック" w:cs="游ゴシック" w:eastAsia="游ゴシック" w:hAnsi="游ゴシック"/>
+                <w:rFonts w:ascii="BIZ UDPゴシック" w:cs="BIZ UDPゴシック" w:eastAsia="BIZ UDPゴシック" w:hAnsi="BIZ UDPゴシック"/>
                 <w:b/>
                 <w:bCs/>
                 <w:color w:val="FFFFFF"/>
@@ -16889,7 +16889,7 @@
             </w:pPr>
             <w:r>
               <w:rPr>
-                <w:rFonts w:ascii="游ゴシック" w:cs="游ゴシック" w:eastAsia="游ゴシック" w:hAnsi="游ゴシック"/>
+                <w:rFonts w:ascii="BIZ UDPゴシック" w:cs="BIZ UDPゴシック" w:eastAsia="BIZ UDPゴシック" w:hAnsi="BIZ UDPゴシック"/>
                 <w:b/>
                 <w:bCs/>
                 <w:color w:val="FFFFFF"/>
@@ -16919,7 +16919,7 @@
             </w:pPr>
             <w:r>
               <w:rPr>
-                <w:rFonts w:ascii="游ゴシック" w:cs="游ゴシック" w:eastAsia="游ゴシック" w:hAnsi="游ゴシック"/>
+                <w:rFonts w:ascii="BIZ UDPゴシック" w:cs="BIZ UDPゴシック" w:eastAsia="BIZ UDPゴシック" w:hAnsi="BIZ UDPゴシック"/>
                 <w:b w:val="false"/>
                 <w:bCs w:val="false"/>
                 <w:color w:val="000000"/>
@@ -16947,7 +16947,7 @@
             </w:pPr>
             <w:r>
               <w:rPr>
-                <w:rFonts w:ascii="游ゴシック" w:cs="游ゴシック" w:eastAsia="游ゴシック" w:hAnsi="游ゴシック"/>
+                <w:rFonts w:ascii="BIZ UDPゴシック" w:cs="BIZ UDPゴシック" w:eastAsia="BIZ UDPゴシック" w:hAnsi="BIZ UDPゴシック"/>
                 <w:b w:val="false"/>
                 <w:bCs w:val="false"/>
                 <w:color w:val="000000"/>
@@ -16976,7 +16976,7 @@
             </w:pPr>
             <w:r>
               <w:rPr>
-                <w:rFonts w:ascii="游ゴシック" w:cs="游ゴシック" w:eastAsia="游ゴシック" w:hAnsi="游ゴシック"/>
+                <w:rFonts w:ascii="BIZ UDPゴシック" w:cs="BIZ UDPゴシック" w:eastAsia="BIZ UDPゴシック" w:hAnsi="BIZ UDPゴシック"/>
                 <w:b w:val="false"/>
                 <w:bCs w:val="false"/>
                 <w:color w:val="000000"/>
@@ -17005,7 +17005,7 @@
             </w:pPr>
             <w:r>
               <w:rPr>
-                <w:rFonts w:ascii="游ゴシック" w:cs="游ゴシック" w:eastAsia="游ゴシック" w:hAnsi="游ゴシック"/>
+                <w:rFonts w:ascii="BIZ UDPゴシック" w:cs="BIZ UDPゴシック" w:eastAsia="BIZ UDPゴシック" w:hAnsi="BIZ UDPゴシック"/>
                 <w:b w:val="false"/>
                 <w:bCs w:val="false"/>
                 <w:color w:val="000000"/>
@@ -17034,7 +17034,7 @@
             </w:pPr>
             <w:r>
               <w:rPr>
-                <w:rFonts w:ascii="游ゴシック" w:cs="游ゴシック" w:eastAsia="游ゴシック" w:hAnsi="游ゴシック"/>
+                <w:rFonts w:ascii="BIZ UDPゴシック" w:cs="BIZ UDPゴシック" w:eastAsia="BIZ UDPゴシック" w:hAnsi="BIZ UDPゴシック"/>
                 <w:b w:val="false"/>
                 <w:bCs w:val="false"/>
                 <w:color w:val="000000"/>
@@ -17063,7 +17063,7 @@
             </w:pPr>
             <w:r>
               <w:rPr>
-                <w:rFonts w:ascii="游ゴシック" w:cs="游ゴシック" w:eastAsia="游ゴシック" w:hAnsi="游ゴシック"/>
+                <w:rFonts w:ascii="BIZ UDPゴシック" w:cs="BIZ UDPゴシック" w:eastAsia="BIZ UDPゴシック" w:hAnsi="BIZ UDPゴシック"/>
                 <w:b w:val="false"/>
                 <w:bCs w:val="false"/>
                 <w:color w:val="000000"/>
@@ -17092,7 +17092,7 @@
             </w:pPr>
             <w:r>
               <w:rPr>
-                <w:rFonts w:ascii="游ゴシック" w:cs="游ゴシック" w:eastAsia="游ゴシック" w:hAnsi="游ゴシック"/>
+                <w:rFonts w:ascii="BIZ UDPゴシック" w:cs="BIZ UDPゴシック" w:eastAsia="BIZ UDPゴシック" w:hAnsi="BIZ UDPゴシック"/>
                 <w:b w:val="false"/>
                 <w:bCs w:val="false"/>
                 <w:color w:val="000000"/>
@@ -17121,7 +17121,7 @@
             </w:pPr>
             <w:r>
               <w:rPr>
-                <w:rFonts w:ascii="游ゴシック" w:cs="游ゴシック" w:eastAsia="游ゴシック" w:hAnsi="游ゴシック"/>
+                <w:rFonts w:ascii="BIZ UDPゴシック" w:cs="BIZ UDPゴシック" w:eastAsia="BIZ UDPゴシック" w:hAnsi="BIZ UDPゴシック"/>
                 <w:b w:val="false"/>
                 <w:bCs w:val="false"/>
                 <w:color w:val="000000"/>
@@ -17151,7 +17151,7 @@
             </w:pPr>
             <w:r>
               <w:rPr>
-                <w:rFonts w:ascii="游ゴシック" w:cs="游ゴシック" w:eastAsia="游ゴシック" w:hAnsi="游ゴシック"/>
+                <w:rFonts w:ascii="BIZ UDPゴシック" w:cs="BIZ UDPゴシック" w:eastAsia="BIZ UDPゴシック" w:hAnsi="BIZ UDPゴシック"/>
                 <w:b w:val="false"/>
                 <w:bCs w:val="false"/>
                 <w:color w:val="000000"/>
@@ -17179,7 +17179,7 @@
             </w:pPr>
             <w:r>
               <w:rPr>
-                <w:rFonts w:ascii="游ゴシック" w:cs="游ゴシック" w:eastAsia="游ゴシック" w:hAnsi="游ゴシック"/>
+                <w:rFonts w:ascii="BIZ UDPゴシック" w:cs="BIZ UDPゴシック" w:eastAsia="BIZ UDPゴシック" w:hAnsi="BIZ UDPゴシック"/>
                 <w:b w:val="false"/>
                 <w:bCs w:val="false"/>
                 <w:color w:val="000000"/>
@@ -17208,7 +17208,7 @@
             </w:pPr>
             <w:r>
               <w:rPr>
-                <w:rFonts w:ascii="游ゴシック" w:cs="游ゴシック" w:eastAsia="游ゴシック" w:hAnsi="游ゴシック"/>
+                <w:rFonts w:ascii="BIZ UDPゴシック" w:cs="BIZ UDPゴシック" w:eastAsia="BIZ UDPゴシック" w:hAnsi="BIZ UDPゴシック"/>
                 <w:b w:val="false"/>
                 <w:bCs w:val="false"/>
                 <w:color w:val="000000"/>
@@ -17237,7 +17237,7 @@
             </w:pPr>
             <w:r>
               <w:rPr>
-                <w:rFonts w:ascii="游ゴシック" w:cs="游ゴシック" w:eastAsia="游ゴシック" w:hAnsi="游ゴシック"/>
+                <w:rFonts w:ascii="BIZ UDPゴシック" w:cs="BIZ UDPゴシック" w:eastAsia="BIZ UDPゴシック" w:hAnsi="BIZ UDPゴシック"/>
                 <w:b w:val="false"/>
                 <w:bCs w:val="false"/>
                 <w:color w:val="000000"/>
@@ -17266,7 +17266,7 @@
             </w:pPr>
             <w:r>
               <w:rPr>
-                <w:rFonts w:ascii="游ゴシック" w:cs="游ゴシック" w:eastAsia="游ゴシック" w:hAnsi="游ゴシック"/>
+                <w:rFonts w:ascii="BIZ UDPゴシック" w:cs="BIZ UDPゴシック" w:eastAsia="BIZ UDPゴシック" w:hAnsi="BIZ UDPゴシック"/>
                 <w:b w:val="false"/>
                 <w:bCs w:val="false"/>
                 <w:color w:val="000000"/>
@@ -17295,7 +17295,7 @@
             </w:pPr>
             <w:r>
               <w:rPr>
-                <w:rFonts w:ascii="游ゴシック" w:cs="游ゴシック" w:eastAsia="游ゴシック" w:hAnsi="游ゴシック"/>
+                <w:rFonts w:ascii="BIZ UDPゴシック" w:cs="BIZ UDPゴシック" w:eastAsia="BIZ UDPゴシック" w:hAnsi="BIZ UDPゴシック"/>
                 <w:b w:val="false"/>
                 <w:bCs w:val="false"/>
                 <w:color w:val="000000"/>
@@ -17324,7 +17324,7 @@
             </w:pPr>
             <w:r>
               <w:rPr>
-                <w:rFonts w:ascii="游ゴシック" w:cs="游ゴシック" w:eastAsia="游ゴシック" w:hAnsi="游ゴシック"/>
+                <w:rFonts w:ascii="BIZ UDPゴシック" w:cs="BIZ UDPゴシック" w:eastAsia="BIZ UDPゴシック" w:hAnsi="BIZ UDPゴシック"/>
                 <w:b w:val="false"/>
                 <w:bCs w:val="false"/>
                 <w:color w:val="000000"/>
@@ -17353,7 +17353,7 @@
             </w:pPr>
             <w:r>
               <w:rPr>
-                <w:rFonts w:ascii="游ゴシック" w:cs="游ゴシック" w:eastAsia="游ゴシック" w:hAnsi="游ゴシック"/>
+                <w:rFonts w:ascii="BIZ UDPゴシック" w:cs="BIZ UDPゴシック" w:eastAsia="BIZ UDPゴシック" w:hAnsi="BIZ UDPゴシック"/>
                 <w:b w:val="false"/>
                 <w:bCs w:val="false"/>
                 <w:color w:val="000000"/>
@@ -17383,7 +17383,7 @@
             </w:pPr>
             <w:r>
               <w:rPr>
-                <w:rFonts w:ascii="游ゴシック" w:cs="游ゴシック" w:eastAsia="游ゴシック" w:hAnsi="游ゴシック"/>
+                <w:rFonts w:ascii="BIZ UDPゴシック" w:cs="BIZ UDPゴシック" w:eastAsia="BIZ UDPゴシック" w:hAnsi="BIZ UDPゴシック"/>
                 <w:b w:val="false"/>
                 <w:bCs w:val="false"/>
                 <w:color w:val="000000"/>
@@ -17411,7 +17411,7 @@
             </w:pPr>
             <w:r>
               <w:rPr>
-                <w:rFonts w:ascii="游ゴシック" w:cs="游ゴシック" w:eastAsia="游ゴシック" w:hAnsi="游ゴシック"/>
+                <w:rFonts w:ascii="BIZ UDPゴシック" w:cs="BIZ UDPゴシック" w:eastAsia="BIZ UDPゴシック" w:hAnsi="BIZ UDPゴシック"/>
                 <w:b w:val="false"/>
                 <w:bCs w:val="false"/>
                 <w:color w:val="000000"/>
@@ -17440,7 +17440,7 @@
             </w:pPr>
             <w:r>
               <w:rPr>
-                <w:rFonts w:ascii="游ゴシック" w:cs="游ゴシック" w:eastAsia="游ゴシック" w:hAnsi="游ゴシック"/>
+                <w:rFonts w:ascii="BIZ UDPゴシック" w:cs="BIZ UDPゴシック" w:eastAsia="BIZ UDPゴシック" w:hAnsi="BIZ UDPゴシック"/>
                 <w:b w:val="false"/>
                 <w:bCs w:val="false"/>
                 <w:color w:val="000000"/>
@@ -17469,7 +17469,7 @@
             </w:pPr>
             <w:r>
               <w:rPr>
-                <w:rFonts w:ascii="游ゴシック" w:cs="游ゴシック" w:eastAsia="游ゴシック" w:hAnsi="游ゴシック"/>
+                <w:rFonts w:ascii="BIZ UDPゴシック" w:cs="BIZ UDPゴシック" w:eastAsia="BIZ UDPゴシック" w:hAnsi="BIZ UDPゴシック"/>
                 <w:b w:val="false"/>
                 <w:bCs w:val="false"/>
                 <w:color w:val="000000"/>
@@ -17498,7 +17498,7 @@
             </w:pPr>
             <w:r>
               <w:rPr>
-                <w:rFonts w:ascii="游ゴシック" w:cs="游ゴシック" w:eastAsia="游ゴシック" w:hAnsi="游ゴシック"/>
+                <w:rFonts w:ascii="BIZ UDPゴシック" w:cs="BIZ UDPゴシック" w:eastAsia="BIZ UDPゴシック" w:hAnsi="BIZ UDPゴシック"/>
                 <w:b w:val="false"/>
                 <w:bCs w:val="false"/>
                 <w:color w:val="000000"/>
@@ -17527,7 +17527,7 @@
             </w:pPr>
             <w:r>
               <w:rPr>
-                <w:rFonts w:ascii="游ゴシック" w:cs="游ゴシック" w:eastAsia="游ゴシック" w:hAnsi="游ゴシック"/>
+                <w:rFonts w:ascii="BIZ UDPゴシック" w:cs="BIZ UDPゴシック" w:eastAsia="BIZ UDPゴシック" w:hAnsi="BIZ UDPゴシック"/>
                 <w:b w:val="false"/>
                 <w:bCs w:val="false"/>
                 <w:color w:val="000000"/>
@@ -17556,7 +17556,7 @@
             </w:pPr>
             <w:r>
               <w:rPr>
-                <w:rFonts w:ascii="游ゴシック" w:cs="游ゴシック" w:eastAsia="游ゴシック" w:hAnsi="游ゴシック"/>
+                <w:rFonts w:ascii="BIZ UDPゴシック" w:cs="BIZ UDPゴシック" w:eastAsia="BIZ UDPゴシック" w:hAnsi="BIZ UDPゴシック"/>
                 <w:b w:val="false"/>
                 <w:bCs w:val="false"/>
                 <w:color w:val="000000"/>
@@ -17585,7 +17585,7 @@
             </w:pPr>
             <w:r>
               <w:rPr>
-                <w:rFonts w:ascii="游ゴシック" w:cs="游ゴシック" w:eastAsia="游ゴシック" w:hAnsi="游ゴシック"/>
+                <w:rFonts w:ascii="BIZ UDPゴシック" w:cs="BIZ UDPゴシック" w:eastAsia="BIZ UDPゴシック" w:hAnsi="BIZ UDPゴシック"/>
                 <w:b w:val="false"/>
                 <w:bCs w:val="false"/>
                 <w:color w:val="000000"/>
@@ -17615,7 +17615,7 @@
             </w:pPr>
             <w:r>
               <w:rPr>
-                <w:rFonts w:ascii="游ゴシック" w:cs="游ゴシック" w:eastAsia="游ゴシック" w:hAnsi="游ゴシック"/>
+                <w:rFonts w:ascii="BIZ UDPゴシック" w:cs="BIZ UDPゴシック" w:eastAsia="BIZ UDPゴシック" w:hAnsi="BIZ UDPゴシック"/>
                 <w:b w:val="false"/>
                 <w:bCs w:val="false"/>
                 <w:color w:val="000000"/>
@@ -17643,7 +17643,7 @@
             </w:pPr>
             <w:r>
               <w:rPr>
-                <w:rFonts w:ascii="游ゴシック" w:cs="游ゴシック" w:eastAsia="游ゴシック" w:hAnsi="游ゴシック"/>
+                <w:rFonts w:ascii="BIZ UDPゴシック" w:cs="BIZ UDPゴシック" w:eastAsia="BIZ UDPゴシック" w:hAnsi="BIZ UDPゴシック"/>
                 <w:b w:val="false"/>
                 <w:bCs w:val="false"/>
                 <w:color w:val="000000"/>
@@ -17672,7 +17672,7 @@
             </w:pPr>
             <w:r>
               <w:rPr>
-                <w:rFonts w:ascii="游ゴシック" w:cs="游ゴシック" w:eastAsia="游ゴシック" w:hAnsi="游ゴシック"/>
+                <w:rFonts w:ascii="BIZ UDPゴシック" w:cs="BIZ UDPゴシック" w:eastAsia="BIZ UDPゴシック" w:hAnsi="BIZ UDPゴシック"/>
                 <w:b w:val="false"/>
                 <w:bCs w:val="false"/>
                 <w:color w:val="000000"/>
@@ -17701,7 +17701,7 @@
             </w:pPr>
             <w:r>
               <w:rPr>
-                <w:rFonts w:ascii="游ゴシック" w:cs="游ゴシック" w:eastAsia="游ゴシック" w:hAnsi="游ゴシック"/>
+                <w:rFonts w:ascii="BIZ UDPゴシック" w:cs="BIZ UDPゴシック" w:eastAsia="BIZ UDPゴシック" w:hAnsi="BIZ UDPゴシック"/>
                 <w:b w:val="false"/>
                 <w:bCs w:val="false"/>
                 <w:color w:val="000000"/>
@@ -17730,7 +17730,7 @@
             </w:pPr>
             <w:r>
               <w:rPr>
-                <w:rFonts w:ascii="游ゴシック" w:cs="游ゴシック" w:eastAsia="游ゴシック" w:hAnsi="游ゴシック"/>
+                <w:rFonts w:ascii="BIZ UDPゴシック" w:cs="BIZ UDPゴシック" w:eastAsia="BIZ UDPゴシック" w:hAnsi="BIZ UDPゴシック"/>
                 <w:b w:val="false"/>
                 <w:bCs w:val="false"/>
                 <w:color w:val="000000"/>
@@ -17759,7 +17759,7 @@
             </w:pPr>
             <w:r>
               <w:rPr>
-                <w:rFonts w:ascii="游ゴシック" w:cs="游ゴシック" w:eastAsia="游ゴシック" w:hAnsi="游ゴシック"/>
+                <w:rFonts w:ascii="BIZ UDPゴシック" w:cs="BIZ UDPゴシック" w:eastAsia="BIZ UDPゴシック" w:hAnsi="BIZ UDPゴシック"/>
                 <w:b w:val="false"/>
                 <w:bCs w:val="false"/>
                 <w:color w:val="000000"/>
@@ -17788,7 +17788,7 @@
             </w:pPr>
             <w:r>
               <w:rPr>
-                <w:rFonts w:ascii="游ゴシック" w:cs="游ゴシック" w:eastAsia="游ゴシック" w:hAnsi="游ゴシック"/>
+                <w:rFonts w:ascii="BIZ UDPゴシック" w:cs="BIZ UDPゴシック" w:eastAsia="BIZ UDPゴシック" w:hAnsi="BIZ UDPゴシック"/>
                 <w:b w:val="false"/>
                 <w:bCs w:val="false"/>
                 <w:color w:val="000000"/>
@@ -17817,7 +17817,7 @@
             </w:pPr>
             <w:r>
               <w:rPr>
-                <w:rFonts w:ascii="游ゴシック" w:cs="游ゴシック" w:eastAsia="游ゴシック" w:hAnsi="游ゴシック"/>
+                <w:rFonts w:ascii="BIZ UDPゴシック" w:cs="BIZ UDPゴシック" w:eastAsia="BIZ UDPゴシック" w:hAnsi="BIZ UDPゴシック"/>
                 <w:b w:val="false"/>
                 <w:bCs w:val="false"/>
                 <w:color w:val="000000"/>
@@ -17847,7 +17847,7 @@
             </w:pPr>
             <w:r>
               <w:rPr>
-                <w:rFonts w:ascii="游ゴシック" w:cs="游ゴシック" w:eastAsia="游ゴシック" w:hAnsi="游ゴシック"/>
+                <w:rFonts w:ascii="BIZ UDPゴシック" w:cs="BIZ UDPゴシック" w:eastAsia="BIZ UDPゴシック" w:hAnsi="BIZ UDPゴシック"/>
                 <w:b w:val="false"/>
                 <w:bCs w:val="false"/>
                 <w:color w:val="000000"/>
@@ -17875,7 +17875,7 @@
             </w:pPr>
             <w:r>
               <w:rPr>
-                <w:rFonts w:ascii="游ゴシック" w:cs="游ゴシック" w:eastAsia="游ゴシック" w:hAnsi="游ゴシック"/>
+                <w:rFonts w:ascii="BIZ UDPゴシック" w:cs="BIZ UDPゴシック" w:eastAsia="BIZ UDPゴシック" w:hAnsi="BIZ UDPゴシック"/>
                 <w:b w:val="false"/>
                 <w:bCs w:val="false"/>
                 <w:color w:val="000000"/>
@@ -17904,7 +17904,7 @@
             </w:pPr>
             <w:r>
               <w:rPr>
-                <w:rFonts w:ascii="游ゴシック" w:cs="游ゴシック" w:eastAsia="游ゴシック" w:hAnsi="游ゴシック"/>
+                <w:rFonts w:ascii="BIZ UDPゴシック" w:cs="BIZ UDPゴシック" w:eastAsia="BIZ UDPゴシック" w:hAnsi="BIZ UDPゴシック"/>
                 <w:b w:val="false"/>
                 <w:bCs w:val="false"/>
                 <w:color w:val="000000"/>
@@ -17933,7 +17933,7 @@
             </w:pPr>
             <w:r>
               <w:rPr>
-                <w:rFonts w:ascii="游ゴシック" w:cs="游ゴシック" w:eastAsia="游ゴシック" w:hAnsi="游ゴシック"/>
+                <w:rFonts w:ascii="BIZ UDPゴシック" w:cs="BIZ UDPゴシック" w:eastAsia="BIZ UDPゴシック" w:hAnsi="BIZ UDPゴシック"/>
                 <w:b w:val="false"/>
                 <w:bCs w:val="false"/>
                 <w:color w:val="000000"/>
@@ -17962,7 +17962,7 @@
             </w:pPr>
             <w:r>
               <w:rPr>
-                <w:rFonts w:ascii="游ゴシック" w:cs="游ゴシック" w:eastAsia="游ゴシック" w:hAnsi="游ゴシック"/>
+                <w:rFonts w:ascii="BIZ UDPゴシック" w:cs="BIZ UDPゴシック" w:eastAsia="BIZ UDPゴシック" w:hAnsi="BIZ UDPゴシック"/>
                 <w:b w:val="false"/>
                 <w:bCs w:val="false"/>
                 <w:color w:val="000000"/>
@@ -17991,7 +17991,7 @@
             </w:pPr>
             <w:r>
               <w:rPr>
-                <w:rFonts w:ascii="游ゴシック" w:cs="游ゴシック" w:eastAsia="游ゴシック" w:hAnsi="游ゴシック"/>
+                <w:rFonts w:ascii="BIZ UDPゴシック" w:cs="BIZ UDPゴシック" w:eastAsia="BIZ UDPゴシック" w:hAnsi="BIZ UDPゴシック"/>
                 <w:b w:val="false"/>
                 <w:bCs w:val="false"/>
                 <w:color w:val="000000"/>
@@ -18020,7 +18020,7 @@
             </w:pPr>
             <w:r>
               <w:rPr>
-                <w:rFonts w:ascii="游ゴシック" w:cs="游ゴシック" w:eastAsia="游ゴシック" w:hAnsi="游ゴシック"/>
+                <w:rFonts w:ascii="BIZ UDPゴシック" w:cs="BIZ UDPゴシック" w:eastAsia="BIZ UDPゴシック" w:hAnsi="BIZ UDPゴシック"/>
                 <w:b w:val="false"/>
                 <w:bCs w:val="false"/>
                 <w:color w:val="000000"/>
@@ -18049,7 +18049,7 @@
             </w:pPr>
             <w:r>
               <w:rPr>
-                <w:rFonts w:ascii="游ゴシック" w:cs="游ゴシック" w:eastAsia="游ゴシック" w:hAnsi="游ゴシック"/>
+                <w:rFonts w:ascii="BIZ UDPゴシック" w:cs="BIZ UDPゴシック" w:eastAsia="BIZ UDPゴシック" w:hAnsi="BIZ UDPゴシック"/>
                 <w:b w:val="false"/>
                 <w:bCs w:val="false"/>
                 <w:color w:val="000000"/>
@@ -18079,7 +18079,7 @@
             </w:pPr>
             <w:r>
               <w:rPr>
-                <w:rFonts w:ascii="游ゴシック" w:cs="游ゴシック" w:eastAsia="游ゴシック" w:hAnsi="游ゴシック"/>
+                <w:rFonts w:ascii="BIZ UDPゴシック" w:cs="BIZ UDPゴシック" w:eastAsia="BIZ UDPゴシック" w:hAnsi="BIZ UDPゴシック"/>
                 <w:b w:val="false"/>
                 <w:bCs w:val="false"/>
                 <w:color w:val="000000"/>
@@ -18107,7 +18107,7 @@
             </w:pPr>
             <w:r>
               <w:rPr>
-                <w:rFonts w:ascii="游ゴシック" w:cs="游ゴシック" w:eastAsia="游ゴシック" w:hAnsi="游ゴシック"/>
+                <w:rFonts w:ascii="BIZ UDPゴシック" w:cs="BIZ UDPゴシック" w:eastAsia="BIZ UDPゴシック" w:hAnsi="BIZ UDPゴシック"/>
                 <w:b w:val="false"/>
                 <w:bCs w:val="false"/>
                 <w:color w:val="000000"/>
@@ -18136,7 +18136,7 @@
             </w:pPr>
             <w:r>
               <w:rPr>
-                <w:rFonts w:ascii="游ゴシック" w:cs="游ゴシック" w:eastAsia="游ゴシック" w:hAnsi="游ゴシック"/>
+                <w:rFonts w:ascii="BIZ UDPゴシック" w:cs="BIZ UDPゴシック" w:eastAsia="BIZ UDPゴシック" w:hAnsi="BIZ UDPゴシック"/>
                 <w:b w:val="false"/>
                 <w:bCs w:val="false"/>
                 <w:color w:val="000000"/>
@@ -18165,7 +18165,7 @@
             </w:pPr>
             <w:r>
               <w:rPr>
-                <w:rFonts w:ascii="游ゴシック" w:cs="游ゴシック" w:eastAsia="游ゴシック" w:hAnsi="游ゴシック"/>
+                <w:rFonts w:ascii="BIZ UDPゴシック" w:cs="BIZ UDPゴシック" w:eastAsia="BIZ UDPゴシック" w:hAnsi="BIZ UDPゴシック"/>
                 <w:b w:val="false"/>
                 <w:bCs w:val="false"/>
                 <w:color w:val="000000"/>
@@ -18194,7 +18194,7 @@
             </w:pPr>
             <w:r>
               <w:rPr>
-                <w:rFonts w:ascii="游ゴシック" w:cs="游ゴシック" w:eastAsia="游ゴシック" w:hAnsi="游ゴシック"/>
+                <w:rFonts w:ascii="BIZ UDPゴシック" w:cs="BIZ UDPゴシック" w:eastAsia="BIZ UDPゴシック" w:hAnsi="BIZ UDPゴシック"/>
                 <w:b w:val="false"/>
                 <w:bCs w:val="false"/>
                 <w:color w:val="000000"/>
@@ -18223,7 +18223,7 @@
             </w:pPr>
             <w:r>
               <w:rPr>
-                <w:rFonts w:ascii="游ゴシック" w:cs="游ゴシック" w:eastAsia="游ゴシック" w:hAnsi="游ゴシック"/>
+                <w:rFonts w:ascii="BIZ UDPゴシック" w:cs="BIZ UDPゴシック" w:eastAsia="BIZ UDPゴシック" w:hAnsi="BIZ UDPゴシック"/>
                 <w:b w:val="false"/>
                 <w:bCs w:val="false"/>
                 <w:color w:val="000000"/>
@@ -18252,7 +18252,7 @@
             </w:pPr>
             <w:r>
               <w:rPr>
-                <w:rFonts w:ascii="游ゴシック" w:cs="游ゴシック" w:eastAsia="游ゴシック" w:hAnsi="游ゴシック"/>
+                <w:rFonts w:ascii="BIZ UDPゴシック" w:cs="BIZ UDPゴシック" w:eastAsia="BIZ UDPゴシック" w:hAnsi="BIZ UDPゴシック"/>
                 <w:b w:val="false"/>
                 <w:bCs w:val="false"/>
                 <w:color w:val="000000"/>
@@ -18281,7 +18281,7 @@
             </w:pPr>
             <w:r>
               <w:rPr>
-                <w:rFonts w:ascii="游ゴシック" w:cs="游ゴシック" w:eastAsia="游ゴシック" w:hAnsi="游ゴシック"/>
+                <w:rFonts w:ascii="BIZ UDPゴシック" w:cs="BIZ UDPゴシック" w:eastAsia="BIZ UDPゴシック" w:hAnsi="BIZ UDPゴシック"/>
                 <w:b w:val="false"/>
                 <w:bCs w:val="false"/>
                 <w:color w:val="000000"/>
@@ -18311,7 +18311,7 @@
             </w:pPr>
             <w:r>
               <w:rPr>
-                <w:rFonts w:ascii="游ゴシック" w:cs="游ゴシック" w:eastAsia="游ゴシック" w:hAnsi="游ゴシック"/>
+                <w:rFonts w:ascii="BIZ UDPゴシック" w:cs="BIZ UDPゴシック" w:eastAsia="BIZ UDPゴシック" w:hAnsi="BIZ UDPゴシック"/>
                 <w:b w:val="false"/>
                 <w:bCs w:val="false"/>
                 <w:color w:val="000000"/>
@@ -18339,7 +18339,7 @@
             </w:pPr>
             <w:r>
               <w:rPr>
-                <w:rFonts w:ascii="游ゴシック" w:cs="游ゴシック" w:eastAsia="游ゴシック" w:hAnsi="游ゴシック"/>
+                <w:rFonts w:ascii="BIZ UDPゴシック" w:cs="BIZ UDPゴシック" w:eastAsia="BIZ UDPゴシック" w:hAnsi="BIZ UDPゴシック"/>
                 <w:b w:val="false"/>
                 <w:bCs w:val="false"/>
                 <w:color w:val="000000"/>
@@ -18368,7 +18368,7 @@
             </w:pPr>
             <w:r>
               <w:rPr>
-                <w:rFonts w:ascii="游ゴシック" w:cs="游ゴシック" w:eastAsia="游ゴシック" w:hAnsi="游ゴシック"/>
+                <w:rFonts w:ascii="BIZ UDPゴシック" w:cs="BIZ UDPゴシック" w:eastAsia="BIZ UDPゴシック" w:hAnsi="BIZ UDPゴシック"/>
                 <w:b w:val="false"/>
                 <w:bCs w:val="false"/>
                 <w:color w:val="000000"/>
@@ -18397,7 +18397,7 @@
             </w:pPr>
             <w:r>
               <w:rPr>
-                <w:rFonts w:ascii="游ゴシック" w:cs="游ゴシック" w:eastAsia="游ゴシック" w:hAnsi="游ゴシック"/>
+                <w:rFonts w:ascii="BIZ UDPゴシック" w:cs="BIZ UDPゴシック" w:eastAsia="BIZ UDPゴシック" w:hAnsi="BIZ UDPゴシック"/>
                 <w:b w:val="false"/>
                 <w:bCs w:val="false"/>
                 <w:color w:val="000000"/>
@@ -18426,7 +18426,7 @@
             </w:pPr>
             <w:r>
               <w:rPr>
-                <w:rFonts w:ascii="游ゴシック" w:cs="游ゴシック" w:eastAsia="游ゴシック" w:hAnsi="游ゴシック"/>
+                <w:rFonts w:ascii="BIZ UDPゴシック" w:cs="BIZ UDPゴシック" w:eastAsia="BIZ UDPゴシック" w:hAnsi="BIZ UDPゴシック"/>
                 <w:b w:val="false"/>
                 <w:bCs w:val="false"/>
                 <w:color w:val="000000"/>
@@ -18455,7 +18455,7 @@
             </w:pPr>
             <w:r>
               <w:rPr>
-                <w:rFonts w:ascii="游ゴシック" w:cs="游ゴシック" w:eastAsia="游ゴシック" w:hAnsi="游ゴシック"/>
+                <w:rFonts w:ascii="BIZ UDPゴシック" w:cs="BIZ UDPゴシック" w:eastAsia="BIZ UDPゴシック" w:hAnsi="BIZ UDPゴシック"/>
                 <w:b w:val="false"/>
                 <w:bCs w:val="false"/>
                 <w:color w:val="000000"/>
@@ -18484,7 +18484,7 @@
             </w:pPr>
             <w:r>
               <w:rPr>
-                <w:rFonts w:ascii="游ゴシック" w:cs="游ゴシック" w:eastAsia="游ゴシック" w:hAnsi="游ゴシック"/>
+                <w:rFonts w:ascii="BIZ UDPゴシック" w:cs="BIZ UDPゴシック" w:eastAsia="BIZ UDPゴシック" w:hAnsi="BIZ UDPゴシック"/>
                 <w:b w:val="false"/>
                 <w:bCs w:val="false"/>
                 <w:color w:val="000000"/>
@@ -18513,7 +18513,7 @@
             </w:pPr>
             <w:r>
               <w:rPr>
-                <w:rFonts w:ascii="游ゴシック" w:cs="游ゴシック" w:eastAsia="游ゴシック" w:hAnsi="游ゴシック"/>
+                <w:rFonts w:ascii="BIZ UDPゴシック" w:cs="BIZ UDPゴシック" w:eastAsia="BIZ UDPゴシック" w:hAnsi="BIZ UDPゴシック"/>
                 <w:b w:val="false"/>
                 <w:bCs w:val="false"/>
                 <w:color w:val="000000"/>
@@ -18543,7 +18543,7 @@
             </w:pPr>
             <w:r>
               <w:rPr>
-                <w:rFonts w:ascii="游ゴシック" w:cs="游ゴシック" w:eastAsia="游ゴシック" w:hAnsi="游ゴシック"/>
+                <w:rFonts w:ascii="BIZ UDPゴシック" w:cs="BIZ UDPゴシック" w:eastAsia="BIZ UDPゴシック" w:hAnsi="BIZ UDPゴシック"/>
                 <w:b w:val="false"/>
                 <w:bCs w:val="false"/>
                 <w:color w:val="000000"/>
@@ -18571,7 +18571,7 @@
             </w:pPr>
             <w:r>
               <w:rPr>
-                <w:rFonts w:ascii="游ゴシック" w:cs="游ゴシック" w:eastAsia="游ゴシック" w:hAnsi="游ゴシック"/>
+                <w:rFonts w:ascii="BIZ UDPゴシック" w:cs="BIZ UDPゴシック" w:eastAsia="BIZ UDPゴシック" w:hAnsi="BIZ UDPゴシック"/>
                 <w:b w:val="false"/>
                 <w:bCs w:val="false"/>
                 <w:color w:val="000000"/>
@@ -18600,7 +18600,7 @@
             </w:pPr>
             <w:r>
               <w:rPr>
-                <w:rFonts w:ascii="游ゴシック" w:cs="游ゴシック" w:eastAsia="游ゴシック" w:hAnsi="游ゴシック"/>
+                <w:rFonts w:ascii="BIZ UDPゴシック" w:cs="BIZ UDPゴシック" w:eastAsia="BIZ UDPゴシック" w:hAnsi="BIZ UDPゴシック"/>
                 <w:b w:val="false"/>
                 <w:bCs w:val="false"/>
                 <w:color w:val="000000"/>
@@ -18629,7 +18629,7 @@
             </w:pPr>
             <w:r>
               <w:rPr>
-                <w:rFonts w:ascii="游ゴシック" w:cs="游ゴシック" w:eastAsia="游ゴシック" w:hAnsi="游ゴシック"/>
+                <w:rFonts w:ascii="BIZ UDPゴシック" w:cs="BIZ UDPゴシック" w:eastAsia="BIZ UDPゴシック" w:hAnsi="BIZ UDPゴシック"/>
                 <w:b w:val="false"/>
                 <w:bCs w:val="false"/>
                 <w:color w:val="000000"/>
@@ -18658,7 +18658,7 @@
             </w:pPr>
             <w:r>
               <w:rPr>
-                <w:rFonts w:ascii="游ゴシック" w:cs="游ゴシック" w:eastAsia="游ゴシック" w:hAnsi="游ゴシック"/>
+                <w:rFonts w:ascii="BIZ UDPゴシック" w:cs="BIZ UDPゴシック" w:eastAsia="BIZ UDPゴシック" w:hAnsi="BIZ UDPゴシック"/>
                 <w:b w:val="false"/>
                 <w:bCs w:val="false"/>
                 <w:color w:val="000000"/>
@@ -18687,7 +18687,7 @@
             </w:pPr>
             <w:r>
               <w:rPr>
-                <w:rFonts w:ascii="游ゴシック" w:cs="游ゴシック" w:eastAsia="游ゴシック" w:hAnsi="游ゴシック"/>
+                <w:rFonts w:ascii="BIZ UDPゴシック" w:cs="BIZ UDPゴシック" w:eastAsia="BIZ UDPゴシック" w:hAnsi="BIZ UDPゴシック"/>
                 <w:b w:val="false"/>
                 <w:bCs w:val="false"/>
                 <w:color w:val="000000"/>
@@ -18716,7 +18716,7 @@
             </w:pPr>
             <w:r>
               <w:rPr>
-                <w:rFonts w:ascii="游ゴシック" w:cs="游ゴシック" w:eastAsia="游ゴシック" w:hAnsi="游ゴシック"/>
+                <w:rFonts w:ascii="BIZ UDPゴシック" w:cs="BIZ UDPゴシック" w:eastAsia="BIZ UDPゴシック" w:hAnsi="BIZ UDPゴシック"/>
                 <w:b w:val="false"/>
                 <w:bCs w:val="false"/>
                 <w:color w:val="000000"/>
@@ -18745,7 +18745,7 @@
             </w:pPr>
             <w:r>
               <w:rPr>
-                <w:rFonts w:ascii="游ゴシック" w:cs="游ゴシック" w:eastAsia="游ゴシック" w:hAnsi="游ゴシック"/>
+                <w:rFonts w:ascii="BIZ UDPゴシック" w:cs="BIZ UDPゴシック" w:eastAsia="BIZ UDPゴシック" w:hAnsi="BIZ UDPゴシック"/>
                 <w:b w:val="false"/>
                 <w:bCs w:val="false"/>
                 <w:color w:val="000000"/>
@@ -18764,7 +18764,7 @@
       </w:pPr>
       <w:r>
         <w:rPr>
-          <w:rFonts w:ascii="游明朝" w:cs="游明朝" w:eastAsia="游明朝" w:hAnsi="游明朝"/>
+          <w:rFonts w:ascii="BIZ UDPゴシック" w:cs="BIZ UDPゴシック" w:eastAsia="BIZ UDPゴシック" w:hAnsi="BIZ UDPゴシック"/>
           <w:sz w:val="21"/>
           <w:szCs w:val="21"/>
         </w:rPr>
@@ -18813,7 +18813,7 @@
             </w:pPr>
             <w:r>
               <w:rPr>
-                <w:rFonts w:ascii="游ゴシック" w:cs="游ゴシック" w:eastAsia="游ゴシック" w:hAnsi="游ゴシック"/>
+                <w:rFonts w:ascii="BIZ UDPゴシック" w:cs="BIZ UDPゴシック" w:eastAsia="BIZ UDPゴシック" w:hAnsi="BIZ UDPゴシック"/>
                 <w:b/>
                 <w:bCs/>
                 <w:color w:val="FFFFFF"/>
@@ -18842,7 +18842,7 @@
             </w:pPr>
             <w:r>
               <w:rPr>
-                <w:rFonts w:ascii="游ゴシック" w:cs="游ゴシック" w:eastAsia="游ゴシック" w:hAnsi="游ゴシック"/>
+                <w:rFonts w:ascii="BIZ UDPゴシック" w:cs="BIZ UDPゴシック" w:eastAsia="BIZ UDPゴシック" w:hAnsi="BIZ UDPゴシック"/>
                 <w:b/>
                 <w:bCs/>
                 <w:color w:val="FFFFFF"/>
@@ -18871,7 +18871,7 @@
             </w:pPr>
             <w:r>
               <w:rPr>
-                <w:rFonts w:ascii="游ゴシック" w:cs="游ゴシック" w:eastAsia="游ゴシック" w:hAnsi="游ゴシック"/>
+                <w:rFonts w:ascii="BIZ UDPゴシック" w:cs="BIZ UDPゴシック" w:eastAsia="BIZ UDPゴシック" w:hAnsi="BIZ UDPゴシック"/>
                 <w:b/>
                 <w:bCs/>
                 <w:color w:val="FFFFFF"/>
@@ -18900,7 +18900,7 @@
             </w:pPr>
             <w:r>
               <w:rPr>
-                <w:rFonts w:ascii="游ゴシック" w:cs="游ゴシック" w:eastAsia="游ゴシック" w:hAnsi="游ゴシック"/>
+                <w:rFonts w:ascii="BIZ UDPゴシック" w:cs="BIZ UDPゴシック" w:eastAsia="BIZ UDPゴシック" w:hAnsi="BIZ UDPゴシック"/>
                 <w:b/>
                 <w:bCs/>
                 <w:color w:val="FFFFFF"/>
@@ -18929,7 +18929,7 @@
             </w:pPr>
             <w:r>
               <w:rPr>
-                <w:rFonts w:ascii="游ゴシック" w:cs="游ゴシック" w:eastAsia="游ゴシック" w:hAnsi="游ゴシック"/>
+                <w:rFonts w:ascii="BIZ UDPゴシック" w:cs="BIZ UDPゴシック" w:eastAsia="BIZ UDPゴシック" w:hAnsi="BIZ UDPゴシック"/>
                 <w:b/>
                 <w:bCs/>
                 <w:color w:val="FFFFFF"/>
@@ -18958,7 +18958,7 @@
             </w:pPr>
             <w:r>
               <w:rPr>
-                <w:rFonts w:ascii="游ゴシック" w:cs="游ゴシック" w:eastAsia="游ゴシック" w:hAnsi="游ゴシック"/>
+                <w:rFonts w:ascii="BIZ UDPゴシック" w:cs="BIZ UDPゴシック" w:eastAsia="BIZ UDPゴシック" w:hAnsi="BIZ UDPゴシック"/>
                 <w:b/>
                 <w:bCs/>
                 <w:color w:val="FFFFFF"/>
@@ -18988,7 +18988,7 @@
             </w:pPr>
             <w:r>
               <w:rPr>
-                <w:rFonts w:ascii="游ゴシック" w:cs="游ゴシック" w:eastAsia="游ゴシック" w:hAnsi="游ゴシック"/>
+                <w:rFonts w:ascii="BIZ UDPゴシック" w:cs="BIZ UDPゴシック" w:eastAsia="BIZ UDPゴシック" w:hAnsi="BIZ UDPゴシック"/>
                 <w:b w:val="false"/>
                 <w:bCs w:val="false"/>
                 <w:color w:val="000000"/>
@@ -19017,7 +19017,7 @@
             </w:pPr>
             <w:r>
               <w:rPr>
-                <w:rFonts w:ascii="游ゴシック" w:cs="游ゴシック" w:eastAsia="游ゴシック" w:hAnsi="游ゴシック"/>
+                <w:rFonts w:ascii="BIZ UDPゴシック" w:cs="BIZ UDPゴシック" w:eastAsia="BIZ UDPゴシック" w:hAnsi="BIZ UDPゴシック"/>
                 <w:b w:val="false"/>
                 <w:bCs w:val="false"/>
                 <w:color w:val="000000"/>
@@ -19046,7 +19046,7 @@
             </w:pPr>
             <w:r>
               <w:rPr>
-                <w:rFonts w:ascii="游ゴシック" w:cs="游ゴシック" w:eastAsia="游ゴシック" w:hAnsi="游ゴシック"/>
+                <w:rFonts w:ascii="BIZ UDPゴシック" w:cs="BIZ UDPゴシック" w:eastAsia="BIZ UDPゴシック" w:hAnsi="BIZ UDPゴシック"/>
                 <w:b w:val="false"/>
                 <w:bCs w:val="false"/>
                 <w:color w:val="000000"/>
@@ -19075,7 +19075,7 @@
             </w:pPr>
             <w:r>
               <w:rPr>
-                <w:rFonts w:ascii="游ゴシック" w:cs="游ゴシック" w:eastAsia="游ゴシック" w:hAnsi="游ゴシック"/>
+                <w:rFonts w:ascii="BIZ UDPゴシック" w:cs="BIZ UDPゴシック" w:eastAsia="BIZ UDPゴシック" w:hAnsi="BIZ UDPゴシック"/>
                 <w:b w:val="false"/>
                 <w:bCs w:val="false"/>
                 <w:color w:val="000000"/>
@@ -19104,7 +19104,7 @@
             </w:pPr>
             <w:r>
               <w:rPr>
-                <w:rFonts w:ascii="游ゴシック" w:cs="游ゴシック" w:eastAsia="游ゴシック" w:hAnsi="游ゴシック"/>
+                <w:rFonts w:ascii="BIZ UDPゴシック" w:cs="BIZ UDPゴシック" w:eastAsia="BIZ UDPゴシック" w:hAnsi="BIZ UDPゴシック"/>
                 <w:b w:val="false"/>
                 <w:bCs w:val="false"/>
                 <w:color w:val="000000"/>
@@ -19133,7 +19133,7 @@
             </w:pPr>
             <w:r>
               <w:rPr>
-                <w:rFonts w:ascii="游ゴシック" w:cs="游ゴシック" w:eastAsia="游ゴシック" w:hAnsi="游ゴシック"/>
+                <w:rFonts w:ascii="BIZ UDPゴシック" w:cs="BIZ UDPゴシック" w:eastAsia="BIZ UDPゴシック" w:hAnsi="BIZ UDPゴシック"/>
                 <w:b w:val="false"/>
                 <w:bCs w:val="false"/>
                 <w:color w:val="000000"/>
@@ -19163,7 +19163,7 @@
             </w:pPr>
             <w:r>
               <w:rPr>
-                <w:rFonts w:ascii="游ゴシック" w:cs="游ゴシック" w:eastAsia="游ゴシック" w:hAnsi="游ゴシック"/>
+                <w:rFonts w:ascii="BIZ UDPゴシック" w:cs="BIZ UDPゴシック" w:eastAsia="BIZ UDPゴシック" w:hAnsi="BIZ UDPゴシック"/>
                 <w:b w:val="false"/>
                 <w:bCs w:val="false"/>
                 <w:color w:val="000000"/>
@@ -19192,7 +19192,7 @@
             </w:pPr>
             <w:r>
               <w:rPr>
-                <w:rFonts w:ascii="游ゴシック" w:cs="游ゴシック" w:eastAsia="游ゴシック" w:hAnsi="游ゴシック"/>
+                <w:rFonts w:ascii="BIZ UDPゴシック" w:cs="BIZ UDPゴシック" w:eastAsia="BIZ UDPゴシック" w:hAnsi="BIZ UDPゴシック"/>
                 <w:b w:val="false"/>
                 <w:bCs w:val="false"/>
                 <w:color w:val="000000"/>
@@ -19221,7 +19221,7 @@
             </w:pPr>
             <w:r>
               <w:rPr>
-                <w:rFonts w:ascii="游ゴシック" w:cs="游ゴシック" w:eastAsia="游ゴシック" w:hAnsi="游ゴシック"/>
+                <w:rFonts w:ascii="BIZ UDPゴシック" w:cs="BIZ UDPゴシック" w:eastAsia="BIZ UDPゴシック" w:hAnsi="BIZ UDPゴシック"/>
                 <w:b w:val="false"/>
                 <w:bCs w:val="false"/>
                 <w:color w:val="000000"/>
@@ -19250,7 +19250,7 @@
             </w:pPr>
             <w:r>
               <w:rPr>
-                <w:rFonts w:ascii="游ゴシック" w:cs="游ゴシック" w:eastAsia="游ゴシック" w:hAnsi="游ゴシック"/>
+                <w:rFonts w:ascii="BIZ UDPゴシック" w:cs="BIZ UDPゴシック" w:eastAsia="BIZ UDPゴシック" w:hAnsi="BIZ UDPゴシック"/>
                 <w:b w:val="false"/>
                 <w:bCs w:val="false"/>
                 <w:color w:val="000000"/>
@@ -19279,7 +19279,7 @@
             </w:pPr>
             <w:r>
               <w:rPr>
-                <w:rFonts w:ascii="游ゴシック" w:cs="游ゴシック" w:eastAsia="游ゴシック" w:hAnsi="游ゴシック"/>
+                <w:rFonts w:ascii="BIZ UDPゴシック" w:cs="BIZ UDPゴシック" w:eastAsia="BIZ UDPゴシック" w:hAnsi="BIZ UDPゴシック"/>
                 <w:b w:val="false"/>
                 <w:bCs w:val="false"/>
                 <w:color w:val="000000"/>
@@ -19308,7 +19308,7 @@
             </w:pPr>
             <w:r>
               <w:rPr>
-                <w:rFonts w:ascii="游ゴシック" w:cs="游ゴシック" w:eastAsia="游ゴシック" w:hAnsi="游ゴシック"/>
+                <w:rFonts w:ascii="BIZ UDPゴシック" w:cs="BIZ UDPゴシック" w:eastAsia="BIZ UDPゴシック" w:hAnsi="BIZ UDPゴシック"/>
                 <w:b w:val="false"/>
                 <w:bCs w:val="false"/>
                 <w:color w:val="000000"/>
@@ -19338,7 +19338,7 @@
             </w:pPr>
             <w:r>
               <w:rPr>
-                <w:rFonts w:ascii="游ゴシック" w:cs="游ゴシック" w:eastAsia="游ゴシック" w:hAnsi="游ゴシック"/>
+                <w:rFonts w:ascii="BIZ UDPゴシック" w:cs="BIZ UDPゴシック" w:eastAsia="BIZ UDPゴシック" w:hAnsi="BIZ UDPゴシック"/>
                 <w:b w:val="false"/>
                 <w:bCs w:val="false"/>
                 <w:color w:val="000000"/>
@@ -19367,7 +19367,7 @@
             </w:pPr>
             <w:r>
               <w:rPr>
-                <w:rFonts w:ascii="游ゴシック" w:cs="游ゴシック" w:eastAsia="游ゴシック" w:hAnsi="游ゴシック"/>
+                <w:rFonts w:ascii="BIZ UDPゴシック" w:cs="BIZ UDPゴシック" w:eastAsia="BIZ UDPゴシック" w:hAnsi="BIZ UDPゴシック"/>
                 <w:b w:val="false"/>
                 <w:bCs w:val="false"/>
                 <w:color w:val="000000"/>
@@ -19396,7 +19396,7 @@
             </w:pPr>
             <w:r>
               <w:rPr>
-                <w:rFonts w:ascii="游ゴシック" w:cs="游ゴシック" w:eastAsia="游ゴシック" w:hAnsi="游ゴシック"/>
+                <w:rFonts w:ascii="BIZ UDPゴシック" w:cs="BIZ UDPゴシック" w:eastAsia="BIZ UDPゴシック" w:hAnsi="BIZ UDPゴシック"/>
                 <w:b w:val="false"/>
                 <w:bCs w:val="false"/>
                 <w:color w:val="000000"/>
@@ -19425,7 +19425,7 @@
             </w:pPr>
             <w:r>
               <w:rPr>
-                <w:rFonts w:ascii="游ゴシック" w:cs="游ゴシック" w:eastAsia="游ゴシック" w:hAnsi="游ゴシック"/>
+                <w:rFonts w:ascii="BIZ UDPゴシック" w:cs="BIZ UDPゴシック" w:eastAsia="BIZ UDPゴシック" w:hAnsi="BIZ UDPゴシック"/>
                 <w:b w:val="false"/>
                 <w:bCs w:val="false"/>
                 <w:color w:val="000000"/>
@@ -19454,7 +19454,7 @@
             </w:pPr>
             <w:r>
               <w:rPr>
-                <w:rFonts w:ascii="游ゴシック" w:cs="游ゴシック" w:eastAsia="游ゴシック" w:hAnsi="游ゴシック"/>
+                <w:rFonts w:ascii="BIZ UDPゴシック" w:cs="BIZ UDPゴシック" w:eastAsia="BIZ UDPゴシック" w:hAnsi="BIZ UDPゴシック"/>
                 <w:b w:val="false"/>
                 <w:bCs w:val="false"/>
                 <w:color w:val="000000"/>
@@ -19483,7 +19483,7 @@
             </w:pPr>
             <w:r>
               <w:rPr>
-                <w:rFonts w:ascii="游ゴシック" w:cs="游ゴシック" w:eastAsia="游ゴシック" w:hAnsi="游ゴシック"/>
+                <w:rFonts w:ascii="BIZ UDPゴシック" w:cs="BIZ UDPゴシック" w:eastAsia="BIZ UDPゴシック" w:hAnsi="BIZ UDPゴシック"/>
                 <w:b w:val="false"/>
                 <w:bCs w:val="false"/>
                 <w:color w:val="000000"/>
@@ -19513,7 +19513,7 @@
             </w:pPr>
             <w:r>
               <w:rPr>
-                <w:rFonts w:ascii="游ゴシック" w:cs="游ゴシック" w:eastAsia="游ゴシック" w:hAnsi="游ゴシック"/>
+                <w:rFonts w:ascii="BIZ UDPゴシック" w:cs="BIZ UDPゴシック" w:eastAsia="BIZ UDPゴシック" w:hAnsi="BIZ UDPゴシック"/>
                 <w:b w:val="false"/>
                 <w:bCs w:val="false"/>
                 <w:color w:val="000000"/>
@@ -19542,7 +19542,7 @@
             </w:pPr>
             <w:r>
               <w:rPr>
-                <w:rFonts w:ascii="游ゴシック" w:cs="游ゴシック" w:eastAsia="游ゴシック" w:hAnsi="游ゴシック"/>
+                <w:rFonts w:ascii="BIZ UDPゴシック" w:cs="BIZ UDPゴシック" w:eastAsia="BIZ UDPゴシック" w:hAnsi="BIZ UDPゴシック"/>
                 <w:b w:val="false"/>
                 <w:bCs w:val="false"/>
                 <w:color w:val="000000"/>
@@ -19571,7 +19571,7 @@
             </w:pPr>
             <w:r>
               <w:rPr>
-                <w:rFonts w:ascii="游ゴシック" w:cs="游ゴシック" w:eastAsia="游ゴシック" w:hAnsi="游ゴシック"/>
+                <w:rFonts w:ascii="BIZ UDPゴシック" w:cs="BIZ UDPゴシック" w:eastAsia="BIZ UDPゴシック" w:hAnsi="BIZ UDPゴシック"/>
                 <w:b w:val="false"/>
                 <w:bCs w:val="false"/>
                 <w:color w:val="000000"/>
@@ -19600,7 +19600,7 @@
             </w:pPr>
             <w:r>
               <w:rPr>
-                <w:rFonts w:ascii="游ゴシック" w:cs="游ゴシック" w:eastAsia="游ゴシック" w:hAnsi="游ゴシック"/>
+                <w:rFonts w:ascii="BIZ UDPゴシック" w:cs="BIZ UDPゴシック" w:eastAsia="BIZ UDPゴシック" w:hAnsi="BIZ UDPゴシック"/>
                 <w:b w:val="false"/>
                 <w:bCs w:val="false"/>
                 <w:color w:val="000000"/>
@@ -19629,7 +19629,7 @@
             </w:pPr>
             <w:r>
               <w:rPr>
-                <w:rFonts w:ascii="游ゴシック" w:cs="游ゴシック" w:eastAsia="游ゴシック" w:hAnsi="游ゴシック"/>
+                <w:rFonts w:ascii="BIZ UDPゴシック" w:cs="BIZ UDPゴシック" w:eastAsia="BIZ UDPゴシック" w:hAnsi="BIZ UDPゴシック"/>
                 <w:b w:val="false"/>
                 <w:bCs w:val="false"/>
                 <w:color w:val="000000"/>
@@ -19658,7 +19658,7 @@
             </w:pPr>
             <w:r>
               <w:rPr>
-                <w:rFonts w:ascii="游ゴシック" w:cs="游ゴシック" w:eastAsia="游ゴシック" w:hAnsi="游ゴシック"/>
+                <w:rFonts w:ascii="BIZ UDPゴシック" w:cs="BIZ UDPゴシック" w:eastAsia="BIZ UDPゴシック" w:hAnsi="BIZ UDPゴシック"/>
                 <w:b w:val="false"/>
                 <w:bCs w:val="false"/>
                 <w:color w:val="000000"/>
@@ -19677,7 +19677,7 @@
       </w:pPr>
       <w:r>
         <w:rPr>
-          <w:rFonts w:ascii="游明朝" w:cs="游明朝" w:eastAsia="游明朝" w:hAnsi="游明朝"/>
+          <w:rFonts w:ascii="BIZ UDPゴシック" w:cs="BIZ UDPゴシック" w:eastAsia="BIZ UDPゴシック" w:hAnsi="BIZ UDPゴシック"/>
           <w:sz w:val="21"/>
           <w:szCs w:val="21"/>
         </w:rPr>
@@ -19690,7 +19690,7 @@
       </w:pPr>
       <w:r>
         <w:rPr>
-          <w:rFonts w:ascii="游明朝" w:cs="游明朝" w:eastAsia="游明朝" w:hAnsi="游明朝"/>
+          <w:rFonts w:ascii="BIZ UDPゴシック" w:cs="BIZ UDPゴシック" w:eastAsia="BIZ UDPゴシック" w:hAnsi="BIZ UDPゴシック"/>
           <w:sz w:val="21"/>
           <w:szCs w:val="21"/>
         </w:rPr>
@@ -19703,7 +19703,7 @@
       </w:pPr>
       <w:r>
         <w:rPr>
-          <w:rFonts w:ascii="游ゴシック" w:cs="游ゴシック" w:eastAsia="游ゴシック" w:hAnsi="游ゴシック"/>
+          <w:rFonts w:ascii="BIZ UDPゴシック" w:cs="BIZ UDPゴシック" w:eastAsia="BIZ UDPゴシック" w:hAnsi="BIZ UDPゴシック"/>
           <w:color w:val="595959"/>
           <w:sz w:val="19"/>
           <w:szCs w:val="19"/>
@@ -19714,11 +19714,11 @@
     <w:p>
       <w:pPr>
         <w:keepNext/>
-        <w:spacing w:after="160" w:before="300" w:line="320" w:lineRule="exact"/>
+        <w:spacing w:after="160" w:before="300" w:line="360" w:lineRule="atLeast"/>
       </w:pPr>
       <w:r>
         <w:rPr>
-          <w:rFonts w:ascii="游ゴシック" w:cs="游ゴシック" w:eastAsia="游ゴシック" w:hAnsi="游ゴシック"/>
+          <w:rFonts w:ascii="BIZ UDPゴシック" w:cs="BIZ UDPゴシック" w:eastAsia="BIZ UDPゴシック" w:hAnsi="BIZ UDPゴシック"/>
           <w:b/>
           <w:bCs/>
           <w:color w:val="1F3864"/>
@@ -19735,7 +19735,7 @@
       </w:pPr>
       <w:r>
         <w:rPr>
-          <w:rFonts w:ascii="游ゴシック" w:cs="游ゴシック" w:eastAsia="游ゴシック" w:hAnsi="游ゴシック"/>
+          <w:rFonts w:ascii="BIZ UDPゴシック" w:cs="BIZ UDPゴシック" w:eastAsia="BIZ UDPゴシック" w:hAnsi="BIZ UDPゴシック"/>
           <w:b/>
           <w:bCs/>
           <w:color w:val="2E75B6"/>
@@ -19751,7 +19751,7 @@
       </w:pPr>
       <w:r>
         <w:rPr>
-          <w:rFonts w:ascii="游明朝" w:cs="游明朝" w:eastAsia="游明朝" w:hAnsi="游明朝"/>
+          <w:rFonts w:ascii="BIZ UDPゴシック" w:cs="BIZ UDPゴシック" w:eastAsia="BIZ UDPゴシック" w:hAnsi="BIZ UDPゴシック"/>
           <w:sz w:val="20"/>
           <w:szCs w:val="20"/>
         </w:rPr>
@@ -19765,7 +19765,7 @@
       </w:pPr>
       <w:r>
         <w:rPr>
-          <w:rFonts w:ascii="游ゴシック" w:cs="游ゴシック" w:eastAsia="游ゴシック" w:hAnsi="游ゴシック"/>
+          <w:rFonts w:ascii="BIZ UDPゴシック" w:cs="BIZ UDPゴシック" w:eastAsia="BIZ UDPゴシック" w:hAnsi="BIZ UDPゴシック"/>
           <w:b/>
           <w:bCs/>
           <w:color w:val="2E75B6"/>
@@ -19781,7 +19781,7 @@
       </w:pPr>
       <w:r>
         <w:rPr>
-          <w:rFonts w:ascii="游明朝" w:cs="游明朝" w:eastAsia="游明朝" w:hAnsi="游明朝"/>
+          <w:rFonts w:ascii="BIZ UDPゴシック" w:cs="BIZ UDPゴシック" w:eastAsia="BIZ UDPゴシック" w:hAnsi="BIZ UDPゴシック"/>
           <w:sz w:val="20"/>
           <w:szCs w:val="20"/>
         </w:rPr>
@@ -19795,7 +19795,7 @@
       </w:pPr>
       <w:r>
         <w:rPr>
-          <w:rFonts w:ascii="游ゴシック" w:cs="游ゴシック" w:eastAsia="游ゴシック" w:hAnsi="游ゴシック"/>
+          <w:rFonts w:ascii="BIZ UDPゴシック" w:cs="BIZ UDPゴシック" w:eastAsia="BIZ UDPゴシック" w:hAnsi="BIZ UDPゴシック"/>
           <w:b/>
           <w:bCs/>
           <w:color w:val="2E75B6"/>
@@ -19811,7 +19811,7 @@
       </w:pPr>
       <w:r>
         <w:rPr>
-          <w:rFonts w:ascii="游明朝" w:cs="游明朝" w:eastAsia="游明朝" w:hAnsi="游明朝"/>
+          <w:rFonts w:ascii="BIZ UDPゴシック" w:cs="BIZ UDPゴシック" w:eastAsia="BIZ UDPゴシック" w:hAnsi="BIZ UDPゴシック"/>
           <w:sz w:val="20"/>
           <w:szCs w:val="20"/>
         </w:rPr>
@@ -19878,7 +19878,7 @@
     </w:pPr>
     <w:r>
       <w:rPr>
-        <w:rFonts w:ascii="游ゴシック" w:cs="游ゴシック" w:eastAsia="游ゴシック" w:hAnsi="游ゴシック"/>
+        <w:rFonts w:ascii="BIZ UDPゴシック" w:cs="BIZ UDPゴシック" w:eastAsia="BIZ UDPゴシック" w:hAnsi="BIZ UDPゴシック"/>
         <w:color w:val="595959"/>
         <w:sz w:val="18"/>
         <w:szCs w:val="18"/>
@@ -20029,7 +20029,7 @@
   <w:docDefaults>
     <w:rPrDefault>
       <w:rPr>
-        <w:rFonts w:ascii="游明朝" w:cs="游明朝" w:eastAsia="游明朝" w:hAnsi="游明朝"/>
+        <w:rFonts w:ascii="BIZ UDPゴシック" w:cs="BIZ UDPゴシック" w:eastAsia="BIZ UDPゴシック" w:hAnsi="BIZ UDPゴシック"/>
         <w:sz w:val="21"/>
         <w:szCs w:val="21"/>
       </w:rPr>

--- a/output/15_北塩原村第10期_交付金の獲得状況と優先順位.docx
+++ b/output/15_北塩原村第10期_交付金の獲得状況と優先順位.docx
@@ -388,7 +388,7 @@
                 <w:sz w:val="17"/>
                 <w:szCs w:val="17"/>
               </w:rPr>
-              <w:t xml:space="preserve">計画への記載で取れる</w:t>
+              <w:t xml:space="preserve">計画への記載で取得をめざせる</w:t>
             </w:r>
           </w:p>
         </w:tc>
@@ -474,7 +474,7 @@
                 <w:sz w:val="17"/>
                 <w:szCs w:val="17"/>
               </w:rPr>
-              <w:t xml:space="preserve">本業務の実施で取れる</w:t>
+              <w:t xml:space="preserve">本業務の実施で取得をめざせる</w:t>
             </w:r>
           </w:p>
         </w:tc>
@@ -7163,7 +7163,7 @@
                 <w:sz w:val="17"/>
                 <w:szCs w:val="17"/>
               </w:rPr>
-              <w:t xml:space="preserve">記載で取れる</w:t>
+              <w:t xml:space="preserve">記載で取得をめざせる</w:t>
             </w:r>
           </w:p>
         </w:tc>
@@ -7365,7 +7365,7 @@
                 <w:sz w:val="17"/>
                 <w:szCs w:val="17"/>
               </w:rPr>
-              <w:t xml:space="preserve">本業務で取れる</w:t>
+              <w:t xml:space="preserve">本業務で取得をめざせる</w:t>
             </w:r>
           </w:p>
         </w:tc>
@@ -7509,7 +7509,7 @@
                 <w:sz w:val="17"/>
                 <w:szCs w:val="17"/>
               </w:rPr>
-              <w:t xml:space="preserve">ニーズ調査・在宅介護実態調査・見える化分析・認知症施策推進計画の策定を行うこと自体が要件を満たします</w:t>
+              <w:t xml:space="preserve">ニーズ調査・在宅介護実態調査・見える化分析・認知症施策推進計画の策定を行うこと自体が評価の対象となる取組です</w:t>
             </w:r>
           </w:p>
         </w:tc>
@@ -14265,7 +14265,7 @@
           <w:sz w:val="19"/>
           <w:szCs w:val="19"/>
         </w:rPr>
-        <w:t xml:space="preserve">※ 黄色は段Ａ（記載で取れる）、緑は段Ｂ（本業務で取れる）です。</w:t>
+        <w:t xml:space="preserve">※ 黄色は段Ａ（記載で取得をめざせる）、緑は段Ｂ（本業務で取得をめざせる）です。</w:t>
       </w:r>
     </w:p>
     <w:p>
@@ -14287,7 +14287,7 @@
           <w:sz w:val="26"/>
           <w:szCs w:val="26"/>
         </w:rPr>
-        <w:t xml:space="preserve">5　第1順位群　記載と本業務で取れる13項目65点</w:t>
+        <w:t xml:space="preserve">5　第1順位群　記載と本業務で取得をめざす13項目65点</w:t>
       </w:r>
     </w:p>
     <w:p>
@@ -14300,7 +14300,7 @@
           <w:sz w:val="21"/>
           <w:szCs w:val="21"/>
         </w:rPr>
-        <w:t xml:space="preserve">段Ａ・Ｂの13項目は、新たな施設や大きな予算を要しません。何をすれば取れるかと、本計画のどこで扱っているかを示します。</w:t>
+        <w:t xml:space="preserve">段Ａ・Ｂの13項目は、新たな施設や大きな予算を要しません。何をすれば評価の対象となるかと、本計画のどこで扱っているかを示します。</w:t>
       </w:r>
     </w:p>
     <w:p>
@@ -19170,7 +19170,7 @@
                 <w:sz w:val="16"/>
                 <w:szCs w:val="16"/>
               </w:rPr>
-              <w:t xml:space="preserve">＋Ａ 記載で取れる</w:t>
+              <w:t xml:space="preserve">＋Ａ 記載で取得をめざせる</w:t>
             </w:r>
           </w:p>
         </w:tc>
@@ -19345,7 +19345,7 @@
                 <w:sz w:val="16"/>
                 <w:szCs w:val="16"/>
               </w:rPr>
-              <w:t xml:space="preserve">＋Ｂ 本業務で取れる</w:t>
+              <w:t xml:space="preserve">＋Ｂ 本業務で取得をめざせる</w:t>
             </w:r>
           </w:p>
         </w:tc>

--- a/output/15_北塩原村第10期_交付金の獲得状況と優先順位.docx
+++ b/output/15_北塩原村第10期_交付金の獲得状況と優先順位.docx
@@ -850,6 +850,515 @@
     </w:p>
     <w:p>
       <w:pPr>
+        <w:spacing w:after="100" w:line="300" w:lineRule="exact"/>
+      </w:pPr>
+      <w:r>
+        <w:rPr>
+          <w:rFonts w:ascii="BIZ UDPゴシック" w:cs="BIZ UDPゴシック" w:eastAsia="BIZ UDPゴシック" w:hAnsi="BIZ UDPゴシック"/>
+          <w:sz w:val="21"/>
+          <w:szCs w:val="21"/>
+        </w:rPr>
+        <w:t xml:space="preserve">素案6-3・参考資料（交付金の評価と第10期の目標）・第2回策定委員会資料7-3cは、令和8年度に0点で全国の45％以上の市町村が取得している32項目を4つに分けています。本書の段は未取得の全項目を分けたものであり、母集団が違います。同じ項目は同じ扱いであり、差は32項目の外の項目だけです。</w:t>
+      </w:r>
+    </w:p>
+    <w:tbl>
+      <w:tblPr>
+        <w:tblW w:type="dxa" w:w="9360"/>
+        <w:tblBorders>
+          <w:top w:val="single" w:color="auto" w:sz="4"/>
+          <w:left w:val="single" w:color="auto" w:sz="4"/>
+          <w:bottom w:val="single" w:color="auto" w:sz="4"/>
+          <w:right w:val="single" w:color="auto" w:sz="4"/>
+          <w:insideH w:val="single" w:color="auto" w:sz="4"/>
+          <w:insideV w:val="single" w:color="auto" w:sz="4"/>
+        </w:tblBorders>
+      </w:tblPr>
+      <w:tblGrid>
+        <w:gridCol w:w="2059"/>
+        <w:gridCol w:w="1498"/>
+        <w:gridCol w:w="3182"/>
+        <w:gridCol w:w="2621"/>
+      </w:tblGrid>
+      <w:tr>
+        <w:trPr>
+          <w:tblHeader/>
+        </w:trPr>
+        <w:tc>
+          <w:tcPr>
+            <w:tcW w:type="dxa" w:w="2059"/>
+            <w:shd w:fill="2E75B6" w:val="clear"/>
+            <w:tcMar>
+              <w:top w:type="dxa" w:w="60"/>
+              <w:left w:type="dxa" w:w="80"/>
+              <w:bottom w:type="dxa" w:w="60"/>
+              <w:right w:type="dxa" w:w="80"/>
+            </w:tcMar>
+          </w:tcPr>
+          <w:p>
+            <w:pPr>
+              <w:spacing w:after="0" w:line="240" w:lineRule="exact"/>
+              <w:jc w:val="center"/>
+            </w:pPr>
+            <w:r>
+              <w:rPr>
+                <w:rFonts w:ascii="BIZ UDPゴシック" w:cs="BIZ UDPゴシック" w:eastAsia="BIZ UDPゴシック" w:hAnsi="BIZ UDPゴシック"/>
+                <w:b/>
+                <w:bCs/>
+                <w:color w:val="FFFFFF"/>
+                <w:sz w:val="16"/>
+                <w:szCs w:val="16"/>
+              </w:rPr>
+              <w:t xml:space="preserve">本書の段</w:t>
+            </w:r>
+          </w:p>
+        </w:tc>
+        <w:tc>
+          <w:tcPr>
+            <w:tcW w:type="dxa" w:w="1498"/>
+            <w:shd w:fill="2E75B6" w:val="clear"/>
+            <w:tcMar>
+              <w:top w:type="dxa" w:w="60"/>
+              <w:left w:type="dxa" w:w="80"/>
+              <w:bottom w:type="dxa" w:w="60"/>
+              <w:right w:type="dxa" w:w="80"/>
+            </w:tcMar>
+          </w:tcPr>
+          <w:p>
+            <w:pPr>
+              <w:spacing w:after="0" w:line="240" w:lineRule="exact"/>
+              <w:jc w:val="center"/>
+            </w:pPr>
+            <w:r>
+              <w:rPr>
+                <w:rFonts w:ascii="BIZ UDPゴシック" w:cs="BIZ UDPゴシック" w:eastAsia="BIZ UDPゴシック" w:hAnsi="BIZ UDPゴシック"/>
+                <w:b/>
+                <w:bCs/>
+                <w:color w:val="FFFFFF"/>
+                <w:sz w:val="16"/>
+                <w:szCs w:val="16"/>
+              </w:rPr>
+              <w:t xml:space="preserve">本書の項目・点</w:t>
+            </w:r>
+          </w:p>
+        </w:tc>
+        <w:tc>
+          <w:tcPr>
+            <w:tcW w:type="dxa" w:w="3182"/>
+            <w:shd w:fill="2E75B6" w:val="clear"/>
+            <w:tcMar>
+              <w:top w:type="dxa" w:w="60"/>
+              <w:left w:type="dxa" w:w="80"/>
+              <w:bottom w:type="dxa" w:w="60"/>
+              <w:right w:type="dxa" w:w="80"/>
+            </w:tcMar>
+          </w:tcPr>
+          <w:p>
+            <w:pPr>
+              <w:spacing w:after="0" w:line="240" w:lineRule="exact"/>
+              <w:jc w:val="center"/>
+            </w:pPr>
+            <w:r>
+              <w:rPr>
+                <w:rFonts w:ascii="BIZ UDPゴシック" w:cs="BIZ UDPゴシック" w:eastAsia="BIZ UDPゴシック" w:hAnsi="BIZ UDPゴシック"/>
+                <w:b/>
+                <w:bCs/>
+                <w:color w:val="FFFFFF"/>
+                <w:sz w:val="16"/>
+                <w:szCs w:val="16"/>
+              </w:rPr>
+              <w:t xml:space="preserve">うち32項目の内（素案6-3等の区分）</w:t>
+            </w:r>
+          </w:p>
+        </w:tc>
+        <w:tc>
+          <w:tcPr>
+            <w:tcW w:type="dxa" w:w="2621"/>
+            <w:shd w:fill="2E75B6" w:val="clear"/>
+            <w:tcMar>
+              <w:top w:type="dxa" w:w="60"/>
+              <w:left w:type="dxa" w:w="80"/>
+              <w:bottom w:type="dxa" w:w="60"/>
+              <w:right w:type="dxa" w:w="80"/>
+            </w:tcMar>
+          </w:tcPr>
+          <w:p>
+            <w:pPr>
+              <w:spacing w:after="0" w:line="240" w:lineRule="exact"/>
+              <w:jc w:val="center"/>
+            </w:pPr>
+            <w:r>
+              <w:rPr>
+                <w:rFonts w:ascii="BIZ UDPゴシック" w:cs="BIZ UDPゴシック" w:eastAsia="BIZ UDPゴシック" w:hAnsi="BIZ UDPゴシック"/>
+                <w:b/>
+                <w:bCs/>
+                <w:color w:val="FFFFFF"/>
+                <w:sz w:val="16"/>
+                <w:szCs w:val="16"/>
+              </w:rPr>
+              <w:t xml:space="preserve">32項目の外の項目</w:t>
+            </w:r>
+          </w:p>
+        </w:tc>
+      </w:tr>
+      <w:tr>
+        <w:tc>
+          <w:tcPr>
+            <w:tcW w:type="dxa" w:w="2059"/>
+            <w:shd w:fill="FFFFFF" w:val="clear"/>
+            <w:tcMar>
+              <w:top w:type="dxa" w:w="60"/>
+              <w:left w:type="dxa" w:w="80"/>
+              <w:bottom w:type="dxa" w:w="60"/>
+              <w:right w:type="dxa" w:w="80"/>
+            </w:tcMar>
+          </w:tcPr>
+          <w:p>
+            <w:pPr>
+              <w:spacing w:after="0" w:line="240" w:lineRule="exact"/>
+            </w:pPr>
+            <w:r>
+              <w:rPr>
+                <w:rFonts w:ascii="BIZ UDPゴシック" w:cs="BIZ UDPゴシック" w:eastAsia="BIZ UDPゴシック" w:hAnsi="BIZ UDPゴシック"/>
+                <w:b w:val="false"/>
+                <w:bCs w:val="false"/>
+                <w:color w:val="000000"/>
+                <w:sz w:val="16"/>
+                <w:szCs w:val="16"/>
+              </w:rPr>
+              <w:t xml:space="preserve">段Ａ 記載で取得をめざせる</w:t>
+            </w:r>
+          </w:p>
+        </w:tc>
+        <w:tc>
+          <w:tcPr>
+            <w:tcW w:type="dxa" w:w="1498"/>
+            <w:shd w:fill="FFFFFF" w:val="clear"/>
+            <w:tcMar>
+              <w:top w:type="dxa" w:w="60"/>
+              <w:left w:type="dxa" w:w="80"/>
+              <w:bottom w:type="dxa" w:w="60"/>
+              <w:right w:type="dxa" w:w="80"/>
+            </w:tcMar>
+          </w:tcPr>
+          <w:p>
+            <w:pPr>
+              <w:spacing w:after="0" w:line="240" w:lineRule="exact"/>
+            </w:pPr>
+            <w:r>
+              <w:rPr>
+                <w:rFonts w:ascii="BIZ UDPゴシック" w:cs="BIZ UDPゴシック" w:eastAsia="BIZ UDPゴシック" w:hAnsi="BIZ UDPゴシック"/>
+                <w:b w:val="false"/>
+                <w:bCs w:val="false"/>
+                <w:color w:val="000000"/>
+                <w:sz w:val="16"/>
+                <w:szCs w:val="16"/>
+              </w:rPr>
+              <w:t xml:space="preserve">11項目 62点</w:t>
+            </w:r>
+          </w:p>
+        </w:tc>
+        <w:tc>
+          <w:tcPr>
+            <w:tcW w:type="dxa" w:w="3182"/>
+            <w:shd w:fill="FFFFFF" w:val="clear"/>
+            <w:tcMar>
+              <w:top w:type="dxa" w:w="60"/>
+              <w:left w:type="dxa" w:w="80"/>
+              <w:bottom w:type="dxa" w:w="60"/>
+              <w:right w:type="dxa" w:w="80"/>
+            </w:tcMar>
+          </w:tcPr>
+          <w:p>
+            <w:pPr>
+              <w:spacing w:after="0" w:line="240" w:lineRule="exact"/>
+            </w:pPr>
+            <w:r>
+              <w:rPr>
+                <w:rFonts w:ascii="BIZ UDPゴシック" w:cs="BIZ UDPゴシック" w:eastAsia="BIZ UDPゴシック" w:hAnsi="BIZ UDPゴシック"/>
+                <w:b w:val="false"/>
+                <w:bCs w:val="false"/>
+                <w:color w:val="000000"/>
+                <w:sz w:val="16"/>
+                <w:szCs w:val="16"/>
+              </w:rPr>
+              <w:t xml:space="preserve">11項目 62点（計画への記載と実施で取得をめざせる）</w:t>
+            </w:r>
+          </w:p>
+        </w:tc>
+        <w:tc>
+          <w:tcPr>
+            <w:tcW w:type="dxa" w:w="2621"/>
+            <w:shd w:fill="FFFFFF" w:val="clear"/>
+            <w:tcMar>
+              <w:top w:type="dxa" w:w="60"/>
+              <w:left w:type="dxa" w:w="80"/>
+              <w:bottom w:type="dxa" w:w="60"/>
+              <w:right w:type="dxa" w:w="80"/>
+            </w:tcMar>
+          </w:tcPr>
+          <w:p>
+            <w:pPr>
+              <w:spacing w:after="0" w:line="240" w:lineRule="exact"/>
+            </w:pPr>
+            <w:r>
+              <w:rPr>
+                <w:rFonts w:ascii="BIZ UDPゴシック" w:cs="BIZ UDPゴシック" w:eastAsia="BIZ UDPゴシック" w:hAnsi="BIZ UDPゴシック"/>
+                <w:b w:val="false"/>
+                <w:bCs w:val="false"/>
+                <w:color w:val="000000"/>
+                <w:sz w:val="16"/>
+                <w:szCs w:val="16"/>
+              </w:rPr>
+              <w:t xml:space="preserve">―</w:t>
+            </w:r>
+          </w:p>
+        </w:tc>
+      </w:tr>
+      <w:tr>
+        <w:tc>
+          <w:tcPr>
+            <w:tcW w:type="dxa" w:w="2059"/>
+            <w:shd w:fill="FFFFFF" w:val="clear"/>
+            <w:tcMar>
+              <w:top w:type="dxa" w:w="60"/>
+              <w:left w:type="dxa" w:w="80"/>
+              <w:bottom w:type="dxa" w:w="60"/>
+              <w:right w:type="dxa" w:w="80"/>
+            </w:tcMar>
+          </w:tcPr>
+          <w:p>
+            <w:pPr>
+              <w:spacing w:after="0" w:line="240" w:lineRule="exact"/>
+            </w:pPr>
+            <w:r>
+              <w:rPr>
+                <w:rFonts w:ascii="BIZ UDPゴシック" w:cs="BIZ UDPゴシック" w:eastAsia="BIZ UDPゴシック" w:hAnsi="BIZ UDPゴシック"/>
+                <w:b w:val="false"/>
+                <w:bCs w:val="false"/>
+                <w:color w:val="000000"/>
+                <w:sz w:val="16"/>
+                <w:szCs w:val="16"/>
+              </w:rPr>
+              <w:t xml:space="preserve">段Ｂ 本業務で取得をめざせる</w:t>
+            </w:r>
+          </w:p>
+        </w:tc>
+        <w:tc>
+          <w:tcPr>
+            <w:tcW w:type="dxa" w:w="1498"/>
+            <w:shd w:fill="FFFFFF" w:val="clear"/>
+            <w:tcMar>
+              <w:top w:type="dxa" w:w="60"/>
+              <w:left w:type="dxa" w:w="80"/>
+              <w:bottom w:type="dxa" w:w="60"/>
+              <w:right w:type="dxa" w:w="80"/>
+            </w:tcMar>
+          </w:tcPr>
+          <w:p>
+            <w:pPr>
+              <w:spacing w:after="0" w:line="240" w:lineRule="exact"/>
+            </w:pPr>
+            <w:r>
+              <w:rPr>
+                <w:rFonts w:ascii="BIZ UDPゴシック" w:cs="BIZ UDPゴシック" w:eastAsia="BIZ UDPゴシック" w:hAnsi="BIZ UDPゴシック"/>
+                <w:b w:val="false"/>
+                <w:bCs w:val="false"/>
+                <w:color w:val="000000"/>
+                <w:sz w:val="16"/>
+                <w:szCs w:val="16"/>
+              </w:rPr>
+              <w:t xml:space="preserve">3項目 9点</w:t>
+            </w:r>
+          </w:p>
+        </w:tc>
+        <w:tc>
+          <w:tcPr>
+            <w:tcW w:type="dxa" w:w="3182"/>
+            <w:shd w:fill="FFFFFF" w:val="clear"/>
+            <w:tcMar>
+              <w:top w:type="dxa" w:w="60"/>
+              <w:left w:type="dxa" w:w="80"/>
+              <w:bottom w:type="dxa" w:w="60"/>
+              <w:right w:type="dxa" w:w="80"/>
+            </w:tcMar>
+          </w:tcPr>
+          <w:p>
+            <w:pPr>
+              <w:spacing w:after="0" w:line="240" w:lineRule="exact"/>
+            </w:pPr>
+            <w:r>
+              <w:rPr>
+                <w:rFonts w:ascii="BIZ UDPゴシック" w:cs="BIZ UDPゴシック" w:eastAsia="BIZ UDPゴシック" w:hAnsi="BIZ UDPゴシック"/>
+                <w:b w:val="false"/>
+                <w:bCs w:val="false"/>
+                <w:color w:val="000000"/>
+                <w:sz w:val="16"/>
+                <w:szCs w:val="16"/>
+              </w:rPr>
+              <w:t xml:space="preserve">2項目 4点（本業務の実施で取得をめざせる）</w:t>
+            </w:r>
+          </w:p>
+        </w:tc>
+        <w:tc>
+          <w:tcPr>
+            <w:tcW w:type="dxa" w:w="2621"/>
+            <w:shd w:fill="FFFFFF" w:val="clear"/>
+            <w:tcMar>
+              <w:top w:type="dxa" w:w="60"/>
+              <w:left w:type="dxa" w:w="80"/>
+              <w:bottom w:type="dxa" w:w="60"/>
+              <w:right w:type="dxa" w:w="80"/>
+            </w:tcMar>
+          </w:tcPr>
+          <w:p>
+            <w:pPr>
+              <w:spacing w:after="0" w:line="240" w:lineRule="exact"/>
+            </w:pPr>
+            <w:r>
+              <w:rPr>
+                <w:rFonts w:ascii="BIZ UDPゴシック" w:cs="BIZ UDPゴシック" w:eastAsia="BIZ UDPゴシック" w:hAnsi="BIZ UDPゴシック"/>
+                <w:b w:val="false"/>
+                <w:bCs w:val="false"/>
+                <w:color w:val="000000"/>
+                <w:sz w:val="16"/>
+                <w:szCs w:val="16"/>
+              </w:rPr>
+              <w:t xml:space="preserve">支援 1 / 認知症サポーター等を活用した地域支援体制の構築 / カ（5点）</w:t>
+            </w:r>
+          </w:p>
+        </w:tc>
+      </w:tr>
+      <w:tr>
+        <w:tc>
+          <w:tcPr>
+            <w:tcW w:type="dxa" w:w="2059"/>
+            <w:shd w:fill="FFFFFF" w:val="clear"/>
+            <w:tcMar>
+              <w:top w:type="dxa" w:w="60"/>
+              <w:left w:type="dxa" w:w="80"/>
+              <w:bottom w:type="dxa" w:w="60"/>
+              <w:right w:type="dxa" w:w="80"/>
+            </w:tcMar>
+          </w:tcPr>
+          <w:p>
+            <w:pPr>
+              <w:spacing w:after="0" w:line="240" w:lineRule="exact"/>
+            </w:pPr>
+            <w:r>
+              <w:rPr>
+                <w:rFonts w:ascii="BIZ UDPゴシック" w:cs="BIZ UDPゴシック" w:eastAsia="BIZ UDPゴシック" w:hAnsi="BIZ UDPゴシック"/>
+                <w:b w:val="false"/>
+                <w:bCs w:val="false"/>
+                <w:color w:val="000000"/>
+                <w:sz w:val="16"/>
+                <w:szCs w:val="16"/>
+              </w:rPr>
+              <w:t xml:space="preserve">段Ｃ 事業の実施が前提</w:t>
+            </w:r>
+          </w:p>
+        </w:tc>
+        <w:tc>
+          <w:tcPr>
+            <w:tcW w:type="dxa" w:w="1498"/>
+            <w:shd w:fill="FFFFFF" w:val="clear"/>
+            <w:tcMar>
+              <w:top w:type="dxa" w:w="60"/>
+              <w:left w:type="dxa" w:w="80"/>
+              <w:bottom w:type="dxa" w:w="60"/>
+              <w:right w:type="dxa" w:w="80"/>
+            </w:tcMar>
+          </w:tcPr>
+          <w:p>
+            <w:pPr>
+              <w:spacing w:after="0" w:line="240" w:lineRule="exact"/>
+            </w:pPr>
+            <w:r>
+              <w:rPr>
+                <w:rFonts w:ascii="BIZ UDPゴシック" w:cs="BIZ UDPゴシック" w:eastAsia="BIZ UDPゴシック" w:hAnsi="BIZ UDPゴシック"/>
+                <w:b w:val="false"/>
+                <w:bCs w:val="false"/>
+                <w:color w:val="000000"/>
+                <w:sz w:val="16"/>
+                <w:szCs w:val="16"/>
+              </w:rPr>
+              <w:t xml:space="preserve">15項目 39点</w:t>
+            </w:r>
+          </w:p>
+        </w:tc>
+        <w:tc>
+          <w:tcPr>
+            <w:tcW w:type="dxa" w:w="3182"/>
+            <w:shd w:fill="FFFFFF" w:val="clear"/>
+            <w:tcMar>
+              <w:top w:type="dxa" w:w="60"/>
+              <w:left w:type="dxa" w:w="80"/>
+              <w:bottom w:type="dxa" w:w="60"/>
+              <w:right w:type="dxa" w:w="80"/>
+            </w:tcMar>
+          </w:tcPr>
+          <w:p>
+            <w:pPr>
+              <w:spacing w:after="0" w:line="240" w:lineRule="exact"/>
+            </w:pPr>
+            <w:r>
+              <w:rPr>
+                <w:rFonts w:ascii="BIZ UDPゴシック" w:cs="BIZ UDPゴシック" w:eastAsia="BIZ UDPゴシック" w:hAnsi="BIZ UDPゴシック"/>
+                <w:b w:val="false"/>
+                <w:bCs w:val="false"/>
+                <w:color w:val="000000"/>
+                <w:sz w:val="16"/>
+                <w:szCs w:val="16"/>
+              </w:rPr>
+              <w:t xml:space="preserve">14項目 33点（条件付きで取得をめざせる）</w:t>
+            </w:r>
+          </w:p>
+        </w:tc>
+        <w:tc>
+          <w:tcPr>
+            <w:tcW w:type="dxa" w:w="2621"/>
+            <w:shd w:fill="FFFFFF" w:val="clear"/>
+            <w:tcMar>
+              <w:top w:type="dxa" w:w="60"/>
+              <w:left w:type="dxa" w:w="80"/>
+              <w:bottom w:type="dxa" w:w="60"/>
+              <w:right w:type="dxa" w:w="80"/>
+            </w:tcMar>
+          </w:tcPr>
+          <w:p>
+            <w:pPr>
+              <w:spacing w:after="0" w:line="240" w:lineRule="exact"/>
+            </w:pPr>
+            <w:r>
+              <w:rPr>
+                <w:rFonts w:ascii="BIZ UDPゴシック" w:cs="BIZ UDPゴシック" w:eastAsia="BIZ UDPゴシック" w:hAnsi="BIZ UDPゴシック"/>
+                <w:b w:val="false"/>
+                <w:bCs w:val="false"/>
+                <w:color w:val="000000"/>
+                <w:sz w:val="16"/>
+                <w:szCs w:val="16"/>
+              </w:rPr>
+              <w:t xml:space="preserve">推進 2 / 庁内・庁外における連携体制 / エ（6点）</w:t>
+            </w:r>
+          </w:p>
+        </w:tc>
+      </w:tr>
+    </w:tbl>
+    <w:p>
+      <w:pPr>
+        <w:spacing w:after="120" w:line="280" w:lineRule="exact"/>
+      </w:pPr>
+      <w:r>
+        <w:rPr>
+          <w:rFonts w:ascii="BIZ UDPゴシック" w:cs="BIZ UDPゴシック" w:eastAsia="BIZ UDPゴシック" w:hAnsi="BIZ UDPゴシック"/>
+          <w:color w:val="595959"/>
+          <w:sz w:val="19"/>
+          <w:szCs w:val="19"/>
+        </w:rPr>
+        <w:t xml:space="preserve">※ 素案6-3の取得目標67点は、段Ａの62点に、段Ｂのうち認知症施策推進計画の策定（5点。全国該当率42.8％のため32項目の外）を加えたものです。</w:t>
+      </w:r>
+    </w:p>
+    <w:p>
+      <w:pPr>
         <w:spacing w:after="120" w:line="280" w:lineRule="exact"/>
       </w:pPr>
       <w:r>
@@ -7307,7 +7816,7 @@
                 <w:sz w:val="17"/>
                 <w:szCs w:val="17"/>
               </w:rPr>
-              <w:t xml:space="preserve">計画への記載・要綱の整備・手順の明文化で足ります</w:t>
+              <w:t xml:space="preserve">計画への記載・要綱の整備・手順の明文化と、それに沿った実施・記録を要します。評価は国の該当状況調査への回答によります</w:t>
             </w:r>
           </w:p>
         </w:tc>
